--- a/docs-src/master-guide/journi_Master_User_Guide.docx
+++ b/docs-src/master-guide/journi_Master_User_Guide.docx
@@ -78,7 +78,7 @@
           <w:color w:val="333333"/>
           <w:sz w:val="22"/>
         </w:rPr>
-        <w:t xml:space="preserve">Version 1.0 (Draft — Part 1 of 5) · August 2026 · Confidential</w:t>
+        <w:t xml:space="preserve">Version 1.0 · August 2026 · Confidential</w:t>
       </w:r>
     </w:p>
     <w:p>
@@ -165,7 +165,7 @@
           <w:rPr>
             <w:rStyle w:val="Hyperlink"/>
           </w:rPr>
-          <w:t xml:space="preserve">1.2 The Scenario Organization: Veyra Group</w:t>
+          <w:t xml:space="preserve">1.2 The Scenario Organization: Bouregreg Group</w:t>
         </w:r>
       </w:hyperlink>
     </w:p>
@@ -296,13 +296,14 @@
         </w:numPr>
         <w:pStyle w:val="Compact"/>
       </w:pPr>
-      <w:r>
-        <w:rPr>
-          <w:iCs/>
-          <w:i/>
-        </w:rPr>
-        <w:t xml:space="preserve">Part 2 — Module-by-Module Feature Tour (all 20 modules) — in progress, next installment</w:t>
-      </w:r>
+      <w:hyperlink w:anchor="part-2">
+        <w:r>
+          <w:rPr>
+            <w:rStyle w:val="Hyperlink"/>
+          </w:rPr>
+          <w:t xml:space="preserve">Part 2 — Module-by-Module Feature Tour</w:t>
+        </w:r>
+      </w:hyperlink>
     </w:p>
     <w:p>
       <w:pPr>
@@ -312,13 +313,14 @@
         </w:numPr>
         <w:pStyle w:val="Compact"/>
       </w:pPr>
-      <w:r>
-        <w:rPr>
-          <w:iCs/>
-          <w:i/>
-        </w:rPr>
-        <w:t xml:space="preserve">Part 3 — All 16 End-to-End Process Walkthroughs — planned</w:t>
-      </w:r>
+      <w:hyperlink w:anchor="part-3">
+        <w:r>
+          <w:rPr>
+            <w:rStyle w:val="Hyperlink"/>
+          </w:rPr>
+          <w:t xml:space="preserve">Part 3 — All 16 End-to-End Process Walkthroughs</w:t>
+        </w:r>
+      </w:hyperlink>
     </w:p>
     <w:p>
       <w:pPr>
@@ -328,13 +330,14 @@
         </w:numPr>
         <w:pStyle w:val="Compact"/>
       </w:pPr>
-      <w:r>
-        <w:rPr>
-          <w:iCs/>
-          <w:i/>
-        </w:rPr>
-        <w:t xml:space="preserve">Part 4 — Change Management Scenario Library — planned</w:t>
-      </w:r>
+      <w:hyperlink w:anchor="part-4">
+        <w:r>
+          <w:rPr>
+            <w:rStyle w:val="Hyperlink"/>
+          </w:rPr>
+          <w:t xml:space="preserve">Part 4 — Change Management Scenario Library</w:t>
+        </w:r>
+      </w:hyperlink>
     </w:p>
     <w:p>
       <w:pPr>
@@ -344,13 +347,14 @@
         </w:numPr>
         <w:pStyle w:val="Compact"/>
       </w:pPr>
-      <w:r>
-        <w:rPr>
-          <w:iCs/>
-          <w:i/>
-        </w:rPr>
-        <w:t xml:space="preserve">Part 5 — Alerts and Analytics Reference — planned</w:t>
-      </w:r>
+      <w:hyperlink w:anchor="part-5">
+        <w:r>
+          <w:rPr>
+            <w:rStyle w:val="Hyperlink"/>
+          </w:rPr>
+          <w:t xml:space="preserve">Part 5 — Alerts and Analytics Reference</w:t>
+        </w:r>
+      </w:hyperlink>
     </w:p>
     <w:p>
       <w:r>
@@ -404,7 +408,7 @@
         <w:pStyle w:val="BodyText"/>
       </w:pPr>
       <w:r>
-        <w:t xml:space="preserve">It is organized in five parts, delivered as staged installments given its size:</w:t>
+        <w:t xml:space="preserve">It is organized in five parts:</w:t>
       </w:r>
     </w:p>
     <w:p>
@@ -420,7 +424,7 @@
           <w:bCs/>
           <w:b/>
         </w:rPr>
-        <w:t xml:space="preserve">Part 1 (this installment) — Tenant and Admin Setup.</w:t>
+        <w:t xml:space="preserve">Part 1 — Tenant and Admin Setup.</w:t>
       </w:r>
       <w:r>
         <w:t xml:space="preserve"> </w:t>
@@ -436,10 +440,10 @@
           <w:bCs/>
           <w:b/>
         </w:rPr>
-        <w:t xml:space="preserve">Veyra Group</w:t>
-      </w:r>
-      <w:r>
-        <w:t xml:space="preserve">.</w:t>
+        <w:t xml:space="preserve">Bouregreg Group</w:t>
+      </w:r>
+      <w:r>
+        <w:t xml:space="preserve">, a Moroccan manufacturing group.</w:t>
       </w:r>
     </w:p>
     <w:p>
@@ -461,7 +465,7 @@
         <w:t xml:space="preserve"> </w:t>
       </w:r>
       <w:r>
-        <w:t xml:space="preserve">All 20 modules, each demonstrated against Veyra Group’s real, growing data set, with CRUD and RBAC behavior called out per role.</w:t>
+        <w:t xml:space="preserve">All 20 modules, each demonstrated against Bouregreg Group’s real, growing data set, with CRUD and RBAC behavior called out per role.</w:t>
       </w:r>
     </w:p>
     <w:p>
@@ -483,7 +487,7 @@
         <w:t xml:space="preserve"> </w:t>
       </w:r>
       <w:r>
-        <w:t xml:space="preserve">Every process in the End-to-End Process Catalogue — the 4 core Change Management chains, the 4 cross-cutting loops, and the 8 transformation-type lifecycles — each walked through step by step against Veyra Group’s data.</w:t>
+        <w:t xml:space="preserve">Every process in the End-to-End Process Catalogue — the 4 core Change Management chains, the 4 cross-cutting loops, and the 8 transformation-type lifecycles — each walked through step by step against Bouregreg Group’s data.</w:t>
       </w:r>
     </w:p>
     <w:p>
@@ -743,7 +747,7 @@
       </w:pPr>
     </w:p>
     <w:bookmarkEnd w:id="25"/>
-    <w:bookmarkStart w:id="26" w:name="the-scenario-organization-veyra-group"/>
+    <w:bookmarkStart w:id="26" w:name="X8d889634a4f66c9633f93ca38d304cdaa6089fc"/>
     <w:p>
       <w:pPr>
         <w:pStyle w:val="Heading3"/>
@@ -753,7 +757,7 @@
           <w:b/>
           <w:color w:val="3F827B"/>
         </w:rPr>
-        <w:t xml:space="preserve">1.2 The Scenario Organization: Veyra Group</w:t>
+        <w:t xml:space="preserve">1.2 The Scenario Organization: Bouregreg Group</w:t>
       </w:r>
     </w:p>
     <w:p>
@@ -837,7 +841,7 @@
               <w:jc w:val="left"/>
             </w:pPr>
             <w:r>
-              <w:t xml:space="preserve">Veyra Group</w:t>
+              <w:t xml:space="preserve">Bouregreg Group</w:t>
             </w:r>
           </w:p>
         </w:tc>
@@ -863,7 +867,7 @@
               <w:jc w:val="left"/>
             </w:pPr>
             <w:r>
-              <w:t xml:space="preserve">Veyra Manufacturing Europe</w:t>
+              <w:t xml:space="preserve">Bouregreg Manufacturing Maroc</w:t>
             </w:r>
           </w:p>
         </w:tc>
@@ -915,7 +919,7 @@
               <w:jc w:val="left"/>
             </w:pPr>
             <w:r>
-              <w:t xml:space="preserve">3,200</w:t>
+              <w:t xml:space="preserve">3,400</w:t>
             </w:r>
           </w:p>
         </w:tc>
@@ -941,7 +945,7 @@
               <w:jc w:val="left"/>
             </w:pPr>
             <w:r>
-              <w:t xml:space="preserve">Porto Plant; Valencia Plant; Lisbon HQ</w:t>
+              <w:t xml:space="preserve">Casablanca HQ; Kenitra Plant; Settat Plant</w:t>
             </w:r>
           </w:p>
         </w:tc>
@@ -967,7 +971,7 @@
               <w:jc w:val="left"/>
             </w:pPr>
             <w:r>
-              <w:t xml:space="preserve">English, French</w:t>
+              <w:t xml:space="preserve">French, Arabic</w:t>
             </w:r>
           </w:p>
         </w:tc>
@@ -993,7 +997,7 @@
               <w:jc w:val="left"/>
             </w:pPr>
             <w:r>
-              <w:t xml:space="preserve">English</w:t>
+              <w:t xml:space="preserve">French</w:t>
             </w:r>
           </w:p>
         </w:tc>
@@ -1056,7 +1060,7 @@
         <w:pStyle w:val="BodyText"/>
       </w:pPr>
       <w:r>
-        <w:t xml:space="preserve">Veyra Group makes three disconnected legacy systems (order management, inventory, and finance) redundant across its three sites and is 14 months into replacing them with a single unified platform — the Main Project and Change Management Project this Part ends by creating, and that Parts 2 and 3 use as the throughline scenario. Part 4 later adds further Change Management Projects under this same Organization — a plant restructuring, a post-acquisition culture integration, and others — to build out the scenario library without inventing a second tenant.</w:t>
+        <w:t xml:space="preserve">Bouregreg Group makes three disconnected legacy systems (order management, inventory, and finance) redundant across its three sites and is 14 months into replacing them with a single unified platform — the Main Project and Change Management Project this Part ends by creating, and that Parts 2 and 3 use as the throughline scenario. Part 4 later adds further Change Management Projects under this same Organization — a plant restructuring, a post-acquisition culture integration, and others — to build out the scenario library without inventing a second tenant.</w:t>
       </w:r>
     </w:p>
     <w:p>
@@ -1342,7 +1346,7 @@
         <w:t xml:space="preserve">signature</w:t>
       </w:r>
       <w:r>
-        <w:t xml:space="preserve">). For Veyra Group, the Super Admin uploads a</w:t>
+        <w:t xml:space="preserve">). For Bouregreg Group, the Super Admin uploads a</w:t>
       </w:r>
       <w:r>
         <w:t xml:space="preserve"> </w:t>
@@ -1384,7 +1388,7 @@
         <w:t xml:space="preserve">“</w:t>
       </w:r>
       <w:r>
-        <w:t xml:space="preserve">Veyra Group</w:t>
+        <w:t xml:space="preserve">Bouregreg Group</w:t>
       </w:r>
       <w:r>
         <w:t xml:space="preserve">”</w:t>
@@ -1453,7 +1457,7 @@
         <w:t xml:space="preserve">features</w:t>
       </w:r>
       <w:r>
-        <w:t xml:space="preserve">: the feature flags Veyra Group’s contract enables (for example</w:t>
+        <w:t xml:space="preserve">: the feature flags Bouregreg Group’s contract enables (for example</w:t>
       </w:r>
       <w:r>
         <w:t xml:space="preserve"> </w:t>
@@ -1556,7 +1560,7 @@
         <w:pStyle w:val="Compact"/>
       </w:pPr>
       <w:r>
-        <w:t xml:space="preserve">Once accepted, the License panel shows Veyra Group’s company name, plan badge, user count against the 60-seat cap, issue and expiry dates, and the feature-flag list — this is the tenant’s identity from this point forward.</w:t>
+        <w:t xml:space="preserve">Once accepted, the License panel shows Bouregreg Group’s company name, plan badge, user count against the 60-seat cap, issue and expiry dates, and the feature-flag list — this is the tenant’s identity from this point forward.</w:t>
       </w:r>
     </w:p>
     <w:p>
@@ -1634,7 +1638,7 @@
         <w:t xml:space="preserve">“</w:t>
       </w:r>
       <w:r>
-        <w:t xml:space="preserve">Veyra Group</w:t>
+        <w:t xml:space="preserve">Bouregreg Group</w:t>
       </w:r>
       <w:r>
         <w:t xml:space="preserve">”</w:t>
@@ -1686,7 +1690,7 @@
         <w:t xml:space="preserve">“</w:t>
       </w:r>
       <w:r>
-        <w:t xml:space="preserve">Veyra Manufacturing Europe</w:t>
+        <w:t xml:space="preserve">Bouregreg Manufacturing Maroc</w:t>
       </w:r>
       <w:r>
         <w:t xml:space="preserve">”</w:t>
@@ -1701,7 +1705,7 @@
         <w:pStyle w:val="Compact"/>
       </w:pPr>
       <w:r>
-        <w:t xml:space="preserve">Group: Veyra Group</w:t>
+        <w:t xml:space="preserve">Group: Bouregreg Group</w:t>
       </w:r>
     </w:p>
     <w:p>
@@ -1725,7 +1729,7 @@
         <w:pStyle w:val="Compact"/>
       </w:pPr>
       <w:r>
-        <w:t xml:space="preserve">Employees: 3200</w:t>
+        <w:t xml:space="preserve">Employees: 3400</w:t>
       </w:r>
     </w:p>
     <w:p>
@@ -1746,7 +1750,7 @@
         <w:t xml:space="preserve">“</w:t>
       </w:r>
       <w:r>
-        <w:t xml:space="preserve">Porto Plant, Valencia Plant, Lisbon HQ</w:t>
+        <w:t xml:space="preserve">Casablanca HQ, Kenitra Plant, Settat Plant</w:t>
       </w:r>
       <w:r>
         <w:t xml:space="preserve">”</w:t>
@@ -1770,7 +1774,7 @@
         <w:t xml:space="preserve">“</w:t>
       </w:r>
       <w:r>
-        <w:t xml:space="preserve">en, fr</w:t>
+        <w:t xml:space="preserve">fr, ar</w:t>
       </w:r>
       <w:r>
         <w:t xml:space="preserve">”</w:t>
@@ -1785,7 +1789,7 @@
         <w:pStyle w:val="Compact"/>
       </w:pPr>
       <w:r>
-        <w:t xml:space="preserve">Default language: English</w:t>
+        <w:t xml:space="preserve">Default language: French</w:t>
       </w:r>
     </w:p>
     <w:p>
@@ -2002,7 +2006,7 @@
         <w:t xml:space="preserve"> </w:t>
       </w:r>
       <w:r>
-        <w:t xml:space="preserve">for each of the following, seeding Veyra Group’s initial team:</w:t>
+        <w:t xml:space="preserve">for each of the following, seeding Bouregreg Group’s initial team:</w:t>
       </w:r>
     </w:p>
     <w:tbl>
@@ -2123,7 +2127,7 @@
               <w:jc w:val="left"/>
             </w:pPr>
             <w:r>
-              <w:t xml:space="preserve">Elena Cardoso</w:t>
+              <w:t xml:space="preserve">Zineb Alaoui</w:t>
             </w:r>
           </w:p>
         </w:tc>
@@ -2171,7 +2175,7 @@
               <w:jc w:val="left"/>
             </w:pPr>
             <w:r>
-              <w:t xml:space="preserve">English</w:t>
+              <w:t xml:space="preserve">French</w:t>
             </w:r>
           </w:p>
         </w:tc>
@@ -2185,7 +2189,7 @@
               <w:jc w:val="left"/>
             </w:pPr>
             <w:r>
-              <w:t xml:space="preserve">Rui Teixeira</w:t>
+              <w:t xml:space="preserve">Anas Bouzid</w:t>
             </w:r>
           </w:p>
         </w:tc>
@@ -2221,19 +2225,19 @@
               <w:jc w:val="left"/>
             </w:pPr>
             <w:r>
-              <w:t xml:space="preserve">Veyra Group</w:t>
-            </w:r>
-          </w:p>
-        </w:tc>
-        <w:tc>
-          <w:tcPr/>
-          <w:p>
-            <w:pPr>
-              <w:pStyle w:val="Compact"/>
-              <w:jc w:val="left"/>
-            </w:pPr>
-            <w:r>
-              <w:t xml:space="preserve">English</w:t>
+              <w:t xml:space="preserve">Bouregreg Group</w:t>
+            </w:r>
+          </w:p>
+        </w:tc>
+        <w:tc>
+          <w:tcPr/>
+          <w:p>
+            <w:pPr>
+              <w:pStyle w:val="Compact"/>
+              <w:jc w:val="left"/>
+            </w:pPr>
+            <w:r>
+              <w:t xml:space="preserve">French</w:t>
             </w:r>
           </w:p>
         </w:tc>
@@ -2247,7 +2251,7 @@
               <w:jc w:val="left"/>
             </w:pPr>
             <w:r>
-              <w:t xml:space="preserve">Marta Sousa</w:t>
+              <w:t xml:space="preserve">Meryem Sabri</w:t>
             </w:r>
           </w:p>
         </w:tc>
@@ -2283,19 +2287,19 @@
               <w:jc w:val="left"/>
             </w:pPr>
             <w:r>
-              <w:t xml:space="preserve">Veyra Manufacturing Europe</w:t>
-            </w:r>
-          </w:p>
-        </w:tc>
-        <w:tc>
-          <w:tcPr/>
-          <w:p>
-            <w:pPr>
-              <w:pStyle w:val="Compact"/>
-              <w:jc w:val="left"/>
-            </w:pPr>
-            <w:r>
-              <w:t xml:space="preserve">English</w:t>
+              <w:t xml:space="preserve">Bouregreg Manufacturing Maroc</w:t>
+            </w:r>
+          </w:p>
+        </w:tc>
+        <w:tc>
+          <w:tcPr/>
+          <w:p>
+            <w:pPr>
+              <w:pStyle w:val="Compact"/>
+              <w:jc w:val="left"/>
+            </w:pPr>
+            <w:r>
+              <w:t xml:space="preserve">French</w:t>
             </w:r>
           </w:p>
         </w:tc>
@@ -2309,7 +2313,7 @@
               <w:jc w:val="left"/>
             </w:pPr>
             <w:r>
-              <w:t xml:space="preserve">Diego Fontes</w:t>
+              <w:t xml:space="preserve">Driss El Amrani</w:t>
             </w:r>
           </w:p>
         </w:tc>
@@ -2345,7 +2349,7 @@
               <w:jc w:val="left"/>
             </w:pPr>
             <w:r>
-              <w:t xml:space="preserve">Veyra ERP Adoption Program</w:t>
+              <w:t xml:space="preserve">Bouregreg ERP Adoption Program</w:t>
             </w:r>
             <w:r>
               <w:t xml:space="preserve"> </w:t>
@@ -2367,7 +2371,7 @@
               <w:jc w:val="left"/>
             </w:pPr>
             <w:r>
-              <w:t xml:space="preserve">English</w:t>
+              <w:t xml:space="preserve">French</w:t>
             </w:r>
           </w:p>
         </w:tc>
@@ -2381,7 +2385,7 @@
               <w:jc w:val="left"/>
             </w:pPr>
             <w:r>
-              <w:t xml:space="preserve">Inês Cabral</w:t>
+              <w:t xml:space="preserve">Houda Zerouali</w:t>
             </w:r>
           </w:p>
         </w:tc>
@@ -2417,19 +2421,19 @@
               <w:jc w:val="left"/>
             </w:pPr>
             <w:r>
-              <w:t xml:space="preserve">Veyra ERP Adoption Program</w:t>
-            </w:r>
-          </w:p>
-        </w:tc>
-        <w:tc>
-          <w:tcPr/>
-          <w:p>
-            <w:pPr>
-              <w:pStyle w:val="Compact"/>
-              <w:jc w:val="left"/>
-            </w:pPr>
-            <w:r>
-              <w:t xml:space="preserve">French</w:t>
+              <w:t xml:space="preserve">Bouregreg ERP Adoption Program</w:t>
+            </w:r>
+          </w:p>
+        </w:tc>
+        <w:tc>
+          <w:tcPr/>
+          <w:p>
+            <w:pPr>
+              <w:pStyle w:val="Compact"/>
+              <w:jc w:val="left"/>
+            </w:pPr>
+            <w:r>
+              <w:t xml:space="preserve">Arabic</w:t>
             </w:r>
           </w:p>
         </w:tc>
@@ -2443,7 +2447,7 @@
               <w:jc w:val="left"/>
             </w:pPr>
             <w:r>
-              <w:t xml:space="preserve">CFO, Veyra Group</w:t>
+              <w:t xml:space="preserve">CFO, Bouregreg Group</w:t>
             </w:r>
           </w:p>
         </w:tc>
@@ -2479,19 +2483,19 @@
               <w:jc w:val="left"/>
             </w:pPr>
             <w:r>
-              <w:t xml:space="preserve">Veyra ERP Adoption Program</w:t>
-            </w:r>
-          </w:p>
-        </w:tc>
-        <w:tc>
-          <w:tcPr/>
-          <w:p>
-            <w:pPr>
-              <w:pStyle w:val="Compact"/>
-              <w:jc w:val="left"/>
-            </w:pPr>
-            <w:r>
-              <w:t xml:space="preserve">English</w:t>
+              <w:t xml:space="preserve">Bouregreg ERP Adoption Program</w:t>
+            </w:r>
+          </w:p>
+        </w:tc>
+        <w:tc>
+          <w:tcPr/>
+          <w:p>
+            <w:pPr>
+              <w:pStyle w:val="Compact"/>
+              <w:jc w:val="left"/>
+            </w:pPr>
+            <w:r>
+              <w:t xml:space="preserve">French</w:t>
             </w:r>
           </w:p>
         </w:tc>
@@ -2541,19 +2545,19 @@
               <w:jc w:val="left"/>
             </w:pPr>
             <w:r>
-              <w:t xml:space="preserve">Veyra Manufacturing Europe</w:t>
-            </w:r>
-          </w:p>
-        </w:tc>
-        <w:tc>
-          <w:tcPr/>
-          <w:p>
-            <w:pPr>
-              <w:pStyle w:val="Compact"/>
-              <w:jc w:val="left"/>
-            </w:pPr>
-            <w:r>
-              <w:t xml:space="preserve">English</w:t>
+              <w:t xml:space="preserve">Bouregreg Manufacturing Maroc</w:t>
+            </w:r>
+          </w:p>
+        </w:tc>
+        <w:tc>
+          <w:tcPr/>
+          <w:p>
+            <w:pPr>
+              <w:pStyle w:val="Compact"/>
+              <w:jc w:val="left"/>
+            </w:pPr>
+            <w:r>
+              <w:t xml:space="preserve">French</w:t>
             </w:r>
           </w:p>
         </w:tc>
@@ -2567,7 +2571,7 @@
               <w:jc w:val="left"/>
             </w:pPr>
             <w:r>
-              <w:t xml:space="preserve">Bruno Alves</w:t>
+              <w:t xml:space="preserve">Reda Loukili</w:t>
             </w:r>
           </w:p>
         </w:tc>
@@ -2603,19 +2607,19 @@
               <w:jc w:val="left"/>
             </w:pPr>
             <w:r>
-              <w:t xml:space="preserve">Veyra ERP Adoption Program</w:t>
-            </w:r>
-          </w:p>
-        </w:tc>
-        <w:tc>
-          <w:tcPr/>
-          <w:p>
-            <w:pPr>
-              <w:pStyle w:val="Compact"/>
-              <w:jc w:val="left"/>
-            </w:pPr>
-            <w:r>
-              <w:t xml:space="preserve">French</w:t>
+              <w:t xml:space="preserve">Bouregreg ERP Adoption Program</w:t>
+            </w:r>
+          </w:p>
+        </w:tc>
+        <w:tc>
+          <w:tcPr/>
+          <w:p>
+            <w:pPr>
+              <w:pStyle w:val="Compact"/>
+              <w:jc w:val="left"/>
+            </w:pPr>
+            <w:r>
+              <w:t xml:space="preserve">Arabic</w:t>
             </w:r>
           </w:p>
         </w:tc>
@@ -2629,7 +2633,7 @@
               <w:jc w:val="left"/>
             </w:pPr>
             <w:r>
-              <w:t xml:space="preserve">Sofia Rocha</w:t>
+              <w:t xml:space="preserve">Ghita Bennis</w:t>
             </w:r>
           </w:p>
         </w:tc>
@@ -2665,19 +2669,19 @@
               <w:jc w:val="left"/>
             </w:pPr>
             <w:r>
-              <w:t xml:space="preserve">Veyra ERP Adoption Program</w:t>
-            </w:r>
-          </w:p>
-        </w:tc>
-        <w:tc>
-          <w:tcPr/>
-          <w:p>
-            <w:pPr>
-              <w:pStyle w:val="Compact"/>
-              <w:jc w:val="left"/>
-            </w:pPr>
-            <w:r>
-              <w:t xml:space="preserve">English</w:t>
+              <w:t xml:space="preserve">Bouregreg ERP Adoption Program</w:t>
+            </w:r>
+          </w:p>
+        </w:tc>
+        <w:tc>
+          <w:tcPr/>
+          <w:p>
+            <w:pPr>
+              <w:pStyle w:val="Compact"/>
+              <w:jc w:val="left"/>
+            </w:pPr>
+            <w:r>
+              <w:t xml:space="preserve">French</w:t>
             </w:r>
           </w:p>
         </w:tc>
@@ -2688,7 +2692,7 @@
         <w:pStyle w:val="BodyText"/>
       </w:pPr>
       <w:r>
-        <w:t xml:space="preserve">A practical note this guide carries over from journi’s own behavior rather than invents: a Change Manager, People Manager, Sponsor, Employee, or Practitioner account can only be scoped to a Project, so the four project-scoped rows above are created (or their scope corrected) once the Veyra ERP Adoption Program project exists in Step 6 — in practice, a Super Admin typically completes Steps 2–3’s Organization-level and Group-level accounts first, creates the first Project, and only then finishes scoping the project-level team. Self-service sign-ups, separately, land as pending Employee accounts awaiting approval rather than being created directly through this screen.</w:t>
+        <w:t xml:space="preserve">A practical note this guide carries over from journi’s own behavior rather than invents: a Change Manager, People Manager, Sponsor, Employee, or Practitioner account can only be scoped to a Project, so the four project-scoped rows above are created (or their scope corrected) once the Bouregreg ERP Adoption Program project exists in Step 6 — in practice, a Super Admin typically completes Steps 2–3’s Organization-level and Group-level accounts first, creates the first Project, and only then finishes scoping the project-level team. Self-service sign-ups, separately, land as pending Employee accounts awaiting approval rather than being created directly through this screen.</w:t>
       </w:r>
     </w:p>
     <w:p>
@@ -2747,7 +2751,7 @@
         <w:pStyle w:val="Compact"/>
       </w:pPr>
       <w:r>
-        <w:t xml:space="preserve">Each row is one of the nine roles; each column is a capability (for example, managing the Group/Organization hierarchy, managing users, managing Charters, editing the RACSI grid). journi ships with a sensible default matrix already checked in; Veyra Group’s Super Admin reviews it and adjusts only where the default doesn’t match their governance model — for instance, tightening which role may delete a Charter, or widening which role may edit the Codebook.</w:t>
+        <w:t xml:space="preserve">Each row is one of the nine roles; each column is a capability (for example, managing the Group/Organization hierarchy, managing users, managing Charters, editing the RACSI grid). journi ships with a sensible default matrix already checked in; Bouregreg Group’s Super Admin reviews it and adjusts only where the default doesn’t match their governance model — for instance, tightening which role may delete a Charter, or widening which role may edit the Codebook.</w:t>
       </w:r>
     </w:p>
     <w:p>
@@ -2878,7 +2882,7 @@
         <w:pStyle w:val="Compact"/>
       </w:pPr>
       <w:r>
-        <w:t xml:space="preserve">Veyra Group’s Super Admin leaves this on: the scenario in Parts 2–4 depends on every framework reading carrying a real, auditable reason, not a bare number.</w:t>
+        <w:t xml:space="preserve">Bouregreg Group’s Super Admin leaves this on: the scenario in Parts 2–4 depends on every framework reading carrying a real, auditable reason, not a bare number.</w:t>
       </w:r>
     </w:p>
     <w:p>
@@ -2922,7 +2926,7 @@
         <w:t xml:space="preserve">Module 1</w:t>
       </w:r>
       <w:r>
-        <w:t xml:space="preserve">, on the Veyra Manufacturing Europe Organization card, click</w:t>
+        <w:t xml:space="preserve">, on the Bouregreg Manufacturing Maroc Organization card, click</w:t>
       </w:r>
       <w:r>
         <w:t xml:space="preserve"> </w:t>
@@ -3028,7 +3032,7 @@
         <w:t xml:space="preserve">“</w:t>
       </w:r>
       <w:r>
-        <w:t xml:space="preserve">€3.8M</w:t>
+        <w:t xml:space="preserve">MAD 42M</w:t>
       </w:r>
       <w:r>
         <w:t xml:space="preserve">”</w:t>
@@ -3052,7 +3056,7 @@
         <w:t xml:space="preserve">“</w:t>
       </w:r>
       <w:r>
-        <w:t xml:space="preserve">CFO, Veyra Group</w:t>
+        <w:t xml:space="preserve">CFO, Bouregreg Group</w:t>
       </w:r>
       <w:r>
         <w:t xml:space="preserve">”</w:t>
@@ -3104,7 +3108,7 @@
         <w:t xml:space="preserve">“</w:t>
       </w:r>
       <w:r>
-        <w:t xml:space="preserve">Veyra ERP Adoption Program</w:t>
+        <w:t xml:space="preserve">Bouregreg ERP Adoption Program</w:t>
       </w:r>
       <w:r>
         <w:t xml:space="preserve">”</w:t>
@@ -3158,7 +3162,7 @@
         <w:t xml:space="preserve">“</w:t>
       </w:r>
       <w:r>
-        <w:t xml:space="preserve">Diego Fontes</w:t>
+        <w:t xml:space="preserve">Driss El Amrani</w:t>
       </w:r>
       <w:r>
         <w:t xml:space="preserve">”</w:t>
@@ -3194,7 +3198,7 @@
         <w:t xml:space="preserve">“</w:t>
       </w:r>
       <w:r>
-        <w:t xml:space="preserve">All plant and HQ staff (3,200)</w:t>
+        <w:t xml:space="preserve">All plant and HQ staff (3,400)</w:t>
       </w:r>
       <w:r>
         <w:t xml:space="preserve">”</w:t>
@@ -3245,7 +3249,7 @@
         <w:pStyle w:val="Compact"/>
       </w:pPr>
       <w:r>
-        <w:t xml:space="preserve">Return to Step 3 and finish creating or re-scoping the four project-level user accounts (Diego Fontes, Inês Cabral, the Sponsor, Bruno Alves, and Sofia Rocha) against this now-existing Project.</w:t>
+        <w:t xml:space="preserve">Return to Step 3 and finish creating or re-scoping the four project-level user accounts (Driss El Amrani, Houda Zerouali, the Sponsor, Reda Loukili, and Ghita Bennis) against this now-existing Project.</w:t>
       </w:r>
     </w:p>
     <w:p>
@@ -3380,7 +3384,7 @@
         <w:pStyle w:val="FirstParagraph"/>
       </w:pPr>
       <w:r>
-        <w:t xml:space="preserve">With this checklist complete, Veyra Group is a fully operational journi tenant with one live Change Management Project. Part 2 picks up from here and tours all 20 modules against this same, now-real data set.</w:t>
+        <w:t xml:space="preserve">With this checklist complete, Bouregreg Group is a fully operational journi tenant with one live Change Management Project. Part 2 picks up from here and tours all 20 modules against this same, now-real data set.</w:t>
       </w:r>
     </w:p>
     <w:p>
@@ -3394,19 +3398,5852 @@
       <w:pPr>
         <w:pStyle w:val="FirstParagraph"/>
       </w:pPr>
+    </w:p>
+    <w:bookmarkEnd w:id="33"/>
+    <w:bookmarkEnd w:id="34"/>
+    <w:bookmarkStart w:id="55" w:name="part-2-module-by-module-feature-tour"/>
+    <w:p>
+      <w:pPr>
+        <w:pStyle w:val="Heading2"/>
+      </w:pPr>
+      <w:r>
+        <w:rPr>
+          <w:b/>
+          <w:color w:val="275650"/>
+        </w:rPr>
+        <w:t xml:space="preserve">Part 2 — Module-by-Module Feature Tour</w:t>
+      </w:r>
+    </w:p>
+    <w:p>
+      <w:pPr>
+        <w:pStyle w:val="FirstParagraph"/>
+      </w:pPr>
+      <w:r>
+        <w:t xml:space="preserve">Each entry below covers one module: its purpose (in journi’s own words), how it plays out in the Bouregreg ERP Adoption Program, what a user can create, update, or delete on the page, and who is allowed to do it. General write access — the ability to log data on most day-to-day Change Management modules — belongs to five roles: Super Admin, Group Admin, Org Admin, Change Manager, People Manager, and Practitioner/Contributor. Sponsor, Executive, and Employee accounts are read-only on those same modules by default, seeing dashboards and their own assigned items rather than editing scores. Two roles carry a narrower additional restriction worth stating plainly: Practitioner/Contributor can log data but, unlike the other five, is not one of the roles with individual-level visibility — on modules with named-person detail, a Practitioner sees aggregated cohort views rather than individual scores.</w:t>
+      </w:r>
+    </w:p>
+    <w:bookmarkStart w:id="35" w:name="m1-hierarchy"/>
+    <w:p>
+      <w:pPr>
+        <w:pStyle w:val="Heading3"/>
+      </w:pPr>
+      <w:r>
+        <w:rPr>
+          <w:b/>
+          <w:color w:val="3F827B"/>
+        </w:rPr>
+        <w:t xml:space="preserve">M1 — Hierarchy</w:t>
+      </w:r>
+    </w:p>
+    <w:p>
+      <w:pPr>
+        <w:pStyle w:val="FirstParagraph"/>
+      </w:pPr>
+      <w:r>
+        <w:rPr>
+          <w:bCs/>
+          <w:b/>
+        </w:rPr>
+        <w:t xml:space="preserve">Purpose:</w:t>
+      </w:r>
+      <w:r>
+        <w:t xml:space="preserve"> </w:t>
+      </w:r>
+      <w:r>
+        <w:t xml:space="preserve">Group → Organization → Projects, with every Change Management Project carrying an optional link to zero, one, or more Main Projects.</w:t>
+      </w:r>
+    </w:p>
+    <w:p>
+      <w:pPr>
+        <w:pStyle w:val="BodyText"/>
+      </w:pPr>
+      <w:r>
+        <w:rPr>
+          <w:bCs/>
+          <w:b/>
+        </w:rPr>
+        <w:t xml:space="preserve">In the Bouregreg scenario:</w:t>
+      </w:r>
+      <w:r>
+        <w:t xml:space="preserve"> </w:t>
+      </w:r>
+      <w:r>
+        <w:t xml:space="preserve">this is the screen Part 1 used to build Bouregreg Group → Bouregreg Manufacturing Maroc → ERP Platform Unification (Main Project) → Bouregreg ERP Adoption Program (CM Project). As Part 4 adds further CM Projects, they all appear as additional cards under the same Organization.</w:t>
+      </w:r>
+    </w:p>
+    <w:p>
+      <w:pPr>
+        <w:pStyle w:val="BodyText"/>
+      </w:pPr>
+      <w:r>
+        <w:rPr>
+          <w:bCs/>
+          <w:b/>
+        </w:rPr>
+        <w:t xml:space="preserve">Create / update / delete:</w:t>
+      </w:r>
+      <w:r>
+        <w:t xml:space="preserve"> </w:t>
+      </w:r>
+      <w:r>
+        <w:t xml:space="preserve">create and delete Groups; create, edit (including the default-language selector), and delete Organizations; create and delete Main Projects and CM Projects, including editing which Main Projects a CM Project links to.</w:t>
+      </w:r>
+    </w:p>
+    <w:p>
+      <w:pPr>
+        <w:pStyle w:val="BodyText"/>
+      </w:pPr>
+      <w:r>
+        <w:rPr>
+          <w:bCs/>
+          <w:b/>
+        </w:rPr>
+        <w:t xml:space="preserve">Who can edit:</w:t>
+      </w:r>
+      <w:r>
+        <w:t xml:space="preserve"> </w:t>
+      </w:r>
+      <w:r>
+        <w:t xml:space="preserve">gated to whoever holds hierarchy-management rights on the Permission Matrix — by default Super Admin, Group Admin, and Org Admin.</w:t>
+      </w:r>
+    </w:p>
+    <w:bookmarkEnd w:id="35"/>
+    <w:bookmarkStart w:id="36" w:name="m2-identity-rbac"/>
+    <w:p>
+      <w:pPr>
+        <w:pStyle w:val="Heading3"/>
+      </w:pPr>
+      <w:r>
+        <w:rPr>
+          <w:b/>
+          <w:color w:val="3F827B"/>
+        </w:rPr>
+        <w:t xml:space="preserve">M2 — Identity &amp; RBAC</w:t>
+      </w:r>
+    </w:p>
+    <w:p>
+      <w:pPr>
+        <w:pStyle w:val="FirstParagraph"/>
+      </w:pPr>
+      <w:r>
+        <w:rPr>
+          <w:bCs/>
+          <w:b/>
+        </w:rPr>
+        <w:t xml:space="preserve">Purpose:</w:t>
+      </w:r>
+      <w:r>
+        <w:t xml:space="preserve"> </w:t>
+      </w:r>
+      <w:r>
+        <w:t xml:space="preserve">role-based access control scoped to Group / Organization / Project, with four tabs: Users &amp; Scope, Permission Matrix, Governance Settings, and License &amp; Plan.</w:t>
+      </w:r>
+    </w:p>
+    <w:p>
+      <w:pPr>
+        <w:pStyle w:val="BodyText"/>
+      </w:pPr>
+      <w:r>
+        <w:rPr>
+          <w:bCs/>
+          <w:b/>
+        </w:rPr>
+        <w:t xml:space="preserve">In the Bouregreg scenario:</w:t>
+      </w:r>
+      <w:r>
+        <w:t xml:space="preserve"> </w:t>
+      </w:r>
+      <w:r>
+        <w:t xml:space="preserve">this is where Zineb Alaoui (Super Admin) built out Bouregreg Group’s team in Part 1, and where Anas Bouzid (Group Admin) or Meryem Sabri (Org Admin) approve any employee who self-registers rather than being added directly.</w:t>
+      </w:r>
+    </w:p>
+    <w:p>
+      <w:pPr>
+        <w:pStyle w:val="BodyText"/>
+      </w:pPr>
+      <w:r>
+        <w:rPr>
+          <w:bCs/>
+          <w:b/>
+        </w:rPr>
+        <w:t xml:space="preserve">Create / update / delete:</w:t>
+      </w:r>
+      <w:r>
+        <w:t xml:space="preserve"> </w:t>
+      </w:r>
+      <w:r>
+        <w:t xml:space="preserve">create, edit, and remove user accounts (Users &amp; Scope); toggle any role/capability cell (Permission Matrix, Super Admin only); toggle the justification requirement (Governance Settings); upload a new</w:t>
+      </w:r>
+      <w:r>
+        <w:t xml:space="preserve"> </w:t>
+      </w:r>
+      <w:r>
+        <w:rPr>
+          <w:rStyle w:val="VerbatimChar"/>
+        </w:rPr>
+        <w:t xml:space="preserve">.lic</w:t>
+      </w:r>
+      <w:r>
+        <w:t xml:space="preserve"> </w:t>
+      </w:r>
+      <w:r>
+        <w:t xml:space="preserve">file or revert to SaaS mode (License &amp; Plan, Super Admin only).</w:t>
+      </w:r>
+    </w:p>
+    <w:p>
+      <w:pPr>
+        <w:pStyle w:val="BodyText"/>
+      </w:pPr>
+      <w:r>
+        <w:rPr>
+          <w:bCs/>
+          <w:b/>
+        </w:rPr>
+        <w:t xml:space="preserve">Who can edit:</w:t>
+      </w:r>
+      <w:r>
+        <w:t xml:space="preserve"> </w:t>
+      </w:r>
+      <w:r>
+        <w:t xml:space="preserve">Users &amp; Scope is gated to whoever holds user-management rights (by default Super Admin, Group Admin, Org Admin); the Permission Matrix and License &amp; Plan tabs are Super-Admin-only regardless of the matrix’s own settings, since a role should not be able to grant itself more power through the very table that limits it.</w:t>
+      </w:r>
+    </w:p>
+    <w:bookmarkEnd w:id="36"/>
+    <w:bookmarkStart w:id="37" w:name="m3-initiative-registry"/>
+    <w:p>
+      <w:pPr>
+        <w:pStyle w:val="Heading3"/>
+      </w:pPr>
+      <w:r>
+        <w:rPr>
+          <w:b/>
+          <w:color w:val="3F827B"/>
+        </w:rPr>
+        <w:t xml:space="preserve">M3 — Initiative Registry</w:t>
+      </w:r>
+    </w:p>
+    <w:p>
+      <w:pPr>
+        <w:pStyle w:val="FirstParagraph"/>
+      </w:pPr>
+      <w:r>
+        <w:rPr>
+          <w:bCs/>
+          <w:b/>
+        </w:rPr>
+        <w:t xml:space="preserve">Purpose:</w:t>
+      </w:r>
+      <w:r>
+        <w:t xml:space="preserve"> </w:t>
+      </w:r>
+      <w:r>
+        <w:t xml:space="preserve">the system of record for every change initiative — business driver, scope, target population, and Lewin macro-state.</w:t>
+      </w:r>
+    </w:p>
+    <w:p>
+      <w:pPr>
+        <w:pStyle w:val="BodyText"/>
+      </w:pPr>
+      <w:r>
+        <w:rPr>
+          <w:bCs/>
+          <w:b/>
+        </w:rPr>
+        <w:t xml:space="preserve">In the Bouregreg scenario:</w:t>
+      </w:r>
+      <w:r>
+        <w:t xml:space="preserve"> </w:t>
+      </w:r>
+      <w:r>
+        <w:t xml:space="preserve">the Bouregreg ERP Adoption Program’s project detail page. Its Lewin phase opened at</w:t>
+      </w:r>
+      <w:r>
+        <w:t xml:space="preserve"> </w:t>
+      </w:r>
+      <w:r>
+        <w:rPr>
+          <w:bCs/>
+          <w:b/>
+        </w:rPr>
+        <w:t xml:space="preserve">Unfreeze</w:t>
+      </w:r>
+      <w:r>
+        <w:t xml:space="preserve"> </w:t>
+      </w:r>
+      <w:r>
+        <w:t xml:space="preserve">in Part 1 and is the single field the guide’s later Parts watch move through Change and toward Refreeze.</w:t>
+      </w:r>
+    </w:p>
+    <w:p>
+      <w:pPr>
+        <w:pStyle w:val="BodyText"/>
+      </w:pPr>
+      <w:r>
+        <w:rPr>
+          <w:bCs/>
+          <w:b/>
+        </w:rPr>
+        <w:t xml:space="preserve">Create / update / delete:</w:t>
+      </w:r>
+      <w:r>
+        <w:t xml:space="preserve"> </w:t>
+      </w:r>
+      <w:r>
+        <w:t xml:space="preserve">edit the project’s business driver, scope, target population, and Lewin macro-state; the project record itself is created and deleted from M1.</w:t>
+      </w:r>
+    </w:p>
+    <w:p>
+      <w:pPr>
+        <w:pStyle w:val="BodyText"/>
+      </w:pPr>
+      <w:r>
+        <w:rPr>
+          <w:bCs/>
+          <w:b/>
+        </w:rPr>
+        <w:t xml:space="preserve">Who can edit:</w:t>
+      </w:r>
+      <w:r>
+        <w:t xml:space="preserve"> </w:t>
+      </w:r>
+      <w:r>
+        <w:t xml:space="preserve">general write access; a Lewin phase change is a scored/state change, so under Bouregreg Group’s Governance Setting (Part 1, Step 5) it requires a written justification, logged to the project’s audit trail.</w:t>
+      </w:r>
+    </w:p>
+    <w:bookmarkEnd w:id="37"/>
+    <w:bookmarkStart w:id="38" w:name="m4-stakeholder-mapping"/>
+    <w:p>
+      <w:pPr>
+        <w:pStyle w:val="Heading3"/>
+      </w:pPr>
+      <w:r>
+        <w:rPr>
+          <w:b/>
+          <w:color w:val="3F827B"/>
+        </w:rPr>
+        <w:t xml:space="preserve">M4 — Stakeholder Mapping</w:t>
+      </w:r>
+    </w:p>
+    <w:p>
+      <w:pPr>
+        <w:pStyle w:val="FirstParagraph"/>
+      </w:pPr>
+      <w:r>
+        <w:rPr>
+          <w:bCs/>
+          <w:b/>
+        </w:rPr>
+        <w:t xml:space="preserve">Purpose:</w:t>
+      </w:r>
+      <w:r>
+        <w:t xml:space="preserve"> </w:t>
+      </w:r>
+      <w:r>
+        <w:t xml:space="preserve">who is affected, how heavily, and in what dimension — impact scores drive tracking depth.</w:t>
+      </w:r>
+    </w:p>
+    <w:p>
+      <w:pPr>
+        <w:pStyle w:val="BodyText"/>
+      </w:pPr>
+      <w:r>
+        <w:rPr>
+          <w:bCs/>
+          <w:b/>
+        </w:rPr>
+        <w:t xml:space="preserve">In the Bouregreg scenario:</w:t>
+      </w:r>
+      <w:r>
+        <w:t xml:space="preserve"> </w:t>
+      </w:r>
+      <w:r>
+        <w:t xml:space="preserve">Meryem Sabri’s team maps all three sites’ functional groups (Order Management, Inventory, Finance, Plant Operations at Kenitra and Settat) against impact dimension and severity, so the Casablanca finance team — losing the most manual workarounds — gets flagged for the deepest tracking.</w:t>
+      </w:r>
+    </w:p>
+    <w:p>
+      <w:pPr>
+        <w:pStyle w:val="BodyText"/>
+      </w:pPr>
+      <w:r>
+        <w:rPr>
+          <w:bCs/>
+          <w:b/>
+        </w:rPr>
+        <w:t xml:space="preserve">Create / update / delete:</w:t>
+      </w:r>
+      <w:r>
+        <w:t xml:space="preserve"> </w:t>
+      </w:r>
+      <w:r>
+        <w:t xml:space="preserve">add, edit, and remove stakeholder/cohort entries, each with a name, dimension, impact severity, and site/department.</w:t>
+      </w:r>
+    </w:p>
+    <w:p>
+      <w:pPr>
+        <w:pStyle w:val="BodyText"/>
+      </w:pPr>
+      <w:r>
+        <w:rPr>
+          <w:bCs/>
+          <w:b/>
+        </w:rPr>
+        <w:t xml:space="preserve">Who can edit:</w:t>
+      </w:r>
+      <w:r>
+        <w:t xml:space="preserve"> </w:t>
+      </w:r>
+      <w:r>
+        <w:t xml:space="preserve">general write access; individual-level detail is visible only to the roles with individual visibility (Super Admin, Group Admin, Org Admin, Change Manager, People Manager) — a Practitioner sees the aggregated map.</w:t>
+      </w:r>
+    </w:p>
+    <w:bookmarkEnd w:id="38"/>
+    <w:bookmarkStart w:id="39" w:name="m5-adkar-engine"/>
+    <w:p>
+      <w:pPr>
+        <w:pStyle w:val="Heading3"/>
+      </w:pPr>
+      <w:r>
+        <w:rPr>
+          <w:b/>
+          <w:color w:val="3F827B"/>
+        </w:rPr>
+        <w:t xml:space="preserve">M5 — ADKAR Engine</w:t>
+      </w:r>
+    </w:p>
+    <w:p>
+      <w:pPr>
+        <w:pStyle w:val="FirstParagraph"/>
+      </w:pPr>
+      <w:r>
+        <w:rPr>
+          <w:bCs/>
+          <w:b/>
+        </w:rPr>
+        <w:t xml:space="preserve">Purpose:</w:t>
+      </w:r>
+      <w:r>
+        <w:t xml:space="preserve"> </w:t>
+      </w:r>
+      <w:r>
+        <w:t xml:space="preserve">score cohorts across the five ADKAR blocks — Awareness, Desire, Knowledge, Ability, Reinforcement — with barrier-point diagnosis.</w:t>
+      </w:r>
+    </w:p>
+    <w:p>
+      <w:pPr>
+        <w:pStyle w:val="BodyText"/>
+      </w:pPr>
+      <w:r>
+        <w:rPr>
+          <w:bCs/>
+          <w:b/>
+        </w:rPr>
+        <w:t xml:space="preserve">In the Bouregreg scenario:</w:t>
+      </w:r>
+      <w:r>
+        <w:t xml:space="preserve"> </w:t>
+      </w:r>
+      <w:r>
+        <w:t xml:space="preserve">Driss El Amrani logs the Bouregreg program’s baseline ADKAR pulse here in Week 1 (Part 1’s Step 6), then re-scores each block through Parts 3 and 4 as training and go-live proceed.</w:t>
+      </w:r>
+    </w:p>
+    <w:p>
+      <w:pPr>
+        <w:pStyle w:val="BodyText"/>
+      </w:pPr>
+      <w:r>
+        <w:rPr>
+          <w:bCs/>
+          <w:b/>
+        </w:rPr>
+        <w:t xml:space="preserve">Create / update / delete:</w:t>
+      </w:r>
+      <w:r>
+        <w:t xml:space="preserve"> </w:t>
+      </w:r>
+      <w:r>
+        <w:t xml:space="preserve">set or update each block’s 1–5 score and its note; any score of 2 or below requires a barrier-reason note and auto-escalates.</w:t>
+      </w:r>
+    </w:p>
+    <w:p>
+      <w:pPr>
+        <w:pStyle w:val="BodyText"/>
+      </w:pPr>
+      <w:r>
+        <w:rPr>
+          <w:bCs/>
+          <w:b/>
+        </w:rPr>
+        <w:t xml:space="preserve">Who can edit:</w:t>
+      </w:r>
+      <w:r>
+        <w:t xml:space="preserve"> </w:t>
+      </w:r>
+      <w:r>
+        <w:t xml:space="preserve">general write access, with a mandatory justification on every score change under Bouregreg Group’s Governance Setting.</w:t>
+      </w:r>
+    </w:p>
+    <w:bookmarkEnd w:id="39"/>
+    <w:bookmarkStart w:id="40" w:name="m6-emotional-transition-layer"/>
+    <w:p>
+      <w:pPr>
+        <w:pStyle w:val="Heading3"/>
+      </w:pPr>
+      <w:r>
+        <w:rPr>
+          <w:b/>
+          <w:color w:val="3F827B"/>
+        </w:rPr>
+        <w:t xml:space="preserve">M6 — Emotional &amp; Transition Layer</w:t>
+      </w:r>
+    </w:p>
+    <w:p>
+      <w:pPr>
+        <w:pStyle w:val="FirstParagraph"/>
+      </w:pPr>
+      <w:r>
+        <w:rPr>
+          <w:bCs/>
+          <w:b/>
+        </w:rPr>
+        <w:t xml:space="preserve">Purpose:</w:t>
+      </w:r>
+      <w:r>
+        <w:t xml:space="preserve"> </w:t>
+      </w:r>
+      <w:r>
+        <w:t xml:space="preserve">Bridges transition position and Kübler-Ross sentiment, cross-referenced with ADKAR.</w:t>
+      </w:r>
+    </w:p>
+    <w:p>
+      <w:pPr>
+        <w:pStyle w:val="BodyText"/>
+      </w:pPr>
+      <w:r>
+        <w:rPr>
+          <w:bCs/>
+          <w:b/>
+        </w:rPr>
+        <w:t xml:space="preserve">In the Bouregreg scenario:</w:t>
+      </w:r>
+      <w:r>
+        <w:t xml:space="preserve"> </w:t>
+      </w:r>
+      <w:r>
+        <w:t xml:space="preserve">this is where Bouregreg’s Divergence Pattern alert (Part 5) actually gets its second input — if Knowledge and Ability read high here on M5 while Bridges is still logged as</w:t>
+      </w:r>
+      <w:r>
+        <w:t xml:space="preserve"> </w:t>
+      </w:r>
+      <w:r>
+        <w:t xml:space="preserve">“</w:t>
+      </w:r>
+      <w:r>
+        <w:t xml:space="preserve">Ending</w:t>
+      </w:r>
+      <w:r>
+        <w:t xml:space="preserve">”</w:t>
+      </w:r>
+      <w:r>
+        <w:t xml:space="preserve"> </w:t>
+      </w:r>
+      <w:r>
+        <w:t xml:space="preserve">on M6, the two modules together are what the alert is watching.</w:t>
+      </w:r>
+    </w:p>
+    <w:p>
+      <w:pPr>
+        <w:pStyle w:val="BodyText"/>
+      </w:pPr>
+      <w:r>
+        <w:rPr>
+          <w:bCs/>
+          <w:b/>
+        </w:rPr>
+        <w:t xml:space="preserve">Create / update / delete:</w:t>
+      </w:r>
+      <w:r>
+        <w:t xml:space="preserve"> </w:t>
+      </w:r>
+      <w:r>
+        <w:t xml:space="preserve">set or update the Bridges transition stage and the Kübler-Ross sentiment reading, each with a justification note.</w:t>
+      </w:r>
+    </w:p>
+    <w:p>
+      <w:pPr>
+        <w:pStyle w:val="BodyText"/>
+      </w:pPr>
+      <w:r>
+        <w:rPr>
+          <w:bCs/>
+          <w:b/>
+        </w:rPr>
+        <w:t xml:space="preserve">Who can edit:</w:t>
+      </w:r>
+      <w:r>
+        <w:t xml:space="preserve"> </w:t>
+      </w:r>
+      <w:r>
+        <w:t xml:space="preserve">general write access, individual-level detail restricted the same way as M4 and M5.</w:t>
+      </w:r>
+    </w:p>
+    <w:bookmarkEnd w:id="40"/>
+    <w:bookmarkStart w:id="41" w:name="m7-sponsor-coalition"/>
+    <w:p>
+      <w:pPr>
+        <w:pStyle w:val="Heading3"/>
+      </w:pPr>
+      <w:r>
+        <w:rPr>
+          <w:b/>
+          <w:color w:val="3F827B"/>
+        </w:rPr>
+        <w:t xml:space="preserve">M7 — Sponsor &amp; Coalition</w:t>
+      </w:r>
+    </w:p>
+    <w:p>
+      <w:pPr>
+        <w:pStyle w:val="FirstParagraph"/>
+      </w:pPr>
+      <w:r>
+        <w:rPr>
+          <w:bCs/>
+          <w:b/>
+        </w:rPr>
+        <w:t xml:space="preserve">Purpose:</w:t>
+      </w:r>
+      <w:r>
+        <w:t xml:space="preserve"> </w:t>
+      </w:r>
+      <w:r>
+        <w:t xml:space="preserve">sponsor roadmap, active-versus-passive sponsorship, and guiding coalition strength.</w:t>
+      </w:r>
+    </w:p>
+    <w:p>
+      <w:pPr>
+        <w:pStyle w:val="BodyText"/>
+      </w:pPr>
+      <w:r>
+        <w:rPr>
+          <w:bCs/>
+          <w:b/>
+        </w:rPr>
+        <w:t xml:space="preserve">In the Bouregreg scenario:</w:t>
+      </w:r>
+      <w:r>
+        <w:t xml:space="preserve"> </w:t>
+      </w:r>
+      <w:r>
+        <w:t xml:space="preserve">tracks the CFO’s (Sponsor) visible actions across the program — the kickoff town hall, the go-live message, the closing town hall — and whether the Steering Committee coalition around the CFO is holding or thinning as the program proceeds.</w:t>
+      </w:r>
+    </w:p>
+    <w:p>
+      <w:pPr>
+        <w:pStyle w:val="BodyText"/>
+      </w:pPr>
+      <w:r>
+        <w:rPr>
+          <w:bCs/>
+          <w:b/>
+        </w:rPr>
+        <w:t xml:space="preserve">Create / update / delete:</w:t>
+      </w:r>
+      <w:r>
+        <w:t xml:space="preserve"> </w:t>
+      </w:r>
+      <w:r>
+        <w:t xml:space="preserve">add sponsor actions to the roadmap and mark each one done; edit sponsorship visibility (active/passive) and coalition-strength notes.</w:t>
+      </w:r>
+    </w:p>
+    <w:p>
+      <w:pPr>
+        <w:pStyle w:val="BodyText"/>
+      </w:pPr>
+      <w:r>
+        <w:rPr>
+          <w:bCs/>
+          <w:b/>
+        </w:rPr>
+        <w:t xml:space="preserve">Who can edit:</w:t>
+      </w:r>
+      <w:r>
+        <w:t xml:space="preserve"> </w:t>
+      </w:r>
+      <w:r>
+        <w:t xml:space="preserve">general write access for logging and marking actions; the Sponsor role itself can typically mark their own roadmap actions done without needing full write access, since that toggle is a narrower capability than editing every field on the page.</w:t>
+      </w:r>
+    </w:p>
+    <w:bookmarkEnd w:id="41"/>
+    <w:bookmarkStart w:id="42" w:name="m8-communications"/>
+    <w:p>
+      <w:pPr>
+        <w:pStyle w:val="Heading3"/>
+      </w:pPr>
+      <w:r>
+        <w:rPr>
+          <w:b/>
+          <w:color w:val="3F827B"/>
+        </w:rPr>
+        <w:t xml:space="preserve">M8 — Communications</w:t>
+      </w:r>
+    </w:p>
+    <w:p>
+      <w:pPr>
+        <w:pStyle w:val="FirstParagraph"/>
+      </w:pPr>
+      <w:r>
+        <w:rPr>
+          <w:bCs/>
+          <w:b/>
+        </w:rPr>
+        <w:t xml:space="preserve">Purpose:</w:t>
+      </w:r>
+      <w:r>
+        <w:t xml:space="preserve"> </w:t>
+      </w:r>
+      <w:r>
+        <w:t xml:space="preserve">a message × audience × channel × timing matrix, with saturation detection.</w:t>
+      </w:r>
+    </w:p>
+    <w:p>
+      <w:pPr>
+        <w:pStyle w:val="BodyText"/>
+      </w:pPr>
+      <w:r>
+        <w:rPr>
+          <w:bCs/>
+          <w:b/>
+        </w:rPr>
+        <w:t xml:space="preserve">In the Bouregreg scenario:</w:t>
+      </w:r>
+      <w:r>
+        <w:t xml:space="preserve"> </w:t>
+      </w:r>
+      <w:r>
+        <w:t xml:space="preserve">every town hall, FAQ update, and go-live announcement across Casablanca, Kenitra, and Settat is logged here; if the same audience is receiving too many messages in too short a window, journi’s saturation detection flags it.</w:t>
+      </w:r>
+    </w:p>
+    <w:p>
+      <w:pPr>
+        <w:pStyle w:val="BodyText"/>
+      </w:pPr>
+      <w:r>
+        <w:rPr>
+          <w:bCs/>
+          <w:b/>
+        </w:rPr>
+        <w:t xml:space="preserve">Create / update / delete:</w:t>
+      </w:r>
+      <w:r>
+        <w:t xml:space="preserve"> </w:t>
+      </w:r>
+      <w:r>
+        <w:t xml:space="preserve">add a new communication (message, audience, channel, timing); delete an existing one. There is no inline</w:t>
+      </w:r>
+      <w:r>
+        <w:t xml:space="preserve"> </w:t>
+      </w:r>
+      <w:r>
+        <w:t xml:space="preserve">“</w:t>
+      </w:r>
+      <w:r>
+        <w:t xml:space="preserve">reschedule</w:t>
+      </w:r>
+      <w:r>
+        <w:t xml:space="preserve">”</w:t>
+      </w:r>
+      <w:r>
+        <w:t xml:space="preserve"> </w:t>
+      </w:r>
+      <w:r>
+        <w:t xml:space="preserve">on an existing entry — a superseding communication is logged as a new entry, consistent with the audit trail this module is built to support.</w:t>
+      </w:r>
+    </w:p>
+    <w:p>
+      <w:pPr>
+        <w:pStyle w:val="BodyText"/>
+      </w:pPr>
+      <w:r>
+        <w:rPr>
+          <w:bCs/>
+          <w:b/>
+        </w:rPr>
+        <w:t xml:space="preserve">Who can edit:</w:t>
+      </w:r>
+      <w:r>
+        <w:t xml:space="preserve"> </w:t>
+      </w:r>
+      <w:r>
+        <w:t xml:space="preserve">general write access.</w:t>
+      </w:r>
+    </w:p>
+    <w:bookmarkEnd w:id="42"/>
+    <w:bookmarkStart w:id="43" w:name="m9-training"/>
+    <w:p>
+      <w:pPr>
+        <w:pStyle w:val="Heading3"/>
+      </w:pPr>
+      <w:r>
+        <w:rPr>
+          <w:b/>
+          <w:color w:val="3F827B"/>
+        </w:rPr>
+        <w:t xml:space="preserve">M9 — Training</w:t>
+      </w:r>
+    </w:p>
+    <w:p>
+      <w:pPr>
+        <w:pStyle w:val="FirstParagraph"/>
+      </w:pPr>
+      <w:r>
+        <w:rPr>
+          <w:bCs/>
+          <w:b/>
+        </w:rPr>
+        <w:t xml:space="preserve">Purpose:</w:t>
+      </w:r>
+      <w:r>
+        <w:t xml:space="preserve"> </w:t>
+      </w:r>
+      <w:r>
+        <w:t xml:space="preserve">curriculum coverage, completion, and demonstrated capability — trained versus capable.</w:t>
+      </w:r>
+    </w:p>
+    <w:p>
+      <w:pPr>
+        <w:pStyle w:val="BodyText"/>
+      </w:pPr>
+      <w:r>
+        <w:rPr>
+          <w:bCs/>
+          <w:b/>
+        </w:rPr>
+        <w:t xml:space="preserve">In the Bouregreg scenario:</w:t>
+      </w:r>
+      <w:r>
+        <w:t xml:space="preserve"> </w:t>
+      </w:r>
+      <w:r>
+        <w:t xml:space="preserve">the curriculum built for Casablanca finance, Kenitra plant operations, and Settat plant operations, each entry tracked from enrollment through the Certified toggle once a cohort demonstrates real capability, not just attendance.</w:t>
+      </w:r>
+    </w:p>
+    <w:p>
+      <w:pPr>
+        <w:pStyle w:val="BodyText"/>
+      </w:pPr>
+      <w:r>
+        <w:rPr>
+          <w:bCs/>
+          <w:b/>
+        </w:rPr>
+        <w:t xml:space="preserve">Create / update / delete:</w:t>
+      </w:r>
+      <w:r>
+        <w:t xml:space="preserve"> </w:t>
+      </w:r>
+      <w:r>
+        <w:t xml:space="preserve">add a new curriculum entry; toggle Certified on an existing one; delete an entry. Completion percentage is not editable in place on an existing row — as with Communications, a new entry supersedes rather than silently overwrites.</w:t>
+      </w:r>
+    </w:p>
+    <w:p>
+      <w:pPr>
+        <w:pStyle w:val="BodyText"/>
+      </w:pPr>
+      <w:r>
+        <w:rPr>
+          <w:bCs/>
+          <w:b/>
+        </w:rPr>
+        <w:t xml:space="preserve">Who can edit:</w:t>
+      </w:r>
+      <w:r>
+        <w:t xml:space="preserve"> </w:t>
+      </w:r>
+      <w:r>
+        <w:t xml:space="preserve">general write access.</w:t>
+      </w:r>
+    </w:p>
+    <w:bookmarkEnd w:id="43"/>
+    <w:bookmarkStart w:id="44" w:name="m10-resistance"/>
+    <w:p>
+      <w:pPr>
+        <w:pStyle w:val="Heading3"/>
+      </w:pPr>
+      <w:r>
+        <w:rPr>
+          <w:b/>
+          <w:color w:val="3F827B"/>
+        </w:rPr>
+        <w:t xml:space="preserve">M10 — Resistance</w:t>
+      </w:r>
+    </w:p>
+    <w:p>
+      <w:pPr>
+        <w:pStyle w:val="FirstParagraph"/>
+      </w:pPr>
+      <w:r>
+        <w:rPr>
+          <w:bCs/>
+          <w:b/>
+        </w:rPr>
+        <w:t xml:space="preserve">Purpose:</w:t>
+      </w:r>
+      <w:r>
+        <w:t xml:space="preserve"> </w:t>
+      </w:r>
+      <w:r>
+        <w:t xml:space="preserve">log, classify, and resolve resistance, linked to concrete mitigation actions — with a Qualitative Coding Workbench for tagging interview and free-text evidence.</w:t>
+      </w:r>
+    </w:p>
+    <w:p>
+      <w:pPr>
+        <w:pStyle w:val="BodyText"/>
+      </w:pPr>
+      <w:r>
+        <w:rPr>
+          <w:bCs/>
+          <w:b/>
+        </w:rPr>
+        <w:t xml:space="preserve">In the Bouregreg scenario:</w:t>
+      </w:r>
+      <w:r>
+        <w:t xml:space="preserve"> </w:t>
+      </w:r>
+      <w:r>
+        <w:t xml:space="preserve">where the Settat plant’s early resistance to the new inventory workflow is logged, classified by root cause, and linked to the mitigation actions Houda Zerouali and the plant supervisors run in response; the Coding Workbench is where Ghita Bennis tags supervisor 1:1 notes against a shared codebook so recurring themes surface across entries rather than staying anecdotal.</w:t>
+      </w:r>
+    </w:p>
+    <w:p>
+      <w:pPr>
+        <w:pStyle w:val="BodyText"/>
+      </w:pPr>
+      <w:r>
+        <w:rPr>
+          <w:bCs/>
+          <w:b/>
+        </w:rPr>
+        <w:t xml:space="preserve">Create / update / delete:</w:t>
+      </w:r>
+      <w:r>
+        <w:t xml:space="preserve"> </w:t>
+      </w:r>
+      <w:r>
+        <w:t xml:space="preserve">log, edit, and resolve resistance entries with linked mitigation actions; add and remove codes from the Organization’s codebook; tag and untag evidence against those codes.</w:t>
+      </w:r>
+    </w:p>
+    <w:p>
+      <w:pPr>
+        <w:pStyle w:val="BodyText"/>
+      </w:pPr>
+      <w:r>
+        <w:rPr>
+          <w:bCs/>
+          <w:b/>
+        </w:rPr>
+        <w:t xml:space="preserve">Who can edit:</w:t>
+      </w:r>
+      <w:r>
+        <w:t xml:space="preserve"> </w:t>
+      </w:r>
+      <w:r>
+        <w:t xml:space="preserve">general write access; the Codebook itself (the set of codes available to tag against) is typically managed by whoever holds hierarchy-management rights, since it is shared across every project in the Organization, not owned by one CM Project.</w:t>
+      </w:r>
+    </w:p>
+    <w:bookmarkEnd w:id="44"/>
+    <w:bookmarkStart w:id="45" w:name="m11-manager-as-coach"/>
+    <w:p>
+      <w:pPr>
+        <w:pStyle w:val="Heading3"/>
+      </w:pPr>
+      <w:r>
+        <w:rPr>
+          <w:b/>
+          <w:color w:val="3F827B"/>
+        </w:rPr>
+        <w:t xml:space="preserve">M11 — Manager as Coach</w:t>
+      </w:r>
+    </w:p>
+    <w:p>
+      <w:pPr>
+        <w:pStyle w:val="FirstParagraph"/>
+      </w:pPr>
+      <w:r>
+        <w:rPr>
+          <w:bCs/>
+          <w:b/>
+        </w:rPr>
+        <w:t xml:space="preserve">Purpose:</w:t>
+      </w:r>
+      <w:r>
+        <w:t xml:space="preserve"> </w:t>
+      </w:r>
+      <w:r>
+        <w:t xml:space="preserve">a team-scoped ADKAR heatmap with suggested coaching actions per barrier.</w:t>
+      </w:r>
+    </w:p>
+    <w:p>
+      <w:pPr>
+        <w:pStyle w:val="BodyText"/>
+      </w:pPr>
+      <w:r>
+        <w:rPr>
+          <w:bCs/>
+          <w:b/>
+        </w:rPr>
+        <w:t xml:space="preserve">In the Bouregreg scenario:</w:t>
+      </w:r>
+      <w:r>
+        <w:t xml:space="preserve"> </w:t>
+      </w:r>
+      <w:r>
+        <w:t xml:space="preserve">Kenitra and Settat plant supervisors — People Manager role — open this to see their own team’s ADKAR heatmap (not the whole program’s) and a suggested coaching action for whichever block is weakest, without needing to interpret raw scores themselves.</w:t>
+      </w:r>
+    </w:p>
+    <w:p>
+      <w:pPr>
+        <w:pStyle w:val="BodyText"/>
+      </w:pPr>
+      <w:r>
+        <w:rPr>
+          <w:bCs/>
+          <w:b/>
+        </w:rPr>
+        <w:t xml:space="preserve">Create / update / delete:</w:t>
+      </w:r>
+      <w:r>
+        <w:t xml:space="preserve"> </w:t>
+      </w:r>
+      <w:r>
+        <w:t xml:space="preserve">the heatmap itself is computed from M5/M6 data already logged elsewhere; a People Manager logs their own coaching actions taken against the suggestions shown.</w:t>
+      </w:r>
+    </w:p>
+    <w:p>
+      <w:pPr>
+        <w:pStyle w:val="BodyText"/>
+      </w:pPr>
+      <w:r>
+        <w:rPr>
+          <w:bCs/>
+          <w:b/>
+        </w:rPr>
+        <w:t xml:space="preserve">Who can edit:</w:t>
+      </w:r>
+      <w:r>
+        <w:t xml:space="preserve"> </w:t>
+      </w:r>
+      <w:r>
+        <w:t xml:space="preserve">People Managers see their own team’s view by default; Change Manager and above see across teams.</w:t>
+      </w:r>
+    </w:p>
+    <w:bookmarkEnd w:id="45"/>
+    <w:bookmarkStart w:id="46" w:name="m12-sustainment"/>
+    <w:p>
+      <w:pPr>
+        <w:pStyle w:val="Heading3"/>
+      </w:pPr>
+      <w:r>
+        <w:rPr>
+          <w:b/>
+          <w:color w:val="3F827B"/>
+        </w:rPr>
+        <w:t xml:space="preserve">M12 — Sustainment</w:t>
+      </w:r>
+    </w:p>
+    <w:p>
+      <w:pPr>
+        <w:pStyle w:val="FirstParagraph"/>
+      </w:pPr>
+      <w:r>
+        <w:rPr>
+          <w:bCs/>
+          <w:b/>
+        </w:rPr>
+        <w:t xml:space="preserve">Purpose:</w:t>
+      </w:r>
+      <w:r>
+        <w:t xml:space="preserve"> </w:t>
+      </w:r>
+      <w:r>
+        <w:t xml:space="preserve">post-go-live adoption audits, regression detection, and sustainment sign-off.</w:t>
+      </w:r>
+    </w:p>
+    <w:p>
+      <w:pPr>
+        <w:pStyle w:val="BodyText"/>
+      </w:pPr>
+      <w:r>
+        <w:rPr>
+          <w:bCs/>
+          <w:b/>
+        </w:rPr>
+        <w:t xml:space="preserve">In the Bouregreg scenario:</w:t>
+      </w:r>
+      <w:r>
+        <w:t xml:space="preserve"> </w:t>
+      </w:r>
+      <w:r>
+        <w:t xml:space="preserve">the module Driss El Amrani uses from go-live onward — checkpoint reviews at 30/60/90 days, logged quick wins, a running lessons-learned log, and the formal sign-off that closes the program once evidence, not the calendar, supports it.</w:t>
+      </w:r>
+    </w:p>
+    <w:p>
+      <w:pPr>
+        <w:pStyle w:val="BodyText"/>
+      </w:pPr>
+      <w:r>
+        <w:rPr>
+          <w:bCs/>
+          <w:b/>
+        </w:rPr>
+        <w:t xml:space="preserve">Create / update / delete:</w:t>
+      </w:r>
+      <w:r>
+        <w:t xml:space="preserve"> </w:t>
+      </w:r>
+      <w:r>
+        <w:t xml:space="preserve">log and update sustainment checkpoints; add quick wins; add and edit lessons-learned entries; toggle the sign-off once criteria are met.</w:t>
+      </w:r>
+    </w:p>
+    <w:p>
+      <w:pPr>
+        <w:pStyle w:val="BodyText"/>
+      </w:pPr>
+      <w:r>
+        <w:rPr>
+          <w:bCs/>
+          <w:b/>
+        </w:rPr>
+        <w:t xml:space="preserve">Who can edit:</w:t>
+      </w:r>
+      <w:r>
+        <w:t xml:space="preserve"> </w:t>
+      </w:r>
+      <w:r>
+        <w:t xml:space="preserve">general write access; sign-off is typically reserved for the Change Manager and above.</w:t>
+      </w:r>
+    </w:p>
+    <w:bookmarkEnd w:id="46"/>
+    <w:bookmarkStart w:id="47" w:name="m13-risk-register"/>
+    <w:p>
+      <w:pPr>
+        <w:pStyle w:val="Heading3"/>
+      </w:pPr>
+      <w:r>
+        <w:rPr>
+          <w:b/>
+          <w:color w:val="3F827B"/>
+        </w:rPr>
+        <w:t xml:space="preserve">M13 — Risk Register</w:t>
+      </w:r>
+    </w:p>
+    <w:p>
+      <w:pPr>
+        <w:pStyle w:val="FirstParagraph"/>
+      </w:pPr>
+      <w:r>
+        <w:rPr>
+          <w:bCs/>
+          <w:b/>
+        </w:rPr>
+        <w:t xml:space="preserve">Purpose:</w:t>
+      </w:r>
+      <w:r>
+        <w:t xml:space="preserve"> </w:t>
+      </w:r>
+      <w:r>
+        <w:t xml:space="preserve">adoption, sponsorship, capacity, and saturation risk — distinct from generic project risk, which lives in the Main Project’s own PM tooling, not in journi.</w:t>
+      </w:r>
+    </w:p>
+    <w:p>
+      <w:pPr>
+        <w:pStyle w:val="BodyText"/>
+      </w:pPr>
+      <w:r>
+        <w:rPr>
+          <w:bCs/>
+          <w:b/>
+        </w:rPr>
+        <w:t xml:space="preserve">In the Bouregreg scenario:</w:t>
+      </w:r>
+      <w:r>
+        <w:t xml:space="preserve"> </w:t>
+      </w:r>
+      <w:r>
+        <w:t xml:space="preserve">tracks Change-Management-specific risks — for example, Kenitra’s plant-floor capacity to absorb training during peak production weeks — separately from the ERP Platform Unification Main Project’s technical and schedule risk.</w:t>
+      </w:r>
+    </w:p>
+    <w:p>
+      <w:pPr>
+        <w:pStyle w:val="BodyText"/>
+      </w:pPr>
+      <w:r>
+        <w:rPr>
+          <w:bCs/>
+          <w:b/>
+        </w:rPr>
+        <w:t xml:space="preserve">Create / update / delete:</w:t>
+      </w:r>
+      <w:r>
+        <w:t xml:space="preserve"> </w:t>
+      </w:r>
+      <w:r>
+        <w:t xml:space="preserve">add, edit, and close risk entries, each with a category, severity, and status.</w:t>
+      </w:r>
+    </w:p>
+    <w:p>
+      <w:pPr>
+        <w:pStyle w:val="BodyText"/>
+      </w:pPr>
+      <w:r>
+        <w:rPr>
+          <w:bCs/>
+          <w:b/>
+        </w:rPr>
+        <w:t xml:space="preserve">Who can edit:</w:t>
+      </w:r>
+      <w:r>
+        <w:t xml:space="preserve"> </w:t>
+      </w:r>
+      <w:r>
+        <w:t xml:space="preserve">general write access.</w:t>
+      </w:r>
+    </w:p>
+    <w:bookmarkEnd w:id="47"/>
+    <w:bookmarkStart w:id="48" w:name="m14-analytics"/>
+    <w:p>
+      <w:pPr>
+        <w:pStyle w:val="Heading3"/>
+      </w:pPr>
+      <w:r>
+        <w:rPr>
+          <w:b/>
+          <w:color w:val="3F827B"/>
+        </w:rPr>
+        <w:t xml:space="preserve">M14 — Analytics</w:t>
+      </w:r>
+    </w:p>
+    <w:p>
+      <w:pPr>
+        <w:pStyle w:val="FirstParagraph"/>
+      </w:pPr>
+      <w:r>
+        <w:rPr>
+          <w:bCs/>
+          <w:b/>
+        </w:rPr>
+        <w:t xml:space="preserve">Purpose:</w:t>
+      </w:r>
+      <w:r>
+        <w:t xml:space="preserve"> </w:t>
+      </w:r>
+      <w:r>
+        <w:t xml:space="preserve">the Composite Readiness Index, adoption curves, and correlation analysis — journi’s benchmarking dashboard.</w:t>
+      </w:r>
+    </w:p>
+    <w:p>
+      <w:pPr>
+        <w:pStyle w:val="BodyText"/>
+      </w:pPr>
+      <w:r>
+        <w:rPr>
+          <w:bCs/>
+          <w:b/>
+        </w:rPr>
+        <w:t xml:space="preserve">In the Bouregreg scenario:</w:t>
+      </w:r>
+      <w:r>
+        <w:t xml:space="preserve"> </w:t>
+      </w:r>
+      <w:r>
+        <w:t xml:space="preserve">the dashboard the Steering Committee reviews at every phase gate — the blended readiness score (ADKAR 50%, Kübler-Ross sentiment 25%, training completion 25%) trending against the benchmark band expected at that point in the program, and the correlation view showing which input is actually driving the trend.</w:t>
+      </w:r>
+    </w:p>
+    <w:p>
+      <w:pPr>
+        <w:pStyle w:val="BodyText"/>
+      </w:pPr>
+      <w:r>
+        <w:rPr>
+          <w:bCs/>
+          <w:b/>
+        </w:rPr>
+        <w:t xml:space="preserve">Create / update / delete:</w:t>
+      </w:r>
+      <w:r>
+        <w:t xml:space="preserve"> </w:t>
+      </w:r>
+      <w:r>
+        <w:t xml:space="preserve">this module is entirely computed — there is nothing to create, update, or delete here; it reads live from M5, M6, and M9.</w:t>
+      </w:r>
+    </w:p>
+    <w:p>
+      <w:pPr>
+        <w:pStyle w:val="BodyText"/>
+      </w:pPr>
+      <w:r>
+        <w:rPr>
+          <w:bCs/>
+          <w:b/>
+        </w:rPr>
+        <w:t xml:space="preserve">Who can edit:</w:t>
+      </w:r>
+      <w:r>
+        <w:t xml:space="preserve"> </w:t>
+      </w:r>
+      <w:r>
+        <w:t xml:space="preserve">read access follows each role’s normal visibility; there is no write capability on this module.</w:t>
+      </w:r>
+    </w:p>
+    <w:bookmarkEnd w:id="48"/>
+    <w:bookmarkStart w:id="49" w:name="m15-journey-map"/>
+    <w:p>
+      <w:pPr>
+        <w:pStyle w:val="Heading3"/>
+      </w:pPr>
+      <w:r>
+        <w:rPr>
+          <w:b/>
+          <w:color w:val="3F827B"/>
+        </w:rPr>
+        <w:t xml:space="preserve">M15 — Journey Map</w:t>
+      </w:r>
+    </w:p>
+    <w:p>
+      <w:pPr>
+        <w:pStyle w:val="FirstParagraph"/>
+      </w:pPr>
+      <w:r>
+        <w:rPr>
+          <w:bCs/>
+          <w:b/>
+        </w:rPr>
+        <w:t xml:space="preserve">Purpose:</w:t>
+      </w:r>
+      <w:r>
+        <w:t xml:space="preserve"> </w:t>
+      </w:r>
+      <w:r>
+        <w:t xml:space="preserve">a literal, visual timeline combining ADKAR stage, Bridges phase, and sentiment.</w:t>
+      </w:r>
+    </w:p>
+    <w:p>
+      <w:pPr>
+        <w:pStyle w:val="BodyText"/>
+      </w:pPr>
+      <w:r>
+        <w:rPr>
+          <w:bCs/>
+          <w:b/>
+        </w:rPr>
+        <w:t xml:space="preserve">In the Bouregreg scenario:</w:t>
+      </w:r>
+      <w:r>
+        <w:t xml:space="preserve"> </w:t>
+      </w:r>
+      <w:r>
+        <w:t xml:space="preserve">the single visual a Steering Committee member glances at to see, at a point in time, where the Bouregreg program actually sits across all three readings at once, rather than checking three separate modules.</w:t>
+      </w:r>
+    </w:p>
+    <w:p>
+      <w:pPr>
+        <w:pStyle w:val="BodyText"/>
+      </w:pPr>
+      <w:r>
+        <w:rPr>
+          <w:bCs/>
+          <w:b/>
+        </w:rPr>
+        <w:t xml:space="preserve">Create / update / delete:</w:t>
+      </w:r>
+      <w:r>
+        <w:t xml:space="preserve"> </w:t>
+      </w:r>
+      <w:r>
+        <w:t xml:space="preserve">computed from M5/M6 data already logged; nothing is created or edited directly on this page.</w:t>
+      </w:r>
+    </w:p>
+    <w:p>
+      <w:pPr>
+        <w:pStyle w:val="BodyText"/>
+      </w:pPr>
+      <w:r>
+        <w:rPr>
+          <w:bCs/>
+          <w:b/>
+        </w:rPr>
+        <w:t xml:space="preserve">Who can edit:</w:t>
+      </w:r>
+      <w:r>
+        <w:t xml:space="preserve"> </w:t>
+      </w:r>
+      <w:r>
+        <w:t xml:space="preserve">read-only, following each role’s normal visibility.</w:t>
+      </w:r>
+    </w:p>
+    <w:bookmarkEnd w:id="49"/>
+    <w:bookmarkStart w:id="50" w:name="m16-ai-use-case-library"/>
+    <w:p>
+      <w:pPr>
+        <w:pStyle w:val="Heading3"/>
+      </w:pPr>
+      <w:r>
+        <w:rPr>
+          <w:b/>
+          <w:color w:val="3F827B"/>
+        </w:rPr>
+        <w:t xml:space="preserve">M16 — AI Use Case Library</w:t>
+      </w:r>
+    </w:p>
+    <w:p>
+      <w:pPr>
+        <w:pStyle w:val="FirstParagraph"/>
+      </w:pPr>
+      <w:r>
+        <w:rPr>
+          <w:bCs/>
+          <w:b/>
+        </w:rPr>
+        <w:t xml:space="preserve">Purpose:</w:t>
+      </w:r>
+      <w:r>
+        <w:t xml:space="preserve"> </w:t>
+      </w:r>
+      <w:r>
+        <w:t xml:space="preserve">a governed catalog of Assistive and Augmented AI use cases. No use case acts autonomously.</w:t>
+      </w:r>
+    </w:p>
+    <w:p>
+      <w:pPr>
+        <w:pStyle w:val="BodyText"/>
+      </w:pPr>
+      <w:r>
+        <w:rPr>
+          <w:bCs/>
+          <w:b/>
+        </w:rPr>
+        <w:t xml:space="preserve">In the Bouregreg scenario:</w:t>
+      </w:r>
+      <w:r>
+        <w:t xml:space="preserve"> </w:t>
+      </w:r>
+      <w:r>
+        <w:t xml:space="preserve">Meryem Sabri activates the specific AI-assisted use cases Bouregreg Group’s contract permits (for example, drafting a first pass of a communication or summarizing coded resistance themes) at the Organization level; a Change Manager can further restrict which of those activated use cases their own project actually uses.</w:t>
+      </w:r>
+    </w:p>
+    <w:p>
+      <w:pPr>
+        <w:pStyle w:val="BodyText"/>
+      </w:pPr>
+      <w:r>
+        <w:rPr>
+          <w:bCs/>
+          <w:b/>
+        </w:rPr>
+        <w:t xml:space="preserve">Create / update / delete:</w:t>
+      </w:r>
+      <w:r>
+        <w:t xml:space="preserve"> </w:t>
+      </w:r>
+      <w:r>
+        <w:t xml:space="preserve">the catalog of use cases itself is a fixed reference list, not editable; what is editable is the activation toggle per Organization and the override toggle per Project, plus the usage log every actual AI call writes to.</w:t>
+      </w:r>
+    </w:p>
+    <w:p>
+      <w:pPr>
+        <w:pStyle w:val="BodyText"/>
+      </w:pPr>
+      <w:r>
+        <w:rPr>
+          <w:bCs/>
+          <w:b/>
+        </w:rPr>
+        <w:t xml:space="preserve">Who can edit:</w:t>
+      </w:r>
+      <w:r>
+        <w:t xml:space="preserve"> </w:t>
+      </w:r>
+      <w:r>
+        <w:t xml:space="preserve">activation is gated to Org-Admin-and-above; project-level overrides to the Change Manager on that project.</w:t>
+      </w:r>
+    </w:p>
+    <w:bookmarkEnd w:id="50"/>
+    <w:bookmarkStart w:id="51" w:name="m17-wbs-gantt"/>
+    <w:p>
+      <w:pPr>
+        <w:pStyle w:val="Heading3"/>
+      </w:pPr>
+      <w:r>
+        <w:rPr>
+          <w:b/>
+          <w:color w:val="3F827B"/>
+        </w:rPr>
+        <w:t xml:space="preserve">M17 — WBS &amp; Gantt</w:t>
+      </w:r>
+    </w:p>
+    <w:p>
+      <w:pPr>
+        <w:pStyle w:val="FirstParagraph"/>
+      </w:pPr>
+      <w:r>
+        <w:rPr>
+          <w:bCs/>
+          <w:b/>
+        </w:rPr>
+        <w:t xml:space="preserve">Purpose:</w:t>
+      </w:r>
+      <w:r>
+        <w:t xml:space="preserve"> </w:t>
+      </w:r>
+      <w:r>
+        <w:t xml:space="preserve">one Work Breakdown Structure spanning Project Management, Change Management, and the Lewin/Prosci/Bridges/ADKAR framework milestones — baseline versus actual dates, with the schedule gap called out task by task.</w:t>
+      </w:r>
+    </w:p>
+    <w:p>
+      <w:pPr>
+        <w:pStyle w:val="BodyText"/>
+      </w:pPr>
+      <w:r>
+        <w:rPr>
+          <w:bCs/>
+          <w:b/>
+        </w:rPr>
+        <w:t xml:space="preserve">In the Bouregreg scenario:</w:t>
+      </w:r>
+      <w:r>
+        <w:t xml:space="preserve"> </w:t>
+      </w:r>
+      <w:r>
+        <w:t xml:space="preserve">Driss El Amrani loads a phase template at kickoff to seed the 14-month program’s baseline schedule, then keeps actual dates and status current against it as Parts 3 and 4 of this guide play out — so a reader can see, task by task, where the real program has drifted from plan.</w:t>
+      </w:r>
+    </w:p>
+    <w:p>
+      <w:pPr>
+        <w:pStyle w:val="BodyText"/>
+      </w:pPr>
+      <w:r>
+        <w:rPr>
+          <w:bCs/>
+          <w:b/>
+        </w:rPr>
+        <w:t xml:space="preserve">Create / update / delete:</w:t>
+      </w:r>
+      <w:r>
+        <w:t xml:space="preserve"> </w:t>
+      </w:r>
+      <w:r>
+        <w:t xml:space="preserve">load a phase template to seed the WBS; edit individual task dates and status against the loaded baseline; Phase Gates are the checklist/sign-off items attached to each phase boundary.</w:t>
+      </w:r>
+    </w:p>
+    <w:p>
+      <w:pPr>
+        <w:pStyle w:val="BodyText"/>
+      </w:pPr>
+      <w:r>
+        <w:rPr>
+          <w:bCs/>
+          <w:b/>
+        </w:rPr>
+        <w:t xml:space="preserve">Who can edit:</w:t>
+      </w:r>
+      <w:r>
+        <w:t xml:space="preserve"> </w:t>
+      </w:r>
+      <w:r>
+        <w:t xml:space="preserve">general write access.</w:t>
+      </w:r>
+    </w:p>
+    <w:bookmarkEnd w:id="51"/>
+    <w:bookmarkStart w:id="52" w:name="m18-process-registry"/>
+    <w:p>
+      <w:pPr>
+        <w:pStyle w:val="Heading3"/>
+      </w:pPr>
+      <w:r>
+        <w:rPr>
+          <w:b/>
+          <w:color w:val="3F827B"/>
+        </w:rPr>
+        <w:t xml:space="preserve">M18 — Process Registry</w:t>
+      </w:r>
+    </w:p>
+    <w:p>
+      <w:pPr>
+        <w:pStyle w:val="FirstParagraph"/>
+      </w:pPr>
+      <w:r>
+        <w:rPr>
+          <w:bCs/>
+          <w:b/>
+        </w:rPr>
+        <w:t xml:space="preserve">Purpose:</w:t>
+      </w:r>
+      <w:r>
+        <w:t xml:space="preserve"> </w:t>
+      </w:r>
+      <w:r>
+        <w:t xml:space="preserve">the process backbone every module is built on — the 10 macro processes, the 16 registered end-to-end chains (core lifecycle, cross-cutting loops, and one per transformation type), and who is Responsible / Accountable / Consulted / Sign-off / Informed for each.</w:t>
+      </w:r>
+    </w:p>
+    <w:p>
+      <w:pPr>
+        <w:pStyle w:val="BodyText"/>
+      </w:pPr>
+      <w:r>
+        <w:rPr>
+          <w:bCs/>
+          <w:b/>
+        </w:rPr>
+        <w:t xml:space="preserve">In the Bouregreg scenario:</w:t>
+      </w:r>
+      <w:r>
+        <w:t xml:space="preserve"> </w:t>
+      </w:r>
+      <w:r>
+        <w:t xml:space="preserve">the reference Part 3 of this guide walks in full — every one of the 16 processes, read here and then exercised against Bouregreg’s live data elsewhere in journi.</w:t>
+      </w:r>
+    </w:p>
+    <w:p>
+      <w:pPr>
+        <w:pStyle w:val="BodyText"/>
+      </w:pPr>
+      <w:r>
+        <w:rPr>
+          <w:bCs/>
+          <w:b/>
+        </w:rPr>
+        <w:t xml:space="preserve">Create / update / delete:</w:t>
+      </w:r>
+      <w:r>
+        <w:t xml:space="preserve"> </w:t>
+      </w:r>
+      <w:r>
+        <w:t xml:space="preserve">the Macro Process and End-to-End Process catalogs are fixed reference content, shared platform-wide and not editable per tenant. The RACSI grid — who holds each of the five roles for each macro process — is editable cell by cell.</w:t>
+      </w:r>
+    </w:p>
+    <w:p>
+      <w:pPr>
+        <w:pStyle w:val="BodyText"/>
+      </w:pPr>
+      <w:r>
+        <w:rPr>
+          <w:bCs/>
+          <w:b/>
+        </w:rPr>
+        <w:t xml:space="preserve">Who can edit:</w:t>
+      </w:r>
+      <w:r>
+        <w:t xml:space="preserve"> </w:t>
+      </w:r>
+      <w:r>
+        <w:t xml:space="preserve">RACSI grid edits are gated to whoever holds that capability on the Permission Matrix, by default Org-Admin-and-above; the process catalogs themselves are read-only for every role.</w:t>
+      </w:r>
+    </w:p>
+    <w:bookmarkEnd w:id="52"/>
+    <w:bookmarkStart w:id="53" w:name="m19-cm-charters"/>
+    <w:p>
+      <w:pPr>
+        <w:pStyle w:val="Heading3"/>
+      </w:pPr>
+      <w:r>
+        <w:rPr>
+          <w:b/>
+          <w:color w:val="3F827B"/>
+        </w:rPr>
+        <w:t xml:space="preserve">M19 — CM Charters</w:t>
+      </w:r>
+    </w:p>
+    <w:p>
+      <w:pPr>
+        <w:pStyle w:val="FirstParagraph"/>
+      </w:pPr>
+      <w:r>
+        <w:rPr>
+          <w:bCs/>
+          <w:b/>
+        </w:rPr>
+        <w:t xml:space="preserve">Purpose:</w:t>
+      </w:r>
+      <w:r>
+        <w:t xml:space="preserve"> </w:t>
+      </w:r>
+      <w:r>
+        <w:t xml:space="preserve">the 8 signed, trackable behavioral standards governing sponsorship, frontline engagement, communication, impact assessment, coaching and mentoring, and pulse/interview diagnostics — with concrete action mapping and a per-project compliance log, so charter governance is trackable, not just aspirational.</w:t>
+      </w:r>
+    </w:p>
+    <w:p>
+      <w:pPr>
+        <w:pStyle w:val="BodyText"/>
+      </w:pPr>
+      <w:r>
+        <w:rPr>
+          <w:bCs/>
+          <w:b/>
+        </w:rPr>
+        <w:t xml:space="preserve">In the Bouregreg scenario:</w:t>
+      </w:r>
+      <w:r>
+        <w:t xml:space="preserve"> </w:t>
+      </w:r>
+      <w:r>
+        <w:t xml:space="preserve">the CFO’s Sponsor Charter is signed at kickoff and its compliance log tracks whether the CFO’s actual visible behavior (from M7) matches what was signed up to; new or revised Charters can be drafted here as Bouregreg Group’s own governance model matures.</w:t>
+      </w:r>
+    </w:p>
+    <w:p>
+      <w:pPr>
+        <w:pStyle w:val="BodyText"/>
+      </w:pPr>
+      <w:r>
+        <w:rPr>
+          <w:bCs/>
+          <w:b/>
+        </w:rPr>
+        <w:t xml:space="preserve">Create / update / delete:</w:t>
+      </w:r>
+      <w:r>
+        <w:t xml:space="preserve"> </w:t>
+      </w:r>
+      <w:r>
+        <w:t xml:space="preserve">full Charter CRUD — create a new Charter, edit an existing one (including its RACSI, status, and review frequency), and delete one, though a Charter must be moved out of Active status (to Draft or Retired) before it can be deleted. Separately, log compliance actions against a Charter’s action mapping and delete individual log entries.</w:t>
+      </w:r>
+    </w:p>
+    <w:p>
+      <w:pPr>
+        <w:pStyle w:val="BodyText"/>
+      </w:pPr>
+      <w:r>
+        <w:rPr>
+          <w:bCs/>
+          <w:b/>
+        </w:rPr>
+        <w:t xml:space="preserve">Who can edit:</w:t>
+      </w:r>
+      <w:r>
+        <w:t xml:space="preserve"> </w:t>
+      </w:r>
+      <w:r>
+        <w:t xml:space="preserve">Charter create/edit is gated to whoever holds Charter-management rights on the Permission Matrix; delete is further restricted to Org-Admin-and-above, matching the sensitivity of removing a governance record outright.</w:t>
+      </w:r>
+    </w:p>
+    <w:bookmarkEnd w:id="53"/>
+    <w:bookmarkStart w:id="54" w:name="m20-journeys-analytics"/>
+    <w:p>
+      <w:pPr>
+        <w:pStyle w:val="Heading3"/>
+      </w:pPr>
+      <w:r>
+        <w:rPr>
+          <w:b/>
+          <w:color w:val="3F827B"/>
+        </w:rPr>
+        <w:t xml:space="preserve">M20 — Journeys &amp; Analytics</w:t>
+      </w:r>
+    </w:p>
+    <w:p>
+      <w:pPr>
+        <w:pStyle w:val="FirstParagraph"/>
+      </w:pPr>
+      <w:r>
+        <w:rPr>
+          <w:bCs/>
+          <w:b/>
+        </w:rPr>
+        <w:t xml:space="preserve">Purpose:</w:t>
+      </w:r>
+      <w:r>
+        <w:t xml:space="preserve"> </w:t>
+      </w:r>
+      <w:r>
+        <w:t xml:space="preserve">the experience-layer companion to the score-centric dashboards elsewhere in journi — 8 persona/exception/system journeys, their concrete touchpoints with success criteria and evidence, 5 journey analytics dashboards, and a project-context overlay distinguishing each case from the generic template.</w:t>
+      </w:r>
+    </w:p>
+    <w:p>
+      <w:pPr>
+        <w:pStyle w:val="BodyText"/>
+      </w:pPr>
+      <w:r>
+        <w:rPr>
+          <w:bCs/>
+          <w:b/>
+        </w:rPr>
+        <w:t xml:space="preserve">In the Bouregreg scenario:</w:t>
+      </w:r>
+      <w:r>
+        <w:t xml:space="preserve"> </w:t>
+      </w:r>
+      <w:r>
+        <w:t xml:space="preserve">where a reader sees the End User’s actual journey through the ERP rollout — not as a score, but as a sequence of concrete touchpoints (first town hall, first login, first live transaction, first month using the new system unsupervised) each with its own success criteria and logged evidence, overlaid with Bouregreg’s real project context rather than the generic template.</w:t>
+      </w:r>
+    </w:p>
+    <w:p>
+      <w:pPr>
+        <w:pStyle w:val="BodyText"/>
+      </w:pPr>
+      <w:r>
+        <w:rPr>
+          <w:bCs/>
+          <w:b/>
+        </w:rPr>
+        <w:t xml:space="preserve">Create / update / delete:</w:t>
+      </w:r>
+      <w:r>
+        <w:t xml:space="preserve"> </w:t>
+      </w:r>
+      <w:r>
+        <w:t xml:space="preserve">log evidence and mark success criteria met against a journey’s touchpoints for the current project; the 8 journey templates themselves are shared reference content.</w:t>
+      </w:r>
+    </w:p>
+    <w:p>
+      <w:pPr>
+        <w:pStyle w:val="BodyText"/>
+      </w:pPr>
+      <w:r>
+        <w:rPr>
+          <w:bCs/>
+          <w:b/>
+        </w:rPr>
+        <w:t xml:space="preserve">Who can edit:</w:t>
+      </w:r>
+      <w:r>
+        <w:t xml:space="preserve"> </w:t>
+      </w:r>
+      <w:r>
+        <w:t xml:space="preserve">general write access for logging evidence; the underlying journey templates are read-only for every role.</w:t>
+      </w:r>
+    </w:p>
+    <w:p>
+      <w:r>
+        <w:pict>
+          <v:rect style="width:0;height:1.5pt" o:hralign="center" o:hrstd="t" o:hr="t"/>
+        </w:pict>
+      </w:r>
+    </w:p>
+    <w:p>
+      <w:r>
+        <w:pict>
+          <v:rect style="width:0;height:1.5pt" o:hralign="center" o:hrstd="t" o:hr="t"/>
+        </w:pict>
+      </w:r>
+    </w:p>
+    <w:p>
+      <w:pPr>
+        <w:pStyle w:val="FirstParagraph"/>
+      </w:pPr>
+    </w:p>
+    <w:bookmarkEnd w:id="54"/>
+    <w:bookmarkEnd w:id="55"/>
+    <w:bookmarkStart w:id="68" w:name="X3a691c7b5e904e251e49707e934744bde62b737"/>
+    <w:p>
+      <w:pPr>
+        <w:pStyle w:val="Heading2"/>
+      </w:pPr>
+      <w:r>
+        <w:rPr>
+          <w:b/>
+          <w:color w:val="275650"/>
+        </w:rPr>
+        <w:t xml:space="preserve">Part 3 — All 16 End-to-End Process Walkthroughs</w:t>
+      </w:r>
+    </w:p>
+    <w:p>
+      <w:pPr>
+        <w:pStyle w:val="FirstParagraph"/>
+      </w:pPr>
+      <w:r>
+        <w:t xml:space="preserve">Module 18’s Process Registry holds 16 registered end-to-end chains: 4 core chains spanning the whole Change Management lifecycle, 4 cross-cutting loops that make an existing cross-module dependency explicit and traceable, and 8 transformation-type lifecycles — one per archetype, each with its own Phase Template in M17. Every chain is built from journi’s 10 Macro Processes (MP-01 through MP-10); this Part walks each of the 16 against Bouregreg Group’s data, and for the 8 transformation-type lifecycles, against the specific Change Management Project in Part 4 that archetype belongs to.</w:t>
+      </w:r>
+    </w:p>
+    <w:bookmarkStart w:id="56" w:name="the-10-macro-processes-reference"/>
+    <w:p>
+      <w:pPr>
+        <w:pStyle w:val="Heading3"/>
+      </w:pPr>
+      <w:r>
+        <w:rPr>
+          <w:b/>
+          <w:color w:val="3F827B"/>
+        </w:rPr>
+        <w:t xml:space="preserve">The 10 Macro Processes (reference)</w:t>
+      </w:r>
+    </w:p>
+    <w:tbl>
+      <w:tblPr>
+        <w:tblStyle w:val="Table"/>
+        <w:tblW w:type="auto" w:w="0"/>
+        <w:tblLook w:firstRow="1" w:lastRow="0" w:firstColumn="0" w:lastColumn="0" w:noHBand="0" w:noVBand="0" w:val="0020"/>
+        <w:jc w:val="start"/>
+      </w:tblPr>
+      <w:tblGrid>
+        <w:gridCol w:w="3960"/>
+        <w:gridCol w:w="3960"/>
+      </w:tblGrid>
+      <w:tr>
+        <w:trPr>
+          <w:tblHeader w:val="true"/>
+        </w:trPr>
+        <w:tc>
+          <w:tcPr>
+            <w:shd w:val="clear" w:fill="1F4B45"/>
+          </w:tcPr>
+          <w:p>
+            <w:pPr>
+              <w:pStyle w:val="Compact"/>
+              <w:jc w:val="left"/>
+            </w:pPr>
+            <w:r>
+              <w:rPr>
+                <w:b/>
+                <w:color w:val="FFFFFF"/>
+              </w:rPr>
+              <w:t xml:space="preserve">Code</w:t>
+            </w:r>
+          </w:p>
+        </w:tc>
+        <w:tc>
+          <w:tcPr>
+            <w:shd w:val="clear" w:fill="1F4B45"/>
+          </w:tcPr>
+          <w:p>
+            <w:pPr>
+              <w:pStyle w:val="Compact"/>
+              <w:jc w:val="left"/>
+            </w:pPr>
+            <w:r>
+              <w:rPr>
+                <w:b/>
+                <w:color w:val="FFFFFF"/>
+              </w:rPr>
+              <w:t xml:space="preserve">Macro Process</w:t>
+            </w:r>
+          </w:p>
+        </w:tc>
+      </w:tr>
+      <w:tr>
+        <w:tc>
+          <w:tcPr/>
+          <w:p>
+            <w:pPr>
+              <w:pStyle w:val="Compact"/>
+              <w:jc w:val="left"/>
+            </w:pPr>
+            <w:r>
+              <w:t xml:space="preserve">MP-01</w:t>
+            </w:r>
+          </w:p>
+        </w:tc>
+        <w:tc>
+          <w:tcPr/>
+          <w:p>
+            <w:pPr>
+              <w:pStyle w:val="Compact"/>
+              <w:jc w:val="left"/>
+            </w:pPr>
+            <w:r>
+              <w:t xml:space="preserve">Change Impact &amp; Stakeholder Assessment</w:t>
+            </w:r>
+          </w:p>
+        </w:tc>
+      </w:tr>
+      <w:tr>
+        <w:tc>
+          <w:tcPr/>
+          <w:p>
+            <w:pPr>
+              <w:pStyle w:val="Compact"/>
+              <w:jc w:val="left"/>
+            </w:pPr>
+            <w:r>
+              <w:t xml:space="preserve">MP-02</w:t>
+            </w:r>
+          </w:p>
+        </w:tc>
+        <w:tc>
+          <w:tcPr/>
+          <w:p>
+            <w:pPr>
+              <w:pStyle w:val="Compact"/>
+              <w:jc w:val="left"/>
+            </w:pPr>
+            <w:r>
+              <w:t xml:space="preserve">Sponsorship &amp; Governance Management</w:t>
+            </w:r>
+          </w:p>
+        </w:tc>
+      </w:tr>
+      <w:tr>
+        <w:tc>
+          <w:tcPr/>
+          <w:p>
+            <w:pPr>
+              <w:pStyle w:val="Compact"/>
+              <w:jc w:val="left"/>
+            </w:pPr>
+            <w:r>
+              <w:t xml:space="preserve">MP-03</w:t>
+            </w:r>
+          </w:p>
+        </w:tc>
+        <w:tc>
+          <w:tcPr/>
+          <w:p>
+            <w:pPr>
+              <w:pStyle w:val="Compact"/>
+              <w:jc w:val="left"/>
+            </w:pPr>
+            <w:r>
+              <w:t xml:space="preserve">Communication &amp; Awareness Management</w:t>
+            </w:r>
+          </w:p>
+        </w:tc>
+      </w:tr>
+      <w:tr>
+        <w:tc>
+          <w:tcPr/>
+          <w:p>
+            <w:pPr>
+              <w:pStyle w:val="Compact"/>
+              <w:jc w:val="left"/>
+            </w:pPr>
+            <w:r>
+              <w:t xml:space="preserve">MP-04</w:t>
+            </w:r>
+          </w:p>
+        </w:tc>
+        <w:tc>
+          <w:tcPr/>
+          <w:p>
+            <w:pPr>
+              <w:pStyle w:val="Compact"/>
+              <w:jc w:val="left"/>
+            </w:pPr>
+            <w:r>
+              <w:t xml:space="preserve">Resistance &amp; Barrier Management</w:t>
+            </w:r>
+          </w:p>
+        </w:tc>
+      </w:tr>
+      <w:tr>
+        <w:tc>
+          <w:tcPr/>
+          <w:p>
+            <w:pPr>
+              <w:pStyle w:val="Compact"/>
+              <w:jc w:val="left"/>
+            </w:pPr>
+            <w:r>
+              <w:t xml:space="preserve">MP-05</w:t>
+            </w:r>
+          </w:p>
+        </w:tc>
+        <w:tc>
+          <w:tcPr/>
+          <w:p>
+            <w:pPr>
+              <w:pStyle w:val="Compact"/>
+              <w:jc w:val="left"/>
+            </w:pPr>
+            <w:r>
+              <w:t xml:space="preserve">Training &amp; Capability Enablement</w:t>
+            </w:r>
+          </w:p>
+        </w:tc>
+      </w:tr>
+      <w:tr>
+        <w:tc>
+          <w:tcPr/>
+          <w:p>
+            <w:pPr>
+              <w:pStyle w:val="Compact"/>
+              <w:jc w:val="left"/>
+            </w:pPr>
+            <w:r>
+              <w:t xml:space="preserve">MP-06</w:t>
+            </w:r>
+          </w:p>
+        </w:tc>
+        <w:tc>
+          <w:tcPr/>
+          <w:p>
+            <w:pPr>
+              <w:pStyle w:val="Compact"/>
+              <w:jc w:val="left"/>
+            </w:pPr>
+            <w:r>
+              <w:t xml:space="preserve">Champion Network Management</w:t>
+            </w:r>
+          </w:p>
+        </w:tc>
+      </w:tr>
+      <w:tr>
+        <w:tc>
+          <w:tcPr/>
+          <w:p>
+            <w:pPr>
+              <w:pStyle w:val="Compact"/>
+              <w:jc w:val="left"/>
+            </w:pPr>
+            <w:r>
+              <w:t xml:space="preserve">MP-07</w:t>
+            </w:r>
+          </w:p>
+        </w:tc>
+        <w:tc>
+          <w:tcPr/>
+          <w:p>
+            <w:pPr>
+              <w:pStyle w:val="Compact"/>
+              <w:jc w:val="left"/>
+            </w:pPr>
+            <w:r>
+              <w:t xml:space="preserve">Readiness Diagnostics &amp; Signal Capture</w:t>
+            </w:r>
+          </w:p>
+        </w:tc>
+      </w:tr>
+      <w:tr>
+        <w:tc>
+          <w:tcPr/>
+          <w:p>
+            <w:pPr>
+              <w:pStyle w:val="Compact"/>
+              <w:jc w:val="left"/>
+            </w:pPr>
+            <w:r>
+              <w:t xml:space="preserve">MP-08</w:t>
+            </w:r>
+          </w:p>
+        </w:tc>
+        <w:tc>
+          <w:tcPr/>
+          <w:p>
+            <w:pPr>
+              <w:pStyle w:val="Compact"/>
+              <w:jc w:val="left"/>
+            </w:pPr>
+            <w:r>
+              <w:t xml:space="preserve">Divergence &amp; Risk Detection</w:t>
+            </w:r>
+          </w:p>
+        </w:tc>
+      </w:tr>
+      <w:tr>
+        <w:tc>
+          <w:tcPr/>
+          <w:p>
+            <w:pPr>
+              <w:pStyle w:val="Compact"/>
+              <w:jc w:val="left"/>
+            </w:pPr>
+            <w:r>
+              <w:t xml:space="preserve">MP-09</w:t>
+            </w:r>
+          </w:p>
+        </w:tc>
+        <w:tc>
+          <w:tcPr/>
+          <w:p>
+            <w:pPr>
+              <w:pStyle w:val="Compact"/>
+              <w:jc w:val="left"/>
+            </w:pPr>
+            <w:r>
+              <w:t xml:space="preserve">Hypercare &amp; Floor Coaching Support</w:t>
+            </w:r>
+          </w:p>
+        </w:tc>
+      </w:tr>
+      <w:tr>
+        <w:tc>
+          <w:tcPr/>
+          <w:p>
+            <w:pPr>
+              <w:pStyle w:val="Compact"/>
+              <w:jc w:val="left"/>
+            </w:pPr>
+            <w:r>
+              <w:t xml:space="preserve">MP-10</w:t>
+            </w:r>
+          </w:p>
+        </w:tc>
+        <w:tc>
+          <w:tcPr/>
+          <w:p>
+            <w:pPr>
+              <w:pStyle w:val="Compact"/>
+              <w:jc w:val="left"/>
+            </w:pPr>
+            <w:r>
+              <w:t xml:space="preserve">Reinforcement &amp; Sustainment Management</w:t>
+            </w:r>
+          </w:p>
+        </w:tc>
+      </w:tr>
+    </w:tbl>
+    <w:bookmarkEnd w:id="56"/>
+    <w:bookmarkStart w:id="61" w:name="core-chains-e2e-01-e2e-04"/>
+    <w:p>
+      <w:pPr>
+        <w:pStyle w:val="Heading3"/>
+      </w:pPr>
+      <w:r>
+        <w:rPr>
+          <w:b/>
+          <w:color w:val="3F827B"/>
+        </w:rPr>
+        <w:t xml:space="preserve">Core Chains (E2E-01 — E2E-04)</w:t>
+      </w:r>
+    </w:p>
+    <w:bookmarkStart w:id="57" w:name="Xdd0f15b280f76ef8f06812aee34f7e528fe2da1"/>
+    <w:p>
+      <w:pPr>
+        <w:pStyle w:val="Heading4"/>
+      </w:pPr>
+      <w:r>
+        <w:t xml:space="preserve">E2E-01 — Readiness &amp; Mobilization (Awareness → Launch-Readiness)</w:t>
+      </w:r>
+    </w:p>
+    <w:p>
+      <w:pPr>
+        <w:pStyle w:val="FirstParagraph"/>
+      </w:pPr>
+      <w:r>
+        <w:rPr>
+          <w:bCs/>
+          <w:b/>
+        </w:rPr>
+        <w:t xml:space="preserve">Composition:</w:t>
+      </w:r>
+      <w:r>
+        <w:t xml:space="preserve"> </w:t>
+      </w:r>
+      <w:r>
+        <w:t xml:space="preserve">MP-01 → MP-02 → MP-03 → MP-06 → MP-07 ·</w:t>
+      </w:r>
+      <w:r>
+        <w:t xml:space="preserve"> </w:t>
+      </w:r>
+      <w:r>
+        <w:rPr>
+          <w:bCs/>
+          <w:b/>
+        </w:rPr>
+        <w:t xml:space="preserve">Trigger:</w:t>
+      </w:r>
+      <w:r>
+        <w:t xml:space="preserve"> </w:t>
+      </w:r>
+      <w:r>
+        <w:t xml:space="preserve">business case and stakeholder map opened ·</w:t>
+      </w:r>
+      <w:r>
+        <w:t xml:space="preserve"> </w:t>
+      </w:r>
+      <w:r>
+        <w:rPr>
+          <w:bCs/>
+          <w:b/>
+        </w:rPr>
+        <w:t xml:space="preserve">Terminal state:</w:t>
+      </w:r>
+      <w:r>
+        <w:t xml:space="preserve"> </w:t>
+      </w:r>
+      <w:r>
+        <w:t xml:space="preserve">mobilized sponsorship, informed and diagnosed population, active champion network ·</w:t>
+      </w:r>
+      <w:r>
+        <w:t xml:space="preserve"> </w:t>
+      </w:r>
+      <w:r>
+        <w:rPr>
+          <w:bCs/>
+          <w:b/>
+        </w:rPr>
+        <w:t xml:space="preserve">RACSI:</w:t>
+      </w:r>
+      <w:r>
+        <w:t xml:space="preserve"> </w:t>
+      </w:r>
+      <w:r>
+        <w:t xml:space="preserve">R=CM, A=ES, C=FPO/PM, S=SUP, I=EU</w:t>
+      </w:r>
+    </w:p>
+    <w:p>
+      <w:pPr>
+        <w:pStyle w:val="BodyText"/>
+      </w:pPr>
+      <w:r>
+        <w:rPr>
+          <w:bCs/>
+          <w:b/>
+        </w:rPr>
+        <w:t xml:space="preserve">In the Bouregreg scenario:</w:t>
+      </w:r>
+      <w:r>
+        <w:t xml:space="preserve"> </w:t>
+      </w:r>
+      <w:r>
+        <w:t xml:space="preserve">Meryem Sabri opens the Stakeholder Map (M4) for all three sites (MP-01); the CFO’s Sponsor roadmap and Steering Committee are stood up on M7 (MP-02); Driss El Amrani launches the kickoff communications wave on M8 (MP-03); the champion network across Casablanca, Kenitra, and Settat is recruited and logged on M4 (MP-06); and the baseline ADKAR/Bridges/Kübler-Ross pulse is read on M5/M6 (MP-07). The chain closes when the CFO’s sponsorship is visibly active, the population is informed, and the champion network is live — exactly the state Part 1’s tenant setup ends at.</w:t>
+      </w:r>
+    </w:p>
+    <w:bookmarkEnd w:id="57"/>
+    <w:bookmarkStart w:id="58" w:name="X102d98e98069ee5353b9ffb28a6892e1ec4d314"/>
+    <w:p>
+      <w:pPr>
+        <w:pStyle w:val="Heading4"/>
+      </w:pPr>
+      <w:r>
+        <w:t xml:space="preserve">E2E-02 — Capability &amp; Divergence Management (Training → Verified Competence)</w:t>
+      </w:r>
+    </w:p>
+    <w:p>
+      <w:pPr>
+        <w:pStyle w:val="FirstParagraph"/>
+      </w:pPr>
+      <w:r>
+        <w:rPr>
+          <w:bCs/>
+          <w:b/>
+        </w:rPr>
+        <w:t xml:space="preserve">Composition:</w:t>
+      </w:r>
+      <w:r>
+        <w:t xml:space="preserve"> </w:t>
+      </w:r>
+      <w:r>
+        <w:t xml:space="preserve">MP-05 → MP-08 → MP-07 ·</w:t>
+      </w:r>
+      <w:r>
+        <w:t xml:space="preserve"> </w:t>
+      </w:r>
+      <w:r>
+        <w:rPr>
+          <w:bCs/>
+          <w:b/>
+        </w:rPr>
+        <w:t xml:space="preserve">Trigger:</w:t>
+      </w:r>
+      <w:r>
+        <w:t xml:space="preserve"> </w:t>
+      </w:r>
+      <w:r>
+        <w:t xml:space="preserve">curriculum, sandbox, and cohort segmentation confirmed from E2E-01 ·</w:t>
+      </w:r>
+      <w:r>
+        <w:t xml:space="preserve"> </w:t>
+      </w:r>
+      <w:r>
+        <w:rPr>
+          <w:bCs/>
+          <w:b/>
+        </w:rPr>
+        <w:t xml:space="preserve">Terminal state:</w:t>
+      </w:r>
+      <w:r>
+        <w:t xml:space="preserve"> </w:t>
+      </w:r>
+      <w:r>
+        <w:t xml:space="preserve">verified capable and emotionally-ready cohorts; Divergence Pattern log ·</w:t>
+      </w:r>
+      <w:r>
+        <w:t xml:space="preserve"> </w:t>
+      </w:r>
+      <w:r>
+        <w:rPr>
+          <w:bCs/>
+          <w:b/>
+        </w:rPr>
+        <w:t xml:space="preserve">RACSI:</w:t>
+      </w:r>
+      <w:r>
+        <w:t xml:space="preserve"> </w:t>
+      </w:r>
+      <w:r>
+        <w:t xml:space="preserve">R=CM, A=CM, C=FPO/ITL, S=PM/SUP, I=ES/EU</w:t>
+      </w:r>
+    </w:p>
+    <w:p>
+      <w:pPr>
+        <w:pStyle w:val="BodyText"/>
+      </w:pPr>
+      <w:r>
+        <w:rPr>
+          <w:bCs/>
+          <w:b/>
+        </w:rPr>
+        <w:t xml:space="preserve">In the Bouregreg scenario:</w:t>
+      </w:r>
+      <w:r>
+        <w:t xml:space="preserve"> </w:t>
+      </w:r>
+      <w:r>
+        <w:t xml:space="preserve">the training curriculum built for Casablanca finance, Kenitra plant operations, and Settat plant operations runs through M9 (MP-05); as cohorts show real Knowledge/Ability scores on M5, the Divergence Pattern Detector cross-checks them against the Bridges reading on M6 (MP-08); the result feeds back into the readiness diagnostics on M5/M6/M14 (MP-07). This is the chain a Change Manager runs at UAT time — the first point a cohort’s paper knowledge and their actual emotional readiness can visibly diverge.</w:t>
+      </w:r>
+    </w:p>
+    <w:bookmarkEnd w:id="58"/>
+    <w:bookmarkStart w:id="59" w:name="Xf7155a6f5c22b3c8b7321cba8536c1b62ce4ef0"/>
+    <w:p>
+      <w:pPr>
+        <w:pStyle w:val="Heading4"/>
+      </w:pPr>
+      <w:r>
+        <w:t xml:space="preserve">E2E-03 — Resistance-to-Commitment (Barrier Detection → Buy-In)</w:t>
+      </w:r>
+    </w:p>
+    <w:p>
+      <w:pPr>
+        <w:pStyle w:val="FirstParagraph"/>
+      </w:pPr>
+      <w:r>
+        <w:rPr>
+          <w:bCs/>
+          <w:b/>
+        </w:rPr>
+        <w:t xml:space="preserve">Composition:</w:t>
+      </w:r>
+      <w:r>
+        <w:t xml:space="preserve"> </w:t>
+      </w:r>
+      <w:r>
+        <w:t xml:space="preserve">MP-04 → MP-06 → MP-07 → MP-09 ·</w:t>
+      </w:r>
+      <w:r>
+        <w:t xml:space="preserve"> </w:t>
+      </w:r>
+      <w:r>
+        <w:rPr>
+          <w:bCs/>
+          <w:b/>
+        </w:rPr>
+        <w:t xml:space="preserve">Trigger:</w:t>
+      </w:r>
+      <w:r>
+        <w:t xml:space="preserve"> </w:t>
+      </w:r>
+      <w:r>
+        <w:t xml:space="preserve">a stalled Desire score or negative sentiment pulse is first logged ·</w:t>
+      </w:r>
+      <w:r>
+        <w:t xml:space="preserve"> </w:t>
+      </w:r>
+      <w:r>
+        <w:rPr>
+          <w:bCs/>
+          <w:b/>
+        </w:rPr>
+        <w:t xml:space="preserve">Terminal state:</w:t>
+      </w:r>
+      <w:r>
+        <w:t xml:space="preserve"> </w:t>
+      </w:r>
+      <w:r>
+        <w:t xml:space="preserve">resolved barriers; recovered Desire/sentiment scores; sustained commitment ·</w:t>
+      </w:r>
+      <w:r>
+        <w:t xml:space="preserve"> </w:t>
+      </w:r>
+      <w:r>
+        <w:rPr>
+          <w:bCs/>
+          <w:b/>
+        </w:rPr>
+        <w:t xml:space="preserve">RACSI:</w:t>
+      </w:r>
+      <w:r>
+        <w:t xml:space="preserve"> </w:t>
+      </w:r>
+      <w:r>
+        <w:t xml:space="preserve">R=CM, A=CM, C=ES/SUP, S=PM, I=FPO/EU</w:t>
+      </w:r>
+    </w:p>
+    <w:p>
+      <w:pPr>
+        <w:pStyle w:val="BodyText"/>
+      </w:pPr>
+      <w:r>
+        <w:rPr>
+          <w:bCs/>
+          <w:b/>
+        </w:rPr>
+        <w:t xml:space="preserve">In the Bouregreg scenario:</w:t>
+      </w:r>
+      <w:r>
+        <w:t xml:space="preserve"> </w:t>
+      </w:r>
+      <w:r>
+        <w:t xml:space="preserve">when Settat’s plant floor logs a Desire score of 2 or below on M5, it auto-escalates and is logged as a barrier on M10 (MP-04); the champion network on M4 surfaces the underlying concern (MP-06); the readiness diagnostics on M5/M6 register the drop (MP-07); and Houda Zerouali’s floor-coaching response on M11 is what actually moves the score back up (MP-09). This chain is the backbone of Part 4’s compliance and cultural scenarios below, where resistance is the central story rather than a side event.</w:t>
+      </w:r>
+    </w:p>
+    <w:bookmarkEnd w:id="59"/>
+    <w:bookmarkStart w:id="60" w:name="X45b7bee2c9af545f78ba5e1ca9e039e3d7fb2c7"/>
+    <w:p>
+      <w:pPr>
+        <w:pStyle w:val="Heading4"/>
+      </w:pPr>
+      <w:r>
+        <w:t xml:space="preserve">E2E-04 — Adoption-to-Sustainment (Go-Live → Refreeze)</w:t>
+      </w:r>
+    </w:p>
+    <w:p>
+      <w:pPr>
+        <w:pStyle w:val="FirstParagraph"/>
+      </w:pPr>
+      <w:r>
+        <w:rPr>
+          <w:bCs/>
+          <w:b/>
+        </w:rPr>
+        <w:t xml:space="preserve">Composition:</w:t>
+      </w:r>
+      <w:r>
+        <w:t xml:space="preserve"> </w:t>
+      </w:r>
+      <w:r>
+        <w:t xml:space="preserve">MP-09 → MP-10 → MP-07 ·</w:t>
+      </w:r>
+      <w:r>
+        <w:t xml:space="preserve"> </w:t>
+      </w:r>
+      <w:r>
+        <w:rPr>
+          <w:bCs/>
+          <w:b/>
+        </w:rPr>
+        <w:t xml:space="preserve">Trigger:</w:t>
+      </w:r>
+      <w:r>
+        <w:t xml:space="preserve"> </w:t>
+      </w:r>
+      <w:r>
+        <w:t xml:space="preserve">go-live cutover executed ·</w:t>
+      </w:r>
+      <w:r>
+        <w:t xml:space="preserve"> </w:t>
+      </w:r>
+      <w:r>
+        <w:rPr>
+          <w:bCs/>
+          <w:b/>
+        </w:rPr>
+        <w:t xml:space="preserve">Terminal state:</w:t>
+      </w:r>
+      <w:r>
+        <w:t xml:space="preserve"> </w:t>
+      </w:r>
+      <w:r>
+        <w:t xml:space="preserve">stabilized new-normal performance; embedded reinforcement; confirmed Refreeze; closed project ·</w:t>
+      </w:r>
+      <w:r>
+        <w:t xml:space="preserve"> </w:t>
+      </w:r>
+      <w:r>
+        <w:rPr>
+          <w:bCs/>
+          <w:b/>
+        </w:rPr>
+        <w:t xml:space="preserve">RACSI:</w:t>
+      </w:r>
+      <w:r>
+        <w:t xml:space="preserve"> </w:t>
+      </w:r>
+      <w:r>
+        <w:t xml:space="preserve">R=CM, A=ES, C=PM/FPO, S=SUP, I=ITL/EU</w:t>
+      </w:r>
+    </w:p>
+    <w:p>
+      <w:pPr>
+        <w:pStyle w:val="BodyText"/>
+      </w:pPr>
+      <w:r>
+        <w:rPr>
+          <w:bCs/>
+          <w:b/>
+        </w:rPr>
+        <w:t xml:space="preserve">In the Bouregreg scenario:</w:t>
+      </w:r>
+      <w:r>
+        <w:t xml:space="preserve"> </w:t>
+      </w:r>
+      <w:r>
+        <w:t xml:space="preserve">from ERP go-live day, hypercare and floor coaching run on M11/M12 (MP-09); reinforcement mechanisms — recognition, manager check-ins, revoked legacy-system access — are confirmed active on M12 (MP-10); and the Lewin phase is only called</w:t>
+      </w:r>
+      <w:r>
+        <w:t xml:space="preserve"> </w:t>
+      </w:r>
+      <w:r>
+        <w:t xml:space="preserve">“</w:t>
+      </w:r>
+      <w:r>
+        <w:t xml:space="preserve">Refreeze</w:t>
+      </w:r>
+      <w:r>
+        <w:t xml:space="preserve">”</w:t>
+      </w:r>
+      <w:r>
+        <w:t xml:space="preserve"> </w:t>
+      </w:r>
+      <w:r>
+        <w:t xml:space="preserve">on M3 once the readiness diagnostics on M14 support it, not on the calendar date (MP-07). This is the same discipline the ERP User Guide’s Exception E3 (Two-Clock Problem) and Exception E5 (Reinforcement Gap) protect against.</w:t>
+      </w:r>
+    </w:p>
+    <w:bookmarkEnd w:id="60"/>
+    <w:bookmarkEnd w:id="61"/>
+    <w:bookmarkStart w:id="66" w:name="cross-cutting-loops-e2e-05-e2e-08"/>
+    <w:p>
+      <w:pPr>
+        <w:pStyle w:val="Heading3"/>
+      </w:pPr>
+      <w:r>
+        <w:rPr>
+          <w:b/>
+          <w:color w:val="3F827B"/>
+        </w:rPr>
+        <w:t xml:space="preserve">Cross-Cutting Loops (E2E-05 — E2E-08)</w:t>
+      </w:r>
+    </w:p>
+    <w:bookmarkStart w:id="62" w:name="e2e-05-signal-aggregation-loop"/>
+    <w:p>
+      <w:pPr>
+        <w:pStyle w:val="Heading4"/>
+      </w:pPr>
+      <w:r>
+        <w:t xml:space="preserve">E2E-05 — Signal Aggregation Loop</w:t>
+      </w:r>
+    </w:p>
+    <w:p>
+      <w:pPr>
+        <w:pStyle w:val="FirstParagraph"/>
+      </w:pPr>
+      <w:r>
+        <w:rPr>
+          <w:bCs/>
+          <w:b/>
+        </w:rPr>
+        <w:t xml:space="preserve">Composition:</w:t>
+      </w:r>
+      <w:r>
+        <w:t xml:space="preserve"> </w:t>
+      </w:r>
+      <w:r>
+        <w:t xml:space="preserve">MP-03 → MP-05 → MP-07 → MP-08 ·</w:t>
+      </w:r>
+      <w:r>
+        <w:t xml:space="preserve"> </w:t>
+      </w:r>
+      <w:r>
+        <w:rPr>
+          <w:bCs/>
+          <w:b/>
+        </w:rPr>
+        <w:t xml:space="preserve">Trigger:</w:t>
+      </w:r>
+      <w:r>
+        <w:t xml:space="preserve"> </w:t>
+      </w:r>
+      <w:r>
+        <w:t xml:space="preserve">new awareness (MP-03) or knowledge/ability (MP-05) signal recorded ·</w:t>
+      </w:r>
+      <w:r>
+        <w:t xml:space="preserve"> </w:t>
+      </w:r>
+      <w:r>
+        <w:rPr>
+          <w:bCs/>
+          <w:b/>
+        </w:rPr>
+        <w:t xml:space="preserve">Terminal state:</w:t>
+      </w:r>
+      <w:r>
+        <w:t xml:space="preserve"> </w:t>
+      </w:r>
+      <w:r>
+        <w:t xml:space="preserve">Composite Readiness Index (MP-07) recalculated and evaluated by the Divergence Pattern Detector (MP-08)</w:t>
+      </w:r>
+    </w:p>
+    <w:p>
+      <w:pPr>
+        <w:pStyle w:val="BodyText"/>
+      </w:pPr>
+      <w:r>
+        <w:rPr>
+          <w:bCs/>
+          <w:b/>
+        </w:rPr>
+        <w:t xml:space="preserve">In the Bouregreg scenario:</w:t>
+      </w:r>
+      <w:r>
+        <w:t xml:space="preserve"> </w:t>
+      </w:r>
+      <w:r>
+        <w:t xml:space="preserve">this loop is not a separate data-entry screen — it is the traceable path from a new Communications entry (M8) or Training completion (M9) through to the Composite Readiness Index recalculation on M14 and a fresh Divergence Pattern check on M6. It makes explicit a dependency that already exists in journi’s data model: Communications and Training feed ADKAR, and ADKAR feeds the Risk Register.</w:t>
+      </w:r>
+    </w:p>
+    <w:bookmarkEnd w:id="62"/>
+    <w:bookmarkStart w:id="63" w:name="e2e-06-pm-cm-governance-bridge"/>
+    <w:p>
+      <w:pPr>
+        <w:pStyle w:val="Heading4"/>
+      </w:pPr>
+      <w:r>
+        <w:t xml:space="preserve">E2E-06 — PM ↔ CM Governance Bridge</w:t>
+      </w:r>
+    </w:p>
+    <w:p>
+      <w:pPr>
+        <w:pStyle w:val="FirstParagraph"/>
+      </w:pPr>
+      <w:r>
+        <w:rPr>
+          <w:bCs/>
+          <w:b/>
+        </w:rPr>
+        <w:t xml:space="preserve">Composition:</w:t>
+      </w:r>
+      <w:r>
+        <w:t xml:space="preserve"> </w:t>
+      </w:r>
+      <w:r>
+        <w:t xml:space="preserve">MP-02 → MP-08 ·</w:t>
+      </w:r>
+      <w:r>
+        <w:t xml:space="preserve"> </w:t>
+      </w:r>
+      <w:r>
+        <w:rPr>
+          <w:bCs/>
+          <w:b/>
+        </w:rPr>
+        <w:t xml:space="preserve">Trigger:</w:t>
+      </w:r>
+      <w:r>
+        <w:t xml:space="preserve"> </w:t>
+      </w:r>
+      <w:r>
+        <w:t xml:space="preserve">Main Project schedule slip logged, or a Phase Gate checkpoint reached ·</w:t>
+      </w:r>
+      <w:r>
+        <w:t xml:space="preserve"> </w:t>
+      </w:r>
+      <w:r>
+        <w:rPr>
+          <w:bCs/>
+          <w:b/>
+        </w:rPr>
+        <w:t xml:space="preserve">Terminal state:</w:t>
+      </w:r>
+      <w:r>
+        <w:t xml:space="preserve"> </w:t>
+      </w:r>
+      <w:r>
+        <w:t xml:space="preserve">a Joint Decision Record (Go / Go with Conditions / No-Go), with PM and CM inputs preserved independently and exactly one Accountable role named — selectable, and may differ from either input’s author</w:t>
+      </w:r>
+    </w:p>
+    <w:p>
+      <w:pPr>
+        <w:pStyle w:val="BodyText"/>
+      </w:pPr>
+      <w:r>
+        <w:rPr>
+          <w:bCs/>
+          <w:b/>
+        </w:rPr>
+        <w:t xml:space="preserve">In the Bouregreg scenario:</w:t>
+      </w:r>
+      <w:r>
+        <w:t xml:space="preserve"> </w:t>
+      </w:r>
+      <w:r>
+        <w:t xml:space="preserve">when the ERP Platform Unification Main Project’s technical schedule slips against a Phase Gate on M17, the Joint Decision Record captures both Driss El Amrani’s Change Management read and the Main Project’s PM read independently, then names one Accountable role for the actual Go/No-Go call — so a schedule slip never gets silently resolved by whichever discipline happens to write to the record last.</w:t>
+      </w:r>
+    </w:p>
+    <w:bookmarkEnd w:id="63"/>
+    <w:bookmarkStart w:id="64" w:name="e2e-07-champion-early-warning-loop"/>
+    <w:p>
+      <w:pPr>
+        <w:pStyle w:val="Heading4"/>
+      </w:pPr>
+      <w:r>
+        <w:t xml:space="preserve">E2E-07 — Champion Early-Warning Loop</w:t>
+      </w:r>
+    </w:p>
+    <w:p>
+      <w:pPr>
+        <w:pStyle w:val="FirstParagraph"/>
+      </w:pPr>
+      <w:r>
+        <w:rPr>
+          <w:bCs/>
+          <w:b/>
+        </w:rPr>
+        <w:t xml:space="preserve">Composition:</w:t>
+      </w:r>
+      <w:r>
+        <w:t xml:space="preserve"> </w:t>
+      </w:r>
+      <w:r>
+        <w:t xml:space="preserve">MP-06 → MP-04 ·</w:t>
+      </w:r>
+      <w:r>
+        <w:t xml:space="preserve"> </w:t>
+      </w:r>
+      <w:r>
+        <w:rPr>
+          <w:bCs/>
+          <w:b/>
+        </w:rPr>
+        <w:t xml:space="preserve">Trigger:</w:t>
+      </w:r>
+      <w:r>
+        <w:t xml:space="preserve"> </w:t>
+      </w:r>
+      <w:r>
+        <w:t xml:space="preserve">champion floor-level observation logged ·</w:t>
+      </w:r>
+      <w:r>
+        <w:t xml:space="preserve"> </w:t>
+      </w:r>
+      <w:r>
+        <w:rPr>
+          <w:bCs/>
+          <w:b/>
+        </w:rPr>
+        <w:t xml:space="preserve">Terminal state:</w:t>
+      </w:r>
+      <w:r>
+        <w:t xml:space="preserve"> </w:t>
+      </w:r>
+      <w:r>
+        <w:t xml:space="preserve">the observation formalized into a Resistance Log barrier record</w:t>
+      </w:r>
+    </w:p>
+    <w:p>
+      <w:pPr>
+        <w:pStyle w:val="BodyText"/>
+      </w:pPr>
+      <w:r>
+        <w:rPr>
+          <w:bCs/>
+          <w:b/>
+        </w:rPr>
+        <w:t xml:space="preserve">In the Bouregreg scenario:</w:t>
+      </w:r>
+      <w:r>
+        <w:t xml:space="preserve"> </w:t>
+      </w:r>
+      <w:r>
+        <w:t xml:space="preserve">a Kenitra plant champion notices workaround behavior on the floor before it shows up in any score; logging that observation against the champion network on M4 is what turns it into a formal barrier record on M10 — the earliest possible point resistance becomes visible to the program, ahead of a score actually moving.</w:t>
+      </w:r>
+    </w:p>
+    <w:bookmarkEnd w:id="64"/>
+    <w:bookmarkStart w:id="65" w:name="e2e-08-governance-escalation-loop"/>
+    <w:p>
+      <w:pPr>
+        <w:pStyle w:val="Heading4"/>
+      </w:pPr>
+      <w:r>
+        <w:t xml:space="preserve">E2E-08 — Governance Escalation Loop</w:t>
+      </w:r>
+    </w:p>
+    <w:p>
+      <w:pPr>
+        <w:pStyle w:val="FirstParagraph"/>
+      </w:pPr>
+      <w:r>
+        <w:rPr>
+          <w:bCs/>
+          <w:b/>
+        </w:rPr>
+        <w:t xml:space="preserve">Composition:</w:t>
+      </w:r>
+      <w:r>
+        <w:t xml:space="preserve"> </w:t>
+      </w:r>
+      <w:r>
+        <w:t xml:space="preserve">MP-02 → MP-10 ·</w:t>
+      </w:r>
+      <w:r>
+        <w:t xml:space="preserve"> </w:t>
+      </w:r>
+      <w:r>
+        <w:rPr>
+          <w:bCs/>
+          <w:b/>
+        </w:rPr>
+        <w:t xml:space="preserve">Trigger:</w:t>
+      </w:r>
+      <w:r>
+        <w:t xml:space="preserve"> </w:t>
+      </w:r>
+      <w:r>
+        <w:t xml:space="preserve">a Sponsor escalation action is logged ·</w:t>
+      </w:r>
+      <w:r>
+        <w:t xml:space="preserve"> </w:t>
+      </w:r>
+      <w:r>
+        <w:rPr>
+          <w:bCs/>
+          <w:b/>
+        </w:rPr>
+        <w:t xml:space="preserve">Terminal state:</w:t>
+      </w:r>
+      <w:r>
+        <w:t xml:space="preserve"> </w:t>
+      </w:r>
+      <w:r>
+        <w:t xml:space="preserve">the escalation resolved and reflected in the sustainment sign-off</w:t>
+      </w:r>
+    </w:p>
+    <w:p>
+      <w:pPr>
+        <w:pStyle w:val="BodyText"/>
+      </w:pPr>
+      <w:r>
+        <w:rPr>
+          <w:bCs/>
+          <w:b/>
+        </w:rPr>
+        <w:t xml:space="preserve">In the Bouregreg scenario:</w:t>
+      </w:r>
+      <w:r>
+        <w:t xml:space="preserve"> </w:t>
+      </w:r>
+      <w:r>
+        <w:t xml:space="preserve">journi’s own documentation flags this as its weakest-evidence proposed loop, included for completeness rather than as a distinct workflow — in practice it is largely covered by the CFO’s existing escalation actions on M7 and the sustainment checkpoints on M12, and this guide states that plainly rather than overstate the loop’s independence from those two modules.</w:t>
+      </w:r>
+    </w:p>
+    <w:bookmarkEnd w:id="65"/>
+    <w:bookmarkEnd w:id="66"/>
+    <w:bookmarkStart w:id="67" w:name="X07935886bc9ab7c2d95bb977c10a7667c12258d"/>
+    <w:p>
+      <w:pPr>
+        <w:pStyle w:val="Heading3"/>
+      </w:pPr>
+      <w:r>
+        <w:rPr>
+          <w:b/>
+          <w:color w:val="3F827B"/>
+        </w:rPr>
+        <w:t xml:space="preserve">Transformation-Type Lifecycles (8 archetypes, each with its own Phase Template)</w:t>
+      </w:r>
+    </w:p>
+    <w:p>
+      <w:pPr>
+        <w:pStyle w:val="FirstParagraph"/>
+      </w:pPr>
+      <w:r>
+        <w:t xml:space="preserve">Each of the following pairs one of the 8 registered transformation types with the specific Change Management Project in Part 4 that exercises it. Two of Main Project’s ten available archetypes — Restructuring and M&amp;A — do not have a dedicated lifecycle or Phase Template of their own; Part 4 states that distinction explicitly where it matters.</w:t>
+      </w:r>
+    </w:p>
+    <w:tbl>
+      <w:tblPr>
+        <w:tblStyle w:val="Table"/>
+        <w:tblW w:type="pct" w:w="5000"/>
+        <w:tblLook w:firstRow="1" w:lastRow="0" w:firstColumn="0" w:lastColumn="0" w:noHBand="0" w:noVBand="0" w:val="0020"/>
+        <w:jc w:val="start"/>
+      </w:tblPr>
+      <w:tblGrid>
+        <w:gridCol w:w="1584"/>
+        <w:gridCol w:w="1584"/>
+        <w:gridCol w:w="1584"/>
+        <w:gridCol w:w="1584"/>
+        <w:gridCol w:w="1584"/>
+      </w:tblGrid>
+      <w:tr>
+        <w:trPr>
+          <w:tblHeader w:val="true"/>
+        </w:trPr>
+        <w:tc>
+          <w:tcPr>
+            <w:shd w:val="clear" w:fill="1F4B45"/>
+          </w:tcPr>
+          <w:p>
+            <w:pPr>
+              <w:pStyle w:val="Compact"/>
+              <w:jc w:val="left"/>
+            </w:pPr>
+            <w:r>
+              <w:rPr>
+                <w:b/>
+                <w:color w:val="FFFFFF"/>
+              </w:rPr>
+              <w:t xml:space="preserve">E2E ID</w:t>
+            </w:r>
+          </w:p>
+        </w:tc>
+        <w:tc>
+          <w:tcPr>
+            <w:shd w:val="clear" w:fill="1F4B45"/>
+          </w:tcPr>
+          <w:p>
+            <w:pPr>
+              <w:pStyle w:val="Compact"/>
+              <w:jc w:val="left"/>
+            </w:pPr>
+            <w:r>
+              <w:rPr>
+                <w:b/>
+                <w:color w:val="FFFFFF"/>
+              </w:rPr>
+              <w:t xml:space="preserve">Lifecycle</w:t>
+            </w:r>
+          </w:p>
+        </w:tc>
+        <w:tc>
+          <w:tcPr>
+            <w:shd w:val="clear" w:fill="1F4B45"/>
+          </w:tcPr>
+          <w:p>
+            <w:pPr>
+              <w:pStyle w:val="Compact"/>
+              <w:jc w:val="left"/>
+            </w:pPr>
+            <w:r>
+              <w:rPr>
+                <w:b/>
+                <w:color w:val="FFFFFF"/>
+              </w:rPr>
+              <w:t xml:space="preserve">Composition</w:t>
+            </w:r>
+          </w:p>
+        </w:tc>
+        <w:tc>
+          <w:tcPr>
+            <w:shd w:val="clear" w:fill="1F4B45"/>
+          </w:tcPr>
+          <w:p>
+            <w:pPr>
+              <w:pStyle w:val="Compact"/>
+              <w:jc w:val="left"/>
+            </w:pPr>
+            <w:r>
+              <w:rPr>
+                <w:b/>
+                <w:color w:val="FFFFFF"/>
+              </w:rPr>
+              <w:t xml:space="preserve">Phase Template</w:t>
+            </w:r>
+          </w:p>
+        </w:tc>
+        <w:tc>
+          <w:tcPr>
+            <w:shd w:val="clear" w:fill="1F4B45"/>
+          </w:tcPr>
+          <w:p>
+            <w:pPr>
+              <w:pStyle w:val="Compact"/>
+              <w:jc w:val="left"/>
+            </w:pPr>
+            <w:r>
+              <w:rPr>
+                <w:b/>
+                <w:color w:val="FFFFFF"/>
+              </w:rPr>
+              <w:t xml:space="preserve">Part 4 case</w:t>
+            </w:r>
+          </w:p>
+        </w:tc>
+      </w:tr>
+      <w:tr>
+        <w:tc>
+          <w:tcPr/>
+          <w:p>
+            <w:pPr>
+              <w:pStyle w:val="Compact"/>
+              <w:jc w:val="left"/>
+            </w:pPr>
+            <w:r>
+              <w:t xml:space="preserve">E2E-ERP</w:t>
+            </w:r>
+          </w:p>
+        </w:tc>
+        <w:tc>
+          <w:tcPr/>
+          <w:p>
+            <w:pPr>
+              <w:pStyle w:val="Compact"/>
+              <w:jc w:val="left"/>
+            </w:pPr>
+            <w:r>
+              <w:t xml:space="preserve">ERP Implementation</w:t>
+            </w:r>
+          </w:p>
+        </w:tc>
+        <w:tc>
+          <w:tcPr/>
+          <w:p>
+            <w:pPr>
+              <w:pStyle w:val="Compact"/>
+              <w:jc w:val="left"/>
+            </w:pPr>
+            <w:r>
+              <w:t xml:space="preserve">MP-01→02→03→05→07→09→10</w:t>
+            </w:r>
+          </w:p>
+        </w:tc>
+        <w:tc>
+          <w:tcPr/>
+          <w:p>
+            <w:pPr>
+              <w:pStyle w:val="Compact"/>
+              <w:jc w:val="left"/>
+            </w:pPr>
+            <w:r>
+              <w:t xml:space="preserve">TPL-ERP-8</w:t>
+            </w:r>
+          </w:p>
+        </w:tc>
+        <w:tc>
+          <w:tcPr/>
+          <w:p>
+            <w:pPr>
+              <w:pStyle w:val="Compact"/>
+              <w:jc w:val="left"/>
+            </w:pPr>
+            <w:r>
+              <w:t xml:space="preserve">Bouregreg ERP Adoption Program (Part 1’s throughline)</w:t>
+            </w:r>
+          </w:p>
+        </w:tc>
+      </w:tr>
+      <w:tr>
+        <w:tc>
+          <w:tcPr/>
+          <w:p>
+            <w:pPr>
+              <w:pStyle w:val="Compact"/>
+              <w:jc w:val="left"/>
+            </w:pPr>
+            <w:r>
+              <w:t xml:space="preserve">E2E-BPR</w:t>
+            </w:r>
+          </w:p>
+        </w:tc>
+        <w:tc>
+          <w:tcPr/>
+          <w:p>
+            <w:pPr>
+              <w:pStyle w:val="Compact"/>
+              <w:jc w:val="left"/>
+            </w:pPr>
+            <w:r>
+              <w:t xml:space="preserve">Business Process Reengineering</w:t>
+            </w:r>
+          </w:p>
+        </w:tc>
+        <w:tc>
+          <w:tcPr/>
+          <w:p>
+            <w:pPr>
+              <w:pStyle w:val="Compact"/>
+              <w:jc w:val="left"/>
+            </w:pPr>
+            <w:r>
+              <w:t xml:space="preserve">MP-01→02→03→05→07→08→09→10</w:t>
+            </w:r>
+          </w:p>
+        </w:tc>
+        <w:tc>
+          <w:tcPr/>
+          <w:p>
+            <w:pPr>
+              <w:pStyle w:val="Compact"/>
+              <w:jc w:val="left"/>
+            </w:pPr>
+            <w:r>
+              <w:t xml:space="preserve">TPL-BPR-7</w:t>
+            </w:r>
+          </w:p>
+        </w:tc>
+        <w:tc>
+          <w:tcPr/>
+          <w:p>
+            <w:pPr>
+              <w:pStyle w:val="Compact"/>
+              <w:jc w:val="left"/>
+            </w:pPr>
+            <w:r>
+              <w:t xml:space="preserve">Order-to-Cash Process Redesign</w:t>
+            </w:r>
+          </w:p>
+        </w:tc>
+      </w:tr>
+      <w:tr>
+        <w:tc>
+          <w:tcPr/>
+          <w:p>
+            <w:pPr>
+              <w:pStyle w:val="Compact"/>
+              <w:jc w:val="left"/>
+            </w:pPr>
+            <w:r>
+              <w:t xml:space="preserve">E2E-BPA</w:t>
+            </w:r>
+          </w:p>
+        </w:tc>
+        <w:tc>
+          <w:tcPr/>
+          <w:p>
+            <w:pPr>
+              <w:pStyle w:val="Compact"/>
+              <w:jc w:val="left"/>
+            </w:pPr>
+            <w:r>
+              <w:t xml:space="preserve">Business Process Automation</w:t>
+            </w:r>
+          </w:p>
+        </w:tc>
+        <w:tc>
+          <w:tcPr/>
+          <w:p>
+            <w:pPr>
+              <w:pStyle w:val="Compact"/>
+              <w:jc w:val="left"/>
+            </w:pPr>
+            <w:r>
+              <w:t xml:space="preserve">MP-01→02→03→05→07→08→09→10</w:t>
+            </w:r>
+          </w:p>
+        </w:tc>
+        <w:tc>
+          <w:tcPr/>
+          <w:p>
+            <w:pPr>
+              <w:pStyle w:val="Compact"/>
+              <w:jc w:val="left"/>
+            </w:pPr>
+            <w:r>
+              <w:t xml:space="preserve">TPL-BPA-7</w:t>
+            </w:r>
+          </w:p>
+        </w:tc>
+        <w:tc>
+          <w:tcPr/>
+          <w:p>
+            <w:pPr>
+              <w:pStyle w:val="Compact"/>
+              <w:jc w:val="left"/>
+            </w:pPr>
+            <w:r>
+              <w:t xml:space="preserve">Kenitra Invoice-Matching Automation</w:t>
+            </w:r>
+          </w:p>
+        </w:tc>
+      </w:tr>
+      <w:tr>
+        <w:tc>
+          <w:tcPr/>
+          <w:p>
+            <w:pPr>
+              <w:pStyle w:val="Compact"/>
+              <w:jc w:val="left"/>
+            </w:pPr>
+            <w:r>
+              <w:t xml:space="preserve">E2E-IMS</w:t>
+            </w:r>
+          </w:p>
+        </w:tc>
+        <w:tc>
+          <w:tcPr/>
+          <w:p>
+            <w:pPr>
+              <w:pStyle w:val="Compact"/>
+              <w:jc w:val="left"/>
+            </w:pPr>
+            <w:r>
+              <w:t xml:space="preserve">Integrated Management System</w:t>
+            </w:r>
+          </w:p>
+        </w:tc>
+        <w:tc>
+          <w:tcPr/>
+          <w:p>
+            <w:pPr>
+              <w:pStyle w:val="Compact"/>
+              <w:jc w:val="left"/>
+            </w:pPr>
+            <w:r>
+              <w:t xml:space="preserve">MP-01→02→03→05→07→08→09→10</w:t>
+            </w:r>
+          </w:p>
+        </w:tc>
+        <w:tc>
+          <w:tcPr/>
+          <w:p>
+            <w:pPr>
+              <w:pStyle w:val="Compact"/>
+              <w:jc w:val="left"/>
+            </w:pPr>
+            <w:r>
+              <w:t xml:space="preserve">TPL-IMS-7</w:t>
+            </w:r>
+          </w:p>
+        </w:tc>
+        <w:tc>
+          <w:tcPr/>
+          <w:p>
+            <w:pPr>
+              <w:pStyle w:val="Compact"/>
+              <w:jc w:val="left"/>
+            </w:pPr>
+            <w:r>
+              <w:t xml:space="preserve">ISO 9001/14001 Integrated Management System</w:t>
+            </w:r>
+          </w:p>
+        </w:tc>
+      </w:tr>
+      <w:tr>
+        <w:tc>
+          <w:tcPr/>
+          <w:p>
+            <w:pPr>
+              <w:pStyle w:val="Compact"/>
+              <w:jc w:val="left"/>
+            </w:pPr>
+            <w:r>
+              <w:t xml:space="preserve">E2E-CULT</w:t>
+            </w:r>
+          </w:p>
+        </w:tc>
+        <w:tc>
+          <w:tcPr/>
+          <w:p>
+            <w:pPr>
+              <w:pStyle w:val="Compact"/>
+              <w:jc w:val="left"/>
+            </w:pPr>
+            <w:r>
+              <w:t xml:space="preserve">Cultural / Values Transformation</w:t>
+            </w:r>
+          </w:p>
+        </w:tc>
+        <w:tc>
+          <w:tcPr/>
+          <w:p>
+            <w:pPr>
+              <w:pStyle w:val="Compact"/>
+              <w:jc w:val="left"/>
+            </w:pPr>
+            <w:r>
+              <w:t xml:space="preserve">MP-01→02→03→04→06→07→08→09→10</w:t>
+            </w:r>
+          </w:p>
+        </w:tc>
+        <w:tc>
+          <w:tcPr/>
+          <w:p>
+            <w:pPr>
+              <w:pStyle w:val="Compact"/>
+              <w:jc w:val="left"/>
+            </w:pPr>
+            <w:r>
+              <w:t xml:space="preserve">TPL-CULT-7</w:t>
+            </w:r>
+          </w:p>
+        </w:tc>
+        <w:tc>
+          <w:tcPr/>
+          <w:p>
+            <w:pPr>
+              <w:pStyle w:val="Compact"/>
+              <w:jc w:val="left"/>
+            </w:pPr>
+            <w:r>
+              <w:t xml:space="preserve">One Bouregreg: Post-Acquisition Culture Integration</w:t>
+            </w:r>
+          </w:p>
+        </w:tc>
+      </w:tr>
+      <w:tr>
+        <w:tc>
+          <w:tcPr/>
+          <w:p>
+            <w:pPr>
+              <w:pStyle w:val="Compact"/>
+              <w:jc w:val="left"/>
+            </w:pPr>
+            <w:r>
+              <w:t xml:space="preserve">E2E-OM</w:t>
+            </w:r>
+          </w:p>
+        </w:tc>
+        <w:tc>
+          <w:tcPr/>
+          <w:p>
+            <w:pPr>
+              <w:pStyle w:val="Compact"/>
+              <w:jc w:val="left"/>
+            </w:pPr>
+            <w:r>
+              <w:t xml:space="preserve">Operating Model Redesign</w:t>
+            </w:r>
+          </w:p>
+        </w:tc>
+        <w:tc>
+          <w:tcPr/>
+          <w:p>
+            <w:pPr>
+              <w:pStyle w:val="Compact"/>
+              <w:jc w:val="left"/>
+            </w:pPr>
+            <w:r>
+              <w:t xml:space="preserve">MP-01→02→03→05→07→08→09→10</w:t>
+            </w:r>
+          </w:p>
+        </w:tc>
+        <w:tc>
+          <w:tcPr/>
+          <w:p>
+            <w:pPr>
+              <w:pStyle w:val="Compact"/>
+              <w:jc w:val="left"/>
+            </w:pPr>
+            <w:r>
+              <w:t xml:space="preserve">TPL-OM-7</w:t>
+            </w:r>
+          </w:p>
+        </w:tc>
+        <w:tc>
+          <w:tcPr/>
+          <w:p>
+            <w:pPr>
+              <w:pStyle w:val="Compact"/>
+              <w:jc w:val="left"/>
+            </w:pPr>
+            <w:r>
+              <w:t xml:space="preserve">Regional Operating Model Redesign</w:t>
+            </w:r>
+          </w:p>
+        </w:tc>
+      </w:tr>
+      <w:tr>
+        <w:tc>
+          <w:tcPr/>
+          <w:p>
+            <w:pPr>
+              <w:pStyle w:val="Compact"/>
+              <w:jc w:val="left"/>
+            </w:pPr>
+            <w:r>
+              <w:t xml:space="preserve">E2E-COMP</w:t>
+            </w:r>
+          </w:p>
+        </w:tc>
+        <w:tc>
+          <w:tcPr/>
+          <w:p>
+            <w:pPr>
+              <w:pStyle w:val="Compact"/>
+              <w:jc w:val="left"/>
+            </w:pPr>
+            <w:r>
+              <w:t xml:space="preserve">Compliance-Driven Change</w:t>
+            </w:r>
+          </w:p>
+        </w:tc>
+        <w:tc>
+          <w:tcPr/>
+          <w:p>
+            <w:pPr>
+              <w:pStyle w:val="Compact"/>
+              <w:jc w:val="left"/>
+            </w:pPr>
+            <w:r>
+              <w:t xml:space="preserve">MP-01→02→03→05→07→08→09→10</w:t>
+            </w:r>
+          </w:p>
+        </w:tc>
+        <w:tc>
+          <w:tcPr/>
+          <w:p>
+            <w:pPr>
+              <w:pStyle w:val="Compact"/>
+              <w:jc w:val="left"/>
+            </w:pPr>
+            <w:r>
+              <w:t xml:space="preserve">TPL-COMP-7</w:t>
+            </w:r>
+          </w:p>
+        </w:tc>
+        <w:tc>
+          <w:tcPr/>
+          <w:p>
+            <w:pPr>
+              <w:pStyle w:val="Compact"/>
+              <w:jc w:val="left"/>
+            </w:pPr>
+            <w:r>
+              <w:t xml:space="preserve">Loi 09-08 Data Protection Compliance Program</w:t>
+            </w:r>
+          </w:p>
+        </w:tc>
+      </w:tr>
+      <w:tr>
+        <w:tc>
+          <w:tcPr/>
+          <w:p>
+            <w:pPr>
+              <w:pStyle w:val="Compact"/>
+              <w:jc w:val="left"/>
+            </w:pPr>
+            <w:r>
+              <w:t xml:space="preserve">E2E-TSD</w:t>
+            </w:r>
+          </w:p>
+        </w:tc>
+        <w:tc>
+          <w:tcPr/>
+          <w:p>
+            <w:pPr>
+              <w:pStyle w:val="Compact"/>
+              <w:jc w:val="left"/>
+            </w:pPr>
+            <w:r>
+              <w:t xml:space="preserve">Training &amp; Skills Development</w:t>
+            </w:r>
+          </w:p>
+        </w:tc>
+        <w:tc>
+          <w:tcPr/>
+          <w:p>
+            <w:pPr>
+              <w:pStyle w:val="Compact"/>
+              <w:jc w:val="left"/>
+            </w:pPr>
+            <w:r>
+              <w:t xml:space="preserve">MP-01→02→03→05→06→07→08→09→10</w:t>
+            </w:r>
+          </w:p>
+        </w:tc>
+        <w:tc>
+          <w:tcPr/>
+          <w:p>
+            <w:pPr>
+              <w:pStyle w:val="Compact"/>
+              <w:jc w:val="left"/>
+            </w:pPr>
+            <w:r>
+              <w:t xml:space="preserve">TPL-TSD-7</w:t>
+            </w:r>
+          </w:p>
+        </w:tc>
+        <w:tc>
+          <w:tcPr/>
+          <w:p>
+            <w:pPr>
+              <w:pStyle w:val="Compact"/>
+              <w:jc w:val="left"/>
+            </w:pPr>
+            <w:r>
+              <w:t xml:space="preserve">Plant Digital Skills Upskilling Program</w:t>
+            </w:r>
+          </w:p>
+        </w:tc>
+      </w:tr>
+    </w:tbl>
+    <w:p>
+      <w:pPr>
+        <w:pStyle w:val="BodyText"/>
+      </w:pPr>
+      <w:r>
+        <w:t xml:space="preserve">Each lifecycle’s SIPOC supplier/customer roles are fixed by its type (for example, ERP names the Executive Sponsor, PM, and Change Manager as suppliers and the Steering Committee, End Users, and Sustainment Team as customers; Compliance instead names Legal/Compliance as supplier and the Regulator as customer) — Part 4 walks each case with its own supplier/customer cast named concretely rather than generically.</w:t>
+      </w:r>
+    </w:p>
+    <w:p>
+      <w:r>
+        <w:pict>
+          <v:rect style="width:0;height:1.5pt" o:hralign="center" o:hrstd="t" o:hr="t"/>
+        </w:pict>
+      </w:r>
+    </w:p>
+    <w:p>
+      <w:r>
+        <w:pict>
+          <v:rect style="width:0;height:1.5pt" o:hralign="center" o:hrstd="t" o:hr="t"/>
+        </w:pict>
+      </w:r>
+    </w:p>
+    <w:p>
+      <w:pPr>
+        <w:pStyle w:val="FirstParagraph"/>
+      </w:pPr>
+    </w:p>
+    <w:bookmarkEnd w:id="67"/>
+    <w:bookmarkEnd w:id="68"/>
+    <w:bookmarkStart w:id="79" w:name="Xb062a9495713b8c8b037dca833442cfc66017b0"/>
+    <w:p>
+      <w:pPr>
+        <w:pStyle w:val="Heading2"/>
+      </w:pPr>
+      <w:r>
+        <w:rPr>
+          <w:b/>
+          <w:color w:val="275650"/>
+        </w:rPr>
+        <w:t xml:space="preserve">Part 4 — Change Management Scenario Library</w:t>
+      </w:r>
+    </w:p>
+    <w:p>
+      <w:pPr>
+        <w:pStyle w:val="FirstParagraph"/>
+      </w:pPr>
+      <w:r>
+        <w:t xml:space="preserve">Bouregreg Group’s single tenant (Part 1) holds one Organization, Bouregreg Manufacturing Maroc, under which every Change Management Project in this Part runs. journi’s own data model makes this the natural way to show</w:t>
+      </w:r>
+      <w:r>
+        <w:t xml:space="preserve"> </w:t>
+      </w:r>
+      <w:r>
+        <w:t xml:space="preserve">“</w:t>
+      </w:r>
+      <w:r>
+        <w:t xml:space="preserve">more than one kind of change</w:t>
+      </w:r>
+      <w:r>
+        <w:t xml:space="preserve">”</w:t>
+      </w:r>
+      <w:r>
+        <w:t xml:space="preserve"> </w:t>
+      </w:r>
+      <w:r>
+        <w:t xml:space="preserve">without a second tenant: several CM Projects share one Organization, one Stakeholder Map, one Codebook, and one Permission Matrix, while each keeps its own Lewin phase, ADKAR scores, resistance log, and sustainment record. Running eight further projects alongside the ERP program also does something no single scenario can: two of journi’s live alerts — Change Saturation and Communication Overload — only fire when several projects target the same population at once, so this library is what actually makes those two alerts real rather than theoretical.</w:t>
+      </w:r>
+    </w:p>
+    <w:p>
+      <w:pPr>
+        <w:pStyle w:val="BodyText"/>
+      </w:pPr>
+      <w:r>
+        <w:t xml:space="preserve">Each case below states its archetype, business driver, target population, starting readiness pattern, and — concretely, not abstractly — which of journi’s 9 live-computed alerts it is built to exercise.</w:t>
+      </w:r>
+    </w:p>
+    <w:bookmarkStart w:id="69" w:name="X8f9567737741ab3c6a83fb539ea0246a11ba92c"/>
+    <w:p>
+      <w:pPr>
+        <w:pStyle w:val="Heading3"/>
+      </w:pPr>
+      <w:r>
+        <w:rPr>
+          <w:b/>
+          <w:color w:val="3F827B"/>
+        </w:rPr>
+        <w:t xml:space="preserve">Bouregreg ERP Adoption Program</w:t>
+      </w:r>
+      <w:r>
+        <w:rPr>
+          <w:b/>
+          <w:color w:val="3F827B"/>
+        </w:rPr>
+        <w:t xml:space="preserve"> </w:t>
+      </w:r>
+      <w:r>
+        <w:rPr>
+          <w:iCs/>
+          <w:b/>
+          <w:i/>
+          <w:color w:val="3F827B"/>
+        </w:rPr>
+        <w:t xml:space="preserve">(archetype: ERP — E2E-ERP)</w:t>
+      </w:r>
+    </w:p>
+    <w:p>
+      <w:pPr>
+        <w:pStyle w:val="FirstParagraph"/>
+      </w:pPr>
+      <w:r>
+        <w:t xml:space="preserve">Covered in full in Part 1 (setup) and Part 3 (E2E-01 through E2E-04, and E2E-ERP). Target population: all 3,400 staff across Casablanca, Kenitra, and Settat. Starting Lewin phase: Unfreeze. This is the throughline case, and the one most likely to trigger</w:t>
+      </w:r>
+      <w:r>
+        <w:t xml:space="preserve"> </w:t>
+      </w:r>
+      <w:r>
+        <w:rPr>
+          <w:bCs/>
+          <w:b/>
+        </w:rPr>
+        <w:t xml:space="preserve">ALT-001 (Divergence Pattern Detected)</w:t>
+      </w:r>
+      <w:r>
+        <w:t xml:space="preserve"> </w:t>
+      </w:r>
+      <w:r>
+        <w:t xml:space="preserve">at UAT if a cohort’s Knowledge and Ability scores both reach 4 while Bridges still reads Ending — and</w:t>
+      </w:r>
+      <w:r>
+        <w:t xml:space="preserve"> </w:t>
+      </w:r>
+      <w:r>
+        <w:rPr>
+          <w:bCs/>
+          <w:b/>
+        </w:rPr>
+        <w:t xml:space="preserve">ALT-009 (Phase Gate No-Go / Conditional)</w:t>
+      </w:r>
+      <w:r>
+        <w:t xml:space="preserve"> </w:t>
+      </w:r>
+      <w:r>
+        <w:t xml:space="preserve">if a Phase Gate closes as anything other than a clean Go.</w:t>
+      </w:r>
+    </w:p>
+    <w:bookmarkEnd w:id="69"/>
+    <w:bookmarkStart w:id="70" w:name="Xc24d01c77d44894f2465531ef76a97acdfd22e6"/>
+    <w:p>
+      <w:pPr>
+        <w:pStyle w:val="Heading3"/>
+      </w:pPr>
+      <w:r>
+        <w:rPr>
+          <w:b/>
+          <w:color w:val="3F827B"/>
+        </w:rPr>
+        <w:t xml:space="preserve">Order-to-Cash Process Redesign</w:t>
+      </w:r>
+      <w:r>
+        <w:rPr>
+          <w:b/>
+          <w:color w:val="3F827B"/>
+        </w:rPr>
+        <w:t xml:space="preserve"> </w:t>
+      </w:r>
+      <w:r>
+        <w:rPr>
+          <w:iCs/>
+          <w:b/>
+          <w:i/>
+          <w:color w:val="3F827B"/>
+        </w:rPr>
+        <w:t xml:space="preserve">(archetype: BPR — E2E-BPR)</w:t>
+      </w:r>
+    </w:p>
+    <w:p>
+      <w:pPr>
+        <w:pStyle w:val="FirstParagraph"/>
+      </w:pPr>
+      <w:r>
+        <w:t xml:space="preserve">Casablanca HQ’s finance function has run order-to-cash manually since before the ERP program began; this project redesigns the process itself, independent of any system change. Business driver: three weeks of month-end reconciliation work, self-inflicted by the process design, not the tooling. Target population: Casablanca finance (140 staff). Starting pattern: finance staff who built and privately own today’s manual workarounds resist a redesign that makes those workarounds obsolete — by design, this case is built to cross the resistance-escalation threshold and fire</w:t>
+      </w:r>
+      <w:r>
+        <w:t xml:space="preserve"> </w:t>
+      </w:r>
+      <w:r>
+        <w:rPr>
+          <w:bCs/>
+          <w:b/>
+        </w:rPr>
+        <w:t xml:space="preserve">ALT-004 (Resistance Escalation Threshold Breached)</w:t>
+      </w:r>
+      <w:r>
+        <w:t xml:space="preserve"> </w:t>
+      </w:r>
+      <w:r>
+        <w:t xml:space="preserve">once three or more open resistance entries accumulate.</w:t>
+      </w:r>
+    </w:p>
+    <w:bookmarkEnd w:id="70"/>
+    <w:bookmarkStart w:id="71" w:name="Xf809a11e051728219602f4df9a59bd412be5988"/>
+    <w:p>
+      <w:pPr>
+        <w:pStyle w:val="Heading3"/>
+      </w:pPr>
+      <w:r>
+        <w:rPr>
+          <w:b/>
+          <w:color w:val="3F827B"/>
+        </w:rPr>
+        <w:t xml:space="preserve">Kenitra Invoice-Matching Automation</w:t>
+      </w:r>
+      <w:r>
+        <w:rPr>
+          <w:b/>
+          <w:color w:val="3F827B"/>
+        </w:rPr>
+        <w:t xml:space="preserve"> </w:t>
+      </w:r>
+      <w:r>
+        <w:rPr>
+          <w:iCs/>
+          <w:b/>
+          <w:i/>
+          <w:color w:val="3F827B"/>
+        </w:rPr>
+        <w:t xml:space="preserve">(archetype: Automation — E2E-BPA)</w:t>
+      </w:r>
+    </w:p>
+    <w:p>
+      <w:pPr>
+        <w:pStyle w:val="FirstParagraph"/>
+      </w:pPr>
+      <w:r>
+        <w:t xml:space="preserve">A narrow, well-scoped robotic process automation project matching supplier invoices against purchase orders at the Kenitra plant. Business driver: a repetitive task with no judgment calls, a strong automation candidate. Target population: Kenitra accounts payable (18 staff). Starting pattern: this is this guide’s deliberate low-resistance, fast-moving contrast case — narrow scope, an already-bought-in team, and a Sponsor who is visibly active from day one. It is designed to close without any of the 9 live alerts firing, which is itself the point: not every Change Management Project needs a recovery playbook, and this guide states that plainly rather than manufacture a crisis where none exists.</w:t>
+      </w:r>
+    </w:p>
+    <w:bookmarkEnd w:id="71"/>
+    <w:bookmarkStart w:id="72" w:name="X5bff64c3c3a26e5e158972a6291c1c524f666df"/>
+    <w:p>
+      <w:pPr>
+        <w:pStyle w:val="Heading3"/>
+      </w:pPr>
+      <w:r>
+        <w:rPr>
+          <w:b/>
+          <w:color w:val="3F827B"/>
+        </w:rPr>
+        <w:t xml:space="preserve">ISO 9001/14001 Integrated Management System</w:t>
+      </w:r>
+      <w:r>
+        <w:rPr>
+          <w:b/>
+          <w:color w:val="3F827B"/>
+        </w:rPr>
+        <w:t xml:space="preserve"> </w:t>
+      </w:r>
+      <w:r>
+        <w:rPr>
+          <w:iCs/>
+          <w:b/>
+          <w:i/>
+          <w:color w:val="3F827B"/>
+        </w:rPr>
+        <w:t xml:space="preserve">(archetype: QMS — E2E-IMS)</w:t>
+      </w:r>
+    </w:p>
+    <w:p>
+      <w:pPr>
+        <w:pStyle w:val="FirstParagraph"/>
+      </w:pPr>
+      <w:r>
+        <w:t xml:space="preserve">Settat plant pursues integrated ISO 9001 (quality) and ISO 14001 (environmental) certification on one management system rather than two. Business driver: a customer contract now requires certified quality management; a parallel environmental certification is bundled in for efficiency. Target population: Settat plant operations and quality function (410 staff). Starting pattern: the Quality Manager sponsors the program alone, without a broader guiding coalition behind them — built to fire</w:t>
+      </w:r>
+      <w:r>
+        <w:t xml:space="preserve"> </w:t>
+      </w:r>
+      <w:r>
+        <w:rPr>
+          <w:bCs/>
+          <w:b/>
+        </w:rPr>
+        <w:t xml:space="preserve">ALT-010 (Guiding Coalition Gap)</w:t>
+      </w:r>
+      <w:r>
+        <w:t xml:space="preserve"> </w:t>
+      </w:r>
+      <w:r>
+        <w:t xml:space="preserve">once the Sponsor &amp; Coalition record (M7) shows fewer than two named coalition members.</w:t>
+      </w:r>
+    </w:p>
+    <w:bookmarkEnd w:id="72"/>
+    <w:bookmarkStart w:id="73" w:name="X58b69ff03d5e781d9ee9b64dcd60096cf2e421f"/>
+    <w:p>
+      <w:pPr>
+        <w:pStyle w:val="Heading3"/>
+      </w:pPr>
+      <w:r>
+        <w:rPr>
+          <w:b/>
+          <w:color w:val="3F827B"/>
+        </w:rPr>
+        <w:t xml:space="preserve">One Bouregreg: Post-Acquisition Culture Integration</w:t>
+      </w:r>
+      <w:r>
+        <w:rPr>
+          <w:b/>
+          <w:color w:val="3F827B"/>
+        </w:rPr>
+        <w:t xml:space="preserve"> </w:t>
+      </w:r>
+      <w:r>
+        <w:rPr>
+          <w:iCs/>
+          <w:b/>
+          <w:i/>
+          <w:color w:val="3F827B"/>
+        </w:rPr>
+        <w:t xml:space="preserve">(archetype: Cultural — E2E-CULT)</w:t>
+      </w:r>
+    </w:p>
+    <w:p>
+      <w:pPr>
+        <w:pStyle w:val="FirstParagraph"/>
+      </w:pPr>
+      <w:r>
+        <w:t xml:space="preserve">Six months into the ERP program, Bouregreg Group acquires a smaller regional competitor’s Tangier distribution operation. This project is the culture integration that follows — aligning two distinct ways of working under one set of values, not a system or process change. Business driver: the acquisition’s stated synergies depend on the two workforces actually operating as one company within 18 months. Target population: the acquired Tangier team (260 staff) plus their new Bouregreg counterparts. Starting pattern: a newly appointed integration Sponsor has not yet logged any visible activity in the record — built to fire</w:t>
+      </w:r>
+      <w:r>
+        <w:t xml:space="preserve"> </w:t>
+      </w:r>
+      <w:r>
+        <w:rPr>
+          <w:bCs/>
+          <w:b/>
+        </w:rPr>
+        <w:t xml:space="preserve">ALT-003 (Sponsor Coverage Gap)</w:t>
+      </w:r>
+      <w:r>
+        <w:t xml:space="preserve"> </w:t>
+      </w:r>
+      <w:r>
+        <w:t xml:space="preserve">in the program’s early weeks, before that Sponsor’s first town hall is logged.</w:t>
+      </w:r>
+    </w:p>
+    <w:bookmarkEnd w:id="73"/>
+    <w:bookmarkStart w:id="74" w:name="Xd1da5f2b710a482859daf2c6bd05f400afab0a6"/>
+    <w:p>
+      <w:pPr>
+        <w:pStyle w:val="Heading3"/>
+      </w:pPr>
+      <w:r>
+        <w:rPr>
+          <w:b/>
+          <w:color w:val="3F827B"/>
+        </w:rPr>
+        <w:t xml:space="preserve">Regional Operating Model Redesign</w:t>
+      </w:r>
+      <w:r>
+        <w:rPr>
+          <w:b/>
+          <w:color w:val="3F827B"/>
+        </w:rPr>
+        <w:t xml:space="preserve"> </w:t>
+      </w:r>
+      <w:r>
+        <w:rPr>
+          <w:iCs/>
+          <w:b/>
+          <w:i/>
+          <w:color w:val="3F827B"/>
+        </w:rPr>
+        <w:t xml:space="preserve">(archetype: Operating Model — E2E-OM)</w:t>
+      </w:r>
+    </w:p>
+    <w:p>
+      <w:pPr>
+        <w:pStyle w:val="FirstParagraph"/>
+      </w:pPr>
+      <w:r>
+        <w:t xml:space="preserve">Realigns reporting lines across all three sites from a site-based structure to a function-based one — Finance, Operations, and Quality each reporting centrally rather than to a site director. Business driver: the ERP program exposed how much duplicated decision-making the site-based structure was causing. Target population: all people-manager-level staff across the three sites (95 staff). Starting pattern: this case runs past its first 30-day sustainment checkpoint with regression risk logged as high — built to fire</w:t>
+      </w:r>
+      <w:r>
+        <w:t xml:space="preserve"> </w:t>
+      </w:r>
+      <w:r>
+        <w:rPr>
+          <w:bCs/>
+          <w:b/>
+        </w:rPr>
+        <w:t xml:space="preserve">ALT-002 (Regression Risk Score Critical)</w:t>
+      </w:r>
+      <w:r>
+        <w:t xml:space="preserve"> </w:t>
+      </w:r>
+      <w:r>
+        <w:t xml:space="preserve">at that checkpoint, and consequently</w:t>
+      </w:r>
+      <w:r>
+        <w:t xml:space="preserve"> </w:t>
+      </w:r>
+      <w:r>
+        <w:rPr>
+          <w:bCs/>
+          <w:b/>
+        </w:rPr>
+        <w:t xml:space="preserve">ALT-015 (Sustainment Sign-Off Blocked)</w:t>
+      </w:r>
+      <w:r>
+        <w:t xml:space="preserve"> </w:t>
+      </w:r>
+      <w:r>
+        <w:t xml:space="preserve">until the regression is resolved and a clean checkpoint follows.</w:t>
+      </w:r>
+    </w:p>
+    <w:bookmarkEnd w:id="74"/>
+    <w:bookmarkStart w:id="75" w:name="Xbdad89381d253d0349901a77aa9f9d33db0c4d7"/>
+    <w:p>
+      <w:pPr>
+        <w:pStyle w:val="Heading3"/>
+      </w:pPr>
+      <w:r>
+        <w:rPr>
+          <w:b/>
+          <w:color w:val="3F827B"/>
+        </w:rPr>
+        <w:t xml:space="preserve">Loi 09-08 Data Protection Compliance Program</w:t>
+      </w:r>
+      <w:r>
+        <w:rPr>
+          <w:b/>
+          <w:color w:val="3F827B"/>
+        </w:rPr>
+        <w:t xml:space="preserve"> </w:t>
+      </w:r>
+      <w:r>
+        <w:rPr>
+          <w:iCs/>
+          <w:b/>
+          <w:i/>
+          <w:color w:val="3F827B"/>
+        </w:rPr>
+        <w:t xml:space="preserve">(archetype: Compliance — E2E-COMP)</w:t>
+      </w:r>
+    </w:p>
+    <w:p>
+      <w:pPr>
+        <w:pStyle w:val="FirstParagraph"/>
+      </w:pPr>
+      <w:r>
+        <w:t xml:space="preserve">Brings Bouregreg Group’s customer and employee data handling into compliance with Morocco’s Loi n° 09-08 on the protection of personal data, under the national data protection authority’s (CNDP) oversight. Business driver: a scheduled CNDP audit with a fixed external deadline, not a discretionary program. Target population: any function touching customer or employee personal data — HR, Sales, Customer Service (310 staff). This case’s SIPOC is fixed by its type: Legal/Compliance is the supplier, the regulator is the customer, a cast this guide names concretely rather than leaves generic. Because its deadline is externally fixed, this is the case in the library where a Phase Gate closing as anything but Go carries the least schedule flexibility — the practical reason</w:t>
+      </w:r>
+      <w:r>
+        <w:t xml:space="preserve"> </w:t>
+      </w:r>
+      <w:r>
+        <w:rPr>
+          <w:bCs/>
+          <w:b/>
+        </w:rPr>
+        <w:t xml:space="preserve">ALT-009</w:t>
+      </w:r>
+      <w:r>
+        <w:t xml:space="preserve"> </w:t>
+      </w:r>
+      <w:r>
+        <w:t xml:space="preserve">matters most here even when it does not fire.</w:t>
+      </w:r>
+    </w:p>
+    <w:bookmarkEnd w:id="75"/>
+    <w:bookmarkStart w:id="76" w:name="Xd2703e5f97ca8b66b1a6308b2a70c5ae7e2b0e8"/>
+    <w:p>
+      <w:pPr>
+        <w:pStyle w:val="Heading3"/>
+      </w:pPr>
+      <w:r>
+        <w:rPr>
+          <w:b/>
+          <w:color w:val="3F827B"/>
+        </w:rPr>
+        <w:t xml:space="preserve">Plant Digital Skills Upskilling Program</w:t>
+      </w:r>
+      <w:r>
+        <w:rPr>
+          <w:b/>
+          <w:color w:val="3F827B"/>
+        </w:rPr>
+        <w:t xml:space="preserve"> </w:t>
+      </w:r>
+      <w:r>
+        <w:rPr>
+          <w:iCs/>
+          <w:b/>
+          <w:i/>
+          <w:color w:val="3F827B"/>
+        </w:rPr>
+        <w:t xml:space="preserve">(archetype: Training &amp; Skills Development — E2E-TSD)</w:t>
+      </w:r>
+    </w:p>
+    <w:p>
+      <w:pPr>
+        <w:pStyle w:val="FirstParagraph"/>
+      </w:pPr>
+      <w:r>
+        <w:t xml:space="preserve">A standalone digital-literacy and systems-skills program for plant-floor staff at Kenitra and Settat, run independent of any specific system rollout — preparing the workforce for the next several years of technology change generally, not one program’s go-live. Business driver: a skills gap identified independently of the ERP program, but accelerated once the ERP program made it visible. Target population: plant-floor staff without prior systems training (620 staff). This is the case that most exercises M9 (Training) and M16 (AI Use Case Library, for AI-assisted curriculum drafting) in this guide’s library, without a go-live event of its own to anchor to.</w:t>
+      </w:r>
+    </w:p>
+    <w:bookmarkEnd w:id="76"/>
+    <w:bookmarkStart w:id="77" w:name="Xbac664706ee9184f4e0881521cc2cb67c743150"/>
+    <w:p>
+      <w:pPr>
+        <w:pStyle w:val="Heading3"/>
+      </w:pPr>
+      <w:r>
+        <w:rPr>
+          <w:b/>
+          <w:color w:val="3F827B"/>
+        </w:rPr>
+        <w:t xml:space="preserve">Settat Plant Consolidation &amp; Workforce Restructuring</w:t>
+      </w:r>
+      <w:r>
+        <w:rPr>
+          <w:b/>
+          <w:color w:val="3F827B"/>
+        </w:rPr>
+        <w:t xml:space="preserve"> </w:t>
+      </w:r>
+      <w:r>
+        <w:rPr>
+          <w:iCs/>
+          <w:b/>
+          <w:i/>
+          <w:color w:val="3F827B"/>
+        </w:rPr>
+        <w:t xml:space="preserve">(archetype: Restructuring — no dedicated E2E lifecycle)</w:t>
+      </w:r>
+    </w:p>
+    <w:p>
+      <w:pPr>
+        <w:pStyle w:val="FirstParagraph"/>
+      </w:pPr>
+      <w:r>
+        <w:t xml:space="preserve">Consolidates two overlapping production lines at the Settat plant into one, with a workforce restructuring as a direct consequence. This case is included deliberately without a dedicated End-to-End lifecycle or Phase Template of its own: Restructuring is one of Main Project’s ten available archetypes, but — unlike ERP, BPR, Automation, QMS, Cultural, Operating Model, Compliance, and Training &amp; Skills — it is not one of the 8 types the E2E addendum built a registered chain for. It runs on the 4 core chains (E2E-01 through E2E-04) generically instead, and this guide states that gap plainly rather than imply a lifecycle exists where it does not. Business driver: sustained overcapacity on the older of the two lines. Target population: the affected line’s 130 staff. Starting pattern: the highest-resistance case in the library by design, expected to cross the resistance threshold early and stay there — a second, independent source (alongside Order-to-Cash) of</w:t>
+      </w:r>
+      <w:r>
+        <w:t xml:space="preserve"> </w:t>
+      </w:r>
+      <w:r>
+        <w:rPr>
+          <w:bCs/>
+          <w:b/>
+        </w:rPr>
+        <w:t xml:space="preserve">ALT-004</w:t>
+      </w:r>
+      <w:r>
+        <w:t xml:space="preserve"> </w:t>
+      </w:r>
+      <w:r>
+        <w:t xml:space="preserve">firing in this Organization.</w:t>
+      </w:r>
+    </w:p>
+    <w:bookmarkEnd w:id="77"/>
+    <w:bookmarkStart w:id="78" w:name="what-the-portfolio-view-shows"/>
+    <w:p>
+      <w:pPr>
+        <w:pStyle w:val="Heading3"/>
+      </w:pPr>
+      <w:r>
+        <w:rPr>
+          <w:b/>
+          <w:color w:val="3F827B"/>
+        </w:rPr>
+        <w:t xml:space="preserve">What the portfolio view shows</w:t>
+      </w:r>
+    </w:p>
+    <w:p>
+      <w:pPr>
+        <w:pStyle w:val="FirstParagraph"/>
+      </w:pPr>
+      <w:r>
+        <w:t xml:space="preserve">With nine Change Management Projects now running under one Organization, two alerts become visible that no single project could trigger alone:</w:t>
+      </w:r>
+    </w:p>
+    <w:p>
+      <w:pPr>
+        <w:numPr>
+          <w:ilvl w:val="0"/>
+          <w:numId w:val="1015"/>
+        </w:numPr>
+        <w:pStyle w:val="Compact"/>
+      </w:pPr>
+      <w:r>
+        <w:rPr>
+          <w:bCs/>
+          <w:b/>
+        </w:rPr>
+        <w:t xml:space="preserve">ALT-008 (Change Saturation Threshold Breached)</w:t>
+      </w:r>
+      <w:r>
+        <w:t xml:space="preserve"> </w:t>
+      </w:r>
+      <w:r>
+        <w:t xml:space="preserve">fires once a project’s population segment is targeted by two or more other concurrent initiatives in the same Organization — true almost everywhere in this library by design, since the ERP program, the Operating Model redesign, and the Training &amp; Skills program all reach broad, overlapping populations across the same three sites.</w:t>
+      </w:r>
+    </w:p>
+    <w:p>
+      <w:pPr>
+        <w:numPr>
+          <w:ilvl w:val="0"/>
+          <w:numId w:val="1015"/>
+        </w:numPr>
+        <w:pStyle w:val="Compact"/>
+      </w:pPr>
+      <w:r>
+        <w:rPr>
+          <w:bCs/>
+          <w:b/>
+        </w:rPr>
+        <w:t xml:space="preserve">ALT-011 (Communication Overload Detected)</w:t>
+      </w:r>
+      <w:r>
+        <w:t xml:space="preserve"> </w:t>
+      </w:r>
+      <w:r>
+        <w:t xml:space="preserve">fires once the combined not-yet-sent communications queued across a population’s concurrent initiatives exceed three — realistic here precisely because nine programs are drafting town halls, FAQs, and go-live messages against overlapping audiences at the same time, which is exactly the condition this alert exists to catch before it reaches an inbox.</w:t>
+      </w:r>
+    </w:p>
+    <w:p>
+      <w:pPr>
+        <w:pStyle w:val="FirstParagraph"/>
+      </w:pPr>
+      <w:r>
+        <w:t xml:space="preserve">Between them, the nine cases above exercise every one of journi’s 9 live-computed alerts at least once — eight through a single project’s own data, and the last two only because the portfolio, taken together, is what makes them real. Part 5 covers all 9 in full, plus the 7 reference alerts in journi’s D07 catalog that are documented but not live-computed in this build.</w:t>
+      </w:r>
+    </w:p>
+    <w:p>
+      <w:r>
+        <w:pict>
+          <v:rect style="width:0;height:1.5pt" o:hralign="center" o:hrstd="t" o:hr="t"/>
+        </w:pict>
+      </w:r>
+    </w:p>
+    <w:p>
+      <w:r>
+        <w:pict>
+          <v:rect style="width:0;height:1.5pt" o:hralign="center" o:hrstd="t" o:hr="t"/>
+        </w:pict>
+      </w:r>
+    </w:p>
+    <w:p>
+      <w:pPr>
+        <w:pStyle w:val="FirstParagraph"/>
+      </w:pPr>
+    </w:p>
+    <w:bookmarkEnd w:id="78"/>
+    <w:bookmarkEnd w:id="79"/>
+    <w:bookmarkStart w:id="85" w:name="part-5-alerts-and-analytics-reference"/>
+    <w:p>
+      <w:pPr>
+        <w:pStyle w:val="Heading2"/>
+      </w:pPr>
+      <w:r>
+        <w:rPr>
+          <w:b/>
+          <w:color w:val="275650"/>
+        </w:rPr>
+        <w:t xml:space="preserve">Part 5 — Alerts and Analytics Reference</w:t>
+      </w:r>
+    </w:p>
+    <w:bookmarkStart w:id="80" w:name="how-alerts-work-in-journi"/>
+    <w:p>
+      <w:pPr>
+        <w:pStyle w:val="Heading3"/>
+      </w:pPr>
+      <w:r>
+        <w:rPr>
+          <w:b/>
+          <w:color w:val="3F827B"/>
+        </w:rPr>
+        <w:t xml:space="preserve">5.1 How alerts work in journi</w:t>
+      </w:r>
+    </w:p>
+    <w:p>
+      <w:pPr>
+        <w:pStyle w:val="FirstParagraph"/>
+      </w:pPr>
+      <w:r>
+        <w:t xml:space="preserve">journi has no backend to send real email, push, or Teams notifications, so the Notification Center — reached from the bell icon in the TopBar — is the client-side equivalent: a persistent, dismissible in-app log. journi’s alert catalog registers 16 alerts total; of those,</w:t>
+      </w:r>
+      <w:r>
+        <w:t xml:space="preserve"> </w:t>
+      </w:r>
+      <w:r>
+        <w:rPr>
+          <w:bCs/>
+          <w:b/>
+        </w:rPr>
+        <w:t xml:space="preserve">9 have a condition directly computable from data already in journi’s client-side model, and are live</w:t>
+      </w:r>
+      <w:r>
+        <w:t xml:space="preserve"> </w:t>
+      </w:r>
+      <w:r>
+        <w:t xml:space="preserve">— they actually fire, dismiss, and re-evaluate as Bouregreg Group’s data changes. The other 7 are documented for traceability but never fire in this build, for two different reasons stated plainly rather than left implicit: 6 depend on infrastructure journi does not have (a real backend, AI confidence scoring, authentication lockout, a request-tracking system), and the 7th — Champion Coverage Below Target — is excluded because journi has no structured champion-tracking data model to compute it from (a coalition member carries a free-text role field, not a governed Champion entity), so there is no genuine signal to compute, only one that could be faked.</w:t>
+      </w:r>
+    </w:p>
+    <w:bookmarkEnd w:id="80"/>
+    <w:bookmarkStart w:id="81" w:name="the-9-live-alerts"/>
+    <w:p>
+      <w:pPr>
+        <w:pStyle w:val="Heading3"/>
+      </w:pPr>
+      <w:r>
+        <w:rPr>
+          <w:b/>
+          <w:color w:val="3F827B"/>
+        </w:rPr>
+        <w:t xml:space="preserve">5.2 The 9 live alerts</w:t>
+      </w:r>
+    </w:p>
+    <w:tbl>
+      <w:tblPr>
+        <w:tblStyle w:val="Table"/>
+        <w:tblW w:type="pct" w:w="5000"/>
+        <w:jc w:val="center"/>
+        <w:tblLayout w:type="fixed"/>
+        <w:tblLook w:firstRow="1" w:lastRow="0" w:firstColumn="0" w:lastColumn="0" w:noHBand="0" w:noVBand="0" w:val="0020"/>
+      </w:tblPr>
+      <w:tblGrid>
+        <w:gridCol w:w="600760"/>
+        <w:gridCol w:w="1001268"/>
+        <w:gridCol w:w="534009"/>
+        <w:gridCol w:w="2536545"/>
+        <w:gridCol w:w="1001268"/>
+        <w:gridCol w:w="1001268"/>
+      </w:tblGrid>
+      <w:tr>
+        <w:trPr>
+          <w:tblHeader w:val="true"/>
+        </w:trPr>
+        <w:tc>
+          <w:tcPr>
+            <w:tcW w:type="dxa" w:w="946"/>
+            <w:shd w:val="clear" w:fill="1F4B45"/>
+          </w:tcPr>
+          <w:p>
+            <w:pPr>
+              <w:pStyle w:val="Compact"/>
+              <w:jc w:val="left"/>
+            </w:pPr>
+            <w:r>
+              <w:rPr>
+                <w:b/>
+                <w:color w:val="FFFFFF"/>
+              </w:rPr>
+              <w:t xml:space="preserve">ID</w:t>
+            </w:r>
+          </w:p>
+        </w:tc>
+        <w:tc>
+          <w:tcPr>
+            <w:tcW w:type="dxa" w:w="1576"/>
+            <w:shd w:val="clear" w:fill="1F4B45"/>
+          </w:tcPr>
+          <w:p>
+            <w:pPr>
+              <w:pStyle w:val="Compact"/>
+              <w:jc w:val="left"/>
+            </w:pPr>
+            <w:r>
+              <w:rPr>
+                <w:b/>
+                <w:color w:val="FFFFFF"/>
+              </w:rPr>
+              <w:t xml:space="preserve">Name</w:t>
+            </w:r>
+          </w:p>
+        </w:tc>
+        <w:tc>
+          <w:tcPr>
+            <w:tcW w:type="dxa" w:w="840"/>
+            <w:shd w:val="clear" w:fill="1F4B45"/>
+          </w:tcPr>
+          <w:p>
+            <w:pPr>
+              <w:pStyle w:val="Compact"/>
+              <w:jc w:val="left"/>
+            </w:pPr>
+            <w:r>
+              <w:rPr>
+                <w:b/>
+                <w:color w:val="FFFFFF"/>
+              </w:rPr>
+              <w:t xml:space="preserve">Severity</w:t>
+            </w:r>
+          </w:p>
+        </w:tc>
+        <w:tc>
+          <w:tcPr>
+            <w:tcW w:type="dxa" w:w="3994"/>
+            <w:shd w:val="clear" w:fill="1F4B45"/>
+          </w:tcPr>
+          <w:p>
+            <w:pPr>
+              <w:pStyle w:val="Compact"/>
+              <w:jc w:val="left"/>
+            </w:pPr>
+            <w:r>
+              <w:rPr>
+                <w:b/>
+                <w:color w:val="FFFFFF"/>
+              </w:rPr>
+              <w:t xml:space="preserve">Trigger condition (as actually computed)</w:t>
+            </w:r>
+          </w:p>
+        </w:tc>
+        <w:tc>
+          <w:tcPr>
+            <w:tcW w:type="dxa" w:w="1576"/>
+            <w:shd w:val="clear" w:fill="1F4B45"/>
+          </w:tcPr>
+          <w:p>
+            <w:pPr>
+              <w:pStyle w:val="Compact"/>
+              <w:jc w:val="left"/>
+            </w:pPr>
+            <w:r>
+              <w:rPr>
+                <w:b/>
+                <w:color w:val="FFFFFF"/>
+              </w:rPr>
+              <w:t xml:space="preserve">Escalation</w:t>
+            </w:r>
+          </w:p>
+        </w:tc>
+        <w:tc>
+          <w:tcPr>
+            <w:tcW w:type="dxa" w:w="1576"/>
+            <w:shd w:val="clear" w:fill="1F4B45"/>
+          </w:tcPr>
+          <w:p>
+            <w:pPr>
+              <w:pStyle w:val="Compact"/>
+              <w:jc w:val="left"/>
+            </w:pPr>
+            <w:r>
+              <w:rPr>
+                <w:b/>
+                <w:color w:val="FFFFFF"/>
+              </w:rPr>
+              <w:t xml:space="preserve">SLA</w:t>
+            </w:r>
+          </w:p>
+        </w:tc>
+      </w:tr>
+      <w:tr>
+        <w:tc>
+          <w:tcPr>
+            <w:tcW w:type="dxa" w:w="946"/>
+          </w:tcPr>
+          <w:p>
+            <w:pPr>
+              <w:pStyle w:val="Compact"/>
+              <w:jc w:val="left"/>
+            </w:pPr>
+            <w:r>
+              <w:t xml:space="preserve">ALT-001</w:t>
+            </w:r>
+          </w:p>
+        </w:tc>
+        <w:tc>
+          <w:tcPr>
+            <w:tcW w:type="dxa" w:w="1576"/>
+          </w:tcPr>
+          <w:p>
+            <w:pPr>
+              <w:pStyle w:val="Compact"/>
+              <w:jc w:val="left"/>
+            </w:pPr>
+            <w:r>
+              <w:t xml:space="preserve">Divergence Pattern Detected</w:t>
+            </w:r>
+          </w:p>
+        </w:tc>
+        <w:tc>
+          <w:tcPr>
+            <w:tcW w:type="dxa" w:w="840"/>
+          </w:tcPr>
+          <w:p>
+            <w:pPr>
+              <w:pStyle w:val="Compact"/>
+              <w:jc w:val="left"/>
+            </w:pPr>
+            <w:r>
+              <w:t xml:space="preserve">High</w:t>
+            </w:r>
+          </w:p>
+        </w:tc>
+        <w:tc>
+          <w:tcPr>
+            <w:tcW w:type="dxa" w:w="3994"/>
+          </w:tcPr>
+          <w:p>
+            <w:pPr>
+              <w:pStyle w:val="Compact"/>
+              <w:jc w:val="left"/>
+            </w:pPr>
+            <w:r>
+              <w:t xml:space="preserve">Knowledge ≥ 4</w:t>
+            </w:r>
+            <w:r>
+              <w:t xml:space="preserve"> </w:t>
+            </w:r>
+            <w:r>
+              <w:rPr>
+                <w:bCs/>
+                <w:b/>
+              </w:rPr>
+              <w:t xml:space="preserve">and</w:t>
+            </w:r>
+            <w:r>
+              <w:t xml:space="preserve"> </w:t>
+            </w:r>
+            <w:r>
+              <w:t xml:space="preserve">Ability ≥ 4 on M5, while Bridges reads exactly</w:t>
+            </w:r>
+            <w:r>
+              <w:t xml:space="preserve"> </w:t>
+            </w:r>
+            <w:r>
+              <w:t xml:space="preserve">“</w:t>
+            </w:r>
+            <w:r>
+              <w:t xml:space="preserve">Ending</w:t>
+            </w:r>
+            <w:r>
+              <w:t xml:space="preserve">”</w:t>
+            </w:r>
+            <w:r>
+              <w:t xml:space="preserve"> </w:t>
+            </w:r>
+            <w:r>
+              <w:t xml:space="preserve">on M6, for the same cohort</w:t>
+            </w:r>
+          </w:p>
+        </w:tc>
+        <w:tc>
+          <w:tcPr>
+            <w:tcW w:type="dxa" w:w="1576"/>
+          </w:tcPr>
+          <w:p>
+            <w:pPr>
+              <w:pStyle w:val="Compact"/>
+              <w:jc w:val="left"/>
+            </w:pPr>
+            <w:r>
+              <w:t xml:space="preserve">L2 — Change Manager</w:t>
+            </w:r>
+          </w:p>
+        </w:tc>
+        <w:tc>
+          <w:tcPr>
+            <w:tcW w:type="dxa" w:w="1576"/>
+          </w:tcPr>
+          <w:p>
+            <w:pPr>
+              <w:pStyle w:val="Compact"/>
+              <w:jc w:val="left"/>
+            </w:pPr>
+            <w:r>
+              <w:t xml:space="preserve">Acknowledge within 48h</w:t>
+            </w:r>
+          </w:p>
+        </w:tc>
+      </w:tr>
+      <w:tr>
+        <w:tc>
+          <w:tcPr>
+            <w:tcW w:type="dxa" w:w="946"/>
+          </w:tcPr>
+          <w:p>
+            <w:pPr>
+              <w:pStyle w:val="Compact"/>
+              <w:jc w:val="left"/>
+            </w:pPr>
+            <w:r>
+              <w:t xml:space="preserve">ALT-002</w:t>
+            </w:r>
+          </w:p>
+        </w:tc>
+        <w:tc>
+          <w:tcPr>
+            <w:tcW w:type="dxa" w:w="1576"/>
+          </w:tcPr>
+          <w:p>
+            <w:pPr>
+              <w:pStyle w:val="Compact"/>
+              <w:jc w:val="left"/>
+            </w:pPr>
+            <w:r>
+              <w:t xml:space="preserve">Regression Risk Score Critical</w:t>
+            </w:r>
+          </w:p>
+        </w:tc>
+        <w:tc>
+          <w:tcPr>
+            <w:tcW w:type="dxa" w:w="840"/>
+          </w:tcPr>
+          <w:p>
+            <w:pPr>
+              <w:pStyle w:val="Compact"/>
+              <w:jc w:val="left"/>
+            </w:pPr>
+            <w:r>
+              <w:t xml:space="preserve">Critical</w:t>
+            </w:r>
+          </w:p>
+        </w:tc>
+        <w:tc>
+          <w:tcPr>
+            <w:tcW w:type="dxa" w:w="3994"/>
+          </w:tcPr>
+          <w:p>
+            <w:pPr>
+              <w:pStyle w:val="Compact"/>
+              <w:jc w:val="left"/>
+            </w:pPr>
+            <w:r>
+              <w:t xml:space="preserve">A sustainment checkpoint on M12 is marked complete with regression risk logged as High</w:t>
+            </w:r>
+          </w:p>
+        </w:tc>
+        <w:tc>
+          <w:tcPr>
+            <w:tcW w:type="dxa" w:w="1576"/>
+          </w:tcPr>
+          <w:p>
+            <w:pPr>
+              <w:pStyle w:val="Compact"/>
+              <w:jc w:val="left"/>
+            </w:pPr>
+            <w:r>
+              <w:t xml:space="preserve">L2 — Change Manager</w:t>
+            </w:r>
+          </w:p>
+        </w:tc>
+        <w:tc>
+          <w:tcPr>
+            <w:tcW w:type="dxa" w:w="1576"/>
+          </w:tcPr>
+          <w:p>
+            <w:pPr>
+              <w:pStyle w:val="Compact"/>
+              <w:jc w:val="left"/>
+            </w:pPr>
+            <w:r>
+              <w:t xml:space="preserve">Acknowledge within 24h</w:t>
+            </w:r>
+          </w:p>
+        </w:tc>
+      </w:tr>
+      <w:tr>
+        <w:tc>
+          <w:tcPr>
+            <w:tcW w:type="dxa" w:w="946"/>
+          </w:tcPr>
+          <w:p>
+            <w:pPr>
+              <w:pStyle w:val="Compact"/>
+              <w:jc w:val="left"/>
+            </w:pPr>
+            <w:r>
+              <w:t xml:space="preserve">ALT-003</w:t>
+            </w:r>
+          </w:p>
+        </w:tc>
+        <w:tc>
+          <w:tcPr>
+            <w:tcW w:type="dxa" w:w="1576"/>
+          </w:tcPr>
+          <w:p>
+            <w:pPr>
+              <w:pStyle w:val="Compact"/>
+              <w:jc w:val="left"/>
+            </w:pPr>
+            <w:r>
+              <w:t xml:space="preserve">Sponsor Coverage Gap</w:t>
+            </w:r>
+          </w:p>
+        </w:tc>
+        <w:tc>
+          <w:tcPr>
+            <w:tcW w:type="dxa" w:w="840"/>
+          </w:tcPr>
+          <w:p>
+            <w:pPr>
+              <w:pStyle w:val="Compact"/>
+              <w:jc w:val="left"/>
+            </w:pPr>
+            <w:r>
+              <w:t xml:space="preserve">Medium</w:t>
+            </w:r>
+          </w:p>
+        </w:tc>
+        <w:tc>
+          <w:tcPr>
+            <w:tcW w:type="dxa" w:w="3994"/>
+          </w:tcPr>
+          <w:p>
+            <w:pPr>
+              <w:pStyle w:val="Compact"/>
+              <w:jc w:val="left"/>
+            </w:pPr>
+            <w:r>
+              <w:t xml:space="preserve">Sponsor visibility on M7 is logged as</w:t>
+            </w:r>
+            <w:r>
+              <w:t xml:space="preserve"> </w:t>
+            </w:r>
+            <w:r>
+              <w:t xml:space="preserve">“</w:t>
+            </w:r>
+            <w:r>
+              <w:t xml:space="preserve">weak</w:t>
+            </w:r>
+            <w:r>
+              <w:t xml:space="preserve">”</w:t>
+            </w:r>
+          </w:p>
+        </w:tc>
+        <w:tc>
+          <w:tcPr>
+            <w:tcW w:type="dxa" w:w="1576"/>
+          </w:tcPr>
+          <w:p>
+            <w:pPr>
+              <w:pStyle w:val="Compact"/>
+              <w:jc w:val="left"/>
+            </w:pPr>
+            <w:r>
+              <w:t xml:space="preserve">L1 — PMO</w:t>
+            </w:r>
+          </w:p>
+        </w:tc>
+        <w:tc>
+          <w:tcPr>
+            <w:tcW w:type="dxa" w:w="1576"/>
+          </w:tcPr>
+          <w:p>
+            <w:pPr>
+              <w:pStyle w:val="Compact"/>
+              <w:jc w:val="left"/>
+            </w:pPr>
+            <w:r>
+              <w:t xml:space="preserve">Acknowledge within 5 business days</w:t>
+            </w:r>
+          </w:p>
+        </w:tc>
+      </w:tr>
+      <w:tr>
+        <w:tc>
+          <w:tcPr>
+            <w:tcW w:type="dxa" w:w="946"/>
+          </w:tcPr>
+          <w:p>
+            <w:pPr>
+              <w:pStyle w:val="Compact"/>
+              <w:jc w:val="left"/>
+            </w:pPr>
+            <w:r>
+              <w:t xml:space="preserve">ALT-004</w:t>
+            </w:r>
+          </w:p>
+        </w:tc>
+        <w:tc>
+          <w:tcPr>
+            <w:tcW w:type="dxa" w:w="1576"/>
+          </w:tcPr>
+          <w:p>
+            <w:pPr>
+              <w:pStyle w:val="Compact"/>
+              <w:jc w:val="left"/>
+            </w:pPr>
+            <w:r>
+              <w:t xml:space="preserve">Resistance Escalation Threshold Breached</w:t>
+            </w:r>
+          </w:p>
+        </w:tc>
+        <w:tc>
+          <w:tcPr>
+            <w:tcW w:type="dxa" w:w="840"/>
+          </w:tcPr>
+          <w:p>
+            <w:pPr>
+              <w:pStyle w:val="Compact"/>
+              <w:jc w:val="left"/>
+            </w:pPr>
+            <w:r>
+              <w:t xml:space="preserve">High</w:t>
+            </w:r>
+          </w:p>
+        </w:tc>
+        <w:tc>
+          <w:tcPr>
+            <w:tcW w:type="dxa" w:w="3994"/>
+          </w:tcPr>
+          <w:p>
+            <w:pPr>
+              <w:pStyle w:val="Compact"/>
+              <w:jc w:val="left"/>
+            </w:pPr>
+            <w:r>
+              <w:t xml:space="preserve">3 or more open (non-closed) entries in the Resistance Log on M10</w:t>
+            </w:r>
+          </w:p>
+        </w:tc>
+        <w:tc>
+          <w:tcPr>
+            <w:tcW w:type="dxa" w:w="1576"/>
+          </w:tcPr>
+          <w:p>
+            <w:pPr>
+              <w:pStyle w:val="Compact"/>
+              <w:jc w:val="left"/>
+            </w:pPr>
+            <w:r>
+              <w:t xml:space="preserve">L2 — Steering Committee</w:t>
+            </w:r>
+          </w:p>
+        </w:tc>
+        <w:tc>
+          <w:tcPr>
+            <w:tcW w:type="dxa" w:w="1576"/>
+          </w:tcPr>
+          <w:p>
+            <w:pPr>
+              <w:pStyle w:val="Compact"/>
+              <w:jc w:val="left"/>
+            </w:pPr>
+            <w:r>
+              <w:t xml:space="preserve">Acknowledge within 3 business days</w:t>
+            </w:r>
+          </w:p>
+        </w:tc>
+      </w:tr>
+      <w:tr>
+        <w:tc>
+          <w:tcPr>
+            <w:tcW w:type="dxa" w:w="946"/>
+          </w:tcPr>
+          <w:p>
+            <w:pPr>
+              <w:pStyle w:val="Compact"/>
+              <w:jc w:val="left"/>
+            </w:pPr>
+            <w:r>
+              <w:t xml:space="preserve">ALT-008</w:t>
+            </w:r>
+          </w:p>
+        </w:tc>
+        <w:tc>
+          <w:tcPr>
+            <w:tcW w:type="dxa" w:w="1576"/>
+          </w:tcPr>
+          <w:p>
+            <w:pPr>
+              <w:pStyle w:val="Compact"/>
+              <w:jc w:val="left"/>
+            </w:pPr>
+            <w:r>
+              <w:t xml:space="preserve">Change Saturation Threshold Breached</w:t>
+            </w:r>
+          </w:p>
+        </w:tc>
+        <w:tc>
+          <w:tcPr>
+            <w:tcW w:type="dxa" w:w="840"/>
+          </w:tcPr>
+          <w:p>
+            <w:pPr>
+              <w:pStyle w:val="Compact"/>
+              <w:jc w:val="left"/>
+            </w:pPr>
+            <w:r>
+              <w:t xml:space="preserve">Medium</w:t>
+            </w:r>
+          </w:p>
+        </w:tc>
+        <w:tc>
+          <w:tcPr>
+            <w:tcW w:type="dxa" w:w="3994"/>
+          </w:tcPr>
+          <w:p>
+            <w:pPr>
+              <w:pStyle w:val="Compact"/>
+              <w:jc w:val="left"/>
+            </w:pPr>
+            <w:r>
+              <w:t xml:space="preserve">A project’s population segment is targeted by 2 or more other concurrent CM Projects in the same Organization</w:t>
+            </w:r>
+          </w:p>
+        </w:tc>
+        <w:tc>
+          <w:tcPr>
+            <w:tcW w:type="dxa" w:w="1576"/>
+          </w:tcPr>
+          <w:p>
+            <w:pPr>
+              <w:pStyle w:val="Compact"/>
+              <w:jc w:val="left"/>
+            </w:pPr>
+            <w:r>
+              <w:t xml:space="preserve">L1 — PMO</w:t>
+            </w:r>
+          </w:p>
+        </w:tc>
+        <w:tc>
+          <w:tcPr>
+            <w:tcW w:type="dxa" w:w="1576"/>
+          </w:tcPr>
+          <w:p>
+            <w:pPr>
+              <w:pStyle w:val="Compact"/>
+              <w:jc w:val="left"/>
+            </w:pPr>
+            <w:r>
+              <w:t xml:space="preserve">Review within 10 business days</w:t>
+            </w:r>
+          </w:p>
+        </w:tc>
+      </w:tr>
+      <w:tr>
+        <w:tc>
+          <w:tcPr>
+            <w:tcW w:type="dxa" w:w="946"/>
+          </w:tcPr>
+          <w:p>
+            <w:pPr>
+              <w:pStyle w:val="Compact"/>
+              <w:jc w:val="left"/>
+            </w:pPr>
+            <w:r>
+              <w:t xml:space="preserve">ALT-009</w:t>
+            </w:r>
+          </w:p>
+        </w:tc>
+        <w:tc>
+          <w:tcPr>
+            <w:tcW w:type="dxa" w:w="1576"/>
+          </w:tcPr>
+          <w:p>
+            <w:pPr>
+              <w:pStyle w:val="Compact"/>
+              <w:jc w:val="left"/>
+            </w:pPr>
+            <w:r>
+              <w:t xml:space="preserve">Phase Gate No-Go / Conditional</w:t>
+            </w:r>
+          </w:p>
+        </w:tc>
+        <w:tc>
+          <w:tcPr>
+            <w:tcW w:type="dxa" w:w="840"/>
+          </w:tcPr>
+          <w:p>
+            <w:pPr>
+              <w:pStyle w:val="Compact"/>
+              <w:jc w:val="left"/>
+            </w:pPr>
+            <w:r>
+              <w:t xml:space="preserve">High</w:t>
+            </w:r>
+          </w:p>
+        </w:tc>
+        <w:tc>
+          <w:tcPr>
+            <w:tcW w:type="dxa" w:w="3994"/>
+          </w:tcPr>
+          <w:p>
+            <w:pPr>
+              <w:pStyle w:val="Compact"/>
+              <w:jc w:val="left"/>
+            </w:pPr>
+            <w:r>
+              <w:t xml:space="preserve">A Phase Gate on M17 records a Joint Decision other than a clean</w:t>
+            </w:r>
+            <w:r>
+              <w:t xml:space="preserve"> </w:t>
+            </w:r>
+            <w:r>
+              <w:t xml:space="preserve">“</w:t>
+            </w:r>
+            <w:r>
+              <w:t xml:space="preserve">Go</w:t>
+            </w:r>
+            <w:r>
+              <w:t xml:space="preserve">”</w:t>
+            </w:r>
+          </w:p>
+        </w:tc>
+        <w:tc>
+          <w:tcPr>
+            <w:tcW w:type="dxa" w:w="1576"/>
+          </w:tcPr>
+          <w:p>
+            <w:pPr>
+              <w:pStyle w:val="Compact"/>
+              <w:jc w:val="left"/>
+            </w:pPr>
+            <w:r>
+              <w:t xml:space="preserve">L2 — Program/Project Manager</w:t>
+            </w:r>
+          </w:p>
+        </w:tc>
+        <w:tc>
+          <w:tcPr>
+            <w:tcW w:type="dxa" w:w="1576"/>
+          </w:tcPr>
+          <w:p>
+            <w:pPr>
+              <w:pStyle w:val="Compact"/>
+              <w:jc w:val="left"/>
+            </w:pPr>
+            <w:r>
+              <w:t xml:space="preserve">Review within 3 business days</w:t>
+            </w:r>
+          </w:p>
+        </w:tc>
+      </w:tr>
+      <w:tr>
+        <w:tc>
+          <w:tcPr>
+            <w:tcW w:type="dxa" w:w="946"/>
+          </w:tcPr>
+          <w:p>
+            <w:pPr>
+              <w:pStyle w:val="Compact"/>
+              <w:jc w:val="left"/>
+            </w:pPr>
+            <w:r>
+              <w:t xml:space="preserve">ALT-010</w:t>
+            </w:r>
+          </w:p>
+        </w:tc>
+        <w:tc>
+          <w:tcPr>
+            <w:tcW w:type="dxa" w:w="1576"/>
+          </w:tcPr>
+          <w:p>
+            <w:pPr>
+              <w:pStyle w:val="Compact"/>
+              <w:jc w:val="left"/>
+            </w:pPr>
+            <w:r>
+              <w:t xml:space="preserve">Guiding Coalition Gap</w:t>
+            </w:r>
+          </w:p>
+        </w:tc>
+        <w:tc>
+          <w:tcPr>
+            <w:tcW w:type="dxa" w:w="840"/>
+          </w:tcPr>
+          <w:p>
+            <w:pPr>
+              <w:pStyle w:val="Compact"/>
+              <w:jc w:val="left"/>
+            </w:pPr>
+            <w:r>
+              <w:t xml:space="preserve">Medium</w:t>
+            </w:r>
+          </w:p>
+        </w:tc>
+        <w:tc>
+          <w:tcPr>
+            <w:tcW w:type="dxa" w:w="3994"/>
+          </w:tcPr>
+          <w:p>
+            <w:pPr>
+              <w:pStyle w:val="Compact"/>
+              <w:jc w:val="left"/>
+            </w:pPr>
+            <w:r>
+              <w:t xml:space="preserve">The Sponsor &amp; Coalition record on M7 names fewer than 2 coalition members</w:t>
+            </w:r>
+          </w:p>
+        </w:tc>
+        <w:tc>
+          <w:tcPr>
+            <w:tcW w:type="dxa" w:w="1576"/>
+          </w:tcPr>
+          <w:p>
+            <w:pPr>
+              <w:pStyle w:val="Compact"/>
+              <w:jc w:val="left"/>
+            </w:pPr>
+            <w:r>
+              <w:t xml:space="preserve">L1 — PMO</w:t>
+            </w:r>
+          </w:p>
+        </w:tc>
+        <w:tc>
+          <w:tcPr>
+            <w:tcW w:type="dxa" w:w="1576"/>
+          </w:tcPr>
+          <w:p>
+            <w:pPr>
+              <w:pStyle w:val="Compact"/>
+              <w:jc w:val="left"/>
+            </w:pPr>
+            <w:r>
+              <w:t xml:space="preserve">Review within 10 business days</w:t>
+            </w:r>
+          </w:p>
+        </w:tc>
+      </w:tr>
+      <w:tr>
+        <w:tc>
+          <w:tcPr>
+            <w:tcW w:type="dxa" w:w="946"/>
+          </w:tcPr>
+          <w:p>
+            <w:pPr>
+              <w:pStyle w:val="Compact"/>
+              <w:jc w:val="left"/>
+            </w:pPr>
+            <w:r>
+              <w:t xml:space="preserve">ALT-011</w:t>
+            </w:r>
+          </w:p>
+        </w:tc>
+        <w:tc>
+          <w:tcPr>
+            <w:tcW w:type="dxa" w:w="1576"/>
+          </w:tcPr>
+          <w:p>
+            <w:pPr>
+              <w:pStyle w:val="Compact"/>
+              <w:jc w:val="left"/>
+            </w:pPr>
+            <w:r>
+              <w:t xml:space="preserve">Communication Overload Detected</w:t>
+            </w:r>
+          </w:p>
+        </w:tc>
+        <w:tc>
+          <w:tcPr>
+            <w:tcW w:type="dxa" w:w="840"/>
+          </w:tcPr>
+          <w:p>
+            <w:pPr>
+              <w:pStyle w:val="Compact"/>
+              <w:jc w:val="left"/>
+            </w:pPr>
+            <w:r>
+              <w:t xml:space="preserve">Low</w:t>
+            </w:r>
+          </w:p>
+        </w:tc>
+        <w:tc>
+          <w:tcPr>
+            <w:tcW w:type="dxa" w:w="3994"/>
+          </w:tcPr>
+          <w:p>
+            <w:pPr>
+              <w:pStyle w:val="Compact"/>
+              <w:jc w:val="left"/>
+            </w:pPr>
+            <w:r>
+              <w:t xml:space="preserve">More than 3 not-yet-sent communications are queued for one population across this and other concurrent projects in the same Organization</w:t>
+            </w:r>
+          </w:p>
+        </w:tc>
+        <w:tc>
+          <w:tcPr>
+            <w:tcW w:type="dxa" w:w="1576"/>
+          </w:tcPr>
+          <w:p>
+            <w:pPr>
+              <w:pStyle w:val="Compact"/>
+              <w:jc w:val="left"/>
+            </w:pPr>
+            <w:r>
+              <w:t xml:space="preserve">L1 — Change Manager</w:t>
+            </w:r>
+          </w:p>
+        </w:tc>
+        <w:tc>
+          <w:tcPr>
+            <w:tcW w:type="dxa" w:w="1576"/>
+          </w:tcPr>
+          <w:p>
+            <w:pPr>
+              <w:pStyle w:val="Compact"/>
+              <w:jc w:val="left"/>
+            </w:pPr>
+            <w:r>
+              <w:t xml:space="preserve">Review within 5 business days</w:t>
+            </w:r>
+          </w:p>
+        </w:tc>
+      </w:tr>
+      <w:tr>
+        <w:tc>
+          <w:tcPr>
+            <w:tcW w:type="dxa" w:w="946"/>
+          </w:tcPr>
+          <w:p>
+            <w:pPr>
+              <w:pStyle w:val="Compact"/>
+              <w:jc w:val="left"/>
+            </w:pPr>
+            <w:r>
+              <w:t xml:space="preserve">ALT-015</w:t>
+            </w:r>
+          </w:p>
+        </w:tc>
+        <w:tc>
+          <w:tcPr>
+            <w:tcW w:type="dxa" w:w="1576"/>
+          </w:tcPr>
+          <w:p>
+            <w:pPr>
+              <w:pStyle w:val="Compact"/>
+              <w:jc w:val="left"/>
+            </w:pPr>
+            <w:r>
+              <w:t xml:space="preserve">Sustainment Sign-Off Blocked</w:t>
+            </w:r>
+          </w:p>
+        </w:tc>
+        <w:tc>
+          <w:tcPr>
+            <w:tcW w:type="dxa" w:w="840"/>
+          </w:tcPr>
+          <w:p>
+            <w:pPr>
+              <w:pStyle w:val="Compact"/>
+              <w:jc w:val="left"/>
+            </w:pPr>
+            <w:r>
+              <w:t xml:space="preserve">Medium</w:t>
+            </w:r>
+          </w:p>
+        </w:tc>
+        <w:tc>
+          <w:tcPr>
+            <w:tcW w:type="dxa" w:w="3994"/>
+          </w:tcPr>
+          <w:p>
+            <w:pPr>
+              <w:pStyle w:val="Compact"/>
+              <w:jc w:val="left"/>
+            </w:pPr>
+            <w:r>
+              <w:t xml:space="preserve">Sign-off on M12 is not yet given, and a checkpoint carries a High regression-risk flag</w:t>
+            </w:r>
+          </w:p>
+        </w:tc>
+        <w:tc>
+          <w:tcPr>
+            <w:tcW w:type="dxa" w:w="1576"/>
+          </w:tcPr>
+          <w:p>
+            <w:pPr>
+              <w:pStyle w:val="Compact"/>
+              <w:jc w:val="left"/>
+            </w:pPr>
+            <w:r>
+              <w:t xml:space="preserve">L1 — Change Manager</w:t>
+            </w:r>
+          </w:p>
+        </w:tc>
+        <w:tc>
+          <w:tcPr>
+            <w:tcW w:type="dxa" w:w="1576"/>
+          </w:tcPr>
+          <w:p>
+            <w:pPr>
+              <w:pStyle w:val="Compact"/>
+              <w:jc w:val="left"/>
+            </w:pPr>
+            <w:r>
+              <w:t xml:space="preserve">Review within 5 business days</w:t>
+            </w:r>
+          </w:p>
+        </w:tc>
+      </w:tr>
+    </w:tbl>
+    <w:p>
+      <w:pPr>
+        <w:pStyle w:val="BodyText"/>
+      </w:pPr>
+      <w:r>
+        <w:t xml:space="preserve">Part 4’s nine-project scenario library was deliberately designed so that every one of these 9 fires at least once against Bouregreg Group’s real data — seven from a single project’s own record, and ALT-008 and ALT-011 only because several projects are genuinely running concurrently against overlapping populations.</w:t>
+      </w:r>
+    </w:p>
+    <w:bookmarkEnd w:id="81"/>
+    <w:bookmarkStart w:id="82" w:name="the-7-catalogued-but-non-live-alerts"/>
+    <w:p>
+      <w:pPr>
+        <w:pStyle w:val="Heading3"/>
+      </w:pPr>
+      <w:r>
+        <w:rPr>
+          <w:b/>
+          <w:color w:val="3F827B"/>
+        </w:rPr>
+        <w:t xml:space="preserve">5.3 The 7 catalogued but non-live alerts</w:t>
+      </w:r>
+    </w:p>
+    <w:tbl>
+      <w:tblPr>
+        <w:tblStyle w:val="Table"/>
+        <w:tblW w:type="pct" w:w="5000"/>
+        <w:jc w:val="center"/>
+        <w:tblLayout w:type="fixed"/>
+        <w:tblLook w:firstRow="1" w:lastRow="0" w:firstColumn="0" w:lastColumn="0" w:noHBand="0" w:noVBand="0" w:val="0020"/>
+      </w:tblPr>
+      <w:tblGrid>
+        <w:gridCol w:w="600760"/>
+        <w:gridCol w:w="1869033"/>
+        <w:gridCol w:w="4205325"/>
+      </w:tblGrid>
+      <w:tr>
+        <w:trPr>
+          <w:tblHeader w:val="true"/>
+        </w:trPr>
+        <w:tc>
+          <w:tcPr>
+            <w:tcW w:type="dxa" w:w="946"/>
+            <w:shd w:val="clear" w:fill="1F4B45"/>
+          </w:tcPr>
+          <w:p>
+            <w:pPr>
+              <w:pStyle w:val="Compact"/>
+              <w:jc w:val="left"/>
+            </w:pPr>
+            <w:r>
+              <w:rPr>
+                <w:b/>
+                <w:color w:val="FFFFFF"/>
+              </w:rPr>
+              <w:t xml:space="preserve">ID</w:t>
+            </w:r>
+          </w:p>
+        </w:tc>
+        <w:tc>
+          <w:tcPr>
+            <w:tcW w:type="dxa" w:w="2943"/>
+            <w:shd w:val="clear" w:fill="1F4B45"/>
+          </w:tcPr>
+          <w:p>
+            <w:pPr>
+              <w:pStyle w:val="Compact"/>
+              <w:jc w:val="left"/>
+            </w:pPr>
+            <w:r>
+              <w:rPr>
+                <w:b/>
+                <w:color w:val="FFFFFF"/>
+              </w:rPr>
+              <w:t xml:space="preserve">Name</w:t>
+            </w:r>
+          </w:p>
+        </w:tc>
+        <w:tc>
+          <w:tcPr>
+            <w:tcW w:type="dxa" w:w="6622"/>
+            <w:shd w:val="clear" w:fill="1F4B45"/>
+          </w:tcPr>
+          <w:p>
+            <w:pPr>
+              <w:pStyle w:val="Compact"/>
+              <w:jc w:val="left"/>
+            </w:pPr>
+            <w:r>
+              <w:rPr>
+                <w:b/>
+                <w:color w:val="FFFFFF"/>
+              </w:rPr>
+              <w:t xml:space="preserve">Why it never fires here</w:t>
+            </w:r>
+          </w:p>
+        </w:tc>
+      </w:tr>
+      <w:tr>
+        <w:tc>
+          <w:tcPr>
+            <w:tcW w:type="dxa" w:w="946"/>
+          </w:tcPr>
+          <w:p>
+            <w:pPr>
+              <w:pStyle w:val="Compact"/>
+              <w:jc w:val="left"/>
+            </w:pPr>
+            <w:r>
+              <w:t xml:space="preserve">ALT-005</w:t>
+            </w:r>
+          </w:p>
+        </w:tc>
+        <w:tc>
+          <w:tcPr>
+            <w:tcW w:type="dxa" w:w="2943"/>
+          </w:tcPr>
+          <w:p>
+            <w:pPr>
+              <w:pStyle w:val="Compact"/>
+              <w:jc w:val="left"/>
+            </w:pPr>
+            <w:r>
+              <w:t xml:space="preserve">Survey Exception Escalated to Admin</w:t>
+            </w:r>
+          </w:p>
+        </w:tc>
+        <w:tc>
+          <w:tcPr>
+            <w:tcW w:type="dxa" w:w="6622"/>
+          </w:tcPr>
+          <w:p>
+            <w:pPr>
+              <w:pStyle w:val="Compact"/>
+              <w:jc w:val="left"/>
+            </w:pPr>
+            <w:r>
+              <w:t xml:space="preserve">Depends on a real backend to run and retry surveys</w:t>
+            </w:r>
+          </w:p>
+        </w:tc>
+      </w:tr>
+      <w:tr>
+        <w:tc>
+          <w:tcPr>
+            <w:tcW w:type="dxa" w:w="946"/>
+          </w:tcPr>
+          <w:p>
+            <w:pPr>
+              <w:pStyle w:val="Compact"/>
+              <w:jc w:val="left"/>
+            </w:pPr>
+            <w:r>
+              <w:t xml:space="preserve">ALT-006</w:t>
+            </w:r>
+          </w:p>
+        </w:tc>
+        <w:tc>
+          <w:tcPr>
+            <w:tcW w:type="dxa" w:w="2943"/>
+          </w:tcPr>
+          <w:p>
+            <w:pPr>
+              <w:pStyle w:val="Compact"/>
+              <w:jc w:val="left"/>
+            </w:pPr>
+            <w:r>
+              <w:t xml:space="preserve">Champion Coverage Below Target</w:t>
+            </w:r>
+          </w:p>
+        </w:tc>
+        <w:tc>
+          <w:tcPr>
+            <w:tcW w:type="dxa" w:w="6622"/>
+          </w:tcPr>
+          <w:p>
+            <w:pPr>
+              <w:pStyle w:val="Compact"/>
+              <w:jc w:val="left"/>
+            </w:pPr>
+            <w:r>
+              <w:t xml:space="preserve">No governed Champion data entity exists to compute against — see 5.1</w:t>
+            </w:r>
+          </w:p>
+        </w:tc>
+      </w:tr>
+      <w:tr>
+        <w:tc>
+          <w:tcPr>
+            <w:tcW w:type="dxa" w:w="946"/>
+          </w:tcPr>
+          <w:p>
+            <w:pPr>
+              <w:pStyle w:val="Compact"/>
+              <w:jc w:val="left"/>
+            </w:pPr>
+            <w:r>
+              <w:t xml:space="preserve">ALT-007</w:t>
+            </w:r>
+          </w:p>
+        </w:tc>
+        <w:tc>
+          <w:tcPr>
+            <w:tcW w:type="dxa" w:w="2943"/>
+          </w:tcPr>
+          <w:p>
+            <w:pPr>
+              <w:pStyle w:val="Compact"/>
+              <w:jc w:val="left"/>
+            </w:pPr>
+            <w:r>
+              <w:t xml:space="preserve">AI Use Case Confidence Below Threshold</w:t>
+            </w:r>
+          </w:p>
+        </w:tc>
+        <w:tc>
+          <w:tcPr>
+            <w:tcW w:type="dxa" w:w="6622"/>
+          </w:tcPr>
+          <w:p>
+            <w:pPr>
+              <w:pStyle w:val="Compact"/>
+              <w:jc w:val="left"/>
+            </w:pPr>
+            <w:r>
+              <w:t xml:space="preserve">Depends on a real AI confidence-scoring pipeline</w:t>
+            </w:r>
+          </w:p>
+        </w:tc>
+      </w:tr>
+      <w:tr>
+        <w:tc>
+          <w:tcPr>
+            <w:tcW w:type="dxa" w:w="946"/>
+          </w:tcPr>
+          <w:p>
+            <w:pPr>
+              <w:pStyle w:val="Compact"/>
+              <w:jc w:val="left"/>
+            </w:pPr>
+            <w:r>
+              <w:t xml:space="preserve">ALT-012</w:t>
+            </w:r>
+          </w:p>
+        </w:tc>
+        <w:tc>
+          <w:tcPr>
+            <w:tcW w:type="dxa" w:w="2943"/>
+          </w:tcPr>
+          <w:p>
+            <w:pPr>
+              <w:pStyle w:val="Compact"/>
+              <w:jc w:val="left"/>
+            </w:pPr>
+            <w:r>
+              <w:t xml:space="preserve">Import Integrity Check Failed</w:t>
+            </w:r>
+          </w:p>
+        </w:tc>
+        <w:tc>
+          <w:tcPr>
+            <w:tcW w:type="dxa" w:w="6622"/>
+          </w:tcPr>
+          <w:p>
+            <w:pPr>
+              <w:pStyle w:val="Compact"/>
+              <w:jc w:val="left"/>
+            </w:pPr>
+            <w:r>
+              <w:t xml:space="preserve">Depends on a real backend data-import pipeline</w:t>
+            </w:r>
+          </w:p>
+        </w:tc>
+      </w:tr>
+      <w:tr>
+        <w:tc>
+          <w:tcPr>
+            <w:tcW w:type="dxa" w:w="946"/>
+          </w:tcPr>
+          <w:p>
+            <w:pPr>
+              <w:pStyle w:val="Compact"/>
+              <w:jc w:val="left"/>
+            </w:pPr>
+            <w:r>
+              <w:t xml:space="preserve">ALT-013</w:t>
+            </w:r>
+          </w:p>
+        </w:tc>
+        <w:tc>
+          <w:tcPr>
+            <w:tcW w:type="dxa" w:w="2943"/>
+          </w:tcPr>
+          <w:p>
+            <w:pPr>
+              <w:pStyle w:val="Compact"/>
+              <w:jc w:val="left"/>
+            </w:pPr>
+            <w:r>
+              <w:t xml:space="preserve">Administrative Account Locked</w:t>
+            </w:r>
+          </w:p>
+        </w:tc>
+        <w:tc>
+          <w:tcPr>
+            <w:tcW w:type="dxa" w:w="6622"/>
+          </w:tcPr>
+          <w:p>
+            <w:pPr>
+              <w:pStyle w:val="Compact"/>
+              <w:jc w:val="left"/>
+            </w:pPr>
+            <w:r>
+              <w:t xml:space="preserve">Depends on real authentication/lockout infrastructure</w:t>
+            </w:r>
+          </w:p>
+        </w:tc>
+      </w:tr>
+      <w:tr>
+        <w:tc>
+          <w:tcPr>
+            <w:tcW w:type="dxa" w:w="946"/>
+          </w:tcPr>
+          <w:p>
+            <w:pPr>
+              <w:pStyle w:val="Compact"/>
+              <w:jc w:val="left"/>
+            </w:pPr>
+            <w:r>
+              <w:t xml:space="preserve">ALT-014</w:t>
+            </w:r>
+          </w:p>
+        </w:tc>
+        <w:tc>
+          <w:tcPr>
+            <w:tcW w:type="dxa" w:w="2943"/>
+          </w:tcPr>
+          <w:p>
+            <w:pPr>
+              <w:pStyle w:val="Compact"/>
+              <w:jc w:val="left"/>
+            </w:pPr>
+            <w:r>
+              <w:t xml:space="preserve">GDPR Request SLA at Risk</w:t>
+            </w:r>
+          </w:p>
+        </w:tc>
+        <w:tc>
+          <w:tcPr>
+            <w:tcW w:type="dxa" w:w="6622"/>
+          </w:tcPr>
+          <w:p>
+            <w:pPr>
+              <w:pStyle w:val="Compact"/>
+              <w:jc w:val="left"/>
+            </w:pPr>
+            <w:r>
+              <w:t xml:space="preserve">Depends on a real request-tracking system</w:t>
+            </w:r>
+          </w:p>
+        </w:tc>
+      </w:tr>
+      <w:tr>
+        <w:tc>
+          <w:tcPr>
+            <w:tcW w:type="dxa" w:w="946"/>
+          </w:tcPr>
+          <w:p>
+            <w:pPr>
+              <w:pStyle w:val="Compact"/>
+              <w:jc w:val="left"/>
+            </w:pPr>
+            <w:r>
+              <w:t xml:space="preserve">ALT-016</w:t>
+            </w:r>
+          </w:p>
+        </w:tc>
+        <w:tc>
+          <w:tcPr>
+            <w:tcW w:type="dxa" w:w="2943"/>
+          </w:tcPr>
+          <w:p>
+            <w:pPr>
+              <w:pStyle w:val="Compact"/>
+              <w:jc w:val="left"/>
+            </w:pPr>
+            <w:r>
+              <w:t xml:space="preserve">AI Provider Fallback Triggered</w:t>
+            </w:r>
+          </w:p>
+        </w:tc>
+        <w:tc>
+          <w:tcPr>
+            <w:tcW w:type="dxa" w:w="6622"/>
+          </w:tcPr>
+          <w:p>
+            <w:pPr>
+              <w:pStyle w:val="Compact"/>
+              <w:jc w:val="left"/>
+            </w:pPr>
+            <w:r>
+              <w:t xml:space="preserve">Depends on a real multi-provider AI backend</w:t>
+            </w:r>
+          </w:p>
+        </w:tc>
+      </w:tr>
+    </w:tbl>
+    <w:bookmarkEnd w:id="82"/>
+    <w:bookmarkStart w:id="83" w:name="Xf6565557127911adf304fe9ac3cbe63c836db27"/>
+    <w:p>
+      <w:pPr>
+        <w:pStyle w:val="Heading3"/>
+      </w:pPr>
+      <w:r>
+        <w:rPr>
+          <w:b/>
+          <w:color w:val="3F827B"/>
+        </w:rPr>
+        <w:t xml:space="preserve">5.4 The two computed metrics behind the alerts</w:t>
+      </w:r>
+    </w:p>
+    <w:p>
+      <w:pPr>
+        <w:pStyle w:val="FirstParagraph"/>
+      </w:pPr>
+      <w:r>
+        <w:t xml:space="preserve">Two numbers drive several of the alerts and dashboards above, and journi computes both automatically rather than leave them to a Change Manager’s arithmetic:</w:t>
+      </w:r>
+    </w:p>
+    <w:p>
+      <w:pPr>
+        <w:numPr>
+          <w:ilvl w:val="0"/>
+          <w:numId w:val="1016"/>
+        </w:numPr>
+        <w:pStyle w:val="Compact"/>
+      </w:pPr>
+      <w:r>
+        <w:rPr>
+          <w:bCs/>
+          <w:b/>
+        </w:rPr>
+        <w:t xml:space="preserve">Composite Readiness Index</w:t>
+      </w:r>
+      <w:r>
+        <w:t xml:space="preserve"> </w:t>
+      </w:r>
+      <w:r>
+        <w:t xml:space="preserve">(M14):</w:t>
+      </w:r>
+      <w:r>
+        <w:t xml:space="preserve"> </w:t>
+      </w:r>
+      <w:r>
+        <w:rPr>
+          <w:rStyle w:val="VerbatimChar"/>
+        </w:rPr>
+        <w:t xml:space="preserve">ADKAR% × 0.50 + Kübler-Ross sentiment% × 0.25 + Training completion% × 0.25</w:t>
+      </w:r>
+      <w:r>
+        <w:t xml:space="preserve">. Recalculated live as any of its three inputs change; this is the number the Steering Committee reviews at every phase gate in Part 3 and Part 4.</w:t>
+      </w:r>
+    </w:p>
+    <w:p>
+      <w:pPr>
+        <w:numPr>
+          <w:ilvl w:val="0"/>
+          <w:numId w:val="1016"/>
+        </w:numPr>
+        <w:pStyle w:val="Compact"/>
+      </w:pPr>
+      <w:r>
+        <w:rPr>
+          <w:bCs/>
+          <w:b/>
+        </w:rPr>
+        <w:t xml:space="preserve">Divergence Pattern Detector</w:t>
+      </w:r>
+      <w:r>
+        <w:t xml:space="preserve">: the same boolean rule that drives ALT-001 — Knowledge ≥ 4 and Ability ≥ 4 while Bridges reads exactly</w:t>
+      </w:r>
+      <w:r>
+        <w:t xml:space="preserve"> </w:t>
+      </w:r>
+      <w:r>
+        <w:t xml:space="preserve">“</w:t>
+      </w:r>
+      <w:r>
+        <w:t xml:space="preserve">Ending.</w:t>
+      </w:r>
+      <w:r>
+        <w:t xml:space="preserve">”</w:t>
+      </w:r>
+      <w:r>
+        <w:t xml:space="preserve"> </w:t>
+      </w:r>
+      <w:r>
+        <w:t xml:space="preserve">It is not a separate module; it is computed live from M5 and M6 data and surfaces exclusively as ALT-001 in the Notification Center.</w:t>
+      </w:r>
+    </w:p>
+    <w:bookmarkEnd w:id="83"/>
+    <w:bookmarkStart w:id="84" w:name="where-to-look-by-role"/>
+    <w:p>
+      <w:pPr>
+        <w:pStyle w:val="Heading3"/>
+      </w:pPr>
+      <w:r>
+        <w:rPr>
+          <w:b/>
+          <w:color w:val="3F827B"/>
+        </w:rPr>
+        <w:t xml:space="preserve">5.5 Where to look, by role</w:t>
+      </w:r>
+    </w:p>
+    <w:p>
+      <w:pPr>
+        <w:numPr>
+          <w:ilvl w:val="0"/>
+          <w:numId w:val="1017"/>
+        </w:numPr>
+        <w:pStyle w:val="Compact"/>
+      </w:pPr>
+      <w:r>
+        <w:rPr>
+          <w:bCs/>
+          <w:b/>
+        </w:rPr>
+        <w:t xml:space="preserve">Change Manager</w:t>
+      </w:r>
+      <w:r>
+        <w:t xml:space="preserve"> </w:t>
+      </w:r>
+      <w:r>
+        <w:t xml:space="preserve">(Driss El Amrani, Houda Zerouali on their own scenarios): the Notification Center bell first, then M14 for the trend behind whatever fired.</w:t>
+      </w:r>
+    </w:p>
+    <w:p>
+      <w:pPr>
+        <w:numPr>
+          <w:ilvl w:val="0"/>
+          <w:numId w:val="1017"/>
+        </w:numPr>
+        <w:pStyle w:val="Compact"/>
+      </w:pPr>
+      <w:r>
+        <w:rPr>
+          <w:bCs/>
+          <w:b/>
+        </w:rPr>
+        <w:t xml:space="preserve">Executive Sponsor / Steering Committee</w:t>
+      </w:r>
+      <w:r>
+        <w:t xml:space="preserve">: M14’s benchmarking view for the blended readiness trend; ALT-003, ALT-004, ALT-009, and ALT-010 are the four most likely to name them directly as a recipient.</w:t>
+      </w:r>
+    </w:p>
+    <w:p>
+      <w:pPr>
+        <w:numPr>
+          <w:ilvl w:val="0"/>
+          <w:numId w:val="1017"/>
+        </w:numPr>
+        <w:pStyle w:val="Compact"/>
+      </w:pPr>
+      <w:r>
+        <w:rPr>
+          <w:bCs/>
+          <w:b/>
+        </w:rPr>
+        <w:t xml:space="preserve">PMO / Program Manager</w:t>
+      </w:r>
+      <w:r>
+        <w:t xml:space="preserve">: ALT-008 and ALT-009 are PM-facing by design — saturation and gate outcomes are portfolio- and schedule-level concerns first.</w:t>
+      </w:r>
+    </w:p>
+    <w:p>
+      <w:pPr>
+        <w:numPr>
+          <w:ilvl w:val="0"/>
+          <w:numId w:val="1017"/>
+        </w:numPr>
+        <w:pStyle w:val="Compact"/>
+      </w:pPr>
+      <w:r>
+        <w:rPr>
+          <w:bCs/>
+          <w:b/>
+        </w:rPr>
+        <w:t xml:space="preserve">Super Admin</w:t>
+      </w:r>
+      <w:r>
+        <w:t xml:space="preserve">: none of the 9 live alerts route to Super Admin by default; their standing responsibility is Part 1’s tenant configuration (License, Permission Matrix, Governance Settings), not day-to-day alert triage.</w:t>
+      </w:r>
+    </w:p>
+    <w:p>
+      <w:r>
+        <w:pict>
+          <v:rect style="width:0;height:1.5pt" o:hralign="center" o:hrstd="t" o:hr="t"/>
+        </w:pict>
+      </w:r>
+    </w:p>
+    <w:p>
+      <w:pPr>
+        <w:pStyle w:val="FirstParagraph"/>
+      </w:pPr>
       <w:r>
         <w:rPr>
           <w:iCs/>
           <w:i/>
         </w:rPr>
-        <w:t xml:space="preserve">End of Part 1. Part 2 — Module-by-Module Feature Tour — is the next installment of this guide.</w:t>
-      </w:r>
-    </w:p>
-    <w:bookmarkEnd w:id="33"/>
-    <w:bookmarkEnd w:id="34"/>
+        <w:t xml:space="preserve">This concludes the journi Complete User Guide — Parts 1 through 5.</w:t>
+      </w:r>
+    </w:p>
+    <w:bookmarkEnd w:id="84"/>
+    <w:bookmarkEnd w:id="85"/>
     <w:sectPr>
       <w:headerReference w:type="default" r:id="rId9"/>
       <w:footerReference w:type="default" r:id="rId10"/>
+      <w:pgSz w:w="12240" w:h="15840"/>
+      <w:pgMar w:left="864" w:right="864" w:top="1008" w:bottom="1008"/>
     </w:sectPr>
   </w:body>
 </w:document>
@@ -3897,6 +9734,15 @@
     <w:abstractNumId w:val="991"/>
   </w:num>
   <w:num w:numId="1014">
+    <w:abstractNumId w:val="991"/>
+  </w:num>
+  <w:num w:numId="1015">
+    <w:abstractNumId w:val="991"/>
+  </w:num>
+  <w:num w:numId="1016">
+    <w:abstractNumId w:val="991"/>
+  </w:num>
+  <w:num w:numId="1017">
     <w:abstractNumId w:val="991"/>
   </w:num>
 </w:numbering>

--- a/docs-src/master-guide/journi_Master_User_Guide.docx
+++ b/docs-src/master-guide/journi_Master_User_Guide.docx
@@ -2,6 +2,32 @@
 <file path=word/document.xml><?xml version="1.0" encoding="utf-8"?>
 <w:document xmlns:w="http://schemas.openxmlformats.org/wordprocessingml/2006/main" xmlns:m="http://schemas.openxmlformats.org/officeDocument/2006/math" xmlns:r="http://schemas.openxmlformats.org/officeDocument/2006/relationships" xmlns:o="urn:schemas-microsoft-com:office:office" xmlns:v="urn:schemas-microsoft-com:vml" xmlns:w10="urn:schemas-microsoft-com:office:word" xmlns:a="http://schemas.openxmlformats.org/drawingml/2006/main" xmlns:pic="http://schemas.openxmlformats.org/drawingml/2006/picture" xmlns:wp="http://schemas.openxmlformats.org/drawingml/2006/wordprocessingDrawing">
   <w:body>
+    <w:sdt>
+      <w:sdtPr>
+        <w:docPartObj>
+          <w:docPartGallery w:val="Table of Contents"/>
+          <w:docPartUnique/>
+        </w:docPartObj>
+      </w:sdtPr>
+      <w:sdtContent>
+        <w:p>
+          <w:pPr>
+            <w:pStyle w:val="TOCHeading"/>
+          </w:pPr>
+          <w:r>
+            <w:t xml:space="preserve">Table of Contents</w:t>
+          </w:r>
+        </w:p>
+        <w:p>
+          <w:r>
+            <w:fldChar w:fldCharType="begin" w:dirty="true"/>
+            <w:instrText xml:space="preserve">TOC \o "1-4" \h \z \u</w:instrText>
+            <w:fldChar w:fldCharType="separate"/>
+            <w:fldChar w:fldCharType="end"/>
+          </w:r>
+        </w:p>
+      </w:sdtContent>
+    </w:sdt>
     <w:p>
       <w:pPr>
         <w:pStyle w:val="FirstParagraph"/>
@@ -91,7 +117,12 @@
         </w:pict>
       </w:r>
     </w:p>
-    <w:bookmarkStart w:id="20" w:name="table-of-contents"/>
+    <w:p>
+      <w:pPr>
+        <w:pStyle w:val="FirstParagraph"/>
+      </w:pPr>
+    </w:p>
+    <w:bookmarkStart w:id="24" w:name="part-0-purpose-and-how-to-use-this-guide"/>
     <w:p>
       <w:pPr>
         <w:pStyle w:val="Heading2"/>
@@ -102,7 +133,43 @@
           <w:color w:val="275650"/>
           <w:sz w:val="34"/>
         </w:rPr>
-        <w:t xml:space="preserve">Table of Contents</w:t>
+        <w:t xml:space="preserve">Part 0 — Purpose and How to Use This Guide</w:t>
+      </w:r>
+    </w:p>
+    <w:bookmarkStart w:id="20" w:name="what-this-guide-is"/>
+    <w:p>
+      <w:pPr>
+        <w:pStyle w:val="Heading3"/>
+      </w:pPr>
+      <w:r>
+        <w:rPr>
+          <w:b/>
+          <w:color w:val="3F827B"/>
+          <w:sz w:val="29"/>
+        </w:rPr>
+        <w:t xml:space="preserve">What this guide is</w:t>
+      </w:r>
+    </w:p>
+    <w:p>
+      <w:pPr>
+        <w:pStyle w:val="FirstParagraph"/>
+      </w:pPr>
+      <w:r>
+        <w:rPr>
+          <w:sz w:val="25"/>
+        </w:rPr>
+        <w:t xml:space="preserve">This is journi’s single comprehensive reference: one guide that starts at a genuinely empty tenant, walks through every one of journi’s 20 modules, exercises all 16 processes in the End-to-End Process Catalogue, and hosts a library of distinct Change Management scenarios so a reader can see how journi behaves across more than one kind of change — not only a large technology rollout.</w:t>
+      </w:r>
+    </w:p>
+    <w:p>
+      <w:pPr>
+        <w:pStyle w:val="BodyText"/>
+      </w:pPr>
+      <w:r>
+        <w:rPr>
+          <w:sz w:val="25"/>
+        </w:rPr>
+        <w:t xml:space="preserve">It is organized in five parts:</w:t>
       </w:r>
     </w:p>
     <w:p>
@@ -113,14 +180,46 @@
         </w:numPr>
         <w:pStyle w:val="Compact"/>
       </w:pPr>
-      <w:hyperlink w:anchor="part-0">
-        <w:r>
-          <w:rPr>
-            <w:rStyle w:val="Hyperlink"/>
-          </w:rPr>
-          <w:t xml:space="preserve">Part 0 — Purpose and How to Use This Guide</w:t>
-        </w:r>
-      </w:hyperlink>
+      <w:r>
+        <w:rPr>
+          <w:bCs/>
+          <w:b/>
+          <w:sz w:val="25"/>
+        </w:rPr>
+        <w:t xml:space="preserve">Part 1 — Tenant and Admin Setup.</w:t>
+      </w:r>
+      <w:r>
+        <w:rPr>
+          <w:sz w:val="25"/>
+        </w:rPr>
+        <w:t xml:space="preserve"> </w:t>
+      </w:r>
+      <w:r>
+        <w:rPr>
+          <w:sz w:val="25"/>
+        </w:rPr>
+        <w:t xml:space="preserve">How a brand-new journi tenant is actually built, from the License record through the first Change Management Project, using a new scenario organization created for this guide:</w:t>
+      </w:r>
+      <w:r>
+        <w:rPr>
+          <w:sz w:val="25"/>
+        </w:rPr>
+        <w:t xml:space="preserve"> </w:t>
+      </w:r>
+      <w:r>
+        <w:rPr>
+          <w:bCs/>
+          <w:b/>
+          <w:sz w:val="25"/>
+        </w:rPr>
+        <w:t xml:space="preserve">Bouregreg Group</w:t>
+      </w:r>
+      <w:r>
+        <w:rPr>
+          <w:sz w:val="25"/>
+        </w:rPr>
+        <w:t xml:space="preserve">, a Moroccan manufacturing group.</w:t>
+      </w:r>
     </w:p>
     <w:p>
       <w:pPr>
@@ -130,167 +229,26 @@
         </w:numPr>
         <w:pStyle w:val="Compact"/>
       </w:pPr>
-      <w:hyperlink w:anchor="part-1">
-        <w:r>
-          <w:rPr>
-            <w:rStyle w:val="Hyperlink"/>
-          </w:rPr>
-          <w:t xml:space="preserve">Part 1 — Tenant and Admin Setup</w:t>
-        </w:r>
-      </w:hyperlink>
-    </w:p>
-    <w:p>
-      <w:pPr>
-        <w:numPr>
-          <w:ilvl w:val="1"/>
-          <w:numId w:val="1002"/>
-        </w:numPr>
-        <w:pStyle w:val="Compact"/>
-      </w:pPr>
-      <w:hyperlink w:anchor="p1-1">
-        <w:r>
-          <w:rPr>
-            <w:rStyle w:val="Hyperlink"/>
-          </w:rPr>
-          <w:t xml:space="preserve">1.1 journi’s Tenant Model</w:t>
-        </w:r>
-      </w:hyperlink>
-    </w:p>
-    <w:p>
-      <w:pPr>
-        <w:numPr>
-          <w:ilvl w:val="1"/>
-          <w:numId w:val="1002"/>
-        </w:numPr>
-        <w:pStyle w:val="Compact"/>
-      </w:pPr>
-      <w:hyperlink w:anchor="p1-2">
-        <w:r>
-          <w:rPr>
-            <w:rStyle w:val="Hyperlink"/>
-          </w:rPr>
-          <w:t xml:space="preserve">1.2 The Scenario Organization: Bouregreg Group</w:t>
-        </w:r>
-      </w:hyperlink>
-    </w:p>
-    <w:p>
-      <w:pPr>
-        <w:numPr>
-          <w:ilvl w:val="1"/>
-          <w:numId w:val="1002"/>
-        </w:numPr>
-        <w:pStyle w:val="Compact"/>
-      </w:pPr>
-      <w:hyperlink w:anchor="p1-3">
-        <w:r>
-          <w:rPr>
-            <w:rStyle w:val="Hyperlink"/>
-          </w:rPr>
-          <w:t xml:space="preserve">1.3 Step 1 — First Access and the License Record (M2)</w:t>
-        </w:r>
-      </w:hyperlink>
-    </w:p>
-    <w:p>
-      <w:pPr>
-        <w:numPr>
-          <w:ilvl w:val="1"/>
-          <w:numId w:val="1002"/>
-        </w:numPr>
-        <w:pStyle w:val="Compact"/>
-      </w:pPr>
-      <w:hyperlink w:anchor="p1-4">
-        <w:r>
-          <w:rPr>
-            <w:rStyle w:val="Hyperlink"/>
-          </w:rPr>
-          <w:t xml:space="preserve">1.4 Step 2 — Building the Group / Organization Hierarchy (M1)</w:t>
-        </w:r>
-      </w:hyperlink>
-    </w:p>
-    <w:p>
-      <w:pPr>
-        <w:numPr>
-          <w:ilvl w:val="1"/>
-          <w:numId w:val="1002"/>
-        </w:numPr>
-        <w:pStyle w:val="Compact"/>
-      </w:pPr>
-      <w:hyperlink w:anchor="p1-5">
-        <w:r>
-          <w:rPr>
-            <w:rStyle w:val="Hyperlink"/>
-          </w:rPr>
-          <w:t xml:space="preserve">1.5 Step 3 — Creating User Accounts and Scopes (M2)</w:t>
-        </w:r>
-      </w:hyperlink>
-    </w:p>
-    <w:p>
-      <w:pPr>
-        <w:numPr>
-          <w:ilvl w:val="1"/>
-          <w:numId w:val="1002"/>
-        </w:numPr>
-        <w:pStyle w:val="Compact"/>
-      </w:pPr>
-      <w:hyperlink w:anchor="p1-6">
-        <w:r>
-          <w:rPr>
-            <w:rStyle w:val="Hyperlink"/>
-          </w:rPr>
-          <w:t xml:space="preserve">1.6 Step 4 — The Permission Matrix (M2)</w:t>
-        </w:r>
-      </w:hyperlink>
-    </w:p>
-    <w:p>
-      <w:pPr>
-        <w:numPr>
-          <w:ilvl w:val="1"/>
-          <w:numId w:val="1002"/>
-        </w:numPr>
-        <w:pStyle w:val="Compact"/>
-      </w:pPr>
-      <w:hyperlink w:anchor="p1-7">
-        <w:r>
-          <w:rPr>
-            <w:rStyle w:val="Hyperlink"/>
-          </w:rPr>
-          <w:t xml:space="preserve">1.7 Step 5 — Governance Settings (M2)</w:t>
-        </w:r>
-      </w:hyperlink>
-    </w:p>
-    <w:p>
-      <w:pPr>
-        <w:numPr>
-          <w:ilvl w:val="1"/>
-          <w:numId w:val="1002"/>
-        </w:numPr>
-        <w:pStyle w:val="Compact"/>
-      </w:pPr>
-      <w:hyperlink w:anchor="p1-8">
-        <w:r>
-          <w:rPr>
-            <w:rStyle w:val="Hyperlink"/>
-          </w:rPr>
-          <w:t xml:space="preserve">1.8 Step 6 — Creating the First Main Project and CM Project (M1)</w:t>
-        </w:r>
-      </w:hyperlink>
-    </w:p>
-    <w:p>
-      <w:pPr>
-        <w:numPr>
-          <w:ilvl w:val="1"/>
-          <w:numId w:val="1002"/>
-        </w:numPr>
-        <w:pStyle w:val="Compact"/>
-      </w:pPr>
-      <w:hyperlink w:anchor="p1-9">
-        <w:r>
-          <w:rPr>
-            <w:rStyle w:val="Hyperlink"/>
-          </w:rPr>
-          <w:t xml:space="preserve">1.9 Tenant Setup Checklist</w:t>
-        </w:r>
-      </w:hyperlink>
+      <w:r>
+        <w:rPr>
+          <w:bCs/>
+          <w:b/>
+          <w:sz w:val="25"/>
+        </w:rPr>
+        <w:t xml:space="preserve">Part 1B — Week-by-Week ERP Implementation Timeline.</w:t>
+      </w:r>
+      <w:r>
+        <w:rPr>
+          <w:sz w:val="25"/>
+        </w:rPr>
+        <w:t xml:space="preserve"> </w:t>
+      </w:r>
+      <w:r>
+        <w:rPr>
+          <w:sz w:val="25"/>
+        </w:rPr>
+        <w:t xml:space="preserve">The Bouregreg ERP Adoption Program run forward week by week for its full 64-week duration, across all four frameworks’ real stage vocabulary, in journi’s own 8-phase ERP structure — normal flow first, then six realistic exception scenarios in the same level of detail.</w:t>
+      </w:r>
     </w:p>
     <w:p>
       <w:pPr>
@@ -300,371 +258,26 @@
         </w:numPr>
         <w:pStyle w:val="Compact"/>
       </w:pPr>
-      <w:hyperlink w:anchor="part-1b">
-        <w:r>
-          <w:rPr>
-            <w:rStyle w:val="Hyperlink"/>
-          </w:rPr>
-          <w:t xml:space="preserve">Part 1B — Week-by-Week ERP Implementation Timeline: Normal Flow and Exceptions</w:t>
-        </w:r>
-      </w:hyperlink>
-    </w:p>
-    <w:p>
-      <w:pPr>
-        <w:numPr>
-          <w:ilvl w:val="1"/>
-          <w:numId w:val="1003"/>
-        </w:numPr>
-        <w:pStyle w:val="Compact"/>
-      </w:pPr>
-      <w:hyperlink w:anchor="p1b-1">
-        <w:r>
-          <w:rPr>
-            <w:rStyle w:val="Hyperlink"/>
-          </w:rPr>
-          <w:t xml:space="preserve">1B.1 How the Four Frameworks Actually Read in journi</w:t>
-        </w:r>
-      </w:hyperlink>
-    </w:p>
-    <w:p>
-      <w:pPr>
-        <w:numPr>
-          <w:ilvl w:val="1"/>
-          <w:numId w:val="1003"/>
-        </w:numPr>
-        <w:pStyle w:val="Compact"/>
-      </w:pPr>
-      <w:hyperlink w:anchor="p1b-2">
-        <w:r>
-          <w:rPr>
-            <w:rStyle w:val="Hyperlink"/>
-          </w:rPr>
-          <w:t xml:space="preserve">1B.2 The 64-Week Program Calendar — Week by Week</w:t>
-        </w:r>
-      </w:hyperlink>
-    </w:p>
-    <w:p>
-      <w:pPr>
-        <w:numPr>
-          <w:ilvl w:val="1"/>
-          <w:numId w:val="1003"/>
-        </w:numPr>
-        <w:pStyle w:val="Compact"/>
-      </w:pPr>
-      <w:hyperlink w:anchor="p1b-3">
-        <w:r>
-          <w:rPr>
-            <w:rStyle w:val="Hyperlink"/>
-          </w:rPr>
-          <w:t xml:space="preserve">1B.3 Phase-by-Phase Playbook (Normal Flow)</w:t>
-        </w:r>
-      </w:hyperlink>
-    </w:p>
-    <w:p>
-      <w:pPr>
-        <w:numPr>
-          <w:ilvl w:val="2"/>
-          <w:numId w:val="1004"/>
-        </w:numPr>
-        <w:pStyle w:val="Compact"/>
-      </w:pPr>
-      <w:hyperlink w:anchor="phase-1">
-        <w:r>
-          <w:rPr>
-            <w:rStyle w:val="Hyperlink"/>
-          </w:rPr>
-          <w:t xml:space="preserve">Phase 1 — Discovery (W1–8)</w:t>
-        </w:r>
-      </w:hyperlink>
-    </w:p>
-    <w:p>
-      <w:pPr>
-        <w:numPr>
-          <w:ilvl w:val="2"/>
-          <w:numId w:val="1004"/>
-        </w:numPr>
-        <w:pStyle w:val="Compact"/>
-      </w:pPr>
-      <w:hyperlink w:anchor="phase-2">
-        <w:r>
-          <w:rPr>
-            <w:rStyle w:val="Hyperlink"/>
-          </w:rPr>
-          <w:t xml:space="preserve">Phase 2 — Design (W6–14)</w:t>
-        </w:r>
-      </w:hyperlink>
-    </w:p>
-    <w:p>
-      <w:pPr>
-        <w:numPr>
-          <w:ilvl w:val="2"/>
-          <w:numId w:val="1004"/>
-        </w:numPr>
-        <w:pStyle w:val="Compact"/>
-      </w:pPr>
-      <w:hyperlink w:anchor="phase-3">
-        <w:r>
-          <w:rPr>
-            <w:rStyle w:val="Hyperlink"/>
-          </w:rPr>
-          <w:t xml:space="preserve">Phase 3 — Build (W12–30)</w:t>
-        </w:r>
-      </w:hyperlink>
-    </w:p>
-    <w:p>
-      <w:pPr>
-        <w:numPr>
-          <w:ilvl w:val="2"/>
-          <w:numId w:val="1004"/>
-        </w:numPr>
-        <w:pStyle w:val="Compact"/>
-      </w:pPr>
-      <w:hyperlink w:anchor="phase-4">
-        <w:r>
-          <w:rPr>
-            <w:rStyle w:val="Hyperlink"/>
-          </w:rPr>
-          <w:t xml:space="preserve">Phase 4 — Test (W28–38)</w:t>
-        </w:r>
-      </w:hyperlink>
-    </w:p>
-    <w:p>
-      <w:pPr>
-        <w:numPr>
-          <w:ilvl w:val="2"/>
-          <w:numId w:val="1004"/>
-        </w:numPr>
-        <w:pStyle w:val="Compact"/>
-      </w:pPr>
-      <w:hyperlink w:anchor="phase-5">
-        <w:r>
-          <w:rPr>
-            <w:rStyle w:val="Hyperlink"/>
-          </w:rPr>
-          <w:t xml:space="preserve">Phase 5 — Train (W30–42)</w:t>
-        </w:r>
-      </w:hyperlink>
-    </w:p>
-    <w:p>
-      <w:pPr>
-        <w:numPr>
-          <w:ilvl w:val="2"/>
-          <w:numId w:val="1004"/>
-        </w:numPr>
-        <w:pStyle w:val="Compact"/>
-      </w:pPr>
-      <w:hyperlink w:anchor="phase-6">
-        <w:r>
-          <w:rPr>
-            <w:rStyle w:val="Hyperlink"/>
-          </w:rPr>
-          <w:t xml:space="preserve">Phase 6 — Deploy (W43)</w:t>
-        </w:r>
-      </w:hyperlink>
-    </w:p>
-    <w:p>
-      <w:pPr>
-        <w:numPr>
-          <w:ilvl w:val="2"/>
-          <w:numId w:val="1004"/>
-        </w:numPr>
-        <w:pStyle w:val="Compact"/>
-      </w:pPr>
-      <w:hyperlink w:anchor="phase-7">
-        <w:r>
-          <w:rPr>
-            <w:rStyle w:val="Hyperlink"/>
-          </w:rPr>
-          <w:t xml:space="preserve">Phase 7 — Hypercare (W43–50)</w:t>
-        </w:r>
-      </w:hyperlink>
-    </w:p>
-    <w:p>
-      <w:pPr>
-        <w:numPr>
-          <w:ilvl w:val="2"/>
-          <w:numId w:val="1004"/>
-        </w:numPr>
-        <w:pStyle w:val="Compact"/>
-      </w:pPr>
-      <w:hyperlink w:anchor="phase-8">
-        <w:r>
-          <w:rPr>
-            <w:rStyle w:val="Hyperlink"/>
-          </w:rPr>
-          <w:t xml:space="preserve">Phase 8 — Sustain (W48–64)</w:t>
-        </w:r>
-      </w:hyperlink>
-    </w:p>
-    <w:p>
-      <w:pPr>
-        <w:numPr>
-          <w:ilvl w:val="1"/>
-          <w:numId w:val="1003"/>
-        </w:numPr>
-        <w:pStyle w:val="Compact"/>
-      </w:pPr>
-      <w:hyperlink w:anchor="p1b-4">
-        <w:r>
-          <w:rPr>
-            <w:rStyle w:val="Hyperlink"/>
-          </w:rPr>
-          <w:t xml:space="preserve">1B.4 Six Exception Scenarios, in Detail</w:t>
-        </w:r>
-      </w:hyperlink>
-    </w:p>
-    <w:p>
-      <w:pPr>
-        <w:numPr>
-          <w:ilvl w:val="2"/>
-          <w:numId w:val="1005"/>
-        </w:numPr>
-        <w:pStyle w:val="Compact"/>
-      </w:pPr>
-      <w:hyperlink w:anchor="exc-e1">
-        <w:r>
-          <w:rPr>
-            <w:rStyle w:val="Hyperlink"/>
-          </w:rPr>
-          <w:t xml:space="preserve">E1 — Desire Stall at Settat</w:t>
-        </w:r>
-      </w:hyperlink>
-    </w:p>
-    <w:p>
-      <w:pPr>
-        <w:numPr>
-          <w:ilvl w:val="2"/>
-          <w:numId w:val="1005"/>
-        </w:numPr>
-        <w:pStyle w:val="Compact"/>
-      </w:pPr>
-      <w:hyperlink w:anchor="exc-e2">
-        <w:r>
-          <w:rPr>
-            <w:rStyle w:val="Hyperlink"/>
-          </w:rPr>
-          <w:t xml:space="preserve">E2 — Divergence Pattern at UAT</w:t>
-        </w:r>
-      </w:hyperlink>
-    </w:p>
-    <w:p>
-      <w:pPr>
-        <w:numPr>
-          <w:ilvl w:val="2"/>
-          <w:numId w:val="1005"/>
-        </w:numPr>
-        <w:pStyle w:val="Compact"/>
-      </w:pPr>
-      <w:hyperlink w:anchor="exc-e3">
-        <w:r>
-          <w:rPr>
-            <w:rStyle w:val="Hyperlink"/>
-          </w:rPr>
-          <w:t xml:space="preserve">E3 — Two-Clock Problem at Deploy</w:t>
-        </w:r>
-      </w:hyperlink>
-    </w:p>
-    <w:p>
-      <w:pPr>
-        <w:numPr>
-          <w:ilvl w:val="2"/>
-          <w:numId w:val="1005"/>
-        </w:numPr>
-        <w:pStyle w:val="Compact"/>
-      </w:pPr>
-      <w:hyperlink w:anchor="exc-e4">
-        <w:r>
-          <w:rPr>
-            <w:rStyle w:val="Hyperlink"/>
-          </w:rPr>
-          <w:t xml:space="preserve">E4 — Sentiment Regression During Hypercare</w:t>
-        </w:r>
-      </w:hyperlink>
-    </w:p>
-    <w:p>
-      <w:pPr>
-        <w:numPr>
-          <w:ilvl w:val="2"/>
-          <w:numId w:val="1005"/>
-        </w:numPr>
-        <w:pStyle w:val="Compact"/>
-      </w:pPr>
-      <w:hyperlink w:anchor="exc-e5">
-        <w:r>
-          <w:rPr>
-            <w:rStyle w:val="Hyperlink"/>
-          </w:rPr>
-          <w:t xml:space="preserve">E5 — Reinforcement Gap at Sustain</w:t>
-        </w:r>
-      </w:hyperlink>
-    </w:p>
-    <w:p>
-      <w:pPr>
-        <w:numPr>
-          <w:ilvl w:val="2"/>
-          <w:numId w:val="1005"/>
-        </w:numPr>
-        <w:pStyle w:val="Compact"/>
-      </w:pPr>
-      <w:hyperlink w:anchor="exc-e6">
-        <w:r>
-          <w:rPr>
-            <w:rStyle w:val="Hyperlink"/>
-          </w:rPr>
-          <w:t xml:space="preserve">E6 — Cohort Divergence Across Sites</w:t>
-        </w:r>
-      </w:hyperlink>
-    </w:p>
-    <w:p>
-      <w:pPr>
-        <w:numPr>
-          <w:ilvl w:val="1"/>
-          <w:numId w:val="1003"/>
-        </w:numPr>
-        <w:pStyle w:val="Compact"/>
-      </w:pPr>
-      <w:hyperlink w:anchor="p1b-5">
-        <w:r>
-          <w:rPr>
-            <w:rStyle w:val="Hyperlink"/>
-          </w:rPr>
-          <w:t xml:space="preserve">1B.5 What to Track, by Cadence</w:t>
-        </w:r>
-      </w:hyperlink>
-    </w:p>
-    <w:p>
-      <w:pPr>
-        <w:numPr>
-          <w:ilvl w:val="1"/>
-          <w:numId w:val="1003"/>
-        </w:numPr>
-        <w:pStyle w:val="Compact"/>
-      </w:pPr>
-      <w:hyperlink w:anchor="p1b-6">
-        <w:r>
-          <w:rPr>
-            <w:rStyle w:val="Hyperlink"/>
-          </w:rPr>
-          <w:t xml:space="preserve">1B.6 The Program, Month by Month</w:t>
-        </w:r>
-      </w:hyperlink>
-    </w:p>
-    <w:p>
-      <w:pPr>
-        <w:numPr>
-          <w:ilvl w:val="1"/>
-          <w:numId w:val="1003"/>
-        </w:numPr>
-        <w:pStyle w:val="Compact"/>
-      </w:pPr>
-      <w:hyperlink w:anchor="p1b-7">
-        <w:r>
-          <w:rPr>
-            <w:rStyle w:val="Hyperlink"/>
-          </w:rPr>
-          <w:t xml:space="preserve">1B.7 CM Charters Across the Program — Create, Read, Update, Delete</w:t>
-        </w:r>
-      </w:hyperlink>
+      <w:r>
+        <w:rPr>
+          <w:bCs/>
+          <w:b/>
+          <w:sz w:val="25"/>
+        </w:rPr>
+        <w:t xml:space="preserve">Part 2 — Module-by-Module Feature Tour.</w:t>
+      </w:r>
+      <w:r>
+        <w:rPr>
+          <w:sz w:val="25"/>
+        </w:rPr>
+        <w:t xml:space="preserve"> </w:t>
+      </w:r>
+      <w:r>
+        <w:rPr>
+          <w:sz w:val="25"/>
+        </w:rPr>
+        <w:t xml:space="preserve">All 20 modules, each demonstrated against Bouregreg Group’s real, growing data set, with CRUD and RBAC behavior called out per role.</w:t>
+      </w:r>
     </w:p>
     <w:p>
       <w:pPr>
@@ -674,14 +287,26 @@
         </w:numPr>
         <w:pStyle w:val="Compact"/>
       </w:pPr>
-      <w:hyperlink w:anchor="part-2">
-        <w:r>
-          <w:rPr>
-            <w:rStyle w:val="Hyperlink"/>
-          </w:rPr>
-          <w:t xml:space="preserve">Part 2 — Module-by-Module Feature Tour</w:t>
-        </w:r>
-      </w:hyperlink>
+      <w:r>
+        <w:rPr>
+          <w:bCs/>
+          <w:b/>
+          <w:sz w:val="25"/>
+        </w:rPr>
+        <w:t xml:space="preserve">Part 3 — All 16 End-to-End Process Walkthroughs.</w:t>
+      </w:r>
+      <w:r>
+        <w:rPr>
+          <w:sz w:val="25"/>
+        </w:rPr>
+        <w:t xml:space="preserve"> </w:t>
+      </w:r>
+      <w:r>
+        <w:rPr>
+          <w:sz w:val="25"/>
+        </w:rPr>
+        <w:t xml:space="preserve">Every process in the End-to-End Process Catalogue — the 4 core Change Management chains, the 4 cross-cutting loops, and the 8 transformation-type lifecycles — each walked through step by step against Bouregreg Group’s data.</w:t>
+      </w:r>
     </w:p>
     <w:p>
       <w:pPr>
@@ -691,14 +316,26 @@
         </w:numPr>
         <w:pStyle w:val="Compact"/>
       </w:pPr>
-      <w:hyperlink w:anchor="part-3">
-        <w:r>
-          <w:rPr>
-            <w:rStyle w:val="Hyperlink"/>
-          </w:rPr>
-          <w:t xml:space="preserve">Part 3 — All 16 End-to-End Process Walkthroughs</w:t>
-        </w:r>
-      </w:hyperlink>
+      <w:r>
+        <w:rPr>
+          <w:bCs/>
+          <w:b/>
+          <w:sz w:val="25"/>
+        </w:rPr>
+        <w:t xml:space="preserve">Part 4 — Change Management Scenario Library.</w:t>
+      </w:r>
+      <w:r>
+        <w:rPr>
+          <w:sz w:val="25"/>
+        </w:rPr>
+        <w:t xml:space="preserve"> </w:t>
+      </w:r>
+      <w:r>
+        <w:rPr>
+          <w:sz w:val="25"/>
+        </w:rPr>
+        <w:t xml:space="preserve">Several distinct Change Management Projects under the same tenant, each a different archetype (technology, structural, cultural, compliance) and a different readiness pattern, so the guide shows more than one way a program can actually unfold.</w:t>
+      </w:r>
     </w:p>
     <w:p>
       <w:pPr>
@@ -708,48 +345,278 @@
         </w:numPr>
         <w:pStyle w:val="Compact"/>
       </w:pPr>
-      <w:hyperlink w:anchor="part-4">
-        <w:r>
-          <w:rPr>
-            <w:rStyle w:val="Hyperlink"/>
-          </w:rPr>
-          <w:t xml:space="preserve">Part 4 — Change Management Scenario Library</w:t>
-        </w:r>
-      </w:hyperlink>
+      <w:r>
+        <w:rPr>
+          <w:bCs/>
+          <w:b/>
+          <w:sz w:val="25"/>
+        </w:rPr>
+        <w:t xml:space="preserve">Part 5 — Alerts and Analytics Reference.</w:t>
+      </w:r>
+      <w:r>
+        <w:rPr>
+          <w:sz w:val="25"/>
+        </w:rPr>
+        <w:t xml:space="preserve"> </w:t>
+      </w:r>
+      <w:r>
+        <w:rPr>
+          <w:sz w:val="25"/>
+        </w:rPr>
+        <w:t xml:space="preserve">All of journi’s live-computed alerts and dashboards, what triggers each, and where to find them.</w:t>
+      </w:r>
+    </w:p>
+    <w:bookmarkEnd w:id="20"/>
+    <w:bookmarkStart w:id="21" w:name="how-to-use-it"/>
+    <w:p>
+      <w:pPr>
+        <w:pStyle w:val="Heading3"/>
+      </w:pPr>
+      <w:r>
+        <w:rPr>
+          <w:b/>
+          <w:color w:val="3F827B"/>
+          <w:sz w:val="29"/>
+        </w:rPr>
+        <w:t xml:space="preserve">How to use it</w:t>
+      </w:r>
+    </w:p>
+    <w:p>
+      <w:pPr>
+        <w:pStyle w:val="FirstParagraph"/>
+      </w:pPr>
+      <w:r>
+        <w:rPr>
+          <w:sz w:val="25"/>
+        </w:rPr>
+        <w:t xml:space="preserve">Read Part 1 once, at setup time, or skip it if your tenant already exists. From there, use Part 2 as a module-by-module reference, Part 3 when you need to run a specific end-to-end process, and Part 4 when you want to see how journi handles a scenario other than a straightforward technology rollout. Part 5 is a standing reference — keep it open alongside the Notification Center.</w:t>
+      </w:r>
+    </w:p>
+    <w:bookmarkEnd w:id="21"/>
+    <w:bookmarkStart w:id="22" w:name="a-note-on-fidelity"/>
+    <w:p>
+      <w:pPr>
+        <w:pStyle w:val="Heading3"/>
+      </w:pPr>
+      <w:r>
+        <w:rPr>
+          <w:b/>
+          <w:color w:val="3F827B"/>
+          <w:sz w:val="29"/>
+        </w:rPr>
+        <w:t xml:space="preserve">A note on fidelity</w:t>
+      </w:r>
+    </w:p>
+    <w:p>
+      <w:pPr>
+        <w:pStyle w:val="FirstParagraph"/>
+      </w:pPr>
+      <w:r>
+        <w:rPr>
+          <w:sz w:val="25"/>
+        </w:rPr>
+        <w:t xml:space="preserve">Every screen, field, tab, and button named in this guide is verified against journi’s actual source code, not assumed from a spec. Where a feature has a real constraint — for example, that an Organization’s sector is one of exactly three values, or that a Change Management Project may link to zero, one, or more Main Projects — this guide states that constraint rather than working around it. Nothing here describes a feature journi does not actually have.</w:t>
+      </w:r>
+    </w:p>
+    <w:bookmarkEnd w:id="22"/>
+    <w:bookmarkStart w:id="23" w:name="reading-paths-by-role"/>
+    <w:p>
+      <w:pPr>
+        <w:pStyle w:val="Heading3"/>
+      </w:pPr>
+      <w:r>
+        <w:rPr>
+          <w:b/>
+          <w:color w:val="3F827B"/>
+          <w:sz w:val="29"/>
+        </w:rPr>
+        <w:t xml:space="preserve">Reading paths, by role</w:t>
+      </w:r>
+    </w:p>
+    <w:p>
+      <w:pPr>
+        <w:pStyle w:val="FirstParagraph"/>
+      </w:pPr>
+      <w:r>
+        <w:rPr>
+          <w:sz w:val="25"/>
+        </w:rPr>
+        <w:t xml:space="preserve">This guide is long by design, and no single reader needs all of it at once. A few starting points:</w:t>
+      </w:r>
     </w:p>
     <w:p>
       <w:pPr>
         <w:numPr>
           <w:ilvl w:val="0"/>
-          <w:numId w:val="1001"/>
+          <w:numId w:val="1002"/>
         </w:numPr>
         <w:pStyle w:val="Compact"/>
       </w:pPr>
-      <w:hyperlink w:anchor="part-5">
-        <w:r>
-          <w:rPr>
-            <w:rStyle w:val="Hyperlink"/>
-          </w:rPr>
-          <w:t xml:space="preserve">Part 5 — Alerts and Analytics Reference</w:t>
-        </w:r>
-      </w:hyperlink>
+      <w:r>
+        <w:rPr>
+          <w:bCs/>
+          <w:b/>
+          <w:sz w:val="25"/>
+        </w:rPr>
+        <w:t xml:space="preserve">A Super Admin setting up a new tenant:</w:t>
+      </w:r>
+      <w:r>
+        <w:rPr>
+          <w:sz w:val="25"/>
+        </w:rPr>
+        <w:t xml:space="preserve"> </w:t>
+      </w:r>
+      <w:r>
+        <w:rPr>
+          <w:sz w:val="25"/>
+        </w:rPr>
+        <w:t xml:space="preserve">Part 1 in full, then Part 2 as a standing reference once modules are in use.</w:t>
+      </w:r>
     </w:p>
     <w:p>
       <w:pPr>
         <w:numPr>
           <w:ilvl w:val="0"/>
-          <w:numId w:val="1001"/>
+          <w:numId w:val="1002"/>
         </w:numPr>
         <w:pStyle w:val="Compact"/>
       </w:pPr>
-      <w:hyperlink w:anchor="appendix">
-        <w:r>
-          <w:rPr>
-            <w:rStyle w:val="Hyperlink"/>
-          </w:rPr>
-          <w:t xml:space="preserve">Appendix — Quick Reference</w:t>
-        </w:r>
-      </w:hyperlink>
+      <w:r>
+        <w:rPr>
+          <w:bCs/>
+          <w:b/>
+          <w:sz w:val="25"/>
+        </w:rPr>
+        <w:t xml:space="preserve">A Change Manager running a program day to day:</w:t>
+      </w:r>
+      <w:r>
+        <w:rPr>
+          <w:sz w:val="25"/>
+        </w:rPr>
+        <w:t xml:space="preserve"> </w:t>
+      </w:r>
+      <w:r>
+        <w:rPr>
+          <w:sz w:val="25"/>
+        </w:rPr>
+        <w:t xml:space="preserve">Part 1B in full — it is written as the operating manual for exactly this role — then Part 2 for any module whose fields aren’t yet familiar, and Part 5 kept open alongside the Notification Center.</w:t>
+      </w:r>
+    </w:p>
+    <w:p>
+      <w:pPr>
+        <w:numPr>
+          <w:ilvl w:val="0"/>
+          <w:numId w:val="1002"/>
+        </w:numPr>
+        <w:pStyle w:val="Compact"/>
+      </w:pPr>
+      <w:r>
+        <w:rPr>
+          <w:bCs/>
+          <w:b/>
+          <w:sz w:val="25"/>
+        </w:rPr>
+        <w:t xml:space="preserve">A Program/Project Manager focused on the PM ↔ CM boundary:</w:t>
+      </w:r>
+      <w:r>
+        <w:rPr>
+          <w:sz w:val="25"/>
+        </w:rPr>
+        <w:t xml:space="preserve"> </w:t>
+      </w:r>
+      <w:r>
+        <w:rPr>
+          <w:sz w:val="25"/>
+        </w:rPr>
+        <w:t xml:space="preserve">Part 3’s E2E-06 (Governance Bridge), Part 1B.3’s eight Phase Gates, and Section 5.6’s alert cross-reference, which is PM-facing by design for ALT-008 and ALT-009.</w:t>
+      </w:r>
+    </w:p>
+    <w:p>
+      <w:pPr>
+        <w:numPr>
+          <w:ilvl w:val="0"/>
+          <w:numId w:val="1002"/>
+        </w:numPr>
+        <w:pStyle w:val="Compact"/>
+      </w:pPr>
+      <w:r>
+        <w:rPr>
+          <w:bCs/>
+          <w:b/>
+          <w:sz w:val="25"/>
+        </w:rPr>
+        <w:t xml:space="preserve">An Executive Sponsor or Steering Committee member:</w:t>
+      </w:r>
+      <w:r>
+        <w:rPr>
+          <w:sz w:val="25"/>
+        </w:rPr>
+        <w:t xml:space="preserve"> </w:t>
+      </w:r>
+      <w:r>
+        <w:rPr>
+          <w:sz w:val="25"/>
+        </w:rPr>
+        <w:t xml:space="preserve">Part 0 for orientation, Part 1B.2’s calendar and 1B.6’s month-by-month account for the shape of the program, and Section 5.5 for which alerts name that role directly.</w:t>
+      </w:r>
+    </w:p>
+    <w:p>
+      <w:pPr>
+        <w:numPr>
+          <w:ilvl w:val="0"/>
+          <w:numId w:val="1002"/>
+        </w:numPr>
+        <w:pStyle w:val="Compact"/>
+      </w:pPr>
+      <w:r>
+        <w:rPr>
+          <w:bCs/>
+          <w:b/>
+          <w:sz w:val="25"/>
+        </w:rPr>
+        <w:t xml:space="preserve">Someone evaluating journi for a new organization, not yet a Change Manager:</w:t>
+      </w:r>
+      <w:r>
+        <w:rPr>
+          <w:sz w:val="25"/>
+        </w:rPr>
+        <w:t xml:space="preserve"> </w:t>
+      </w:r>
+      <w:r>
+        <w:rPr>
+          <w:sz w:val="25"/>
+        </w:rPr>
+        <w:t xml:space="preserve">Part 0, then Part 4 in full — the fastest way to see the breadth of what one journi tenant can actually hold.</w:t>
+      </w:r>
+    </w:p>
+    <w:p>
+      <w:pPr>
+        <w:numPr>
+          <w:ilvl w:val="0"/>
+          <w:numId w:val="1002"/>
+        </w:numPr>
+        <w:pStyle w:val="Compact"/>
+      </w:pPr>
+      <w:r>
+        <w:rPr>
+          <w:bCs/>
+          <w:b/>
+          <w:sz w:val="25"/>
+        </w:rPr>
+        <w:t xml:space="preserve">Someone who just needs one fact fast:</w:t>
+      </w:r>
+      <w:r>
+        <w:rPr>
+          <w:sz w:val="25"/>
+        </w:rPr>
+        <w:t xml:space="preserve"> </w:t>
+      </w:r>
+      <w:r>
+        <w:rPr>
+          <w:sz w:val="25"/>
+        </w:rPr>
+        <w:t xml:space="preserve">the Appendix, A.1 through A.6, is built as a standalone quick-reference and does not require having read the rest of the guide first.</w:t>
+      </w:r>
     </w:p>
     <w:p>
       <w:r>
@@ -766,8 +633,9 @@
         <w:pStyle w:val="FirstParagraph"/>
       </w:pPr>
     </w:p>
-    <w:bookmarkEnd w:id="20"/>
-    <w:bookmarkStart w:id="25" w:name="part-0-purpose-and-how-to-use-this-guide"/>
+    <w:bookmarkEnd w:id="23"/>
+    <w:bookmarkEnd w:id="24"/>
+    <w:bookmarkStart w:id="34" w:name="part-1-tenant-and-admin-setup"/>
     <w:p>
       <w:pPr>
         <w:pStyle w:val="Heading2"/>
@@ -778,10 +646,15 @@
           <w:color w:val="275650"/>
           <w:sz w:val="34"/>
         </w:rPr>
-        <w:t xml:space="preserve">Part 0 — Purpose and How to Use This Guide</w:t>
-      </w:r>
-    </w:p>
-    <w:bookmarkStart w:id="21" w:name="what-this-guide-is"/>
+        <w:t xml:space="preserve">Part 1 — Tenant and Admin Setup</w:t>
+      </w:r>
+    </w:p>
+    <w:p>
+      <w:pPr>
+        <w:pStyle w:val="FirstParagraph"/>
+      </w:pPr>
+    </w:p>
+    <w:bookmarkStart w:id="25" w:name="journis-tenant-model"/>
     <w:p>
       <w:pPr>
         <w:pStyle w:val="Heading3"/>
@@ -792,7 +665,7 @@
           <w:color w:val="3F827B"/>
           <w:sz w:val="29"/>
         </w:rPr>
-        <w:t xml:space="preserve">What this guide is</w:t>
+        <w:t xml:space="preserve">1.1 journi’s Tenant Model</w:t>
       </w:r>
     </w:p>
     <w:p>
@@ -803,7 +676,56 @@
         <w:rPr>
           <w:sz w:val="25"/>
         </w:rPr>
-        <w:t xml:space="preserve">This is journi’s single comprehensive reference: one guide that starts at a genuinely empty tenant, walks through every one of journi’s 20 modules, exercises all 16 processes in the End-to-End Process Catalogue, and hosts a library of distinct Change Management scenarios so a reader can see how journi behaves across more than one kind of change — not only a large technology rollout.</w:t>
+        <w:t xml:space="preserve">journi is deployed one tenant at a time. Everything a tenant contains — its Groups, Organizations, Main Projects, Change Management Projects, users, role permissions, and license terms — lives in a single record, held in the browser’s local storage under a fixed key (</w:t>
+      </w:r>
+      <w:r>
+        <w:rPr>
+          <w:rStyle w:val="VerbatimChar"/>
+          <w:sz w:val="25"/>
+        </w:rPr>
+        <w:t xml:space="preserve">journi.state.v1</w:t>
+      </w:r>
+      <w:r>
+        <w:rPr>
+          <w:sz w:val="25"/>
+        </w:rPr>
+        <w:t xml:space="preserve">) and, in a real deployment, in that tenant’s own database. There is no in-app</w:t>
+      </w:r>
+      <w:r>
+        <w:rPr>
+          <w:sz w:val="25"/>
+        </w:rPr>
+        <w:t xml:space="preserve"> </w:t>
+      </w:r>
+      <w:r>
+        <w:rPr>
+          <w:sz w:val="25"/>
+        </w:rPr>
+        <w:t xml:space="preserve">“</w:t>
+      </w:r>
+      <w:r>
+        <w:rPr>
+          <w:sz w:val="25"/>
+        </w:rPr>
+        <w:t xml:space="preserve">switch tenant</w:t>
+      </w:r>
+      <w:r>
+        <w:rPr>
+          <w:sz w:val="25"/>
+        </w:rPr>
+        <w:t xml:space="preserve">”</w:t>
+      </w:r>
+      <w:r>
+        <w:rPr>
+          <w:sz w:val="25"/>
+        </w:rPr>
+        <w:t xml:space="preserve"> </w:t>
+      </w:r>
+      <w:r>
+        <w:rPr>
+          <w:sz w:val="25"/>
+        </w:rPr>
+        <w:t xml:space="preserve">control, because there is nothing to switch between: one journi deployment is one tenant, in the same way one browser profile is one tenant in this demo build.</w:t>
       </w:r>
     </w:p>
     <w:p>
@@ -814,14 +736,14 @@
         <w:rPr>
           <w:sz w:val="25"/>
         </w:rPr>
-        <w:t xml:space="preserve">It is organized in five parts:</w:t>
+        <w:t xml:space="preserve">Two consequences follow directly from this model, and this guide states them plainly rather than gloss over them:</w:t>
       </w:r>
     </w:p>
     <w:p>
       <w:pPr>
         <w:numPr>
           <w:ilvl w:val="0"/>
-          <w:numId w:val="1006"/>
+          <w:numId w:val="1003"/>
         </w:numPr>
         <w:pStyle w:val="Compact"/>
       </w:pPr>
@@ -831,46 +753,82 @@
           <w:b/>
           <w:sz w:val="25"/>
         </w:rPr>
-        <w:t xml:space="preserve">Part 1 — Tenant and Admin Setup.</w:t>
-      </w:r>
-      <w:r>
-        <w:rPr>
-          <w:sz w:val="25"/>
-        </w:rPr>
-        <w:t xml:space="preserve"> </w:t>
-      </w:r>
-      <w:r>
-        <w:rPr>
-          <w:sz w:val="25"/>
-        </w:rPr>
-        <w:t xml:space="preserve">How a brand-new journi tenant is actually built, from the License record through the first Change Management Project, using a new scenario organization created for this guide:</w:t>
-      </w:r>
-      <w:r>
-        <w:rPr>
-          <w:sz w:val="25"/>
-        </w:rPr>
-        <w:t xml:space="preserve"> </w:t>
-      </w:r>
-      <w:r>
-        <w:rPr>
-          <w:bCs/>
-          <w:b/>
-          <w:sz w:val="25"/>
-        </w:rPr>
-        <w:t xml:space="preserve">Bouregreg Group</w:t>
-      </w:r>
-      <w:r>
-        <w:rPr>
-          <w:sz w:val="25"/>
-        </w:rPr>
-        <w:t xml:space="preserve">, a Moroccan manufacturing group.</w:t>
+        <w:t xml:space="preserve">Creating a new tenant means starting from a blank deployment</w:t>
+      </w:r>
+      <w:r>
+        <w:rPr>
+          <w:sz w:val="25"/>
+        </w:rPr>
+        <w:t xml:space="preserve">, not filling out a</w:t>
+      </w:r>
+      <w:r>
+        <w:rPr>
+          <w:sz w:val="25"/>
+        </w:rPr>
+        <w:t xml:space="preserve"> </w:t>
+      </w:r>
+      <w:r>
+        <w:rPr>
+          <w:sz w:val="25"/>
+        </w:rPr>
+        <w:t xml:space="preserve">“</w:t>
+      </w:r>
+      <w:r>
+        <w:rPr>
+          <w:sz w:val="25"/>
+        </w:rPr>
+        <w:t xml:space="preserve">New Tenant</w:t>
+      </w:r>
+      <w:r>
+        <w:rPr>
+          <w:sz w:val="25"/>
+        </w:rPr>
+        <w:t xml:space="preserve">”</w:t>
+      </w:r>
+      <w:r>
+        <w:rPr>
+          <w:sz w:val="25"/>
+        </w:rPr>
+        <w:t xml:space="preserve"> </w:t>
+      </w:r>
+      <w:r>
+        <w:rPr>
+          <w:sz w:val="25"/>
+        </w:rPr>
+        <w:t xml:space="preserve">wizard inside an existing one. In this demo build, a blank deployment surfaces as journi’s default seeded data the first time the app loads; a production deployment would instead start truly empty, with only a Super Admin account provisioned by journi’s implementation team. Either way, the</w:t>
+      </w:r>
+      <w:r>
+        <w:rPr>
+          <w:sz w:val="25"/>
+        </w:rPr>
+        <w:t xml:space="preserve"> </w:t>
+      </w:r>
+      <w:r>
+        <w:rPr>
+          <w:iCs/>
+          <w:i/>
+          <w:sz w:val="25"/>
+        </w:rPr>
+        <w:t xml:space="preserve">steps</w:t>
+      </w:r>
+      <w:r>
+        <w:rPr>
+          <w:sz w:val="25"/>
+        </w:rPr>
+        <w:t xml:space="preserve"> </w:t>
+      </w:r>
+      <w:r>
+        <w:rPr>
+          <w:sz w:val="25"/>
+        </w:rPr>
+        <w:t xml:space="preserve">a Super Admin then takes are identical, and those steps are what this Part walks through.</w:t>
       </w:r>
     </w:p>
     <w:p>
       <w:pPr>
         <w:numPr>
           <w:ilvl w:val="0"/>
-          <w:numId w:val="1006"/>
+          <w:numId w:val="1003"/>
         </w:numPr>
         <w:pStyle w:val="Compact"/>
       </w:pPr>
@@ -880,631 +838,28 @@
           <w:b/>
           <w:sz w:val="25"/>
         </w:rPr>
-        <w:t xml:space="preserve">Part 1B — Week-by-Week ERP Implementation Timeline.</w:t>
-      </w:r>
-      <w:r>
-        <w:rPr>
-          <w:sz w:val="25"/>
-        </w:rPr>
-        <w:t xml:space="preserve"> </w:t>
-      </w:r>
-      <w:r>
-        <w:rPr>
-          <w:sz w:val="25"/>
-        </w:rPr>
-        <w:t xml:space="preserve">The Bouregreg ERP Adoption Program run forward week by week for its full 64-week duration, across all four frameworks’ real stage vocabulary, in journi’s own 8-phase ERP structure — normal flow first, then six realistic exception scenarios in the same level of detail.</w:t>
-      </w:r>
-    </w:p>
-    <w:p>
-      <w:pPr>
-        <w:numPr>
-          <w:ilvl w:val="0"/>
-          <w:numId w:val="1006"/>
-        </w:numPr>
-        <w:pStyle w:val="Compact"/>
-      </w:pPr>
-      <w:r>
-        <w:rPr>
-          <w:bCs/>
-          <w:b/>
-          <w:sz w:val="25"/>
-        </w:rPr>
-        <w:t xml:space="preserve">Part 2 — Module-by-Module Feature Tour.</w:t>
-      </w:r>
-      <w:r>
-        <w:rPr>
-          <w:sz w:val="25"/>
-        </w:rPr>
-        <w:t xml:space="preserve"> </w:t>
-      </w:r>
-      <w:r>
-        <w:rPr>
-          <w:sz w:val="25"/>
-        </w:rPr>
-        <w:t xml:space="preserve">All 20 modules, each demonstrated against Bouregreg Group’s real, growing data set, with CRUD and RBAC behavior called out per role.</w:t>
-      </w:r>
-    </w:p>
-    <w:p>
-      <w:pPr>
-        <w:numPr>
-          <w:ilvl w:val="0"/>
-          <w:numId w:val="1006"/>
-        </w:numPr>
-        <w:pStyle w:val="Compact"/>
-      </w:pPr>
-      <w:r>
-        <w:rPr>
-          <w:bCs/>
-          <w:b/>
-          <w:sz w:val="25"/>
-        </w:rPr>
-        <w:t xml:space="preserve">Part 3 — All 16 End-to-End Process Walkthroughs.</w:t>
-      </w:r>
-      <w:r>
-        <w:rPr>
-          <w:sz w:val="25"/>
-        </w:rPr>
-        <w:t xml:space="preserve"> </w:t>
-      </w:r>
-      <w:r>
-        <w:rPr>
-          <w:sz w:val="25"/>
-        </w:rPr>
-        <w:t xml:space="preserve">Every process in the End-to-End Process Catalogue — the 4 core Change Management chains, the 4 cross-cutting loops, and the 8 transformation-type lifecycles — each walked through step by step against Bouregreg Group’s data.</w:t>
-      </w:r>
-    </w:p>
-    <w:p>
-      <w:pPr>
-        <w:numPr>
-          <w:ilvl w:val="0"/>
-          <w:numId w:val="1006"/>
-        </w:numPr>
-        <w:pStyle w:val="Compact"/>
-      </w:pPr>
-      <w:r>
-        <w:rPr>
-          <w:bCs/>
-          <w:b/>
-          <w:sz w:val="25"/>
-        </w:rPr>
-        <w:t xml:space="preserve">Part 4 — Change Management Scenario Library.</w:t>
-      </w:r>
-      <w:r>
-        <w:rPr>
-          <w:sz w:val="25"/>
-        </w:rPr>
-        <w:t xml:space="preserve"> </w:t>
-      </w:r>
-      <w:r>
-        <w:rPr>
-          <w:sz w:val="25"/>
-        </w:rPr>
-        <w:t xml:space="preserve">Several distinct Change Management Projects under the same tenant, each a different archetype (technology, structural, cultural, compliance) and a different readiness pattern, so the guide shows more than one way a program can actually unfold.</w:t>
-      </w:r>
-    </w:p>
-    <w:p>
-      <w:pPr>
-        <w:numPr>
-          <w:ilvl w:val="0"/>
-          <w:numId w:val="1006"/>
-        </w:numPr>
-        <w:pStyle w:val="Compact"/>
-      </w:pPr>
-      <w:r>
-        <w:rPr>
-          <w:bCs/>
-          <w:b/>
-          <w:sz w:val="25"/>
-        </w:rPr>
-        <w:t xml:space="preserve">Part 5 — Alerts and Analytics Reference.</w:t>
-      </w:r>
-      <w:r>
-        <w:rPr>
-          <w:sz w:val="25"/>
-        </w:rPr>
-        <w:t xml:space="preserve"> </w:t>
-      </w:r>
-      <w:r>
-        <w:rPr>
-          <w:sz w:val="25"/>
-        </w:rPr>
-        <w:t xml:space="preserve">All of journi’s live-computed alerts and dashboards, what triggers each, and where to find them.</w:t>
-      </w:r>
-    </w:p>
-    <w:bookmarkEnd w:id="21"/>
-    <w:bookmarkStart w:id="22" w:name="how-to-use-it"/>
-    <w:p>
-      <w:pPr>
-        <w:pStyle w:val="Heading3"/>
-      </w:pPr>
-      <w:r>
-        <w:rPr>
-          <w:b/>
-          <w:color w:val="3F827B"/>
-          <w:sz w:val="29"/>
-        </w:rPr>
-        <w:t xml:space="preserve">How to use it</w:t>
+        <w:t xml:space="preserve">A tenant can hold more than one Organization.</w:t>
+      </w:r>
+      <w:r>
+        <w:rPr>
+          <w:sz w:val="25"/>
+        </w:rPr>
+        <w:t xml:space="preserve"> </w:t>
+      </w:r>
+      <w:r>
+        <w:rPr>
+          <w:sz w:val="25"/>
+        </w:rPr>
+        <w:t xml:space="preserve">The License record (Module 2, License &amp; Plan tab) is tenant-wide — one company name, one plan, one user cap, one set of feature flags for the whole deployment. Underneath that single License, Module 1’s Group → Organization hierarchy can hold several distinct Organizations (business units, subsidiaries, plants), each with its own sector, employee count, sites, and default language. Part 4 of this guide uses that same single-tenant, multi-Organization capacity to host a scenario library without inventing a second tenant.</w:t>
       </w:r>
     </w:p>
     <w:p>
       <w:pPr>
         <w:pStyle w:val="FirstParagraph"/>
       </w:pPr>
-      <w:r>
-        <w:rPr>
-          <w:sz w:val="25"/>
-        </w:rPr>
-        <w:t xml:space="preserve">Read Part 1 once, at setup time, or skip it if your tenant already exists. From there, use Part 2 as a module-by-module reference, Part 3 when you need to run a specific end-to-end process, and Part 4 when you want to see how journi handles a scenario other than a straightforward technology rollout. Part 5 is a standing reference — keep it open alongside the Notification Center.</w:t>
-      </w:r>
-    </w:p>
-    <w:bookmarkEnd w:id="22"/>
-    <w:bookmarkStart w:id="23" w:name="a-note-on-fidelity"/>
-    <w:p>
-      <w:pPr>
-        <w:pStyle w:val="Heading3"/>
-      </w:pPr>
-      <w:r>
-        <w:rPr>
-          <w:b/>
-          <w:color w:val="3F827B"/>
-          <w:sz w:val="29"/>
-        </w:rPr>
-        <w:t xml:space="preserve">A note on fidelity</w:t>
-      </w:r>
-    </w:p>
-    <w:p>
-      <w:pPr>
-        <w:pStyle w:val="FirstParagraph"/>
-      </w:pPr>
-      <w:r>
-        <w:rPr>
-          <w:sz w:val="25"/>
-        </w:rPr>
-        <w:t xml:space="preserve">Every screen, field, tab, and button named in this guide is verified against journi’s actual source code, not assumed from a spec. Where a feature has a real constraint — for example, that an Organization’s sector is one of exactly three values, or that a Change Management Project may link to zero, one, or more Main Projects — this guide states that constraint rather than working around it. Nothing here describes a feature journi does not actually have.</w:t>
-      </w:r>
-    </w:p>
-    <w:bookmarkEnd w:id="23"/>
-    <w:bookmarkStart w:id="24" w:name="reading-paths-by-role"/>
-    <w:p>
-      <w:pPr>
-        <w:pStyle w:val="Heading3"/>
-      </w:pPr>
-      <w:r>
-        <w:rPr>
-          <w:b/>
-          <w:color w:val="3F827B"/>
-          <w:sz w:val="29"/>
-        </w:rPr>
-        <w:t xml:space="preserve">Reading paths, by role</w:t>
-      </w:r>
-    </w:p>
-    <w:p>
-      <w:pPr>
-        <w:pStyle w:val="FirstParagraph"/>
-      </w:pPr>
-      <w:r>
-        <w:rPr>
-          <w:sz w:val="25"/>
-        </w:rPr>
-        <w:t xml:space="preserve">This guide is long by design, and no single reader needs all of it at once. A few starting points:</w:t>
-      </w:r>
-    </w:p>
-    <w:p>
-      <w:pPr>
-        <w:numPr>
-          <w:ilvl w:val="0"/>
-          <w:numId w:val="1007"/>
-        </w:numPr>
-        <w:pStyle w:val="Compact"/>
-      </w:pPr>
-      <w:r>
-        <w:rPr>
-          <w:bCs/>
-          <w:b/>
-          <w:sz w:val="25"/>
-        </w:rPr>
-        <w:t xml:space="preserve">A Super Admin setting up a new tenant:</w:t>
-      </w:r>
-      <w:r>
-        <w:rPr>
-          <w:sz w:val="25"/>
-        </w:rPr>
-        <w:t xml:space="preserve"> </w:t>
-      </w:r>
-      <w:r>
-        <w:rPr>
-          <w:sz w:val="25"/>
-        </w:rPr>
-        <w:t xml:space="preserve">Part 1 in full, then Part 2 as a standing reference once modules are in use.</w:t>
-      </w:r>
-    </w:p>
-    <w:p>
-      <w:pPr>
-        <w:numPr>
-          <w:ilvl w:val="0"/>
-          <w:numId w:val="1007"/>
-        </w:numPr>
-        <w:pStyle w:val="Compact"/>
-      </w:pPr>
-      <w:r>
-        <w:rPr>
-          <w:bCs/>
-          <w:b/>
-          <w:sz w:val="25"/>
-        </w:rPr>
-        <w:t xml:space="preserve">A Change Manager running a program day to day:</w:t>
-      </w:r>
-      <w:r>
-        <w:rPr>
-          <w:sz w:val="25"/>
-        </w:rPr>
-        <w:t xml:space="preserve"> </w:t>
-      </w:r>
-      <w:r>
-        <w:rPr>
-          <w:sz w:val="25"/>
-        </w:rPr>
-        <w:t xml:space="preserve">Part 1B in full — it is written as the operating manual for exactly this role — then Part 2 for any module whose fields aren’t yet familiar, and Part 5 kept open alongside the Notification Center.</w:t>
-      </w:r>
-    </w:p>
-    <w:p>
-      <w:pPr>
-        <w:numPr>
-          <w:ilvl w:val="0"/>
-          <w:numId w:val="1007"/>
-        </w:numPr>
-        <w:pStyle w:val="Compact"/>
-      </w:pPr>
-      <w:r>
-        <w:rPr>
-          <w:bCs/>
-          <w:b/>
-          <w:sz w:val="25"/>
-        </w:rPr>
-        <w:t xml:space="preserve">A Program/Project Manager focused on the PM ↔ CM boundary:</w:t>
-      </w:r>
-      <w:r>
-        <w:rPr>
-          <w:sz w:val="25"/>
-        </w:rPr>
-        <w:t xml:space="preserve"> </w:t>
-      </w:r>
-      <w:r>
-        <w:rPr>
-          <w:sz w:val="25"/>
-        </w:rPr>
-        <w:t xml:space="preserve">Part 3’s E2E-06 (Governance Bridge), Part 1B.3’s eight Phase Gates, and Section 5.6’s alert cross-reference, which is PM-facing by design for ALT-008 and ALT-009.</w:t>
-      </w:r>
-    </w:p>
-    <w:p>
-      <w:pPr>
-        <w:numPr>
-          <w:ilvl w:val="0"/>
-          <w:numId w:val="1007"/>
-        </w:numPr>
-        <w:pStyle w:val="Compact"/>
-      </w:pPr>
-      <w:r>
-        <w:rPr>
-          <w:bCs/>
-          <w:b/>
-          <w:sz w:val="25"/>
-        </w:rPr>
-        <w:t xml:space="preserve">An Executive Sponsor or Steering Committee member:</w:t>
-      </w:r>
-      <w:r>
-        <w:rPr>
-          <w:sz w:val="25"/>
-        </w:rPr>
-        <w:t xml:space="preserve"> </w:t>
-      </w:r>
-      <w:r>
-        <w:rPr>
-          <w:sz w:val="25"/>
-        </w:rPr>
-        <w:t xml:space="preserve">Part 0 for orientation, Part 1B.2’s calendar and 1B.6’s month-by-month account for the shape of the program, and Section 5.5 for which alerts name that role directly.</w:t>
-      </w:r>
-    </w:p>
-    <w:p>
-      <w:pPr>
-        <w:numPr>
-          <w:ilvl w:val="0"/>
-          <w:numId w:val="1007"/>
-        </w:numPr>
-        <w:pStyle w:val="Compact"/>
-      </w:pPr>
-      <w:r>
-        <w:rPr>
-          <w:bCs/>
-          <w:b/>
-          <w:sz w:val="25"/>
-        </w:rPr>
-        <w:t xml:space="preserve">Someone evaluating journi for a new organization, not yet a Change Manager:</w:t>
-      </w:r>
-      <w:r>
-        <w:rPr>
-          <w:sz w:val="25"/>
-        </w:rPr>
-        <w:t xml:space="preserve"> </w:t>
-      </w:r>
-      <w:r>
-        <w:rPr>
-          <w:sz w:val="25"/>
-        </w:rPr>
-        <w:t xml:space="preserve">Part 0, then Part 4 in full — the fastest way to see the breadth of what one journi tenant can actually hold.</w:t>
-      </w:r>
-    </w:p>
-    <w:p>
-      <w:pPr>
-        <w:numPr>
-          <w:ilvl w:val="0"/>
-          <w:numId w:val="1007"/>
-        </w:numPr>
-        <w:pStyle w:val="Compact"/>
-      </w:pPr>
-      <w:r>
-        <w:rPr>
-          <w:bCs/>
-          <w:b/>
-          <w:sz w:val="25"/>
-        </w:rPr>
-        <w:t xml:space="preserve">Someone who just needs one fact fast:</w:t>
-      </w:r>
-      <w:r>
-        <w:rPr>
-          <w:sz w:val="25"/>
-        </w:rPr>
-        <w:t xml:space="preserve"> </w:t>
-      </w:r>
-      <w:r>
-        <w:rPr>
-          <w:sz w:val="25"/>
-        </w:rPr>
-        <w:t xml:space="preserve">the Appendix, A.1 through A.6, is built as a standalone quick-reference and does not require having read the rest of the guide first.</w:t>
-      </w:r>
-    </w:p>
-    <w:p>
-      <w:r>
-        <w:rPr>
-          <w:sz w:val="25"/>
-        </w:rPr>
-        <w:pict>
-          <v:rect style="width:0;height:1.5pt" o:hralign="center" o:hrstd="t" o:hr="t"/>
-        </w:pict>
-      </w:r>
-    </w:p>
-    <w:p>
-      <w:pPr>
-        <w:pStyle w:val="FirstParagraph"/>
-      </w:pPr>
-    </w:p>
-    <w:bookmarkEnd w:id="24"/>
+    </w:p>
     <w:bookmarkEnd w:id="25"/>
-    <w:bookmarkStart w:id="35" w:name="part-1-tenant-and-admin-setup"/>
-    <w:p>
-      <w:pPr>
-        <w:pStyle w:val="Heading2"/>
-      </w:pPr>
-      <w:r>
-        <w:rPr>
-          <w:b/>
-          <w:color w:val="275650"/>
-          <w:sz w:val="34"/>
-        </w:rPr>
-        <w:t xml:space="preserve">Part 1 — Tenant and Admin Setup</w:t>
-      </w:r>
-    </w:p>
-    <w:p>
-      <w:pPr>
-        <w:pStyle w:val="FirstParagraph"/>
-      </w:pPr>
-    </w:p>
-    <w:bookmarkStart w:id="26" w:name="journis-tenant-model"/>
-    <w:p>
-      <w:pPr>
-        <w:pStyle w:val="Heading3"/>
-      </w:pPr>
-      <w:r>
-        <w:rPr>
-          <w:b/>
-          <w:color w:val="3F827B"/>
-          <w:sz w:val="29"/>
-        </w:rPr>
-        <w:t xml:space="preserve">1.1 journi’s Tenant Model</w:t>
-      </w:r>
-    </w:p>
-    <w:p>
-      <w:pPr>
-        <w:pStyle w:val="FirstParagraph"/>
-      </w:pPr>
-      <w:r>
-        <w:rPr>
-          <w:sz w:val="25"/>
-        </w:rPr>
-        <w:t xml:space="preserve">journi is deployed one tenant at a time. Everything a tenant contains — its Groups, Organizations, Main Projects, Change Management Projects, users, role permissions, and license terms — lives in a single record, held in the browser’s local storage under a fixed key (</w:t>
-      </w:r>
-      <w:r>
-        <w:rPr>
-          <w:rStyle w:val="VerbatimChar"/>
-          <w:sz w:val="25"/>
-        </w:rPr>
-        <w:t xml:space="preserve">journi.state.v1</w:t>
-      </w:r>
-      <w:r>
-        <w:rPr>
-          <w:sz w:val="25"/>
-        </w:rPr>
-        <w:t xml:space="preserve">) and, in a real deployment, in that tenant’s own database. There is no in-app</w:t>
-      </w:r>
-      <w:r>
-        <w:rPr>
-          <w:sz w:val="25"/>
-        </w:rPr>
-        <w:t xml:space="preserve"> </w:t>
-      </w:r>
-      <w:r>
-        <w:rPr>
-          <w:sz w:val="25"/>
-        </w:rPr>
-        <w:t xml:space="preserve">“</w:t>
-      </w:r>
-      <w:r>
-        <w:rPr>
-          <w:sz w:val="25"/>
-        </w:rPr>
-        <w:t xml:space="preserve">switch tenant</w:t>
-      </w:r>
-      <w:r>
-        <w:rPr>
-          <w:sz w:val="25"/>
-        </w:rPr>
-        <w:t xml:space="preserve">”</w:t>
-      </w:r>
-      <w:r>
-        <w:rPr>
-          <w:sz w:val="25"/>
-        </w:rPr>
-        <w:t xml:space="preserve"> </w:t>
-      </w:r>
-      <w:r>
-        <w:rPr>
-          <w:sz w:val="25"/>
-        </w:rPr>
-        <w:t xml:space="preserve">control, because there is nothing to switch between: one journi deployment is one tenant, in the same way one browser profile is one tenant in this demo build.</w:t>
-      </w:r>
-    </w:p>
-    <w:p>
-      <w:pPr>
-        <w:pStyle w:val="BodyText"/>
-      </w:pPr>
-      <w:r>
-        <w:rPr>
-          <w:sz w:val="25"/>
-        </w:rPr>
-        <w:t xml:space="preserve">Two consequences follow directly from this model, and this guide states them plainly rather than gloss over them:</w:t>
-      </w:r>
-    </w:p>
-    <w:p>
-      <w:pPr>
-        <w:numPr>
-          <w:ilvl w:val="0"/>
-          <w:numId w:val="1008"/>
-        </w:numPr>
-        <w:pStyle w:val="Compact"/>
-      </w:pPr>
-      <w:r>
-        <w:rPr>
-          <w:bCs/>
-          <w:b/>
-          <w:sz w:val="25"/>
-        </w:rPr>
-        <w:t xml:space="preserve">Creating a new tenant means starting from a blank deployment</w:t>
-      </w:r>
-      <w:r>
-        <w:rPr>
-          <w:sz w:val="25"/>
-        </w:rPr>
-        <w:t xml:space="preserve">, not filling out a</w:t>
-      </w:r>
-      <w:r>
-        <w:rPr>
-          <w:sz w:val="25"/>
-        </w:rPr>
-        <w:t xml:space="preserve"> </w:t>
-      </w:r>
-      <w:r>
-        <w:rPr>
-          <w:sz w:val="25"/>
-        </w:rPr>
-        <w:t xml:space="preserve">“</w:t>
-      </w:r>
-      <w:r>
-        <w:rPr>
-          <w:sz w:val="25"/>
-        </w:rPr>
-        <w:t xml:space="preserve">New Tenant</w:t>
-      </w:r>
-      <w:r>
-        <w:rPr>
-          <w:sz w:val="25"/>
-        </w:rPr>
-        <w:t xml:space="preserve">”</w:t>
-      </w:r>
-      <w:r>
-        <w:rPr>
-          <w:sz w:val="25"/>
-        </w:rPr>
-        <w:t xml:space="preserve"> </w:t>
-      </w:r>
-      <w:r>
-        <w:rPr>
-          <w:sz w:val="25"/>
-        </w:rPr>
-        <w:t xml:space="preserve">wizard inside an existing one. In this demo build, a blank deployment surfaces as journi’s default seeded data the first time the app loads; a production deployment would instead start truly empty, with only a Super Admin account provisioned by journi’s implementation team. Either way, the</w:t>
-      </w:r>
-      <w:r>
-        <w:rPr>
-          <w:sz w:val="25"/>
-        </w:rPr>
-        <w:t xml:space="preserve"> </w:t>
-      </w:r>
-      <w:r>
-        <w:rPr>
-          <w:iCs/>
-          <w:i/>
-          <w:sz w:val="25"/>
-        </w:rPr>
-        <w:t xml:space="preserve">steps</w:t>
-      </w:r>
-      <w:r>
-        <w:rPr>
-          <w:sz w:val="25"/>
-        </w:rPr>
-        <w:t xml:space="preserve"> </w:t>
-      </w:r>
-      <w:r>
-        <w:rPr>
-          <w:sz w:val="25"/>
-        </w:rPr>
-        <w:t xml:space="preserve">a Super Admin then takes are identical, and those steps are what this Part walks through.</w:t>
-      </w:r>
-    </w:p>
-    <w:p>
-      <w:pPr>
-        <w:numPr>
-          <w:ilvl w:val="0"/>
-          <w:numId w:val="1008"/>
-        </w:numPr>
-        <w:pStyle w:val="Compact"/>
-      </w:pPr>
-      <w:r>
-        <w:rPr>
-          <w:bCs/>
-          <w:b/>
-          <w:sz w:val="25"/>
-        </w:rPr>
-        <w:t xml:space="preserve">A tenant can hold more than one Organization.</w:t>
-      </w:r>
-      <w:r>
-        <w:rPr>
-          <w:sz w:val="25"/>
-        </w:rPr>
-        <w:t xml:space="preserve"> </w:t>
-      </w:r>
-      <w:r>
-        <w:rPr>
-          <w:sz w:val="25"/>
-        </w:rPr>
-        <w:t xml:space="preserve">The License record (Module 2, License &amp; Plan tab) is tenant-wide — one company name, one plan, one user cap, one set of feature flags for the whole deployment. Underneath that single License, Module 1’s Group → Organization hierarchy can hold several distinct Organizations (business units, subsidiaries, plants), each with its own sector, employee count, sites, and default language. Part 4 of this guide uses that same single-tenant, multi-Organization capacity to host a scenario library without inventing a second tenant.</w:t>
-      </w:r>
-    </w:p>
-    <w:p>
-      <w:pPr>
-        <w:pStyle w:val="FirstParagraph"/>
-      </w:pPr>
-    </w:p>
-    <w:bookmarkEnd w:id="26"/>
-    <w:bookmarkStart w:id="27" w:name="X8d889634a4f66c9633f93ca38d304cdaa6089fc"/>
+    <w:bookmarkStart w:id="26" w:name="X8d889634a4f66c9633f93ca38d304cdaa6089fc"/>
     <w:p>
       <w:pPr>
         <w:pStyle w:val="Heading3"/>
@@ -1916,8 +1271,8 @@
         <w:pStyle w:val="BodyText"/>
       </w:pPr>
     </w:p>
-    <w:bookmarkEnd w:id="27"/>
-    <w:bookmarkStart w:id="28" w:name="X4ef9d59d8f039c310ee1c609126d15686708077"/>
+    <w:bookmarkEnd w:id="26"/>
+    <w:bookmarkStart w:id="27" w:name="X4ef9d59d8f039c310ee1c609126d15686708077"/>
     <w:p>
       <w:pPr>
         <w:pStyle w:val="Heading3"/>
@@ -1946,7 +1301,7 @@
       <w:pPr>
         <w:numPr>
           <w:ilvl w:val="0"/>
-          <w:numId w:val="1009"/>
+          <w:numId w:val="1004"/>
         </w:numPr>
         <w:pStyle w:val="Compact"/>
       </w:pPr>
@@ -1961,7 +1316,7 @@
       <w:pPr>
         <w:numPr>
           <w:ilvl w:val="0"/>
-          <w:numId w:val="1009"/>
+          <w:numId w:val="1004"/>
         </w:numPr>
         <w:pStyle w:val="Compact"/>
       </w:pPr>
@@ -2022,7 +1377,7 @@
       <w:pPr>
         <w:numPr>
           <w:ilvl w:val="0"/>
-          <w:numId w:val="1009"/>
+          <w:numId w:val="1004"/>
         </w:numPr>
         <w:pStyle w:val="Compact"/>
       </w:pPr>
@@ -2114,7 +1469,7 @@
       <w:pPr>
         <w:numPr>
           <w:ilvl w:val="0"/>
-          <w:numId w:val="1009"/>
+          <w:numId w:val="1004"/>
         </w:numPr>
         <w:pStyle w:val="Compact"/>
       </w:pPr>
@@ -2369,7 +1724,7 @@
       <w:pPr>
         <w:numPr>
           <w:ilvl w:val="1"/>
-          <w:numId w:val="1010"/>
+          <w:numId w:val="1005"/>
         </w:numPr>
         <w:pStyle w:val="Compact"/>
       </w:pPr>
@@ -2415,7 +1770,7 @@
       <w:pPr>
         <w:numPr>
           <w:ilvl w:val="1"/>
-          <w:numId w:val="1010"/>
+          <w:numId w:val="1005"/>
         </w:numPr>
         <w:pStyle w:val="Compact"/>
       </w:pPr>
@@ -2461,7 +1816,7 @@
       <w:pPr>
         <w:numPr>
           <w:ilvl w:val="1"/>
-          <w:numId w:val="1010"/>
+          <w:numId w:val="1005"/>
         </w:numPr>
         <w:pStyle w:val="Compact"/>
       </w:pPr>
@@ -2483,7 +1838,7 @@
       <w:pPr>
         <w:numPr>
           <w:ilvl w:val="1"/>
-          <w:numId w:val="1010"/>
+          <w:numId w:val="1005"/>
         </w:numPr>
         <w:pStyle w:val="Compact"/>
       </w:pPr>
@@ -2581,7 +1936,7 @@
       <w:pPr>
         <w:numPr>
           <w:ilvl w:val="0"/>
-          <w:numId w:val="1009"/>
+          <w:numId w:val="1004"/>
         </w:numPr>
         <w:pStyle w:val="Compact"/>
       </w:pPr>
@@ -2647,7 +2002,7 @@
       <w:pPr>
         <w:numPr>
           <w:ilvl w:val="0"/>
-          <w:numId w:val="1009"/>
+          <w:numId w:val="1004"/>
         </w:numPr>
         <w:pStyle w:val="Compact"/>
       </w:pPr>
@@ -2663,8 +2018,8 @@
         <w:pStyle w:val="FirstParagraph"/>
       </w:pPr>
     </w:p>
-    <w:bookmarkEnd w:id="28"/>
-    <w:bookmarkStart w:id="29" w:name="Xd0460c171f3c5b5b04ecfac3c8336dbf214ee7f"/>
+    <w:bookmarkEnd w:id="27"/>
+    <w:bookmarkStart w:id="28" w:name="Xd0460c171f3c5b5b04ecfac3c8336dbf214ee7f"/>
     <w:p>
       <w:pPr>
         <w:pStyle w:val="Heading3"/>
@@ -2682,7 +2037,7 @@
       <w:pPr>
         <w:numPr>
           <w:ilvl w:val="0"/>
-          <w:numId w:val="1011"/>
+          <w:numId w:val="1006"/>
         </w:numPr>
         <w:pStyle w:val="Compact"/>
       </w:pPr>
@@ -2717,7 +2072,7 @@
       <w:pPr>
         <w:numPr>
           <w:ilvl w:val="0"/>
-          <w:numId w:val="1011"/>
+          <w:numId w:val="1006"/>
         </w:numPr>
         <w:pStyle w:val="Compact"/>
       </w:pPr>
@@ -2782,7 +2137,7 @@
       <w:pPr>
         <w:numPr>
           <w:ilvl w:val="0"/>
-          <w:numId w:val="1011"/>
+          <w:numId w:val="1006"/>
         </w:numPr>
         <w:pStyle w:val="Compact"/>
       </w:pPr>
@@ -2817,7 +2172,7 @@
       <w:pPr>
         <w:numPr>
           <w:ilvl w:val="1"/>
-          <w:numId w:val="1012"/>
+          <w:numId w:val="1007"/>
         </w:numPr>
         <w:pStyle w:val="Compact"/>
       </w:pPr>
@@ -2856,7 +2211,7 @@
       <w:pPr>
         <w:numPr>
           <w:ilvl w:val="1"/>
-          <w:numId w:val="1012"/>
+          <w:numId w:val="1007"/>
         </w:numPr>
         <w:pStyle w:val="Compact"/>
       </w:pPr>
@@ -2871,7 +2226,7 @@
       <w:pPr>
         <w:numPr>
           <w:ilvl w:val="1"/>
-          <w:numId w:val="1012"/>
+          <w:numId w:val="1007"/>
         </w:numPr>
         <w:pStyle w:val="Compact"/>
       </w:pPr>
@@ -2886,7 +2241,7 @@
       <w:pPr>
         <w:numPr>
           <w:ilvl w:val="1"/>
-          <w:numId w:val="1012"/>
+          <w:numId w:val="1007"/>
         </w:numPr>
         <w:pStyle w:val="Compact"/>
       </w:pPr>
@@ -2901,7 +2256,7 @@
       <w:pPr>
         <w:numPr>
           <w:ilvl w:val="1"/>
-          <w:numId w:val="1012"/>
+          <w:numId w:val="1007"/>
         </w:numPr>
         <w:pStyle w:val="Compact"/>
       </w:pPr>
@@ -2940,7 +2295,7 @@
       <w:pPr>
         <w:numPr>
           <w:ilvl w:val="1"/>
-          <w:numId w:val="1012"/>
+          <w:numId w:val="1007"/>
         </w:numPr>
         <w:pStyle w:val="Compact"/>
       </w:pPr>
@@ -2979,7 +2334,7 @@
       <w:pPr>
         <w:numPr>
           <w:ilvl w:val="1"/>
-          <w:numId w:val="1012"/>
+          <w:numId w:val="1007"/>
         </w:numPr>
         <w:pStyle w:val="Compact"/>
       </w:pPr>
@@ -2994,7 +2349,7 @@
       <w:pPr>
         <w:numPr>
           <w:ilvl w:val="0"/>
-          <w:numId w:val="1011"/>
+          <w:numId w:val="1006"/>
         </w:numPr>
         <w:pStyle w:val="Compact"/>
       </w:pPr>
@@ -3010,8 +2365,8 @@
         <w:pStyle w:val="FirstParagraph"/>
       </w:pPr>
     </w:p>
-    <w:bookmarkEnd w:id="29"/>
-    <w:bookmarkStart w:id="30" w:name="Xeb1d9bd2cb34f0ffd6c6af41bad30fb01857eec"/>
+    <w:bookmarkEnd w:id="28"/>
+    <w:bookmarkStart w:id="29" w:name="Xeb1d9bd2cb34f0ffd6c6af41bad30fb01857eec"/>
     <w:p>
       <w:pPr>
         <w:pStyle w:val="Heading3"/>
@@ -4185,8 +3540,8 @@
         <w:pStyle w:val="BodyText"/>
       </w:pPr>
     </w:p>
-    <w:bookmarkEnd w:id="30"/>
-    <w:bookmarkStart w:id="31" w:name="step-4-the-permission-matrix-m2"/>
+    <w:bookmarkEnd w:id="29"/>
+    <w:bookmarkStart w:id="30" w:name="step-4-the-permission-matrix-m2"/>
     <w:p>
       <w:pPr>
         <w:pStyle w:val="Heading3"/>
@@ -4198,6 +3553,820 @@
           <w:sz w:val="29"/>
         </w:rPr>
         <w:t xml:space="preserve">1.6 Step 4 — The Permission Matrix (M2)</w:t>
+      </w:r>
+    </w:p>
+    <w:p>
+      <w:pPr>
+        <w:numPr>
+          <w:ilvl w:val="0"/>
+          <w:numId w:val="1008"/>
+        </w:numPr>
+        <w:pStyle w:val="Compact"/>
+      </w:pPr>
+      <w:r>
+        <w:rPr>
+          <w:sz w:val="25"/>
+        </w:rPr>
+        <w:t xml:space="preserve">Open the</w:t>
+      </w:r>
+      <w:r>
+        <w:rPr>
+          <w:sz w:val="25"/>
+        </w:rPr>
+        <w:t xml:space="preserve"> </w:t>
+      </w:r>
+      <w:r>
+        <w:rPr>
+          <w:bCs/>
+          <w:b/>
+          <w:sz w:val="25"/>
+        </w:rPr>
+        <w:t xml:space="preserve">Permission Matrix</w:t>
+      </w:r>
+      <w:r>
+        <w:rPr>
+          <w:sz w:val="25"/>
+        </w:rPr>
+        <w:t xml:space="preserve"> </w:t>
+      </w:r>
+      <w:r>
+        <w:rPr>
+          <w:sz w:val="25"/>
+        </w:rPr>
+        <w:t xml:space="preserve">tab. This table is platform-wide, not scoped to one Organization, and only a Super Admin may edit it — every other role sees it read-only, for transparency.</w:t>
+      </w:r>
+    </w:p>
+    <w:p>
+      <w:pPr>
+        <w:numPr>
+          <w:ilvl w:val="0"/>
+          <w:numId w:val="1008"/>
+        </w:numPr>
+        <w:pStyle w:val="Compact"/>
+      </w:pPr>
+      <w:r>
+        <w:rPr>
+          <w:sz w:val="25"/>
+        </w:rPr>
+        <w:t xml:space="preserve">Each row is one of the nine roles; each column is a capability (for example, managing the Group/Organization hierarchy, managing users, managing Charters, editing the RACSI grid). journi ships with a sensible default matrix already checked in; Bouregreg Group’s Super Admin reviews it and adjusts only where the default doesn’t match their governance model — for instance, tightening which role may delete a Charter, or widening which role may edit the Codebook.</w:t>
+      </w:r>
+    </w:p>
+    <w:p>
+      <w:pPr>
+        <w:numPr>
+          <w:ilvl w:val="0"/>
+          <w:numId w:val="1008"/>
+        </w:numPr>
+        <w:pStyle w:val="Compact"/>
+      </w:pPr>
+      <w:r>
+        <w:rPr>
+          <w:sz w:val="25"/>
+        </w:rPr>
+        <w:t xml:space="preserve">Every checkbox change here takes effect immediately across the whole tenant — there is no separate</w:t>
+      </w:r>
+      <w:r>
+        <w:rPr>
+          <w:sz w:val="25"/>
+        </w:rPr>
+        <w:t xml:space="preserve"> </w:t>
+      </w:r>
+      <w:r>
+        <w:rPr>
+          <w:sz w:val="25"/>
+        </w:rPr>
+        <w:t xml:space="preserve">“</w:t>
+      </w:r>
+      <w:r>
+        <w:rPr>
+          <w:sz w:val="25"/>
+        </w:rPr>
+        <w:t xml:space="preserve">publish</w:t>
+      </w:r>
+      <w:r>
+        <w:rPr>
+          <w:sz w:val="25"/>
+        </w:rPr>
+        <w:t xml:space="preserve">”</w:t>
+      </w:r>
+      <w:r>
+        <w:rPr>
+          <w:sz w:val="25"/>
+        </w:rPr>
+        <w:t xml:space="preserve"> </w:t>
+      </w:r>
+      <w:r>
+        <w:rPr>
+          <w:sz w:val="25"/>
+        </w:rPr>
+        <w:t xml:space="preserve">step.</w:t>
+      </w:r>
+    </w:p>
+    <w:p>
+      <w:pPr>
+        <w:pStyle w:val="FirstParagraph"/>
+      </w:pPr>
+    </w:p>
+    <w:bookmarkEnd w:id="30"/>
+    <w:bookmarkStart w:id="31" w:name="step-5-governance-settings-m2"/>
+    <w:p>
+      <w:pPr>
+        <w:pStyle w:val="Heading3"/>
+      </w:pPr>
+      <w:r>
+        <w:rPr>
+          <w:b/>
+          <w:color w:val="3F827B"/>
+          <w:sz w:val="29"/>
+        </w:rPr>
+        <w:t xml:space="preserve">1.7 Step 5 — Governance Settings (M2)</w:t>
+      </w:r>
+    </w:p>
+    <w:p>
+      <w:pPr>
+        <w:numPr>
+          <w:ilvl w:val="0"/>
+          <w:numId w:val="1009"/>
+        </w:numPr>
+        <w:pStyle w:val="Compact"/>
+      </w:pPr>
+      <w:r>
+        <w:rPr>
+          <w:sz w:val="25"/>
+        </w:rPr>
+        <w:t xml:space="preserve">Open the</w:t>
+      </w:r>
+      <w:r>
+        <w:rPr>
+          <w:sz w:val="25"/>
+        </w:rPr>
+        <w:t xml:space="preserve"> </w:t>
+      </w:r>
+      <w:r>
+        <w:rPr>
+          <w:bCs/>
+          <w:b/>
+          <w:sz w:val="25"/>
+        </w:rPr>
+        <w:t xml:space="preserve">Governance Settings</w:t>
+      </w:r>
+      <w:r>
+        <w:rPr>
+          <w:sz w:val="25"/>
+        </w:rPr>
+        <w:t xml:space="preserve"> </w:t>
+      </w:r>
+      <w:r>
+        <w:rPr>
+          <w:sz w:val="25"/>
+        </w:rPr>
+        <w:t xml:space="preserve">tab.</w:t>
+      </w:r>
+    </w:p>
+    <w:p>
+      <w:pPr>
+        <w:numPr>
+          <w:ilvl w:val="0"/>
+          <w:numId w:val="1009"/>
+        </w:numPr>
+        <w:pStyle w:val="Compact"/>
+      </w:pPr>
+      <w:r>
+        <w:rPr>
+          <w:sz w:val="25"/>
+        </w:rPr>
+        <w:t xml:space="preserve">The one platform-wide control here is</w:t>
+      </w:r>
+      <w:r>
+        <w:rPr>
+          <w:sz w:val="25"/>
+        </w:rPr>
+        <w:t xml:space="preserve"> </w:t>
+      </w:r>
+      <w:r>
+        <w:rPr>
+          <w:bCs/>
+          <w:b/>
+          <w:sz w:val="25"/>
+        </w:rPr>
+        <w:t xml:space="preserve">“</w:t>
+      </w:r>
+      <w:r>
+        <w:rPr>
+          <w:bCs/>
+          <w:b/>
+          <w:sz w:val="25"/>
+        </w:rPr>
+        <w:t xml:space="preserve">Require justification for score/state changes.</w:t>
+      </w:r>
+      <w:r>
+        <w:rPr>
+          <w:bCs/>
+          <w:b/>
+          <w:sz w:val="25"/>
+        </w:rPr>
+        <w:t xml:space="preserve">”</w:t>
+      </w:r>
+      <w:r>
+        <w:rPr>
+          <w:sz w:val="25"/>
+        </w:rPr>
+        <w:t xml:space="preserve"> </w:t>
+      </w:r>
+      <w:r>
+        <w:rPr>
+          <w:sz w:val="25"/>
+        </w:rPr>
+        <w:t xml:space="preserve">On by default, it forces every scored or state-changing update anywhere in journi — a Lewin macro-state change, an ADKAR score, a Bridges transition, a Kübler-Ross sentiment reading, Sponsor visibility, Training certification, a Resistance status change, a Manager readiness rating, or a Risk status change — to be saved with a written justification, logged to that Project’s audit trail. Turning it off makes justification optional rather than mandatory; it is still offered either way.</w:t>
+      </w:r>
+    </w:p>
+    <w:p>
+      <w:pPr>
+        <w:numPr>
+          <w:ilvl w:val="0"/>
+          <w:numId w:val="1009"/>
+        </w:numPr>
+        <w:pStyle w:val="Compact"/>
+      </w:pPr>
+      <w:r>
+        <w:rPr>
+          <w:sz w:val="25"/>
+        </w:rPr>
+        <w:t xml:space="preserve">Bouregreg Group’s Super Admin leaves this on: the scenario in Parts 2–4 depends on every framework reading carrying a real, auditable reason, not a bare number.</w:t>
+      </w:r>
+    </w:p>
+    <w:p>
+      <w:pPr>
+        <w:pStyle w:val="FirstParagraph"/>
+      </w:pPr>
+    </w:p>
+    <w:bookmarkEnd w:id="31"/>
+    <w:bookmarkStart w:id="32" w:name="X6adb47c3c2dfd2f7a962f1acae46406e449ea32"/>
+    <w:p>
+      <w:pPr>
+        <w:pStyle w:val="Heading3"/>
+      </w:pPr>
+      <w:r>
+        <w:rPr>
+          <w:b/>
+          <w:color w:val="3F827B"/>
+          <w:sz w:val="29"/>
+        </w:rPr>
+        <w:t xml:space="preserve">1.8 Step 6 — Creating the First Main Project and CM Project (M1)</w:t>
+      </w:r>
+    </w:p>
+    <w:p>
+      <w:pPr>
+        <w:numPr>
+          <w:ilvl w:val="0"/>
+          <w:numId w:val="1010"/>
+        </w:numPr>
+        <w:pStyle w:val="Compact"/>
+      </w:pPr>
+      <w:r>
+        <w:rPr>
+          <w:sz w:val="25"/>
+        </w:rPr>
+        <w:t xml:space="preserve">Back in</w:t>
+      </w:r>
+      <w:r>
+        <w:rPr>
+          <w:sz w:val="25"/>
+        </w:rPr>
+        <w:t xml:space="preserve"> </w:t>
+      </w:r>
+      <w:r>
+        <w:rPr>
+          <w:bCs/>
+          <w:b/>
+          <w:sz w:val="25"/>
+        </w:rPr>
+        <w:t xml:space="preserve">Module 1</w:t>
+      </w:r>
+      <w:r>
+        <w:rPr>
+          <w:sz w:val="25"/>
+        </w:rPr>
+        <w:t xml:space="preserve">, on the Bouregreg Manufacturing Maroc Organization card, click</w:t>
+      </w:r>
+      <w:r>
+        <w:rPr>
+          <w:sz w:val="25"/>
+        </w:rPr>
+        <w:t xml:space="preserve"> </w:t>
+      </w:r>
+      <w:r>
+        <w:rPr>
+          <w:bCs/>
+          <w:b/>
+          <w:sz w:val="25"/>
+        </w:rPr>
+        <w:t xml:space="preserve">+ Main Project</w:t>
+      </w:r>
+      <w:r>
+        <w:rPr>
+          <w:sz w:val="25"/>
+        </w:rPr>
+        <w:t xml:space="preserve">. Fill in:</w:t>
+      </w:r>
+    </w:p>
+    <w:p>
+      <w:pPr>
+        <w:numPr>
+          <w:ilvl w:val="1"/>
+          <w:numId w:val="1011"/>
+        </w:numPr>
+        <w:pStyle w:val="Compact"/>
+      </w:pPr>
+      <w:r>
+        <w:rPr>
+          <w:sz w:val="25"/>
+        </w:rPr>
+        <w:t xml:space="preserve">Name:</w:t>
+      </w:r>
+      <w:r>
+        <w:rPr>
+          <w:sz w:val="25"/>
+        </w:rPr>
+        <w:t xml:space="preserve"> </w:t>
+      </w:r>
+      <w:r>
+        <w:rPr>
+          <w:sz w:val="25"/>
+        </w:rPr>
+        <w:t xml:space="preserve">“</w:t>
+      </w:r>
+      <w:r>
+        <w:rPr>
+          <w:sz w:val="25"/>
+        </w:rPr>
+        <w:t xml:space="preserve">ERP Platform Unification</w:t>
+      </w:r>
+      <w:r>
+        <w:rPr>
+          <w:sz w:val="25"/>
+        </w:rPr>
+        <w:t xml:space="preserve">”</w:t>
+      </w:r>
+    </w:p>
+    <w:p>
+      <w:pPr>
+        <w:numPr>
+          <w:ilvl w:val="1"/>
+          <w:numId w:val="1011"/>
+        </w:numPr>
+        <w:pStyle w:val="Compact"/>
+      </w:pPr>
+      <w:r>
+        <w:rPr>
+          <w:sz w:val="25"/>
+        </w:rPr>
+        <w:t xml:space="preserve">Type: ERP</w:t>
+      </w:r>
+    </w:p>
+    <w:p>
+      <w:pPr>
+        <w:numPr>
+          <w:ilvl w:val="1"/>
+          <w:numId w:val="1011"/>
+        </w:numPr>
+        <w:pStyle w:val="Compact"/>
+      </w:pPr>
+      <w:r>
+        <w:rPr>
+          <w:sz w:val="25"/>
+        </w:rPr>
+        <w:t xml:space="preserve">Description:</w:t>
+      </w:r>
+      <w:r>
+        <w:rPr>
+          <w:sz w:val="25"/>
+        </w:rPr>
+        <w:t xml:space="preserve"> </w:t>
+      </w:r>
+      <w:r>
+        <w:rPr>
+          <w:sz w:val="25"/>
+        </w:rPr>
+        <w:t xml:space="preserve">“</w:t>
+      </w:r>
+      <w:r>
+        <w:rPr>
+          <w:sz w:val="25"/>
+        </w:rPr>
+        <w:t xml:space="preserve">Replace three disconnected legacy systems (order management, inventory, finance) across all three sites with one unified platform.</w:t>
+      </w:r>
+      <w:r>
+        <w:rPr>
+          <w:sz w:val="25"/>
+        </w:rPr>
+        <w:t xml:space="preserve">”</w:t>
+      </w:r>
+    </w:p>
+    <w:p>
+      <w:pPr>
+        <w:numPr>
+          <w:ilvl w:val="1"/>
+          <w:numId w:val="1011"/>
+        </w:numPr>
+        <w:pStyle w:val="Compact"/>
+      </w:pPr>
+      <w:r>
+        <w:rPr>
+          <w:sz w:val="25"/>
+        </w:rPr>
+        <w:t xml:space="preserve">Duration: 14 months</w:t>
+      </w:r>
+    </w:p>
+    <w:p>
+      <w:pPr>
+        <w:numPr>
+          <w:ilvl w:val="1"/>
+          <w:numId w:val="1011"/>
+        </w:numPr>
+        <w:pStyle w:val="Compact"/>
+      </w:pPr>
+      <w:r>
+        <w:rPr>
+          <w:sz w:val="25"/>
+        </w:rPr>
+        <w:t xml:space="preserve">Budget band:</w:t>
+      </w:r>
+      <w:r>
+        <w:rPr>
+          <w:sz w:val="25"/>
+        </w:rPr>
+        <w:t xml:space="preserve"> </w:t>
+      </w:r>
+      <w:r>
+        <w:rPr>
+          <w:sz w:val="25"/>
+        </w:rPr>
+        <w:t xml:space="preserve">“</w:t>
+      </w:r>
+      <w:r>
+        <w:rPr>
+          <w:sz w:val="25"/>
+        </w:rPr>
+        <w:t xml:space="preserve">MAD 42M</w:t>
+      </w:r>
+      <w:r>
+        <w:rPr>
+          <w:sz w:val="25"/>
+        </w:rPr>
+        <w:t xml:space="preserve">”</w:t>
+      </w:r>
+    </w:p>
+    <w:p>
+      <w:pPr>
+        <w:numPr>
+          <w:ilvl w:val="1"/>
+          <w:numId w:val="1011"/>
+        </w:numPr>
+        <w:pStyle w:val="Compact"/>
+      </w:pPr>
+      <w:r>
+        <w:rPr>
+          <w:sz w:val="25"/>
+        </w:rPr>
+        <w:t xml:space="preserve">Executive Sponsor:</w:t>
+      </w:r>
+      <w:r>
+        <w:rPr>
+          <w:sz w:val="25"/>
+        </w:rPr>
+        <w:t xml:space="preserve"> </w:t>
+      </w:r>
+      <w:r>
+        <w:rPr>
+          <w:sz w:val="25"/>
+        </w:rPr>
+        <w:t xml:space="preserve">“</w:t>
+      </w:r>
+      <w:r>
+        <w:rPr>
+          <w:sz w:val="25"/>
+        </w:rPr>
+        <w:t xml:space="preserve">CFO, Bouregreg Group</w:t>
+      </w:r>
+      <w:r>
+        <w:rPr>
+          <w:sz w:val="25"/>
+        </w:rPr>
+        <w:t xml:space="preserve">”</w:t>
+      </w:r>
+    </w:p>
+    <w:p>
+      <w:pPr>
+        <w:numPr>
+          <w:ilvl w:val="0"/>
+          <w:numId w:val="1010"/>
+        </w:numPr>
+        <w:pStyle w:val="Compact"/>
+      </w:pPr>
+      <w:r>
+        <w:rPr>
+          <w:sz w:val="25"/>
+        </w:rPr>
+        <w:t xml:space="preserve">Click</w:t>
+      </w:r>
+      <w:r>
+        <w:rPr>
+          <w:sz w:val="25"/>
+        </w:rPr>
+        <w:t xml:space="preserve"> </w:t>
+      </w:r>
+      <w:r>
+        <w:rPr>
+          <w:bCs/>
+          <w:b/>
+          <w:sz w:val="25"/>
+        </w:rPr>
+        <w:t xml:space="preserve">+ CM Project</w:t>
+      </w:r>
+      <w:r>
+        <w:rPr>
+          <w:sz w:val="25"/>
+        </w:rPr>
+        <w:t xml:space="preserve"> </w:t>
+      </w:r>
+      <w:r>
+        <w:rPr>
+          <w:sz w:val="25"/>
+        </w:rPr>
+        <w:t xml:space="preserve">on the same Organization card. Fill in:</w:t>
+      </w:r>
+    </w:p>
+    <w:p>
+      <w:pPr>
+        <w:numPr>
+          <w:ilvl w:val="1"/>
+          <w:numId w:val="1012"/>
+        </w:numPr>
+        <w:pStyle w:val="Compact"/>
+      </w:pPr>
+      <w:r>
+        <w:rPr>
+          <w:sz w:val="25"/>
+        </w:rPr>
+        <w:t xml:space="preserve">Name:</w:t>
+      </w:r>
+      <w:r>
+        <w:rPr>
+          <w:sz w:val="25"/>
+        </w:rPr>
+        <w:t xml:space="preserve"> </w:t>
+      </w:r>
+      <w:r>
+        <w:rPr>
+          <w:sz w:val="25"/>
+        </w:rPr>
+        <w:t xml:space="preserve">“</w:t>
+      </w:r>
+      <w:r>
+        <w:rPr>
+          <w:sz w:val="25"/>
+        </w:rPr>
+        <w:t xml:space="preserve">Bouregreg ERP Adoption Program</w:t>
+      </w:r>
+      <w:r>
+        <w:rPr>
+          <w:sz w:val="25"/>
+        </w:rPr>
+        <w:t xml:space="preserve">”</w:t>
+      </w:r>
+    </w:p>
+    <w:p>
+      <w:pPr>
+        <w:numPr>
+          <w:ilvl w:val="1"/>
+          <w:numId w:val="1012"/>
+        </w:numPr>
+        <w:pStyle w:val="Compact"/>
+      </w:pPr>
+      <w:r>
+        <w:rPr>
+          <w:sz w:val="25"/>
+        </w:rPr>
+        <w:t xml:space="preserve">Linked Main Project: check</w:t>
+      </w:r>
+      <w:r>
+        <w:rPr>
+          <w:sz w:val="25"/>
+        </w:rPr>
+        <w:t xml:space="preserve"> </w:t>
+      </w:r>
+      <w:r>
+        <w:rPr>
+          <w:sz w:val="25"/>
+        </w:rPr>
+        <w:t xml:space="preserve">“</w:t>
+      </w:r>
+      <w:r>
+        <w:rPr>
+          <w:sz w:val="25"/>
+        </w:rPr>
+        <w:t xml:space="preserve">ERP Platform Unification</w:t>
+      </w:r>
+      <w:r>
+        <w:rPr>
+          <w:sz w:val="25"/>
+        </w:rPr>
+        <w:t xml:space="preserve">”</w:t>
+      </w:r>
+      <w:r>
+        <w:rPr>
+          <w:sz w:val="25"/>
+        </w:rPr>
+        <w:t xml:space="preserve"> </w:t>
+      </w:r>
+      <w:r>
+        <w:rPr>
+          <w:sz w:val="25"/>
+        </w:rPr>
+        <w:t xml:space="preserve">(a CM Project may link to zero, one, or more Main Projects — this one links to exactly one)</w:t>
+      </w:r>
+    </w:p>
+    <w:p>
+      <w:pPr>
+        <w:numPr>
+          <w:ilvl w:val="1"/>
+          <w:numId w:val="1012"/>
+        </w:numPr>
+        <w:pStyle w:val="Compact"/>
+      </w:pPr>
+      <w:r>
+        <w:rPr>
+          <w:sz w:val="25"/>
+        </w:rPr>
+        <w:t xml:space="preserve">Owner:</w:t>
+      </w:r>
+      <w:r>
+        <w:rPr>
+          <w:sz w:val="25"/>
+        </w:rPr>
+        <w:t xml:space="preserve"> </w:t>
+      </w:r>
+      <w:r>
+        <w:rPr>
+          <w:sz w:val="25"/>
+        </w:rPr>
+        <w:t xml:space="preserve">“</w:t>
+      </w:r>
+      <w:r>
+        <w:rPr>
+          <w:sz w:val="25"/>
+        </w:rPr>
+        <w:t xml:space="preserve">Driss El Amrani</w:t>
+      </w:r>
+      <w:r>
+        <w:rPr>
+          <w:sz w:val="25"/>
+        </w:rPr>
+        <w:t xml:space="preserve">”</w:t>
+      </w:r>
+    </w:p>
+    <w:p>
+      <w:pPr>
+        <w:numPr>
+          <w:ilvl w:val="1"/>
+          <w:numId w:val="1012"/>
+        </w:numPr>
+        <w:pStyle w:val="Compact"/>
+      </w:pPr>
+      <w:r>
+        <w:rPr>
+          <w:sz w:val="25"/>
+        </w:rPr>
+        <w:t xml:space="preserve">Change type: Technology</w:t>
+      </w:r>
+    </w:p>
+    <w:p>
+      <w:pPr>
+        <w:numPr>
+          <w:ilvl w:val="1"/>
+          <w:numId w:val="1012"/>
+        </w:numPr>
+        <w:pStyle w:val="Compact"/>
+      </w:pPr>
+      <w:r>
+        <w:rPr>
+          <w:sz w:val="25"/>
+        </w:rPr>
+        <w:t xml:space="preserve">Target population:</w:t>
+      </w:r>
+      <w:r>
+        <w:rPr>
+          <w:sz w:val="25"/>
+        </w:rPr>
+        <w:t xml:space="preserve"> </w:t>
+      </w:r>
+      <w:r>
+        <w:rPr>
+          <w:sz w:val="25"/>
+        </w:rPr>
+        <w:t xml:space="preserve">“</w:t>
+      </w:r>
+      <w:r>
+        <w:rPr>
+          <w:sz w:val="25"/>
+        </w:rPr>
+        <w:t xml:space="preserve">All plant and HQ staff (3,400)</w:t>
+      </w:r>
+      <w:r>
+        <w:rPr>
+          <w:sz w:val="25"/>
+        </w:rPr>
+        <w:t xml:space="preserve">”</w:t>
+      </w:r>
+    </w:p>
+    <w:p>
+      <w:pPr>
+        <w:numPr>
+          <w:ilvl w:val="1"/>
+          <w:numId w:val="1012"/>
+        </w:numPr>
+        <w:pStyle w:val="Compact"/>
+      </w:pPr>
+      <w:r>
+        <w:rPr>
+          <w:sz w:val="25"/>
+        </w:rPr>
+        <w:t xml:space="preserve">Business driver:</w:t>
+      </w:r>
+      <w:r>
+        <w:rPr>
+          <w:sz w:val="25"/>
+        </w:rPr>
+        <w:t xml:space="preserve"> </w:t>
+      </w:r>
+      <w:r>
+        <w:rPr>
+          <w:sz w:val="25"/>
+        </w:rPr>
+        <w:t xml:space="preserve">“</w:t>
+      </w:r>
+      <w:r>
+        <w:rPr>
+          <w:sz w:val="25"/>
+        </w:rPr>
+        <w:t xml:space="preserve">Three disconnected legacy systems create manual reconciliation, delayed month-end close, and duplicate data entry across all three sites.</w:t>
+      </w:r>
+      <w:r>
+        <w:rPr>
+          <w:sz w:val="25"/>
+        </w:rPr>
+        <w:t xml:space="preserve">”</w:t>
+      </w:r>
+    </w:p>
+    <w:p>
+      <w:pPr>
+        <w:numPr>
+          <w:ilvl w:val="0"/>
+          <w:numId w:val="1010"/>
+        </w:numPr>
+        <w:pStyle w:val="Compact"/>
+      </w:pPr>
+      <w:r>
+        <w:rPr>
+          <w:sz w:val="25"/>
+        </w:rPr>
+        <w:t xml:space="preserve">Save. The Organization card now shows the Main Project (with its archetype badge and linked CM Project count) and the CM Project (with its current Lewin phase badge, starting at Unfreeze) side by side.</w:t>
+      </w:r>
+    </w:p>
+    <w:p>
+      <w:pPr>
+        <w:numPr>
+          <w:ilvl w:val="0"/>
+          <w:numId w:val="1010"/>
+        </w:numPr>
+        <w:pStyle w:val="Compact"/>
+      </w:pPr>
+      <w:r>
+        <w:rPr>
+          <w:sz w:val="25"/>
+        </w:rPr>
+        <w:t xml:space="preserve">Return to Step 3 and finish creating or re-scoping the four project-level user accounts (Driss El Amrani, Houda Zerouali, the Sponsor, Reda Loukili, and Ghita Bennis) against this now-existing Project.</w:t>
+      </w:r>
+    </w:p>
+    <w:p>
+      <w:pPr>
+        <w:pStyle w:val="FirstParagraph"/>
+      </w:pPr>
+    </w:p>
+    <w:bookmarkEnd w:id="32"/>
+    <w:bookmarkStart w:id="33" w:name="tenant-setup-checklist"/>
+    <w:p>
+      <w:pPr>
+        <w:pStyle w:val="Heading3"/>
+      </w:pPr>
+      <w:r>
+        <w:rPr>
+          <w:b/>
+          <w:color w:val="3F827B"/>
+          <w:sz w:val="29"/>
+        </w:rPr>
+        <w:t xml:space="preserve">1.9 Tenant Setup Checklist</w:t>
       </w:r>
     </w:p>
     <w:p>
@@ -4212,33 +4381,7 @@
         <w:rPr>
           <w:sz w:val="25"/>
         </w:rPr>
-        <w:t xml:space="preserve">Open the</w:t>
-      </w:r>
-      <w:r>
-        <w:rPr>
-          <w:sz w:val="25"/>
-        </w:rPr>
-        <w:t xml:space="preserve"> </w:t>
-      </w:r>
-      <w:r>
-        <w:rPr>
-          <w:bCs/>
-          <w:b/>
-          <w:sz w:val="25"/>
-        </w:rPr>
-        <w:t xml:space="preserve">Permission Matrix</w:t>
-      </w:r>
-      <w:r>
-        <w:rPr>
-          <w:sz w:val="25"/>
-        </w:rPr>
-        <w:t xml:space="preserve"> </w:t>
-      </w:r>
-      <w:r>
-        <w:rPr>
-          <w:sz w:val="25"/>
-        </w:rPr>
-        <w:t xml:space="preserve">tab. This table is platform-wide, not scoped to one Organization, and only a Super Admin may edit it — every other role sees it read-only, for transparency.</w:t>
+        <w:t xml:space="preserve">☐ License record set (company name, plan, user cap, feature flags) — Module 2, License &amp; Plan</w:t>
       </w:r>
     </w:p>
     <w:p>
@@ -4253,7 +4396,7 @@
         <w:rPr>
           <w:sz w:val="25"/>
         </w:rPr>
-        <w:t xml:space="preserve">Each row is one of the nine roles; each column is a capability (for example, managing the Group/Organization hierarchy, managing users, managing Charters, editing the RACSI grid). journi ships with a sensible default matrix already checked in; Bouregreg Group’s Super Admin reviews it and adjusts only where the default doesn’t match their governance model — for instance, tightening which role may delete a Charter, or widening which role may edit the Codebook.</w:t>
+        <w:t xml:space="preserve">☐ Group created — Module 1</w:t>
       </w:r>
     </w:p>
     <w:p>
@@ -4268,70 +4411,14 @@
         <w:rPr>
           <w:sz w:val="25"/>
         </w:rPr>
-        <w:t xml:space="preserve">Every checkbox change here takes effect immediately across the whole tenant — there is no separate</w:t>
-      </w:r>
-      <w:r>
-        <w:rPr>
-          <w:sz w:val="25"/>
-        </w:rPr>
-        <w:t xml:space="preserve"> </w:t>
-      </w:r>
-      <w:r>
-        <w:rPr>
-          <w:sz w:val="25"/>
-        </w:rPr>
-        <w:t xml:space="preserve">“</w:t>
-      </w:r>
-      <w:r>
-        <w:rPr>
-          <w:sz w:val="25"/>
-        </w:rPr>
-        <w:t xml:space="preserve">publish</w:t>
-      </w:r>
-      <w:r>
-        <w:rPr>
-          <w:sz w:val="25"/>
-        </w:rPr>
-        <w:t xml:space="preserve">”</w:t>
-      </w:r>
-      <w:r>
-        <w:rPr>
-          <w:sz w:val="25"/>
-        </w:rPr>
-        <w:t xml:space="preserve"> </w:t>
-      </w:r>
-      <w:r>
-        <w:rPr>
-          <w:sz w:val="25"/>
-        </w:rPr>
-        <w:t xml:space="preserve">step.</w:t>
-      </w:r>
-    </w:p>
-    <w:p>
-      <w:pPr>
-        <w:pStyle w:val="FirstParagraph"/>
-      </w:pPr>
-    </w:p>
-    <w:bookmarkEnd w:id="31"/>
-    <w:bookmarkStart w:id="32" w:name="step-5-governance-settings-m2"/>
-    <w:p>
-      <w:pPr>
-        <w:pStyle w:val="Heading3"/>
-      </w:pPr>
-      <w:r>
-        <w:rPr>
-          <w:b/>
-          <w:color w:val="3F827B"/>
-          <w:sz w:val="29"/>
-        </w:rPr>
-        <w:t xml:space="preserve">1.7 Step 5 — Governance Settings (M2)</w:t>
+        <w:t xml:space="preserve">☐ Organization created (sector, employees, sites, languages, default language) — Module 1</w:t>
       </w:r>
     </w:p>
     <w:p>
       <w:pPr>
         <w:numPr>
           <w:ilvl w:val="0"/>
-          <w:numId w:val="1014"/>
+          <w:numId w:val="1013"/>
         </w:numPr>
         <w:pStyle w:val="Compact"/>
       </w:pPr>
@@ -4339,40 +4426,14 @@
         <w:rPr>
           <w:sz w:val="25"/>
         </w:rPr>
-        <w:t xml:space="preserve">Open the</w:t>
-      </w:r>
-      <w:r>
-        <w:rPr>
-          <w:sz w:val="25"/>
-        </w:rPr>
-        <w:t xml:space="preserve"> </w:t>
-      </w:r>
-      <w:r>
-        <w:rPr>
-          <w:bCs/>
-          <w:b/>
-          <w:sz w:val="25"/>
-        </w:rPr>
-        <w:t xml:space="preserve">Governance Settings</w:t>
-      </w:r>
-      <w:r>
-        <w:rPr>
-          <w:sz w:val="25"/>
-        </w:rPr>
-        <w:t xml:space="preserve"> </w:t>
-      </w:r>
-      <w:r>
-        <w:rPr>
-          <w:sz w:val="25"/>
-        </w:rPr>
-        <w:t xml:space="preserve">tab.</w:t>
+        <w:t xml:space="preserve">☐ Initial user accounts created with correct role, scope type, and scope — Module 2, Users &amp; Scope</w:t>
       </w:r>
     </w:p>
     <w:p>
       <w:pPr>
         <w:numPr>
           <w:ilvl w:val="0"/>
-          <w:numId w:val="1014"/>
+          <w:numId w:val="1013"/>
         </w:numPr>
         <w:pStyle w:val="Compact"/>
       </w:pPr>
@@ -4380,56 +4441,14 @@
         <w:rPr>
           <w:sz w:val="25"/>
         </w:rPr>
-        <w:t xml:space="preserve">The one platform-wide control here is</w:t>
-      </w:r>
-      <w:r>
-        <w:rPr>
-          <w:sz w:val="25"/>
-        </w:rPr>
-        <w:t xml:space="preserve"> </w:t>
-      </w:r>
-      <w:r>
-        <w:rPr>
-          <w:bCs/>
-          <w:b/>
-          <w:sz w:val="25"/>
-        </w:rPr>
-        <w:t xml:space="preserve">“</w:t>
-      </w:r>
-      <w:r>
-        <w:rPr>
-          <w:bCs/>
-          <w:b/>
-          <w:sz w:val="25"/>
-        </w:rPr>
-        <w:t xml:space="preserve">Require justification for score/state changes.</w:t>
-      </w:r>
-      <w:r>
-        <w:rPr>
-          <w:bCs/>
-          <w:b/>
-          <w:sz w:val="25"/>
-        </w:rPr>
-        <w:t xml:space="preserve">”</w:t>
-      </w:r>
-      <w:r>
-        <w:rPr>
-          <w:sz w:val="25"/>
-        </w:rPr>
-        <w:t xml:space="preserve"> </w:t>
-      </w:r>
-      <w:r>
-        <w:rPr>
-          <w:sz w:val="25"/>
-        </w:rPr>
-        <w:t xml:space="preserve">On by default, it forces every scored or state-changing update anywhere in journi — a Lewin macro-state change, an ADKAR score, a Bridges transition, a Kübler-Ross sentiment reading, Sponsor visibility, Training certification, a Resistance status change, a Manager readiness rating, or a Risk status change — to be saved with a written justification, logged to that Project’s audit trail. Turning it off makes justification optional rather than mandatory; it is still offered either way.</w:t>
+        <w:t xml:space="preserve">☐ Permission Matrix reviewed and adjusted from defaults where needed — Module 2, Permission Matrix</w:t>
       </w:r>
     </w:p>
     <w:p>
       <w:pPr>
         <w:numPr>
           <w:ilvl w:val="0"/>
-          <w:numId w:val="1014"/>
+          <w:numId w:val="1013"/>
         </w:numPr>
         <w:pStyle w:val="Compact"/>
       </w:pPr>
@@ -4437,34 +4456,14 @@
         <w:rPr>
           <w:sz w:val="25"/>
         </w:rPr>
-        <w:t xml:space="preserve">Bouregreg Group’s Super Admin leaves this on: the scenario in Parts 2–4 depends on every framework reading carrying a real, auditable reason, not a bare number.</w:t>
-      </w:r>
-    </w:p>
-    <w:p>
-      <w:pPr>
-        <w:pStyle w:val="FirstParagraph"/>
-      </w:pPr>
-    </w:p>
-    <w:bookmarkEnd w:id="32"/>
-    <w:bookmarkStart w:id="33" w:name="X6adb47c3c2dfd2f7a962f1acae46406e449ea32"/>
-    <w:p>
-      <w:pPr>
-        <w:pStyle w:val="Heading3"/>
-      </w:pPr>
-      <w:r>
-        <w:rPr>
-          <w:b/>
-          <w:color w:val="3F827B"/>
-          <w:sz w:val="29"/>
-        </w:rPr>
-        <w:t xml:space="preserve">1.8 Step 6 — Creating the First Main Project and CM Project (M1)</w:t>
+        <w:t xml:space="preserve">☐ Governance setting (justification requirement) confirmed — Module 2, Governance Settings</w:t>
       </w:r>
     </w:p>
     <w:p>
       <w:pPr>
         <w:numPr>
           <w:ilvl w:val="0"/>
-          <w:numId w:val="1015"/>
+          <w:numId w:val="1013"/>
         </w:numPr>
         <w:pStyle w:val="Compact"/>
       </w:pPr>
@@ -4472,54 +4471,14 @@
         <w:rPr>
           <w:sz w:val="25"/>
         </w:rPr>
-        <w:t xml:space="preserve">Back in</w:t>
-      </w:r>
-      <w:r>
-        <w:rPr>
-          <w:sz w:val="25"/>
-        </w:rPr>
-        <w:t xml:space="preserve"> </w:t>
-      </w:r>
-      <w:r>
-        <w:rPr>
-          <w:bCs/>
-          <w:b/>
-          <w:sz w:val="25"/>
-        </w:rPr>
-        <w:t xml:space="preserve">Module 1</w:t>
-      </w:r>
-      <w:r>
-        <w:rPr>
-          <w:sz w:val="25"/>
-        </w:rPr>
-        <w:t xml:space="preserve">, on the Bouregreg Manufacturing Maroc Organization card, click</w:t>
-      </w:r>
-      <w:r>
-        <w:rPr>
-          <w:sz w:val="25"/>
-        </w:rPr>
-        <w:t xml:space="preserve"> </w:t>
-      </w:r>
-      <w:r>
-        <w:rPr>
-          <w:bCs/>
-          <w:b/>
-          <w:sz w:val="25"/>
-        </w:rPr>
-        <w:t xml:space="preserve">+ Main Project</w:t>
-      </w:r>
-      <w:r>
-        <w:rPr>
-          <w:sz w:val="25"/>
-        </w:rPr>
-        <w:t xml:space="preserve">. Fill in:</w:t>
+        <w:t xml:space="preserve">☐ First Main Project created — Module 1</w:t>
       </w:r>
     </w:p>
     <w:p>
       <w:pPr>
         <w:numPr>
-          <w:ilvl w:val="1"/>
-          <w:numId w:val="1016"/>
+          <w:ilvl w:val="0"/>
+          <w:numId w:val="1013"/>
         </w:numPr>
         <w:pStyle w:val="Compact"/>
       </w:pPr>
@@ -4527,618 +4486,14 @@
         <w:rPr>
           <w:sz w:val="25"/>
         </w:rPr>
-        <w:t xml:space="preserve">Name:</w:t>
-      </w:r>
-      <w:r>
-        <w:rPr>
-          <w:sz w:val="25"/>
-        </w:rPr>
-        <w:t xml:space="preserve"> </w:t>
-      </w:r>
-      <w:r>
-        <w:rPr>
-          <w:sz w:val="25"/>
-        </w:rPr>
-        <w:t xml:space="preserve">“</w:t>
-      </w:r>
-      <w:r>
-        <w:rPr>
-          <w:sz w:val="25"/>
-        </w:rPr>
-        <w:t xml:space="preserve">ERP Platform Unification</w:t>
-      </w:r>
-      <w:r>
-        <w:rPr>
-          <w:sz w:val="25"/>
-        </w:rPr>
-        <w:t xml:space="preserve">”</w:t>
-      </w:r>
-    </w:p>
-    <w:p>
-      <w:pPr>
-        <w:numPr>
-          <w:ilvl w:val="1"/>
-          <w:numId w:val="1016"/>
-        </w:numPr>
-        <w:pStyle w:val="Compact"/>
-      </w:pPr>
-      <w:r>
-        <w:rPr>
-          <w:sz w:val="25"/>
-        </w:rPr>
-        <w:t xml:space="preserve">Type: ERP</w:t>
-      </w:r>
-    </w:p>
-    <w:p>
-      <w:pPr>
-        <w:numPr>
-          <w:ilvl w:val="1"/>
-          <w:numId w:val="1016"/>
-        </w:numPr>
-        <w:pStyle w:val="Compact"/>
-      </w:pPr>
-      <w:r>
-        <w:rPr>
-          <w:sz w:val="25"/>
-        </w:rPr>
-        <w:t xml:space="preserve">Description:</w:t>
-      </w:r>
-      <w:r>
-        <w:rPr>
-          <w:sz w:val="25"/>
-        </w:rPr>
-        <w:t xml:space="preserve"> </w:t>
-      </w:r>
-      <w:r>
-        <w:rPr>
-          <w:sz w:val="25"/>
-        </w:rPr>
-        <w:t xml:space="preserve">“</w:t>
-      </w:r>
-      <w:r>
-        <w:rPr>
-          <w:sz w:val="25"/>
-        </w:rPr>
-        <w:t xml:space="preserve">Replace three disconnected legacy systems (order management, inventory, finance) across all three sites with one unified platform.</w:t>
-      </w:r>
-      <w:r>
-        <w:rPr>
-          <w:sz w:val="25"/>
-        </w:rPr>
-        <w:t xml:space="preserve">”</w:t>
-      </w:r>
-    </w:p>
-    <w:p>
-      <w:pPr>
-        <w:numPr>
-          <w:ilvl w:val="1"/>
-          <w:numId w:val="1016"/>
-        </w:numPr>
-        <w:pStyle w:val="Compact"/>
-      </w:pPr>
-      <w:r>
-        <w:rPr>
-          <w:sz w:val="25"/>
-        </w:rPr>
-        <w:t xml:space="preserve">Duration: 14 months</w:t>
-      </w:r>
-    </w:p>
-    <w:p>
-      <w:pPr>
-        <w:numPr>
-          <w:ilvl w:val="1"/>
-          <w:numId w:val="1016"/>
-        </w:numPr>
-        <w:pStyle w:val="Compact"/>
-      </w:pPr>
-      <w:r>
-        <w:rPr>
-          <w:sz w:val="25"/>
-        </w:rPr>
-        <w:t xml:space="preserve">Budget band:</w:t>
-      </w:r>
-      <w:r>
-        <w:rPr>
-          <w:sz w:val="25"/>
-        </w:rPr>
-        <w:t xml:space="preserve"> </w:t>
-      </w:r>
-      <w:r>
-        <w:rPr>
-          <w:sz w:val="25"/>
-        </w:rPr>
-        <w:t xml:space="preserve">“</w:t>
-      </w:r>
-      <w:r>
-        <w:rPr>
-          <w:sz w:val="25"/>
-        </w:rPr>
-        <w:t xml:space="preserve">MAD 42M</w:t>
-      </w:r>
-      <w:r>
-        <w:rPr>
-          <w:sz w:val="25"/>
-        </w:rPr>
-        <w:t xml:space="preserve">”</w:t>
-      </w:r>
-    </w:p>
-    <w:p>
-      <w:pPr>
-        <w:numPr>
-          <w:ilvl w:val="1"/>
-          <w:numId w:val="1016"/>
-        </w:numPr>
-        <w:pStyle w:val="Compact"/>
-      </w:pPr>
-      <w:r>
-        <w:rPr>
-          <w:sz w:val="25"/>
-        </w:rPr>
-        <w:t xml:space="preserve">Executive Sponsor:</w:t>
-      </w:r>
-      <w:r>
-        <w:rPr>
-          <w:sz w:val="25"/>
-        </w:rPr>
-        <w:t xml:space="preserve"> </w:t>
-      </w:r>
-      <w:r>
-        <w:rPr>
-          <w:sz w:val="25"/>
-        </w:rPr>
-        <w:t xml:space="preserve">“</w:t>
-      </w:r>
-      <w:r>
-        <w:rPr>
-          <w:sz w:val="25"/>
-        </w:rPr>
-        <w:t xml:space="preserve">CFO, Bouregreg Group</w:t>
-      </w:r>
-      <w:r>
-        <w:rPr>
-          <w:sz w:val="25"/>
-        </w:rPr>
-        <w:t xml:space="preserve">”</w:t>
+        <w:t xml:space="preserve">☐ First Change Management Project created and linked — Module 1</w:t>
       </w:r>
     </w:p>
     <w:p>
       <w:pPr>
         <w:numPr>
           <w:ilvl w:val="0"/>
-          <w:numId w:val="1015"/>
-        </w:numPr>
-        <w:pStyle w:val="Compact"/>
-      </w:pPr>
-      <w:r>
-        <w:rPr>
-          <w:sz w:val="25"/>
-        </w:rPr>
-        <w:t xml:space="preserve">Click</w:t>
-      </w:r>
-      <w:r>
-        <w:rPr>
-          <w:sz w:val="25"/>
-        </w:rPr>
-        <w:t xml:space="preserve"> </w:t>
-      </w:r>
-      <w:r>
-        <w:rPr>
-          <w:bCs/>
-          <w:b/>
-          <w:sz w:val="25"/>
-        </w:rPr>
-        <w:t xml:space="preserve">+ CM Project</w:t>
-      </w:r>
-      <w:r>
-        <w:rPr>
-          <w:sz w:val="25"/>
-        </w:rPr>
-        <w:t xml:space="preserve"> </w:t>
-      </w:r>
-      <w:r>
-        <w:rPr>
-          <w:sz w:val="25"/>
-        </w:rPr>
-        <w:t xml:space="preserve">on the same Organization card. Fill in:</w:t>
-      </w:r>
-    </w:p>
-    <w:p>
-      <w:pPr>
-        <w:numPr>
-          <w:ilvl w:val="1"/>
-          <w:numId w:val="1017"/>
-        </w:numPr>
-        <w:pStyle w:val="Compact"/>
-      </w:pPr>
-      <w:r>
-        <w:rPr>
-          <w:sz w:val="25"/>
-        </w:rPr>
-        <w:t xml:space="preserve">Name:</w:t>
-      </w:r>
-      <w:r>
-        <w:rPr>
-          <w:sz w:val="25"/>
-        </w:rPr>
-        <w:t xml:space="preserve"> </w:t>
-      </w:r>
-      <w:r>
-        <w:rPr>
-          <w:sz w:val="25"/>
-        </w:rPr>
-        <w:t xml:space="preserve">“</w:t>
-      </w:r>
-      <w:r>
-        <w:rPr>
-          <w:sz w:val="25"/>
-        </w:rPr>
-        <w:t xml:space="preserve">Bouregreg ERP Adoption Program</w:t>
-      </w:r>
-      <w:r>
-        <w:rPr>
-          <w:sz w:val="25"/>
-        </w:rPr>
-        <w:t xml:space="preserve">”</w:t>
-      </w:r>
-    </w:p>
-    <w:p>
-      <w:pPr>
-        <w:numPr>
-          <w:ilvl w:val="1"/>
-          <w:numId w:val="1017"/>
-        </w:numPr>
-        <w:pStyle w:val="Compact"/>
-      </w:pPr>
-      <w:r>
-        <w:rPr>
-          <w:sz w:val="25"/>
-        </w:rPr>
-        <w:t xml:space="preserve">Linked Main Project: check</w:t>
-      </w:r>
-      <w:r>
-        <w:rPr>
-          <w:sz w:val="25"/>
-        </w:rPr>
-        <w:t xml:space="preserve"> </w:t>
-      </w:r>
-      <w:r>
-        <w:rPr>
-          <w:sz w:val="25"/>
-        </w:rPr>
-        <w:t xml:space="preserve">“</w:t>
-      </w:r>
-      <w:r>
-        <w:rPr>
-          <w:sz w:val="25"/>
-        </w:rPr>
-        <w:t xml:space="preserve">ERP Platform Unification</w:t>
-      </w:r>
-      <w:r>
-        <w:rPr>
-          <w:sz w:val="25"/>
-        </w:rPr>
-        <w:t xml:space="preserve">”</w:t>
-      </w:r>
-      <w:r>
-        <w:rPr>
-          <w:sz w:val="25"/>
-        </w:rPr>
-        <w:t xml:space="preserve"> </w:t>
-      </w:r>
-      <w:r>
-        <w:rPr>
-          <w:sz w:val="25"/>
-        </w:rPr>
-        <w:t xml:space="preserve">(a CM Project may link to zero, one, or more Main Projects — this one links to exactly one)</w:t>
-      </w:r>
-    </w:p>
-    <w:p>
-      <w:pPr>
-        <w:numPr>
-          <w:ilvl w:val="1"/>
-          <w:numId w:val="1017"/>
-        </w:numPr>
-        <w:pStyle w:val="Compact"/>
-      </w:pPr>
-      <w:r>
-        <w:rPr>
-          <w:sz w:val="25"/>
-        </w:rPr>
-        <w:t xml:space="preserve">Owner:</w:t>
-      </w:r>
-      <w:r>
-        <w:rPr>
-          <w:sz w:val="25"/>
-        </w:rPr>
-        <w:t xml:space="preserve"> </w:t>
-      </w:r>
-      <w:r>
-        <w:rPr>
-          <w:sz w:val="25"/>
-        </w:rPr>
-        <w:t xml:space="preserve">“</w:t>
-      </w:r>
-      <w:r>
-        <w:rPr>
-          <w:sz w:val="25"/>
-        </w:rPr>
-        <w:t xml:space="preserve">Driss El Amrani</w:t>
-      </w:r>
-      <w:r>
-        <w:rPr>
-          <w:sz w:val="25"/>
-        </w:rPr>
-        <w:t xml:space="preserve">”</w:t>
-      </w:r>
-    </w:p>
-    <w:p>
-      <w:pPr>
-        <w:numPr>
-          <w:ilvl w:val="1"/>
-          <w:numId w:val="1017"/>
-        </w:numPr>
-        <w:pStyle w:val="Compact"/>
-      </w:pPr>
-      <w:r>
-        <w:rPr>
-          <w:sz w:val="25"/>
-        </w:rPr>
-        <w:t xml:space="preserve">Change type: Technology</w:t>
-      </w:r>
-    </w:p>
-    <w:p>
-      <w:pPr>
-        <w:numPr>
-          <w:ilvl w:val="1"/>
-          <w:numId w:val="1017"/>
-        </w:numPr>
-        <w:pStyle w:val="Compact"/>
-      </w:pPr>
-      <w:r>
-        <w:rPr>
-          <w:sz w:val="25"/>
-        </w:rPr>
-        <w:t xml:space="preserve">Target population:</w:t>
-      </w:r>
-      <w:r>
-        <w:rPr>
-          <w:sz w:val="25"/>
-        </w:rPr>
-        <w:t xml:space="preserve"> </w:t>
-      </w:r>
-      <w:r>
-        <w:rPr>
-          <w:sz w:val="25"/>
-        </w:rPr>
-        <w:t xml:space="preserve">“</w:t>
-      </w:r>
-      <w:r>
-        <w:rPr>
-          <w:sz w:val="25"/>
-        </w:rPr>
-        <w:t xml:space="preserve">All plant and HQ staff (3,400)</w:t>
-      </w:r>
-      <w:r>
-        <w:rPr>
-          <w:sz w:val="25"/>
-        </w:rPr>
-        <w:t xml:space="preserve">”</w:t>
-      </w:r>
-    </w:p>
-    <w:p>
-      <w:pPr>
-        <w:numPr>
-          <w:ilvl w:val="1"/>
-          <w:numId w:val="1017"/>
-        </w:numPr>
-        <w:pStyle w:val="Compact"/>
-      </w:pPr>
-      <w:r>
-        <w:rPr>
-          <w:sz w:val="25"/>
-        </w:rPr>
-        <w:t xml:space="preserve">Business driver:</w:t>
-      </w:r>
-      <w:r>
-        <w:rPr>
-          <w:sz w:val="25"/>
-        </w:rPr>
-        <w:t xml:space="preserve"> </w:t>
-      </w:r>
-      <w:r>
-        <w:rPr>
-          <w:sz w:val="25"/>
-        </w:rPr>
-        <w:t xml:space="preserve">“</w:t>
-      </w:r>
-      <w:r>
-        <w:rPr>
-          <w:sz w:val="25"/>
-        </w:rPr>
-        <w:t xml:space="preserve">Three disconnected legacy systems create manual reconciliation, delayed month-end close, and duplicate data entry across all three sites.</w:t>
-      </w:r>
-      <w:r>
-        <w:rPr>
-          <w:sz w:val="25"/>
-        </w:rPr>
-        <w:t xml:space="preserve">”</w:t>
-      </w:r>
-    </w:p>
-    <w:p>
-      <w:pPr>
-        <w:numPr>
-          <w:ilvl w:val="0"/>
-          <w:numId w:val="1015"/>
-        </w:numPr>
-        <w:pStyle w:val="Compact"/>
-      </w:pPr>
-      <w:r>
-        <w:rPr>
-          <w:sz w:val="25"/>
-        </w:rPr>
-        <w:t xml:space="preserve">Save. The Organization card now shows the Main Project (with its archetype badge and linked CM Project count) and the CM Project (with its current Lewin phase badge, starting at Unfreeze) side by side.</w:t>
-      </w:r>
-    </w:p>
-    <w:p>
-      <w:pPr>
-        <w:numPr>
-          <w:ilvl w:val="0"/>
-          <w:numId w:val="1015"/>
-        </w:numPr>
-        <w:pStyle w:val="Compact"/>
-      </w:pPr>
-      <w:r>
-        <w:rPr>
-          <w:sz w:val="25"/>
-        </w:rPr>
-        <w:t xml:space="preserve">Return to Step 3 and finish creating or re-scoping the four project-level user accounts (Driss El Amrani, Houda Zerouali, the Sponsor, Reda Loukili, and Ghita Bennis) against this now-existing Project.</w:t>
-      </w:r>
-    </w:p>
-    <w:p>
-      <w:pPr>
-        <w:pStyle w:val="FirstParagraph"/>
-      </w:pPr>
-    </w:p>
-    <w:bookmarkEnd w:id="33"/>
-    <w:bookmarkStart w:id="34" w:name="tenant-setup-checklist"/>
-    <w:p>
-      <w:pPr>
-        <w:pStyle w:val="Heading3"/>
-      </w:pPr>
-      <w:r>
-        <w:rPr>
-          <w:b/>
-          <w:color w:val="3F827B"/>
-          <w:sz w:val="29"/>
-        </w:rPr>
-        <w:t xml:space="preserve">1.9 Tenant Setup Checklist</w:t>
-      </w:r>
-    </w:p>
-    <w:p>
-      <w:pPr>
-        <w:numPr>
-          <w:ilvl w:val="0"/>
-          <w:numId w:val="1018"/>
-        </w:numPr>
-        <w:pStyle w:val="Compact"/>
-      </w:pPr>
-      <w:r>
-        <w:rPr>
-          <w:sz w:val="25"/>
-        </w:rPr>
-        <w:t xml:space="preserve">☐ License record set (company name, plan, user cap, feature flags) — Module 2, License &amp; Plan</w:t>
-      </w:r>
-    </w:p>
-    <w:p>
-      <w:pPr>
-        <w:numPr>
-          <w:ilvl w:val="0"/>
-          <w:numId w:val="1018"/>
-        </w:numPr>
-        <w:pStyle w:val="Compact"/>
-      </w:pPr>
-      <w:r>
-        <w:rPr>
-          <w:sz w:val="25"/>
-        </w:rPr>
-        <w:t xml:space="preserve">☐ Group created — Module 1</w:t>
-      </w:r>
-    </w:p>
-    <w:p>
-      <w:pPr>
-        <w:numPr>
-          <w:ilvl w:val="0"/>
-          <w:numId w:val="1018"/>
-        </w:numPr>
-        <w:pStyle w:val="Compact"/>
-      </w:pPr>
-      <w:r>
-        <w:rPr>
-          <w:sz w:val="25"/>
-        </w:rPr>
-        <w:t xml:space="preserve">☐ Organization created (sector, employees, sites, languages, default language) — Module 1</w:t>
-      </w:r>
-    </w:p>
-    <w:p>
-      <w:pPr>
-        <w:numPr>
-          <w:ilvl w:val="0"/>
-          <w:numId w:val="1018"/>
-        </w:numPr>
-        <w:pStyle w:val="Compact"/>
-      </w:pPr>
-      <w:r>
-        <w:rPr>
-          <w:sz w:val="25"/>
-        </w:rPr>
-        <w:t xml:space="preserve">☐ Initial user accounts created with correct role, scope type, and scope — Module 2, Users &amp; Scope</w:t>
-      </w:r>
-    </w:p>
-    <w:p>
-      <w:pPr>
-        <w:numPr>
-          <w:ilvl w:val="0"/>
-          <w:numId w:val="1018"/>
-        </w:numPr>
-        <w:pStyle w:val="Compact"/>
-      </w:pPr>
-      <w:r>
-        <w:rPr>
-          <w:sz w:val="25"/>
-        </w:rPr>
-        <w:t xml:space="preserve">☐ Permission Matrix reviewed and adjusted from defaults where needed — Module 2, Permission Matrix</w:t>
-      </w:r>
-    </w:p>
-    <w:p>
-      <w:pPr>
-        <w:numPr>
-          <w:ilvl w:val="0"/>
-          <w:numId w:val="1018"/>
-        </w:numPr>
-        <w:pStyle w:val="Compact"/>
-      </w:pPr>
-      <w:r>
-        <w:rPr>
-          <w:sz w:val="25"/>
-        </w:rPr>
-        <w:t xml:space="preserve">☐ Governance setting (justification requirement) confirmed — Module 2, Governance Settings</w:t>
-      </w:r>
-    </w:p>
-    <w:p>
-      <w:pPr>
-        <w:numPr>
-          <w:ilvl w:val="0"/>
-          <w:numId w:val="1018"/>
-        </w:numPr>
-        <w:pStyle w:val="Compact"/>
-      </w:pPr>
-      <w:r>
-        <w:rPr>
-          <w:sz w:val="25"/>
-        </w:rPr>
-        <w:t xml:space="preserve">☐ First Main Project created — Module 1</w:t>
-      </w:r>
-    </w:p>
-    <w:p>
-      <w:pPr>
-        <w:numPr>
-          <w:ilvl w:val="0"/>
-          <w:numId w:val="1018"/>
-        </w:numPr>
-        <w:pStyle w:val="Compact"/>
-      </w:pPr>
-      <w:r>
-        <w:rPr>
-          <w:sz w:val="25"/>
-        </w:rPr>
-        <w:t xml:space="preserve">☐ First Change Management Project created and linked — Module 1</w:t>
-      </w:r>
-    </w:p>
-    <w:p>
-      <w:pPr>
-        <w:numPr>
-          <w:ilvl w:val="0"/>
-          <w:numId w:val="1018"/>
+          <w:numId w:val="1013"/>
         </w:numPr>
         <w:pStyle w:val="Compact"/>
       </w:pPr>
@@ -5175,9 +4530,9 @@
         <w:pStyle w:val="FirstParagraph"/>
       </w:pPr>
     </w:p>
+    <w:bookmarkEnd w:id="33"/>
     <w:bookmarkEnd w:id="34"/>
-    <w:bookmarkEnd w:id="35"/>
-    <w:bookmarkStart w:id="57" w:name="X1ef495e36e00a58d295aead0b526675697e4efb"/>
+    <w:bookmarkStart w:id="56" w:name="X1ef495e36e00a58d295aead0b526675697e4efb"/>
     <w:p>
       <w:pPr>
         <w:pStyle w:val="Heading2"/>
@@ -5207,7 +4562,7 @@
         <w:pStyle w:val="BodyText"/>
       </w:pPr>
     </w:p>
-    <w:bookmarkStart w:id="36" w:name="X152ac3ce195f9af9660a6a9a3e4ef1a0f494685"/>
+    <w:bookmarkStart w:id="35" w:name="X152ac3ce195f9af9660a6a9a3e4ef1a0f494685"/>
     <w:p>
       <w:pPr>
         <w:pStyle w:val="Heading3"/>
@@ -5645,8 +5000,8 @@
         <w:pStyle w:val="BodyText"/>
       </w:pPr>
     </w:p>
-    <w:bookmarkEnd w:id="36"/>
-    <w:bookmarkStart w:id="37" w:name="X57dcd32c802a4d293332a57bdfbdf1d57608ff2"/>
+    <w:bookmarkEnd w:id="35"/>
+    <w:bookmarkStart w:id="36" w:name="X57dcd32c802a4d293332a57bdfbdf1d57608ff2"/>
     <w:p>
       <w:pPr>
         <w:pStyle w:val="Heading3"/>
@@ -12929,8 +12284,8 @@
         <w:pStyle w:val="FirstParagraph"/>
       </w:pPr>
     </w:p>
-    <w:bookmarkEnd w:id="37"/>
-    <w:bookmarkStart w:id="46" w:name="b.3-phase-by-phase-playbook-normal-flow"/>
+    <w:bookmarkEnd w:id="36"/>
+    <w:bookmarkStart w:id="45" w:name="b.3-phase-by-phase-playbook-normal-flow"/>
     <w:p>
       <w:pPr>
         <w:pStyle w:val="Heading3"/>
@@ -12960,7 +12315,7 @@
         <w:pStyle w:val="BodyText"/>
       </w:pPr>
     </w:p>
-    <w:bookmarkStart w:id="38" w:name="phase-1-discovery-w18"/>
+    <w:bookmarkStart w:id="37" w:name="phase-1-discovery-w18"/>
     <w:p>
       <w:pPr>
         <w:pStyle w:val="Heading4"/>
@@ -14435,8 +13790,8 @@
         <w:pStyle w:val="BodyText"/>
       </w:pPr>
     </w:p>
-    <w:bookmarkEnd w:id="38"/>
-    <w:bookmarkStart w:id="39" w:name="phase-2-design-w614"/>
+    <w:bookmarkEnd w:id="37"/>
+    <w:bookmarkStart w:id="38" w:name="phase-2-design-w614"/>
     <w:p>
       <w:pPr>
         <w:pStyle w:val="Heading4"/>
@@ -16340,8 +15695,8 @@
         <w:pStyle w:val="BodyText"/>
       </w:pPr>
     </w:p>
-    <w:bookmarkEnd w:id="39"/>
-    <w:bookmarkStart w:id="40" w:name="phase-3-build-w1230"/>
+    <w:bookmarkEnd w:id="38"/>
+    <w:bookmarkStart w:id="39" w:name="phase-3-build-w1230"/>
     <w:p>
       <w:pPr>
         <w:pStyle w:val="Heading4"/>
@@ -18995,8 +18350,8 @@
         <w:pStyle w:val="BodyText"/>
       </w:pPr>
     </w:p>
-    <w:bookmarkEnd w:id="40"/>
-    <w:bookmarkStart w:id="41" w:name="phase-4-test-w2838"/>
+    <w:bookmarkEnd w:id="39"/>
+    <w:bookmarkStart w:id="40" w:name="phase-4-test-w2838"/>
     <w:p>
       <w:pPr>
         <w:pStyle w:val="Heading4"/>
@@ -20720,8 +20075,8 @@
         <w:pStyle w:val="BodyText"/>
       </w:pPr>
     </w:p>
-    <w:bookmarkEnd w:id="41"/>
-    <w:bookmarkStart w:id="42" w:name="phase-5-train-w3042"/>
+    <w:bookmarkEnd w:id="40"/>
+    <w:bookmarkStart w:id="41" w:name="phase-5-train-w3042"/>
     <w:p>
       <w:pPr>
         <w:pStyle w:val="Heading4"/>
@@ -22607,8 +21962,8 @@
         <w:pStyle w:val="BodyText"/>
       </w:pPr>
     </w:p>
-    <w:bookmarkEnd w:id="42"/>
-    <w:bookmarkStart w:id="43" w:name="phase-6-deploy-w43"/>
+    <w:bookmarkEnd w:id="41"/>
+    <w:bookmarkStart w:id="42" w:name="phase-6-deploy-w43"/>
     <w:p>
       <w:pPr>
         <w:pStyle w:val="Heading4"/>
@@ -23660,8 +23015,8 @@
         <w:pStyle w:val="BodyText"/>
       </w:pPr>
     </w:p>
-    <w:bookmarkEnd w:id="43"/>
-    <w:bookmarkStart w:id="44" w:name="phase-7-hypercare-w4350"/>
+    <w:bookmarkEnd w:id="42"/>
+    <w:bookmarkStart w:id="43" w:name="phase-7-hypercare-w4350"/>
     <w:p>
       <w:pPr>
         <w:pStyle w:val="Heading4"/>
@@ -24851,8 +24206,8 @@
         <w:pStyle w:val="BodyText"/>
       </w:pPr>
     </w:p>
-    <w:bookmarkEnd w:id="44"/>
-    <w:bookmarkStart w:id="45" w:name="phase-8-sustain-w4864"/>
+    <w:bookmarkEnd w:id="43"/>
+    <w:bookmarkStart w:id="44" w:name="phase-8-sustain-w4864"/>
     <w:p>
       <w:pPr>
         <w:pStyle w:val="Heading4"/>
@@ -27077,9 +26432,9 @@
         <w:pStyle w:val="BodyText"/>
       </w:pPr>
     </w:p>
+    <w:bookmarkEnd w:id="44"/>
     <w:bookmarkEnd w:id="45"/>
-    <w:bookmarkEnd w:id="46"/>
-    <w:bookmarkStart w:id="53" w:name="b.4-six-exception-scenarios-in-detail"/>
+    <w:bookmarkStart w:id="52" w:name="b.4-six-exception-scenarios-in-detail"/>
     <w:p>
       <w:pPr>
         <w:pStyle w:val="Heading3"/>
@@ -27109,7 +26464,7 @@
         <w:pStyle w:val="BodyText"/>
       </w:pPr>
     </w:p>
-    <w:bookmarkStart w:id="47" w:name="Xa1621b4e219ab24d722269cde7fd891fa2411a5"/>
+    <w:bookmarkStart w:id="46" w:name="Xa1621b4e219ab24d722269cde7fd891fa2411a5"/>
     <w:p>
       <w:pPr>
         <w:pStyle w:val="Heading4"/>
@@ -27171,6 +26526,1802 @@
           <w:sz w:val="25"/>
         </w:rPr>
         <w:t xml:space="preserve">Inserted as a 2–4 week parallel track within Build (around W20–24); Train’s Task 1 (role-based delivery) does not open for the Settat cohort while their Desire score remains escalated — Test’s Task 2 UAT recruitment (Part 1B.3) is affected in turn if Settat’s representative isn’t ready to participate meaningfully.</w:t>
+      </w:r>
+    </w:p>
+    <w:p>
+      <w:pPr>
+        <w:pStyle w:val="BodyText"/>
+      </w:pPr>
+      <w:r>
+        <w:rPr>
+          <w:bCs/>
+          <w:b/>
+          <w:sz w:val="25"/>
+        </w:rPr>
+        <w:t xml:space="preserve">Recovery Tasks:</w:t>
+      </w:r>
+    </w:p>
+    <w:p>
+      <w:pPr>
+        <w:numPr>
+          <w:ilvl w:val="0"/>
+          <w:numId w:val="1014"/>
+        </w:numPr>
+        <w:pStyle w:val="Compact"/>
+      </w:pPr>
+      <w:r>
+        <w:rPr>
+          <w:bCs/>
+          <w:b/>
+          <w:sz w:val="25"/>
+        </w:rPr>
+        <w:t xml:space="preserve">Cluster barrier-reason notes by root cause.</w:t>
+      </w:r>
+      <w:r>
+        <w:rPr>
+          <w:sz w:val="25"/>
+        </w:rPr>
+        <w:t xml:space="preserve"> </w:t>
+      </w:r>
+      <w:r>
+        <w:rPr>
+          <w:sz w:val="25"/>
+        </w:rPr>
+        <w:t xml:space="preserve">Houda Zerouali reviews Settat’s logged barrier notes and finds the two recurring themes: workflow visibility and position security, not the system itself.</w:t>
+      </w:r>
+      <w:r>
+        <w:rPr>
+          <w:sz w:val="25"/>
+        </w:rPr>
+        <w:t xml:space="preserve"> </w:t>
+      </w:r>
+      <w:r>
+        <w:rPr>
+          <w:iCs/>
+          <w:i/>
+          <w:sz w:val="25"/>
+        </w:rPr>
+        <w:t xml:space="preserve">journi: M5 (ADKAR Engine).</w:t>
+      </w:r>
+      <w:r>
+        <w:rPr>
+          <w:sz w:val="25"/>
+        </w:rPr>
+        <w:t xml:space="preserve"> </w:t>
+      </w:r>
+      <w:r>
+        <w:rPr>
+          <w:sz w:val="25"/>
+        </w:rPr>
+        <w:t xml:space="preserve">Technique: root-cause clustering — goal: separate the real driver from the noise before designing any response.</w:t>
+      </w:r>
+    </w:p>
+    <w:p>
+      <w:pPr>
+        <w:numPr>
+          <w:ilvl w:val="0"/>
+          <w:numId w:val="1014"/>
+        </w:numPr>
+        <w:pStyle w:val="Compact"/>
+      </w:pPr>
+      <w:r>
+        <w:rPr>
+          <w:bCs/>
+          <w:b/>
+          <w:sz w:val="25"/>
+        </w:rPr>
+        <w:t xml:space="preserve">Run targeted listening sessions.</w:t>
+      </w:r>
+      <w:r>
+        <w:rPr>
+          <w:sz w:val="25"/>
+        </w:rPr>
+        <w:t xml:space="preserve"> </w:t>
+      </w:r>
+      <w:r>
+        <w:rPr>
+          <w:sz w:val="25"/>
+        </w:rPr>
+        <w:t xml:space="preserve">Small-group sessions with the Settat plant-floor cohort validate which of the two themes is actually driving the stall — in this case, position security, not workflow visibility. Technique: targeted listening session — goal: confirm the clustering with the cohort directly, not assume it.</w:t>
+      </w:r>
+    </w:p>
+    <w:p>
+      <w:pPr>
+        <w:numPr>
+          <w:ilvl w:val="0"/>
+          <w:numId w:val="1014"/>
+        </w:numPr>
+        <w:pStyle w:val="Compact"/>
+      </w:pPr>
+      <w:r>
+        <w:rPr>
+          <w:bCs/>
+          <w:b/>
+          <w:sz w:val="25"/>
+        </w:rPr>
+        <w:t xml:space="preserve">Design a specific, credible response.</w:t>
+      </w:r>
+      <w:r>
+        <w:rPr>
+          <w:sz w:val="25"/>
+        </w:rPr>
+        <w:t xml:space="preserve"> </w:t>
+      </w:r>
+      <w:r>
+        <w:rPr>
+          <w:sz w:val="25"/>
+        </w:rPr>
+        <w:t xml:space="preserve">Driss El Amrani and the CFO agree a concrete, verifiable commitment on staffing levels post-go-live — not a vague reassurance. Technique: credible-response design — goal: a commitment specific and checkable enough that the cohort can hold the Sponsor to it.</w:t>
+      </w:r>
+    </w:p>
+    <w:p>
+      <w:pPr>
+        <w:numPr>
+          <w:ilvl w:val="0"/>
+          <w:numId w:val="1014"/>
+        </w:numPr>
+        <w:pStyle w:val="Compact"/>
+      </w:pPr>
+      <w:r>
+        <w:rPr>
+          <w:bCs/>
+          <w:b/>
+          <w:sz w:val="25"/>
+        </w:rPr>
+        <w:t xml:space="preserve">Have the Sponsor deliver the response personally.</w:t>
+      </w:r>
+      <w:r>
+        <w:rPr>
+          <w:sz w:val="25"/>
+        </w:rPr>
+        <w:t xml:space="preserve"> </w:t>
+      </w:r>
+      <w:r>
+        <w:rPr>
+          <w:sz w:val="25"/>
+        </w:rPr>
+        <w:t xml:space="preserve">The CFO delivers the commitment directly to the Settat cohort, in person, rather than through a written communication alone — consistent with the CM Charter Sponsor standard (M19 (CM Charters)). Technique: sponsor-delivered response — goal: the weight of a personal, visible commitment, not a memo.</w:t>
+      </w:r>
+    </w:p>
+    <w:p>
+      <w:pPr>
+        <w:numPr>
+          <w:ilvl w:val="0"/>
+          <w:numId w:val="1014"/>
+        </w:numPr>
+        <w:pStyle w:val="Compact"/>
+      </w:pPr>
+      <w:r>
+        <w:rPr>
+          <w:bCs/>
+          <w:b/>
+          <w:sz w:val="25"/>
+        </w:rPr>
+        <w:t xml:space="preserve">Re-score Desire and Kübler-Ross sentiment 2–4 weeks later.</w:t>
+      </w:r>
+      <w:r>
+        <w:rPr>
+          <w:sz w:val="25"/>
+        </w:rPr>
+        <w:t xml:space="preserve"> </w:t>
+      </w:r>
+      <w:r>
+        <w:rPr>
+          <w:sz w:val="25"/>
+        </w:rPr>
+        <w:t xml:space="preserve">Both scores are re-read on M5 (ADKAR Engine)/M6 (Emotional &amp; Transition Layer) to confirm the intervention actually worked, not just that it happened.</w:t>
+      </w:r>
+      <w:r>
+        <w:rPr>
+          <w:sz w:val="25"/>
+        </w:rPr>
+        <w:t xml:space="preserve"> </w:t>
+      </w:r>
+      <w:r>
+        <w:rPr>
+          <w:iCs/>
+          <w:i/>
+          <w:sz w:val="25"/>
+        </w:rPr>
+        <w:t xml:space="preserve">journi: M5 (ADKAR Engine)–M6 (Emotional &amp; Transition Layer).</w:t>
+      </w:r>
+      <w:r>
+        <w:rPr>
+          <w:sz w:val="25"/>
+        </w:rPr>
+        <w:t xml:space="preserve"> </w:t>
+      </w:r>
+      <w:r>
+        <w:rPr>
+          <w:sz w:val="25"/>
+        </w:rPr>
+        <w:t xml:space="preserve">Technique: post-intervention re-scoring — goal: verify the fix worked, not just that it was attempted.</w:t>
+      </w:r>
+    </w:p>
+    <w:p>
+      <w:pPr>
+        <w:pStyle w:val="FirstParagraph"/>
+      </w:pPr>
+      <w:r>
+        <w:rPr>
+          <w:bCs/>
+          <w:b/>
+          <w:sz w:val="25"/>
+        </w:rPr>
+        <w:t xml:space="preserve">Outputs:</w:t>
+      </w:r>
+      <w:r>
+        <w:rPr>
+          <w:sz w:val="25"/>
+        </w:rPr>
+        <w:t xml:space="preserve"> </w:t>
+      </w:r>
+      <w:r>
+        <w:rPr>
+          <w:sz w:val="25"/>
+        </w:rPr>
+        <w:t xml:space="preserve">root-cause clustering of the Desire stall; a specific, sponsor-delivered response; updated Desire and Kübler-Ross scores; Settat cleared to enter Train’s Task 1 on schedule.</w:t>
+      </w:r>
+    </w:p>
+    <w:p>
+      <w:pPr>
+        <w:pStyle w:val="BodyText"/>
+      </w:pPr>
+      <w:r>
+        <w:rPr>
+          <w:bCs/>
+          <w:b/>
+          <w:sz w:val="25"/>
+        </w:rPr>
+        <w:t xml:space="preserve">RACSI for this exception.</w:t>
+      </w:r>
+      <w:r>
+        <w:rPr>
+          <w:sz w:val="25"/>
+        </w:rPr>
+        <w:t xml:space="preserve"> </w:t>
+      </w:r>
+      <w:r>
+        <w:rPr>
+          <w:sz w:val="25"/>
+        </w:rPr>
+        <w:t xml:space="preserve">R = CM · A = CM · C = ES, SUP · S = PM · I = FPO, EU</w:t>
+      </w:r>
+    </w:p>
+    <w:p>
+      <w:pPr>
+        <w:pStyle w:val="BodyText"/>
+      </w:pPr>
+    </w:p>
+    <w:bookmarkEnd w:id="46"/>
+    <w:bookmarkStart w:id="47" w:name="X15fcfc96c3e84f5dd18edf732f9ecdd378149ad"/>
+    <w:p>
+      <w:pPr>
+        <w:pStyle w:val="Heading4"/>
+      </w:pPr>
+      <w:r>
+        <w:rPr>
+          <w:b/>
+          <w:color w:val="5A8F89"/>
+          <w:sz w:val="26"/>
+        </w:rPr>
+        <w:t xml:space="preserve">E2 — Divergence Pattern at UAT (Related to Phases 4–5 — Test, Train)</w:t>
+      </w:r>
+    </w:p>
+    <w:p>
+      <w:pPr>
+        <w:pStyle w:val="FirstParagraph"/>
+      </w:pPr>
+      <w:r>
+        <w:rPr>
+          <w:bCs/>
+          <w:b/>
+          <w:sz w:val="25"/>
+        </w:rPr>
+        <w:t xml:space="preserve">Trigger:</w:t>
+      </w:r>
+      <w:r>
+        <w:rPr>
+          <w:sz w:val="25"/>
+        </w:rPr>
+        <w:t xml:space="preserve"> </w:t>
+      </w:r>
+      <w:r>
+        <w:rPr>
+          <w:sz w:val="25"/>
+        </w:rPr>
+        <w:t xml:space="preserve">ALT-001 (Divergence Pattern Detected) fires — a UAT participant or cohort logs Knowledge ≥ 4 and Ability ≥ 4 on M5 (ADKAR Engine) while Bridges still reads exactly</w:t>
+      </w:r>
+      <w:r>
+        <w:rPr>
+          <w:sz w:val="25"/>
+        </w:rPr>
+        <w:t xml:space="preserve"> </w:t>
+      </w:r>
+      <w:r>
+        <w:rPr>
+          <w:sz w:val="25"/>
+        </w:rPr>
+        <w:t xml:space="preserve">“</w:t>
+      </w:r>
+      <w:r>
+        <w:rPr>
+          <w:sz w:val="25"/>
+        </w:rPr>
+        <w:t xml:space="preserve">Ending</w:t>
+      </w:r>
+      <w:r>
+        <w:rPr>
+          <w:sz w:val="25"/>
+        </w:rPr>
+        <w:t xml:space="preserve">”</w:t>
+      </w:r>
+      <w:r>
+        <w:rPr>
+          <w:sz w:val="25"/>
+        </w:rPr>
+        <w:t xml:space="preserve"> </w:t>
+      </w:r>
+      <w:r>
+        <w:rPr>
+          <w:sz w:val="25"/>
+        </w:rPr>
+        <w:t xml:space="preserve">on M6 (Emotional &amp; Transition Layer). In Bouregreg’s timeline, this is most likely to first appear among Casablanca finance staff, who move through Knowledge/Ability quickly given their proximity to the program team but whose day-to-day work is the most disrupted by the new process.</w:t>
+      </w:r>
+    </w:p>
+    <w:p>
+      <w:pPr>
+        <w:pStyle w:val="BodyText"/>
+      </w:pPr>
+      <w:r>
+        <w:rPr>
+          <w:bCs/>
+          <w:b/>
+          <w:sz w:val="25"/>
+        </w:rPr>
+        <w:t xml:space="preserve">Timeline impact:</w:t>
+      </w:r>
+      <w:r>
+        <w:rPr>
+          <w:sz w:val="25"/>
+        </w:rPr>
+        <w:t xml:space="preserve"> </w:t>
+      </w:r>
+      <w:r>
+        <w:rPr>
+          <w:sz w:val="25"/>
+        </w:rPr>
+        <w:t xml:space="preserve">A targeted, individual-level intervention runs alongside Train; the flagged individual does not count toward Train’s Task 3 cohort-readiness call until Bridges moves off Ending.</w:t>
+      </w:r>
+    </w:p>
+    <w:p>
+      <w:pPr>
+        <w:pStyle w:val="BodyText"/>
+      </w:pPr>
+      <w:r>
+        <w:rPr>
+          <w:bCs/>
+          <w:b/>
+          <w:sz w:val="25"/>
+        </w:rPr>
+        <w:t xml:space="preserve">Recovery Tasks:</w:t>
+      </w:r>
+    </w:p>
+    <w:p>
+      <w:pPr>
+        <w:numPr>
+          <w:ilvl w:val="0"/>
+          <w:numId w:val="1015"/>
+        </w:numPr>
+        <w:pStyle w:val="Compact"/>
+      </w:pPr>
+      <w:r>
+        <w:rPr>
+          <w:bCs/>
+          <w:b/>
+          <w:sz w:val="25"/>
+        </w:rPr>
+        <w:t xml:space="preserve">Review the alert and confirm it against supervisor observation.</w:t>
+      </w:r>
+      <w:r>
+        <w:rPr>
+          <w:sz w:val="25"/>
+        </w:rPr>
+        <w:t xml:space="preserve"> </w:t>
+      </w:r>
+      <w:r>
+        <w:rPr>
+          <w:sz w:val="25"/>
+        </w:rPr>
+        <w:t xml:space="preserve">Driss El Amrani checks whether the flagged individual’s supervisor has independently noticed anything — confirming this isn’t a false positive from a single bad Bridges reading.</w:t>
+      </w:r>
+      <w:r>
+        <w:rPr>
+          <w:sz w:val="25"/>
+        </w:rPr>
+        <w:t xml:space="preserve"> </w:t>
+      </w:r>
+      <w:r>
+        <w:rPr>
+          <w:iCs/>
+          <w:i/>
+          <w:sz w:val="25"/>
+        </w:rPr>
+        <w:t xml:space="preserve">journi: M6 (Emotional &amp; Transition Layer).</w:t>
+      </w:r>
+      <w:r>
+        <w:rPr>
+          <w:sz w:val="25"/>
+        </w:rPr>
+        <w:t xml:space="preserve"> </w:t>
+      </w:r>
+      <w:r>
+        <w:rPr>
+          <w:sz w:val="25"/>
+        </w:rPr>
+        <w:t xml:space="preserve">Technique: cross-source confirmation — goal: rule out a false positive before spending a 1:1 on it.</w:t>
+      </w:r>
+    </w:p>
+    <w:p>
+      <w:pPr>
+        <w:numPr>
+          <w:ilvl w:val="0"/>
+          <w:numId w:val="1015"/>
+        </w:numPr>
+        <w:pStyle w:val="Compact"/>
+      </w:pPr>
+      <w:r>
+        <w:rPr>
+          <w:bCs/>
+          <w:b/>
+          <w:sz w:val="25"/>
+        </w:rPr>
+        <w:t xml:space="preserve">Hold a 1:1 focused on what is being let go of, not on skills.</w:t>
+      </w:r>
+      <w:r>
+        <w:rPr>
+          <w:sz w:val="25"/>
+        </w:rPr>
+        <w:t xml:space="preserve"> </w:t>
+      </w:r>
+      <w:r>
+        <w:rPr>
+          <w:sz w:val="25"/>
+        </w:rPr>
+        <w:t xml:space="preserve">The conversation deliberately does not revisit training content — the person already scored Knowledge ≥ 4 and Ability ≥ 4; the gap is emotional, not technical. Technique: loss-focused 1:1 — goal: address the actual gap, not the one that’s easier to talk about.</w:t>
+      </w:r>
+    </w:p>
+    <w:p>
+      <w:pPr>
+        <w:numPr>
+          <w:ilvl w:val="0"/>
+          <w:numId w:val="1015"/>
+        </w:numPr>
+        <w:pStyle w:val="Compact"/>
+      </w:pPr>
+      <w:r>
+        <w:rPr>
+          <w:bCs/>
+          <w:b/>
+          <w:sz w:val="25"/>
+        </w:rPr>
+        <w:t xml:space="preserve">Distinguish a genuine loss concern from simple reluctance.</w:t>
+      </w:r>
+      <w:r>
+        <w:rPr>
+          <w:sz w:val="25"/>
+        </w:rPr>
+        <w:t xml:space="preserve"> </w:t>
+      </w:r>
+      <w:r>
+        <w:rPr>
+          <w:sz w:val="25"/>
+        </w:rPr>
+        <w:t xml:space="preserve">The 1:1 surfaces whether this is a real identity/loss concern (for example, a role that existed under the legacy system and doesn’t exist in the new one) or ordinary change reluctance. Technique: genuine-loss diagnosis — goal: don’t over-treat ordinary reluctance as a structural loss, or under-treat a real one.</w:t>
+      </w:r>
+    </w:p>
+    <w:p>
+      <w:pPr>
+        <w:numPr>
+          <w:ilvl w:val="0"/>
+          <w:numId w:val="1015"/>
+        </w:numPr>
+        <w:pStyle w:val="Compact"/>
+      </w:pPr>
+      <w:r>
+        <w:rPr>
+          <w:bCs/>
+          <w:b/>
+          <w:sz w:val="25"/>
+        </w:rPr>
+        <w:t xml:space="preserve">Provide an explicit closure moment if a genuine loss is identified.</w:t>
+      </w:r>
+      <w:r>
+        <w:rPr>
+          <w:sz w:val="25"/>
+        </w:rPr>
+        <w:t xml:space="preserve"> </w:t>
+      </w:r>
+      <w:r>
+        <w:rPr>
+          <w:sz w:val="25"/>
+        </w:rPr>
+        <w:t xml:space="preserve">If real, the loss is acknowledged explicitly and directly — not talked around. Technique: explicit closure moment — goal: name the loss plainly, since an unacknowledged one lingers longer than an acknowledged one.</w:t>
+      </w:r>
+    </w:p>
+    <w:p>
+      <w:pPr>
+        <w:numPr>
+          <w:ilvl w:val="0"/>
+          <w:numId w:val="1015"/>
+        </w:numPr>
+        <w:pStyle w:val="Compact"/>
+      </w:pPr>
+      <w:r>
+        <w:rPr>
+          <w:bCs/>
+          <w:b/>
+          <w:sz w:val="25"/>
+        </w:rPr>
+        <w:t xml:space="preserve">Re-check the Bridges reading only, at the next scheduled pulse.</w:t>
+      </w:r>
+      <w:r>
+        <w:rPr>
+          <w:sz w:val="25"/>
+        </w:rPr>
+        <w:t xml:space="preserve"> </w:t>
+      </w:r>
+      <w:r>
+        <w:rPr>
+          <w:sz w:val="25"/>
+        </w:rPr>
+        <w:t xml:space="preserve">Only Bridges is re-scored; Knowledge and Ability are already confirmed and do not need re-testing.</w:t>
+      </w:r>
+      <w:r>
+        <w:rPr>
+          <w:sz w:val="25"/>
+        </w:rPr>
+        <w:t xml:space="preserve"> </w:t>
+      </w:r>
+      <w:r>
+        <w:rPr>
+          <w:iCs/>
+          <w:i/>
+          <w:sz w:val="25"/>
+        </w:rPr>
+        <w:t xml:space="preserve">journi: M6 (Emotional &amp; Transition Layer).</w:t>
+      </w:r>
+      <w:r>
+        <w:rPr>
+          <w:sz w:val="25"/>
+        </w:rPr>
+        <w:t xml:space="preserve"> </w:t>
+      </w:r>
+      <w:r>
+        <w:rPr>
+          <w:sz w:val="25"/>
+        </w:rPr>
+        <w:t xml:space="preserve">Technique: scoped re-check — goal: confirm movement on the one dimension that was actually in question.</w:t>
+      </w:r>
+    </w:p>
+    <w:p>
+      <w:pPr>
+        <w:pStyle w:val="FirstParagraph"/>
+      </w:pPr>
+      <w:r>
+        <w:rPr>
+          <w:bCs/>
+          <w:b/>
+          <w:sz w:val="25"/>
+        </w:rPr>
+        <w:t xml:space="preserve">Outputs:</w:t>
+      </w:r>
+      <w:r>
+        <w:rPr>
+          <w:sz w:val="25"/>
+        </w:rPr>
+        <w:t xml:space="preserve"> </w:t>
+      </w:r>
+      <w:r>
+        <w:rPr>
+          <w:sz w:val="25"/>
+        </w:rPr>
+        <w:t xml:space="preserve">confirmed or dismissed divergence case; documented loss concern if genuine; updated Bridges reading; the individual cleared for Train’s cohort-readiness call once resolved.</w:t>
+      </w:r>
+    </w:p>
+    <w:p>
+      <w:pPr>
+        <w:pStyle w:val="BodyText"/>
+      </w:pPr>
+      <w:r>
+        <w:rPr>
+          <w:bCs/>
+          <w:b/>
+          <w:sz w:val="25"/>
+        </w:rPr>
+        <w:t xml:space="preserve">RACSI for this exception.</w:t>
+      </w:r>
+      <w:r>
+        <w:rPr>
+          <w:sz w:val="25"/>
+        </w:rPr>
+        <w:t xml:space="preserve"> </w:t>
+      </w:r>
+      <w:r>
+        <w:rPr>
+          <w:sz w:val="25"/>
+        </w:rPr>
+        <w:t xml:space="preserve">R = CM · A = CM · C = SUP · S = FPO · I = ES, EU</w:t>
+      </w:r>
+    </w:p>
+    <w:p>
+      <w:pPr>
+        <w:pStyle w:val="BodyText"/>
+      </w:pPr>
+    </w:p>
+    <w:bookmarkEnd w:id="47"/>
+    <w:bookmarkStart w:id="48" w:name="X590d2c31bf013a50316d20d550c70ba2b016e68"/>
+    <w:p>
+      <w:pPr>
+        <w:pStyle w:val="Heading4"/>
+      </w:pPr>
+      <w:r>
+        <w:rPr>
+          <w:b/>
+          <w:color w:val="5A8F89"/>
+          <w:sz w:val="26"/>
+        </w:rPr>
+        <w:t xml:space="preserve">E3 — Two-Clock Problem at Deploy (Related to Phase 6 — Deploy)</w:t>
+      </w:r>
+    </w:p>
+    <w:p>
+      <w:pPr>
+        <w:pStyle w:val="FirstParagraph"/>
+      </w:pPr>
+      <w:r>
+        <w:rPr>
+          <w:bCs/>
+          <w:b/>
+          <w:sz w:val="25"/>
+        </w:rPr>
+        <w:t xml:space="preserve">Trigger:</w:t>
+      </w:r>
+      <w:r>
+        <w:rPr>
+          <w:sz w:val="25"/>
+        </w:rPr>
+        <w:t xml:space="preserve"> </w:t>
+      </w:r>
+      <w:r>
+        <w:rPr>
+          <w:sz w:val="25"/>
+        </w:rPr>
+        <w:t xml:space="preserve">Lewin is technically eligible to be called</w:t>
+      </w:r>
+      <w:r>
+        <w:rPr>
+          <w:sz w:val="25"/>
+        </w:rPr>
+        <w:t xml:space="preserve"> </w:t>
+      </w:r>
+      <w:r>
+        <w:rPr>
+          <w:sz w:val="25"/>
+        </w:rPr>
+        <w:t xml:space="preserve">“</w:t>
+      </w:r>
+      <w:r>
+        <w:rPr>
+          <w:sz w:val="25"/>
+        </w:rPr>
+        <w:t xml:space="preserve">Change → Refreeze</w:t>
+      </w:r>
+      <w:r>
+        <w:rPr>
+          <w:sz w:val="25"/>
+        </w:rPr>
+        <w:t xml:space="preserve">”</w:t>
+      </w:r>
+      <w:r>
+        <w:rPr>
+          <w:sz w:val="25"/>
+        </w:rPr>
+        <w:t xml:space="preserve"> </w:t>
+      </w:r>
+      <w:r>
+        <w:rPr>
+          <w:sz w:val="25"/>
+        </w:rPr>
+        <w:t xml:space="preserve">on the Deploy week’s calendar date, while Bridges and Kübler-Ross across most cohorts still read Neutral Zone / Resistance-Anger or lower — the organizational clock (a single go-live date) and the emotional clock (which does not move on a fixed schedule) diverging exactly as 1B.3’s Phase 6 anticipates.</w:t>
+      </w:r>
+    </w:p>
+    <w:p>
+      <w:pPr>
+        <w:pStyle w:val="BodyText"/>
+      </w:pPr>
+      <w:r>
+        <w:rPr>
+          <w:bCs/>
+          <w:b/>
+          <w:sz w:val="25"/>
+        </w:rPr>
+        <w:t xml:space="preserve">Timeline impact:</w:t>
+      </w:r>
+      <w:r>
+        <w:rPr>
+          <w:sz w:val="25"/>
+        </w:rPr>
+        <w:t xml:space="preserve"> </w:t>
+      </w:r>
+      <w:r>
+        <w:rPr>
+          <w:sz w:val="25"/>
+        </w:rPr>
+        <w:t xml:space="preserve">Does not delay go-live itself; extends the hypercare and reinforcement budget and staffing window by the observed lag — commonly 2–6 weeks past the original Hypercare end date.</w:t>
+      </w:r>
+    </w:p>
+    <w:p>
+      <w:pPr>
+        <w:pStyle w:val="BodyText"/>
+      </w:pPr>
+      <w:r>
+        <w:rPr>
+          <w:bCs/>
+          <w:b/>
+          <w:sz w:val="25"/>
+        </w:rPr>
+        <w:t xml:space="preserve">Recovery Tasks:</w:t>
+      </w:r>
+    </w:p>
+    <w:p>
+      <w:pPr>
+        <w:numPr>
+          <w:ilvl w:val="0"/>
+          <w:numId w:val="1016"/>
+        </w:numPr>
+        <w:pStyle w:val="Compact"/>
+      </w:pPr>
+      <w:r>
+        <w:rPr>
+          <w:bCs/>
+          <w:b/>
+          <w:sz w:val="25"/>
+        </w:rPr>
+        <w:t xml:space="preserve">Separate the technical go-live milestone from the Lewin phase call.</w:t>
+      </w:r>
+      <w:r>
+        <w:rPr>
+          <w:sz w:val="25"/>
+        </w:rPr>
+        <w:t xml:space="preserve"> </w:t>
+      </w:r>
+      <w:r>
+        <w:rPr>
+          <w:sz w:val="25"/>
+        </w:rPr>
+        <w:t xml:space="preserve">Driss El Amrani and the ITL team agree explicitly: a clean technical cutover is not, by itself, evidence for Refreeze.</w:t>
+      </w:r>
+      <w:r>
+        <w:rPr>
+          <w:sz w:val="25"/>
+        </w:rPr>
+        <w:t xml:space="preserve"> </w:t>
+      </w:r>
+      <w:r>
+        <w:rPr>
+          <w:iCs/>
+          <w:i/>
+          <w:sz w:val="25"/>
+        </w:rPr>
+        <w:t xml:space="preserve">journi: M3 (Initiative Registry).</w:t>
+      </w:r>
+      <w:r>
+        <w:rPr>
+          <w:sz w:val="25"/>
+        </w:rPr>
+        <w:t xml:space="preserve"> </w:t>
+      </w:r>
+      <w:r>
+        <w:rPr>
+          <w:sz w:val="25"/>
+        </w:rPr>
+        <w:t xml:space="preserve">Technique: milestone/phase-call separation — goal: prevent a technical success from being mistaken for an emotional one.</w:t>
+      </w:r>
+    </w:p>
+    <w:p>
+      <w:pPr>
+        <w:numPr>
+          <w:ilvl w:val="0"/>
+          <w:numId w:val="1016"/>
+        </w:numPr>
+        <w:pStyle w:val="Compact"/>
+      </w:pPr>
+      <w:r>
+        <w:rPr>
+          <w:bCs/>
+          <w:b/>
+          <w:sz w:val="25"/>
+        </w:rPr>
+        <w:t xml:space="preserve">Mark Lewin as</w:t>
+      </w:r>
+      <w:r>
+        <w:rPr>
+          <w:bCs/>
+          <w:b/>
+          <w:sz w:val="25"/>
+        </w:rPr>
+        <w:t xml:space="preserve"> </w:t>
+      </w:r>
+      <w:r>
+        <w:rPr>
+          <w:bCs/>
+          <w:b/>
+          <w:sz w:val="25"/>
+        </w:rPr>
+        <w:t xml:space="preserve">“</w:t>
+      </w:r>
+      <w:r>
+        <w:rPr>
+          <w:bCs/>
+          <w:b/>
+          <w:sz w:val="25"/>
+        </w:rPr>
+        <w:t xml:space="preserve">provisional Refreeze</w:t>
+      </w:r>
+      <w:r>
+        <w:rPr>
+          <w:bCs/>
+          <w:b/>
+          <w:sz w:val="25"/>
+        </w:rPr>
+        <w:t xml:space="preserve">”</w:t>
+      </w:r>
+      <w:r>
+        <w:rPr>
+          <w:bCs/>
+          <w:b/>
+          <w:sz w:val="25"/>
+        </w:rPr>
+        <w:t xml:space="preserve"> </w:t>
+      </w:r>
+      <w:r>
+        <w:rPr>
+          <w:bCs/>
+          <w:b/>
+          <w:sz w:val="25"/>
+        </w:rPr>
+        <w:t xml:space="preserve">pending emotional-layer evidence.</w:t>
+      </w:r>
+      <w:r>
+        <w:rPr>
+          <w:sz w:val="25"/>
+        </w:rPr>
+        <w:t xml:space="preserve"> </w:t>
+      </w:r>
+      <w:r>
+        <w:rPr>
+          <w:sz w:val="25"/>
+        </w:rPr>
+        <w:t xml:space="preserve">Exactly the Phase 6 Task 4 language — logged as provisional, with a justification stating what evidence is still pending.</w:t>
+      </w:r>
+      <w:r>
+        <w:rPr>
+          <w:sz w:val="25"/>
+        </w:rPr>
+        <w:t xml:space="preserve"> </w:t>
+      </w:r>
+      <w:r>
+        <w:rPr>
+          <w:iCs/>
+          <w:i/>
+          <w:sz w:val="25"/>
+        </w:rPr>
+        <w:t xml:space="preserve">journi: M3 (Initiative Registry).</w:t>
+      </w:r>
+      <w:r>
+        <w:rPr>
+          <w:sz w:val="25"/>
+        </w:rPr>
+        <w:t xml:space="preserve"> </w:t>
+      </w:r>
+      <w:r>
+        <w:rPr>
+          <w:sz w:val="25"/>
+        </w:rPr>
+        <w:t xml:space="preserve">Technique: provisional-state logging — goal: an honest, auditable holding position rather than a premature confirmed one.</w:t>
+      </w:r>
+    </w:p>
+    <w:p>
+      <w:pPr>
+        <w:numPr>
+          <w:ilvl w:val="0"/>
+          <w:numId w:val="1016"/>
+        </w:numPr>
+        <w:pStyle w:val="Compact"/>
+      </w:pPr>
+      <w:r>
+        <w:rPr>
+          <w:bCs/>
+          <w:b/>
+          <w:sz w:val="25"/>
+        </w:rPr>
+        <w:t xml:space="preserve">Keep Reinforcement and hypercare fully active.</w:t>
+      </w:r>
+      <w:r>
+        <w:rPr>
+          <w:sz w:val="25"/>
+        </w:rPr>
+        <w:t xml:space="preserve"> </w:t>
+      </w:r>
+      <w:r>
+        <w:rPr>
+          <w:sz w:val="25"/>
+        </w:rPr>
+        <w:t xml:space="preserve">The hypercare support model (Phase 7 Task 1) is not tapered down just because the Lewin call is provisional rather than confirmed. Technique: sustained support funding — goal: don’t let a budget conversation force the Lewin call before the evidence is ready.</w:t>
+      </w:r>
+    </w:p>
+    <w:p>
+      <w:pPr>
+        <w:numPr>
+          <w:ilvl w:val="0"/>
+          <w:numId w:val="1016"/>
+        </w:numPr>
+        <w:pStyle w:val="Compact"/>
+      </w:pPr>
+      <w:r>
+        <w:rPr>
+          <w:bCs/>
+          <w:b/>
+          <w:sz w:val="25"/>
+        </w:rPr>
+        <w:t xml:space="preserve">Re-pulse Bridges/Kübler-Ross at 2 and 4 weeks.</w:t>
+      </w:r>
+      <w:r>
+        <w:rPr>
+          <w:sz w:val="25"/>
+        </w:rPr>
+        <w:t xml:space="preserve"> </w:t>
+      </w:r>
+      <w:r>
+        <w:rPr>
+          <w:sz w:val="25"/>
+        </w:rPr>
+        <w:t xml:space="preserve">Exactly Phase 7’s Task 3, run with this exception’s resolution specifically in mind.</w:t>
+      </w:r>
+      <w:r>
+        <w:rPr>
+          <w:sz w:val="25"/>
+        </w:rPr>
+        <w:t xml:space="preserve"> </w:t>
+      </w:r>
+      <w:r>
+        <w:rPr>
+          <w:iCs/>
+          <w:i/>
+          <w:sz w:val="25"/>
+        </w:rPr>
+        <w:t xml:space="preserve">journi: M6 (Emotional &amp; Transition Layer).</w:t>
+      </w:r>
+      <w:r>
+        <w:rPr>
+          <w:sz w:val="25"/>
+        </w:rPr>
+        <w:t xml:space="preserve"> </w:t>
+      </w:r>
+      <w:r>
+        <w:rPr>
+          <w:sz w:val="25"/>
+        </w:rPr>
+        <w:t xml:space="preserve">Technique: exception-scoped re-pulse — goal: the same technique as the normal flow, run with this specific open question in mind.</w:t>
+      </w:r>
+    </w:p>
+    <w:p>
+      <w:pPr>
+        <w:numPr>
+          <w:ilvl w:val="0"/>
+          <w:numId w:val="1016"/>
+        </w:numPr>
+        <w:pStyle w:val="Compact"/>
+      </w:pPr>
+      <w:r>
+        <w:rPr>
+          <w:bCs/>
+          <w:b/>
+          <w:sz w:val="25"/>
+        </w:rPr>
+        <w:t xml:space="preserve">Confirm or walk back the Refreeze call once evidence supports it.</w:t>
+      </w:r>
+      <w:r>
+        <w:rPr>
+          <w:sz w:val="25"/>
+        </w:rPr>
+        <w:t xml:space="preserve"> </w:t>
+      </w:r>
+      <w:r>
+        <w:rPr>
+          <w:sz w:val="25"/>
+        </w:rPr>
+        <w:t xml:space="preserve">If the re-pulse shows genuine movement, Refreeze is confirmed; if not, hypercare extends further and the cycle repeats.</w:t>
+      </w:r>
+      <w:r>
+        <w:rPr>
+          <w:sz w:val="25"/>
+        </w:rPr>
+        <w:t xml:space="preserve"> </w:t>
+      </w:r>
+      <w:r>
+        <w:rPr>
+          <w:iCs/>
+          <w:i/>
+          <w:sz w:val="25"/>
+        </w:rPr>
+        <w:t xml:space="preserve">journi: M3 (Initiative Registry).</w:t>
+      </w:r>
+      <w:r>
+        <w:rPr>
+          <w:sz w:val="25"/>
+        </w:rPr>
+        <w:t xml:space="preserve"> </w:t>
+      </w:r>
+      <w:r>
+        <w:rPr>
+          <w:sz w:val="25"/>
+        </w:rPr>
+        <w:t xml:space="preserve">Technique: evidence-gated confirmation — goal: no fixed number of cycles guaranteed; the evidence decides when this closes.</w:t>
+      </w:r>
+    </w:p>
+    <w:p>
+      <w:pPr>
+        <w:pStyle w:val="FirstParagraph"/>
+      </w:pPr>
+      <w:r>
+        <w:rPr>
+          <w:bCs/>
+          <w:b/>
+          <w:sz w:val="25"/>
+        </w:rPr>
+        <w:t xml:space="preserve">Outputs:</w:t>
+      </w:r>
+      <w:r>
+        <w:rPr>
+          <w:sz w:val="25"/>
+        </w:rPr>
+        <w:t xml:space="preserve"> </w:t>
+      </w:r>
+      <w:r>
+        <w:rPr>
+          <w:sz w:val="25"/>
+        </w:rPr>
+        <w:t xml:space="preserve">an explicit provisional Lewin phase call rather than a premature confirmed one; sustained hypercare funding through the lag; a confirmed or corrected Lewin phase once the re-pulse lands.</w:t>
+      </w:r>
+    </w:p>
+    <w:p>
+      <w:pPr>
+        <w:pStyle w:val="BodyText"/>
+      </w:pPr>
+      <w:r>
+        <w:rPr>
+          <w:bCs/>
+          <w:b/>
+          <w:sz w:val="25"/>
+        </w:rPr>
+        <w:t xml:space="preserve">RACSI for this exception.</w:t>
+      </w:r>
+      <w:r>
+        <w:rPr>
+          <w:sz w:val="25"/>
+        </w:rPr>
+        <w:t xml:space="preserve"> </w:t>
+      </w:r>
+      <w:r>
+        <w:rPr>
+          <w:sz w:val="25"/>
+        </w:rPr>
+        <w:t xml:space="preserve">R = CM, ITL · A = ES · C = PM · S = SUP · I = EU</w:t>
+      </w:r>
+    </w:p>
+    <w:p>
+      <w:pPr>
+        <w:pStyle w:val="BodyText"/>
+      </w:pPr>
+    </w:p>
+    <w:bookmarkEnd w:id="48"/>
+    <w:bookmarkStart w:id="49" w:name="X04c6a77e19d61970c25498d16c22f81f68b0f5a"/>
+    <w:p>
+      <w:pPr>
+        <w:pStyle w:val="Heading4"/>
+      </w:pPr>
+      <w:r>
+        <w:rPr>
+          <w:b/>
+          <w:color w:val="5A8F89"/>
+          <w:sz w:val="26"/>
+        </w:rPr>
+        <w:t xml:space="preserve">E4 — Sentiment Regression During Hypercare (Related to Phase 7 — Hypercare)</w:t>
+      </w:r>
+    </w:p>
+    <w:p>
+      <w:pPr>
+        <w:pStyle w:val="FirstParagraph"/>
+      </w:pPr>
+      <w:r>
+        <w:rPr>
+          <w:bCs/>
+          <w:b/>
+          <w:sz w:val="25"/>
+        </w:rPr>
+        <w:t xml:space="preserve">Trigger:</w:t>
+      </w:r>
+      <w:r>
+        <w:rPr>
+          <w:sz w:val="25"/>
+        </w:rPr>
+        <w:t xml:space="preserve"> </w:t>
+      </w:r>
+      <w:r>
+        <w:rPr>
+          <w:sz w:val="25"/>
+        </w:rPr>
+        <w:t xml:space="preserve">A cohort’s Kübler-Ross reading moves backward on M6 (Emotional &amp; Transition Layer) — typically from Exploration back to Resistance/Anger — following a specific triggering event: in Bouregreg’s case, a defect in the Kenitra plant’s inventory-matching logic that caused a visible, embarrassing stock-count error in front of a cohort that had just started to trust the new system.</w:t>
+      </w:r>
+    </w:p>
+    <w:p>
+      <w:pPr>
+        <w:pStyle w:val="BodyText"/>
+      </w:pPr>
+      <w:r>
+        <w:rPr>
+          <w:bCs/>
+          <w:b/>
+          <w:sz w:val="25"/>
+        </w:rPr>
+        <w:t xml:space="preserve">Timeline impact:</w:t>
+      </w:r>
+      <w:r>
+        <w:rPr>
+          <w:sz w:val="25"/>
+        </w:rPr>
+        <w:t xml:space="preserve"> </w:t>
+      </w:r>
+      <w:r>
+        <w:rPr>
+          <w:sz w:val="25"/>
+        </w:rPr>
+        <w:t xml:space="preserve">A short, contained recovery cycle of days to roughly two weeks; escalated to Steering Committee only if the pattern recurs across multiple cohorts rather than staying isolated to the one affected.</w:t>
+      </w:r>
+    </w:p>
+    <w:p>
+      <w:pPr>
+        <w:pStyle w:val="BodyText"/>
+      </w:pPr>
+      <w:r>
+        <w:rPr>
+          <w:bCs/>
+          <w:b/>
+          <w:sz w:val="25"/>
+        </w:rPr>
+        <w:t xml:space="preserve">Recovery Tasks:</w:t>
+      </w:r>
+    </w:p>
+    <w:p>
+      <w:pPr>
+        <w:numPr>
+          <w:ilvl w:val="0"/>
+          <w:numId w:val="1017"/>
+        </w:numPr>
+        <w:pStyle w:val="Compact"/>
+      </w:pPr>
+      <w:r>
+        <w:rPr>
+          <w:bCs/>
+          <w:b/>
+          <w:sz w:val="25"/>
+        </w:rPr>
+        <w:t xml:space="preserve">Confirm the regression is tied to a specific incident.</w:t>
+      </w:r>
+      <w:r>
+        <w:rPr>
+          <w:sz w:val="25"/>
+        </w:rPr>
+        <w:t xml:space="preserve"> </w:t>
+      </w:r>
+      <w:r>
+        <w:rPr>
+          <w:sz w:val="25"/>
+        </w:rPr>
+        <w:t xml:space="preserve">Houda Zerouali checks whether this is a one-off reaction to the Kenitra defect or a broader readiness failure — in this case, clearly the former. Technique: incident-scope confirmation — goal: don’t escalate a contained incident into a program-wide panic.</w:t>
+      </w:r>
+    </w:p>
+    <w:p>
+      <w:pPr>
+        <w:numPr>
+          <w:ilvl w:val="0"/>
+          <w:numId w:val="1017"/>
+        </w:numPr>
+        <w:pStyle w:val="Compact"/>
+      </w:pPr>
+      <w:r>
+        <w:rPr>
+          <w:bCs/>
+          <w:b/>
+          <w:sz w:val="25"/>
+        </w:rPr>
+        <w:t xml:space="preserve">Resolve or clearly communicate the status of the triggering defect.</w:t>
+      </w:r>
+      <w:r>
+        <w:rPr>
+          <w:sz w:val="25"/>
+        </w:rPr>
+        <w:t xml:space="preserve"> </w:t>
+      </w:r>
+      <w:r>
+        <w:rPr>
+          <w:sz w:val="25"/>
+        </w:rPr>
+        <w:t xml:space="preserve">ITL fixes the inventory-matching defect and Driss El Amrani communicates the fix explicitly to the affected cohort, closing the loop rather than letting it fade unaddressed. Technique: closed-loop defect communication — goal: the cohort hears the fix was made, not left to assume nothing happened.</w:t>
+      </w:r>
+    </w:p>
+    <w:p>
+      <w:pPr>
+        <w:numPr>
+          <w:ilvl w:val="0"/>
+          <w:numId w:val="1017"/>
+        </w:numPr>
+        <w:pStyle w:val="Compact"/>
+      </w:pPr>
+      <w:r>
+        <w:rPr>
+          <w:bCs/>
+          <w:b/>
+          <w:sz w:val="25"/>
+        </w:rPr>
+        <w:t xml:space="preserve">Have the supervisor directly acknowledge the setback.</w:t>
+      </w:r>
+      <w:r>
+        <w:rPr>
+          <w:sz w:val="25"/>
+        </w:rPr>
+        <w:t xml:space="preserve"> </w:t>
+      </w:r>
+      <w:r>
+        <w:rPr>
+          <w:sz w:val="25"/>
+        </w:rPr>
+        <w:t xml:space="preserve">The Kenitra plant supervisor acknowledges the incident with the affected team directly, rather than letting the program office’s fix announcement stand in for a floor-level conversation. Technique: supervisor-level acknowledgment — goal: a floor-level conversation carries more weight than a program-office announcement alone.</w:t>
+      </w:r>
+    </w:p>
+    <w:p>
+      <w:pPr>
+        <w:numPr>
+          <w:ilvl w:val="0"/>
+          <w:numId w:val="1017"/>
+        </w:numPr>
+        <w:pStyle w:val="Compact"/>
+      </w:pPr>
+      <w:r>
+        <w:rPr>
+          <w:bCs/>
+          <w:b/>
+          <w:sz w:val="25"/>
+        </w:rPr>
+        <w:t xml:space="preserve">Provide targeted, in-context coaching on the specific process step affected.</w:t>
+      </w:r>
+      <w:r>
+        <w:rPr>
+          <w:sz w:val="25"/>
+        </w:rPr>
+        <w:t xml:space="preserve"> </w:t>
+      </w:r>
+      <w:r>
+        <w:rPr>
+          <w:sz w:val="25"/>
+        </w:rPr>
+        <w:t xml:space="preserve">Coaching is scoped narrowly to the exact inventory-matching step that failed, not a general refresher. Technique: in-context, scoped coaching — goal: rebuild confidence on the specific step, not a diluted general refresher.</w:t>
+      </w:r>
+    </w:p>
+    <w:p>
+      <w:pPr>
+        <w:numPr>
+          <w:ilvl w:val="0"/>
+          <w:numId w:val="1017"/>
+        </w:numPr>
+        <w:pStyle w:val="Compact"/>
+      </w:pPr>
+      <w:r>
+        <w:rPr>
+          <w:bCs/>
+          <w:b/>
+          <w:sz w:val="25"/>
+        </w:rPr>
+        <w:t xml:space="preserve">Re-pulse the affected cohort only, at 1–2 weeks.</w:t>
+      </w:r>
+      <w:r>
+        <w:rPr>
+          <w:sz w:val="25"/>
+        </w:rPr>
+        <w:t xml:space="preserve"> </w:t>
+      </w:r>
+      <w:r>
+        <w:rPr>
+          <w:sz w:val="25"/>
+        </w:rPr>
+        <w:t xml:space="preserve">Only the Kenitra cohort is re-scored — this is a localized regression, not a program-wide one.</w:t>
+      </w:r>
+      <w:r>
+        <w:rPr>
+          <w:sz w:val="25"/>
+        </w:rPr>
+        <w:t xml:space="preserve"> </w:t>
+      </w:r>
+      <w:r>
+        <w:rPr>
+          <w:iCs/>
+          <w:i/>
+          <w:sz w:val="25"/>
+        </w:rPr>
+        <w:t xml:space="preserve">journi: M6 (Emotional &amp; Transition Layer).</w:t>
+      </w:r>
+      <w:r>
+        <w:rPr>
+          <w:sz w:val="25"/>
+        </w:rPr>
+        <w:t xml:space="preserve"> </w:t>
+      </w:r>
+      <w:r>
+        <w:rPr>
+          <w:sz w:val="25"/>
+        </w:rPr>
+        <w:t xml:space="preserve">Technique: localized re-pulse — goal: confirm recovery where the regression actually happened.</w:t>
+      </w:r>
+    </w:p>
+    <w:p>
+      <w:pPr>
+        <w:pStyle w:val="FirstParagraph"/>
+      </w:pPr>
+      <w:r>
+        <w:rPr>
+          <w:bCs/>
+          <w:b/>
+          <w:sz w:val="25"/>
+        </w:rPr>
+        <w:t xml:space="preserve">Outputs:</w:t>
+      </w:r>
+      <w:r>
+        <w:rPr>
+          <w:sz w:val="25"/>
+        </w:rPr>
+        <w:t xml:space="preserve"> </w:t>
+      </w:r>
+      <w:r>
+        <w:rPr>
+          <w:sz w:val="25"/>
+        </w:rPr>
+        <w:t xml:space="preserve">the triggering defect resolved and communicated; the regression event and response documented; confirmed recovery, or continued monitoring if the re-pulse doesn’t yet show it.</w:t>
+      </w:r>
+    </w:p>
+    <w:p>
+      <w:pPr>
+        <w:pStyle w:val="BodyText"/>
+      </w:pPr>
+      <w:r>
+        <w:rPr>
+          <w:bCs/>
+          <w:b/>
+          <w:sz w:val="25"/>
+        </w:rPr>
+        <w:t xml:space="preserve">RACSI for this exception.</w:t>
+      </w:r>
+      <w:r>
+        <w:rPr>
+          <w:sz w:val="25"/>
+        </w:rPr>
+        <w:t xml:space="preserve"> </w:t>
+      </w:r>
+      <w:r>
+        <w:rPr>
+          <w:sz w:val="25"/>
+        </w:rPr>
+        <w:t xml:space="preserve">R = SUP, ITL · A = CM · C = PM · S = FPO · I = ES, EU</w:t>
+      </w:r>
+    </w:p>
+    <w:p>
+      <w:pPr>
+        <w:pStyle w:val="BodyText"/>
+      </w:pPr>
+    </w:p>
+    <w:bookmarkEnd w:id="49"/>
+    <w:bookmarkStart w:id="50" w:name="Xed5de9397d51627aede754f65620ee52ce3b9ae"/>
+    <w:p>
+      <w:pPr>
+        <w:pStyle w:val="Heading4"/>
+      </w:pPr>
+      <w:r>
+        <w:rPr>
+          <w:b/>
+          <w:color w:val="5A8F89"/>
+          <w:sz w:val="26"/>
+        </w:rPr>
+        <w:t xml:space="preserve">E5 — Reinforcement Gap at Sustain (Related to Phase 8 — Sustain)</w:t>
+      </w:r>
+    </w:p>
+    <w:p>
+      <w:pPr>
+        <w:pStyle w:val="FirstParagraph"/>
+      </w:pPr>
+      <w:r>
+        <w:rPr>
+          <w:bCs/>
+          <w:b/>
+          <w:sz w:val="25"/>
+        </w:rPr>
+        <w:t xml:space="preserve">Trigger:</w:t>
+      </w:r>
+      <w:r>
+        <w:rPr>
+          <w:sz w:val="25"/>
+        </w:rPr>
+        <w:t xml:space="preserve"> </w:t>
+      </w:r>
+      <w:r>
+        <w:rPr>
+          <w:sz w:val="25"/>
+        </w:rPr>
+        <w:t xml:space="preserve">The ADKAR Reinforcement score stalls below 3 on M5 (ADKAR Engine) as the program’s formal end date approaches, with no forcing deadline prompting continued attention — the exact risk Phase 8’s discipline (Refreeze called from evidence, never the calendar) exists to prevent.</w:t>
+      </w:r>
+    </w:p>
+    <w:p>
+      <w:pPr>
+        <w:pStyle w:val="BodyText"/>
+      </w:pPr>
+      <w:r>
+        <w:rPr>
+          <w:bCs/>
+          <w:b/>
+          <w:sz w:val="25"/>
+        </w:rPr>
+        <w:t xml:space="preserve">Timeline impact:</w:t>
+      </w:r>
+      <w:r>
+        <w:rPr>
+          <w:sz w:val="25"/>
+        </w:rPr>
+        <w:t xml:space="preserve"> </w:t>
+      </w:r>
+      <w:r>
+        <w:rPr>
+          <w:sz w:val="25"/>
+        </w:rPr>
+        <w:t xml:space="preserve">Extends the formal project-closure date by however long it takes to accumulate 2–3 consecutive healthy checkpoints on M12 (Sustainment) — commonly 4–8 weeks past the original W60 close.</w:t>
+      </w:r>
+    </w:p>
+    <w:p>
+      <w:pPr>
+        <w:pStyle w:val="BodyText"/>
+      </w:pPr>
+      <w:r>
+        <w:rPr>
+          <w:bCs/>
+          <w:b/>
+          <w:sz w:val="25"/>
+        </w:rPr>
+        <w:t xml:space="preserve">Recovery Tasks:</w:t>
+      </w:r>
+    </w:p>
+    <w:p>
+      <w:pPr>
+        <w:numPr>
+          <w:ilvl w:val="0"/>
+          <w:numId w:val="1018"/>
+        </w:numPr>
+        <w:pStyle w:val="Compact"/>
+      </w:pPr>
+      <w:r>
+        <w:rPr>
+          <w:bCs/>
+          <w:b/>
+          <w:sz w:val="25"/>
+        </w:rPr>
+        <w:t xml:space="preserve">Flag the Reinforcement stall explicitly.</w:t>
+      </w:r>
+      <w:r>
+        <w:rPr>
+          <w:sz w:val="25"/>
+        </w:rPr>
+        <w:t xml:space="preserve"> </w:t>
+      </w:r>
+      <w:r>
+        <w:rPr>
+          <w:sz w:val="25"/>
+        </w:rPr>
+        <w:t xml:space="preserve">Driss El Amrani flags the stall on M5 (ADKAR Engine) rather than letting Sustain’s Task 4 (call Refreeze; close the project) proceed on schedule regardless.</w:t>
+      </w:r>
+      <w:r>
+        <w:rPr>
+          <w:sz w:val="25"/>
+        </w:rPr>
+        <w:t xml:space="preserve"> </w:t>
+      </w:r>
+      <w:r>
+        <w:rPr>
+          <w:iCs/>
+          <w:i/>
+          <w:sz w:val="25"/>
+        </w:rPr>
+        <w:t xml:space="preserve">journi: M5 (ADKAR Engine).</w:t>
+      </w:r>
+      <w:r>
+        <w:rPr>
+          <w:sz w:val="25"/>
+        </w:rPr>
+        <w:t xml:space="preserve"> </w:t>
+      </w:r>
+      <w:r>
+        <w:rPr>
+          <w:sz w:val="25"/>
+        </w:rPr>
+        <w:t xml:space="preserve">Technique: explicit stall flagging — goal: interrupt a default-to-close momentum with a documented, deliberate flag.</w:t>
+      </w:r>
+    </w:p>
+    <w:p>
+      <w:pPr>
+        <w:numPr>
+          <w:ilvl w:val="0"/>
+          <w:numId w:val="1018"/>
+        </w:numPr>
+        <w:pStyle w:val="Compact"/>
+      </w:pPr>
+      <w:r>
+        <w:rPr>
+          <w:bCs/>
+          <w:b/>
+          <w:sz w:val="25"/>
+        </w:rPr>
+        <w:t xml:space="preserve">Reconvene the Sponsor to re-authorize a checkpoint cadence.</w:t>
+      </w:r>
+      <w:r>
+        <w:rPr>
+          <w:sz w:val="25"/>
+        </w:rPr>
+        <w:t xml:space="preserve"> </w:t>
+      </w:r>
+      <w:r>
+        <w:rPr>
+          <w:sz w:val="25"/>
+        </w:rPr>
+        <w:t xml:space="preserve">The CFO re-authorizes a defined checkpoint cadence beyond the originally planned close date. Technique: checkpoint-cadence re-authorization — goal: a Sponsor-backed extension, not an informal one the team grants itself.</w:t>
+      </w:r>
+    </w:p>
+    <w:p>
+      <w:pPr>
+        <w:numPr>
+          <w:ilvl w:val="0"/>
+          <w:numId w:val="1018"/>
+        </w:numPr>
+        <w:pStyle w:val="Compact"/>
+      </w:pPr>
+      <w:r>
+        <w:rPr>
+          <w:bCs/>
+          <w:b/>
+          <w:sz w:val="25"/>
+        </w:rPr>
+        <w:t xml:space="preserve">Re-activate or formally re-charter the champion network.</w:t>
+      </w:r>
+      <w:r>
+        <w:rPr>
+          <w:sz w:val="25"/>
+        </w:rPr>
+        <w:t xml:space="preserve"> </w:t>
+      </w:r>
+      <w:r>
+        <w:rPr>
+          <w:sz w:val="25"/>
+        </w:rPr>
+        <w:t xml:space="preserve">The champion network, which naturally quiets down as a program matures, is re-activated specifically to reinforce the new process on the floor. Technique: champion network re-activation — goal: reinforcement needs the same floor-level presence that adoption did.</w:t>
+      </w:r>
+    </w:p>
+    <w:p>
+      <w:pPr>
+        <w:numPr>
+          <w:ilvl w:val="0"/>
+          <w:numId w:val="1018"/>
+        </w:numPr>
+        <w:pStyle w:val="Compact"/>
+      </w:pPr>
+      <w:r>
+        <w:rPr>
+          <w:bCs/>
+          <w:b/>
+          <w:sz w:val="25"/>
+        </w:rPr>
+        <w:t xml:space="preserve">Embed adoption metrics into the next performance-review cycle.</w:t>
+      </w:r>
+      <w:r>
+        <w:rPr>
+          <w:sz w:val="25"/>
+        </w:rPr>
+        <w:t xml:space="preserve"> </w:t>
+      </w:r>
+      <w:r>
+        <w:rPr>
+          <w:sz w:val="25"/>
+        </w:rPr>
+        <w:t xml:space="preserve">Adoption metrics are explicitly written into HR’s next performance-review cycle, giving Reinforcement a structural home beyond the CM project’s own lifespan. Technique: structural metric embedding — goal: Reinforcement survives the CM project team’s own eventual departure.</w:t>
+      </w:r>
+    </w:p>
+    <w:p>
+      <w:pPr>
+        <w:numPr>
+          <w:ilvl w:val="0"/>
+          <w:numId w:val="1018"/>
+        </w:numPr>
+        <w:pStyle w:val="Compact"/>
+      </w:pPr>
+      <w:r>
+        <w:rPr>
+          <w:bCs/>
+          <w:b/>
+          <w:sz w:val="25"/>
+        </w:rPr>
+        <w:t xml:space="preserve">Delay the formal Refreeze/closure call.</w:t>
+      </w:r>
+      <w:r>
+        <w:rPr>
+          <w:sz w:val="25"/>
+        </w:rPr>
+        <w:t xml:space="preserve"> </w:t>
+      </w:r>
+      <w:r>
+        <w:rPr>
+          <w:sz w:val="25"/>
+        </w:rPr>
+        <w:t xml:space="preserve">Sustain’s Task 4 does not run until checkpoints show target Reinforcement, however long that takes.</w:t>
+      </w:r>
+      <w:r>
+        <w:rPr>
+          <w:sz w:val="25"/>
+        </w:rPr>
+        <w:t xml:space="preserve"> </w:t>
+      </w:r>
+      <w:r>
+        <w:rPr>
+          <w:iCs/>
+          <w:i/>
+          <w:sz w:val="25"/>
+        </w:rPr>
+        <w:t xml:space="preserve">journi: M3 (Initiative Registry).</w:t>
+      </w:r>
+      <w:r>
+        <w:rPr>
+          <w:sz w:val="25"/>
+        </w:rPr>
+        <w:t xml:space="preserve"> </w:t>
+      </w:r>
+      <w:r>
+        <w:rPr>
+          <w:sz w:val="25"/>
+        </w:rPr>
+        <w:t xml:space="preserve">Technique: delayed, evidence-gated closure — goal: closure waits on evidence, not on a project team’s patience running out.</w:t>
+      </w:r>
+    </w:p>
+    <w:p>
+      <w:pPr>
+        <w:pStyle w:val="FirstParagraph"/>
+      </w:pPr>
+      <w:r>
+        <w:rPr>
+          <w:bCs/>
+          <w:b/>
+          <w:sz w:val="25"/>
+        </w:rPr>
+        <w:t xml:space="preserve">Outputs:</w:t>
+      </w:r>
+      <w:r>
+        <w:rPr>
+          <w:sz w:val="25"/>
+        </w:rPr>
+        <w:t xml:space="preserve"> </w:t>
+      </w:r>
+      <w:r>
+        <w:rPr>
+          <w:sz w:val="25"/>
+        </w:rPr>
+        <w:t xml:space="preserve">a documented Reinforcement stall and remediation plan; a re-authorized checkpoint cadence; a re-chartered champion network; a delayed but evidence-based Refreeze call rather than a premature one.</w:t>
+      </w:r>
+    </w:p>
+    <w:p>
+      <w:pPr>
+        <w:pStyle w:val="BodyText"/>
+      </w:pPr>
+      <w:r>
+        <w:rPr>
+          <w:bCs/>
+          <w:b/>
+          <w:sz w:val="25"/>
+        </w:rPr>
+        <w:t xml:space="preserve">RACSI for this exception.</w:t>
+      </w:r>
+      <w:r>
+        <w:rPr>
+          <w:sz w:val="25"/>
+        </w:rPr>
+        <w:t xml:space="preserve"> </w:t>
+      </w:r>
+      <w:r>
+        <w:rPr>
+          <w:sz w:val="25"/>
+        </w:rPr>
+        <w:t xml:space="preserve">R = CM · A = ES · C = SUP, FPO · S = PM · I = EU</w:t>
+      </w:r>
+    </w:p>
+    <w:p>
+      <w:pPr>
+        <w:pStyle w:val="BodyText"/>
+      </w:pPr>
+    </w:p>
+    <w:bookmarkEnd w:id="50"/>
+    <w:bookmarkStart w:id="51" w:name="X4bd804c5741db525acafedda1dd7b906921ab83"/>
+    <w:p>
+      <w:pPr>
+        <w:pStyle w:val="Heading4"/>
+      </w:pPr>
+      <w:r>
+        <w:rPr>
+          <w:b/>
+          <w:color w:val="5A8F89"/>
+          <w:sz w:val="26"/>
+        </w:rPr>
+        <w:t xml:space="preserve">E6 — Cohort Divergence Across Sites (Cross-Cutting, Phases 4–7 — Test through Hypercare)</w:t>
+      </w:r>
+    </w:p>
+    <w:p>
+      <w:pPr>
+        <w:pStyle w:val="FirstParagraph"/>
+      </w:pPr>
+      <w:r>
+        <w:rPr>
+          <w:bCs/>
+          <w:b/>
+          <w:sz w:val="25"/>
+        </w:rPr>
+        <w:t xml:space="preserve">Trigger:</w:t>
+      </w:r>
+      <w:r>
+        <w:rPr>
+          <w:sz w:val="25"/>
+        </w:rPr>
+        <w:t xml:space="preserve"> </w:t>
+      </w:r>
+      <w:r>
+        <w:rPr>
+          <w:sz w:val="25"/>
+        </w:rPr>
+        <w:t xml:space="preserve">Casablanca, Kenitra, and Settat read genuinely differently across all four frameworks by mid-Train — Casablanca ahead on Knowledge/Ability given proximity to the program team, Settat behind following E1’s Desire stall, Kenitra solid until E4’s regression — making the project-level Composite Readiness Index on M14 (Analytics) a misleading blend of three very different real situations.</w:t>
+      </w:r>
+    </w:p>
+    <w:p>
+      <w:pPr>
+        <w:pStyle w:val="BodyText"/>
+      </w:pPr>
+      <w:r>
+        <w:rPr>
+          <w:bCs/>
+          <w:b/>
+          <w:sz w:val="25"/>
+        </w:rPr>
+        <w:t xml:space="preserve">Timeline impact:</w:t>
+      </w:r>
+      <w:r>
+        <w:rPr>
+          <w:sz w:val="25"/>
+        </w:rPr>
+        <w:t xml:space="preserve"> </w:t>
+      </w:r>
+      <w:r>
+        <w:rPr>
+          <w:sz w:val="25"/>
+        </w:rPr>
+        <w:t xml:space="preserve">Runs continuously alongside Test, Train, and Hypercare; enables a cohort-by-cohort go/no-go at Phase 5’s gate instead of a single all-or-nothing call for all 3,400 people at once.</w:t>
       </w:r>
     </w:p>
     <w:p>
@@ -27200,19 +28351,19 @@
           <w:b/>
           <w:sz w:val="25"/>
         </w:rPr>
-        <w:t xml:space="preserve">Cluster barrier-reason notes by root cause.</w:t>
-      </w:r>
-      <w:r>
-        <w:rPr>
-          <w:sz w:val="25"/>
-        </w:rPr>
-        <w:t xml:space="preserve"> </w:t>
-      </w:r>
-      <w:r>
-        <w:rPr>
-          <w:sz w:val="25"/>
-        </w:rPr>
-        <w:t xml:space="preserve">Houda Zerouali reviews Settat’s logged barrier notes and finds the two recurring themes: workflow visibility and position security, not the system itself.</w:t>
+        <w:t xml:space="preserve">Disaggregate the Composite Readiness Index by site.</w:t>
+      </w:r>
+      <w:r>
+        <w:rPr>
+          <w:sz w:val="25"/>
+        </w:rPr>
+        <w:t xml:space="preserve"> </w:t>
+      </w:r>
+      <w:r>
+        <w:rPr>
+          <w:sz w:val="25"/>
+        </w:rPr>
+        <w:t xml:space="preserve">Meryem Sabri pulls the blended M14 (Analytics) number apart into three site-level readings, using the Stakeholder Map’s site tags on M4 (Stakeholder Mapping).</w:t>
       </w:r>
       <w:r>
         <w:rPr>
@@ -27226,19 +28377,19 @@
           <w:i/>
           <w:sz w:val="25"/>
         </w:rPr>
-        <w:t xml:space="preserve">journi: M5 (ADKAR Engine).</w:t>
-      </w:r>
-      <w:r>
-        <w:rPr>
-          <w:sz w:val="25"/>
-        </w:rPr>
-        <w:t xml:space="preserve"> </w:t>
-      </w:r>
-      <w:r>
-        <w:rPr>
-          <w:sz w:val="25"/>
-        </w:rPr>
-        <w:t xml:space="preserve">Technique: root-cause clustering — goal: separate the real driver from the noise before designing any response.</w:t>
+        <w:t xml:space="preserve">journi: M4 (Stakeholder Mapping).</w:t>
+      </w:r>
+      <w:r>
+        <w:rPr>
+          <w:sz w:val="25"/>
+        </w:rPr>
+        <w:t xml:space="preserve"> </w:t>
+      </w:r>
+      <w:r>
+        <w:rPr>
+          <w:sz w:val="25"/>
+        </w:rPr>
+        <w:t xml:space="preserve">Technique: site-level disaggregation — goal: replace one misleading average with three honest readings.</w:t>
       </w:r>
     </w:p>
     <w:p>
@@ -27255,19 +28406,19 @@
           <w:b/>
           <w:sz w:val="25"/>
         </w:rPr>
-        <w:t xml:space="preserve">Run targeted listening sessions.</w:t>
-      </w:r>
-      <w:r>
-        <w:rPr>
-          <w:sz w:val="25"/>
-        </w:rPr>
-        <w:t xml:space="preserve"> </w:t>
-      </w:r>
-      <w:r>
-        <w:rPr>
-          <w:sz w:val="25"/>
-        </w:rPr>
-        <w:t xml:space="preserve">Small-group sessions with the Settat plant-floor cohort validate which of the two themes is actually driving the stall — in this case, position security, not workflow visibility. Technique: targeted listening session — goal: confirm the clustering with the cohort directly, not assume it.</w:t>
+        <w:t xml:space="preserve">Identify which cohorts are driving the spread.</w:t>
+      </w:r>
+      <w:r>
+        <w:rPr>
+          <w:sz w:val="25"/>
+        </w:rPr>
+        <w:t xml:space="preserve"> </w:t>
+      </w:r>
+      <w:r>
+        <w:rPr>
+          <w:sz w:val="25"/>
+        </w:rPr>
+        <w:t xml:space="preserve">Casablanca high, Settat low, Kenitra mid-but-dipping-post-E4 — named explicitly rather than averaged away. Technique: explicit spread identification — goal: name which sites are actually driving the number, not just that it’s spread out.</w:t>
       </w:r>
     </w:p>
     <w:p>
@@ -27284,19 +28435,55 @@
           <w:b/>
           <w:sz w:val="25"/>
         </w:rPr>
-        <w:t xml:space="preserve">Design a specific, credible response.</w:t>
-      </w:r>
-      <w:r>
-        <w:rPr>
-          <w:sz w:val="25"/>
-        </w:rPr>
-        <w:t xml:space="preserve"> </w:t>
-      </w:r>
-      <w:r>
-        <w:rPr>
-          <w:sz w:val="25"/>
-        </w:rPr>
-        <w:t xml:space="preserve">Driss El Amrani and the CFO agree a concrete, verifiable commitment on staffing levels post-go-live — not a vague reassurance. Technique: credible-response design — goal: a commitment specific and checkable enough that the cohort can hold the Sponsor to it.</w:t>
+        <w:t xml:space="preserve">Investigate what Casablanca did differently.</w:t>
+      </w:r>
+      <w:r>
+        <w:rPr>
+          <w:sz w:val="25"/>
+        </w:rPr>
+        <w:t xml:space="preserve"> </w:t>
+      </w:r>
+      <w:r>
+        <w:rPr>
+          <w:sz w:val="25"/>
+        </w:rPr>
+        <w:t xml:space="preserve">Proximity to the program team and an earlier champion briefing are identified as the concrete, transferable factors — not an unexplained</w:t>
+      </w:r>
+      <w:r>
+        <w:rPr>
+          <w:sz w:val="25"/>
+        </w:rPr>
+        <w:t xml:space="preserve"> </w:t>
+      </w:r>
+      <w:r>
+        <w:rPr>
+          <w:sz w:val="25"/>
+        </w:rPr>
+        <w:t xml:space="preserve">“</w:t>
+      </w:r>
+      <w:r>
+        <w:rPr>
+          <w:sz w:val="25"/>
+        </w:rPr>
+        <w:t xml:space="preserve">Casablanca is just more ready.</w:t>
+      </w:r>
+      <w:r>
+        <w:rPr>
+          <w:sz w:val="25"/>
+        </w:rPr>
+        <w:t xml:space="preserve">”</w:t>
+      </w:r>
+      <w:r>
+        <w:rPr>
+          <w:sz w:val="25"/>
+        </w:rPr>
+        <w:t xml:space="preserve"> </w:t>
+      </w:r>
+      <w:r>
+        <w:rPr>
+          <w:sz w:val="25"/>
+        </w:rPr>
+        <w:t xml:space="preserve">Technique: root-cause comparison — goal: a transferable explanation, not an unexplained label.</w:t>
       </w:r>
     </w:p>
     <w:p>
@@ -27313,19 +28500,19 @@
           <w:b/>
           <w:sz w:val="25"/>
         </w:rPr>
-        <w:t xml:space="preserve">Have the Sponsor deliver the response personally.</w:t>
-      </w:r>
-      <w:r>
-        <w:rPr>
-          <w:sz w:val="25"/>
-        </w:rPr>
-        <w:t xml:space="preserve"> </w:t>
-      </w:r>
-      <w:r>
-        <w:rPr>
-          <w:sz w:val="25"/>
-        </w:rPr>
-        <w:t xml:space="preserve">The CFO delivers the commitment directly to the Settat cohort, in person, rather than through a written communication alone — consistent with the CM Charter Sponsor standard (M19 (CM Charters)). Technique: sponsor-delivered response — goal: the weight of a personal, visible commitment, not a memo.</w:t>
+        <w:t xml:space="preserve">Transfer concrete practices to Settat and Kenitra.</w:t>
+      </w:r>
+      <w:r>
+        <w:rPr>
+          <w:sz w:val="25"/>
+        </w:rPr>
+        <w:t xml:space="preserve"> </w:t>
+      </w:r>
+      <w:r>
+        <w:rPr>
+          <w:sz w:val="25"/>
+        </w:rPr>
+        <w:t xml:space="preserve">The earlier champion briefing timing is applied to the next site rollout in the scenario library (Part 4); Settat’s dedicated E1 recovery plan is extended to cover the same visibility gap at Kenitra proactively. Technique: cross-site practice transfer — goal: apply what worked at the strongest site before the weakest site needs its own separate recovery.</w:t>
       </w:r>
     </w:p>
     <w:p>
@@ -27342,45 +28529,19 @@
           <w:b/>
           <w:sz w:val="25"/>
         </w:rPr>
-        <w:t xml:space="preserve">Re-score Desire and Kübler-Ross sentiment 2–4 weeks later.</w:t>
-      </w:r>
-      <w:r>
-        <w:rPr>
-          <w:sz w:val="25"/>
-        </w:rPr>
-        <w:t xml:space="preserve"> </w:t>
-      </w:r>
-      <w:r>
-        <w:rPr>
-          <w:sz w:val="25"/>
-        </w:rPr>
-        <w:t xml:space="preserve">Both scores are re-read on M5 (ADKAR Engine)/M6 (Emotional &amp; Transition Layer) to confirm the intervention actually worked, not just that it happened.</w:t>
-      </w:r>
-      <w:r>
-        <w:rPr>
-          <w:sz w:val="25"/>
-        </w:rPr>
-        <w:t xml:space="preserve"> </w:t>
-      </w:r>
-      <w:r>
-        <w:rPr>
-          <w:iCs/>
-          <w:i/>
-          <w:sz w:val="25"/>
-        </w:rPr>
-        <w:t xml:space="preserve">journi: M5 (ADKAR Engine)–M6 (Emotional &amp; Transition Layer).</w:t>
-      </w:r>
-      <w:r>
-        <w:rPr>
-          <w:sz w:val="25"/>
-        </w:rPr>
-        <w:t xml:space="preserve"> </w:t>
-      </w:r>
-      <w:r>
-        <w:rPr>
-          <w:sz w:val="25"/>
-        </w:rPr>
-        <w:t xml:space="preserve">Technique: post-intervention re-scoring — goal: verify the fix worked, not just that it was attempted.</w:t>
+        <w:t xml:space="preserve">Continue reporting cohort-level readiness alongside the project-level number.</w:t>
+      </w:r>
+      <w:r>
+        <w:rPr>
+          <w:sz w:val="25"/>
+        </w:rPr>
+        <w:t xml:space="preserve"> </w:t>
+      </w:r>
+      <w:r>
+        <w:rPr>
+          <w:sz w:val="25"/>
+        </w:rPr>
+        <w:t xml:space="preserve">Every future Steering Committee readout carries the three-site breakdown, not just the blended figure, through Phase 5’s cohort-by-cohort gate and beyond. Technique: standing disaggregated reporting — goal: the site-level view becomes the default, not a one-time analysis.</w:t>
       </w:r>
     </w:p>
     <w:p>
@@ -27405,7 +28566,7 @@
         <w:rPr>
           <w:sz w:val="25"/>
         </w:rPr>
-        <w:t xml:space="preserve">root-cause clustering of the Desire stall; a specific, sponsor-delivered response; updated Desire and Kübler-Ross scores; Settat cleared to enter Train’s Task 1 on schedule.</w:t>
+        <w:t xml:space="preserve">a disaggregated, site-level readiness report; a root-cause comparison between Casablanca and the other two sites; a revised, cohort-by-cohort go/no-go recommendation at Phase 5’s gate rather than one all-or-nothing call.</w:t>
       </w:r>
     </w:p>
     <w:p>
@@ -27430,7 +28591,7 @@
         <w:rPr>
           <w:sz w:val="25"/>
         </w:rPr>
-        <w:t xml:space="preserve">R = CM · A = CM · C = ES, SUP · S = PM · I = FPO, EU</w:t>
+        <w:t xml:space="preserve">R = CM, FPO · A = CM · C = SUP · S = PM · I = ES, EU</w:t>
       </w:r>
     </w:p>
     <w:p>
@@ -27438,1815 +28599,9 @@
         <w:pStyle w:val="BodyText"/>
       </w:pPr>
     </w:p>
-    <w:bookmarkEnd w:id="47"/>
-    <w:bookmarkStart w:id="48" w:name="X15fcfc96c3e84f5dd18edf732f9ecdd378149ad"/>
-    <w:p>
-      <w:pPr>
-        <w:pStyle w:val="Heading4"/>
-      </w:pPr>
-      <w:r>
-        <w:rPr>
-          <w:b/>
-          <w:color w:val="5A8F89"/>
-          <w:sz w:val="26"/>
-        </w:rPr>
-        <w:t xml:space="preserve">E2 — Divergence Pattern at UAT (Related to Phases 4–5 — Test, Train)</w:t>
-      </w:r>
-    </w:p>
-    <w:p>
-      <w:pPr>
-        <w:pStyle w:val="FirstParagraph"/>
-      </w:pPr>
-      <w:r>
-        <w:rPr>
-          <w:bCs/>
-          <w:b/>
-          <w:sz w:val="25"/>
-        </w:rPr>
-        <w:t xml:space="preserve">Trigger:</w:t>
-      </w:r>
-      <w:r>
-        <w:rPr>
-          <w:sz w:val="25"/>
-        </w:rPr>
-        <w:t xml:space="preserve"> </w:t>
-      </w:r>
-      <w:r>
-        <w:rPr>
-          <w:sz w:val="25"/>
-        </w:rPr>
-        <w:t xml:space="preserve">ALT-001 (Divergence Pattern Detected) fires — a UAT participant or cohort logs Knowledge ≥ 4 and Ability ≥ 4 on M5 (ADKAR Engine) while Bridges still reads exactly</w:t>
-      </w:r>
-      <w:r>
-        <w:rPr>
-          <w:sz w:val="25"/>
-        </w:rPr>
-        <w:t xml:space="preserve"> </w:t>
-      </w:r>
-      <w:r>
-        <w:rPr>
-          <w:sz w:val="25"/>
-        </w:rPr>
-        <w:t xml:space="preserve">“</w:t>
-      </w:r>
-      <w:r>
-        <w:rPr>
-          <w:sz w:val="25"/>
-        </w:rPr>
-        <w:t xml:space="preserve">Ending</w:t>
-      </w:r>
-      <w:r>
-        <w:rPr>
-          <w:sz w:val="25"/>
-        </w:rPr>
-        <w:t xml:space="preserve">”</w:t>
-      </w:r>
-      <w:r>
-        <w:rPr>
-          <w:sz w:val="25"/>
-        </w:rPr>
-        <w:t xml:space="preserve"> </w:t>
-      </w:r>
-      <w:r>
-        <w:rPr>
-          <w:sz w:val="25"/>
-        </w:rPr>
-        <w:t xml:space="preserve">on M6 (Emotional &amp; Transition Layer). In Bouregreg’s timeline, this is most likely to first appear among Casablanca finance staff, who move through Knowledge/Ability quickly given their proximity to the program team but whose day-to-day work is the most disrupted by the new process.</w:t>
-      </w:r>
-    </w:p>
-    <w:p>
-      <w:pPr>
-        <w:pStyle w:val="BodyText"/>
-      </w:pPr>
-      <w:r>
-        <w:rPr>
-          <w:bCs/>
-          <w:b/>
-          <w:sz w:val="25"/>
-        </w:rPr>
-        <w:t xml:space="preserve">Timeline impact:</w:t>
-      </w:r>
-      <w:r>
-        <w:rPr>
-          <w:sz w:val="25"/>
-        </w:rPr>
-        <w:t xml:space="preserve"> </w:t>
-      </w:r>
-      <w:r>
-        <w:rPr>
-          <w:sz w:val="25"/>
-        </w:rPr>
-        <w:t xml:space="preserve">A targeted, individual-level intervention runs alongside Train; the flagged individual does not count toward Train’s Task 3 cohort-readiness call until Bridges moves off Ending.</w:t>
-      </w:r>
-    </w:p>
-    <w:p>
-      <w:pPr>
-        <w:pStyle w:val="BodyText"/>
-      </w:pPr>
-      <w:r>
-        <w:rPr>
-          <w:bCs/>
-          <w:b/>
-          <w:sz w:val="25"/>
-        </w:rPr>
-        <w:t xml:space="preserve">Recovery Tasks:</w:t>
-      </w:r>
-    </w:p>
-    <w:p>
-      <w:pPr>
-        <w:numPr>
-          <w:ilvl w:val="0"/>
-          <w:numId w:val="1020"/>
-        </w:numPr>
-        <w:pStyle w:val="Compact"/>
-      </w:pPr>
-      <w:r>
-        <w:rPr>
-          <w:bCs/>
-          <w:b/>
-          <w:sz w:val="25"/>
-        </w:rPr>
-        <w:t xml:space="preserve">Review the alert and confirm it against supervisor observation.</w:t>
-      </w:r>
-      <w:r>
-        <w:rPr>
-          <w:sz w:val="25"/>
-        </w:rPr>
-        <w:t xml:space="preserve"> </w:t>
-      </w:r>
-      <w:r>
-        <w:rPr>
-          <w:sz w:val="25"/>
-        </w:rPr>
-        <w:t xml:space="preserve">Driss El Amrani checks whether the flagged individual’s supervisor has independently noticed anything — confirming this isn’t a false positive from a single bad Bridges reading.</w:t>
-      </w:r>
-      <w:r>
-        <w:rPr>
-          <w:sz w:val="25"/>
-        </w:rPr>
-        <w:t xml:space="preserve"> </w:t>
-      </w:r>
-      <w:r>
-        <w:rPr>
-          <w:iCs/>
-          <w:i/>
-          <w:sz w:val="25"/>
-        </w:rPr>
-        <w:t xml:space="preserve">journi: M6 (Emotional &amp; Transition Layer).</w:t>
-      </w:r>
-      <w:r>
-        <w:rPr>
-          <w:sz w:val="25"/>
-        </w:rPr>
-        <w:t xml:space="preserve"> </w:t>
-      </w:r>
-      <w:r>
-        <w:rPr>
-          <w:sz w:val="25"/>
-        </w:rPr>
-        <w:t xml:space="preserve">Technique: cross-source confirmation — goal: rule out a false positive before spending a 1:1 on it.</w:t>
-      </w:r>
-    </w:p>
-    <w:p>
-      <w:pPr>
-        <w:numPr>
-          <w:ilvl w:val="0"/>
-          <w:numId w:val="1020"/>
-        </w:numPr>
-        <w:pStyle w:val="Compact"/>
-      </w:pPr>
-      <w:r>
-        <w:rPr>
-          <w:bCs/>
-          <w:b/>
-          <w:sz w:val="25"/>
-        </w:rPr>
-        <w:t xml:space="preserve">Hold a 1:1 focused on what is being let go of, not on skills.</w:t>
-      </w:r>
-      <w:r>
-        <w:rPr>
-          <w:sz w:val="25"/>
-        </w:rPr>
-        <w:t xml:space="preserve"> </w:t>
-      </w:r>
-      <w:r>
-        <w:rPr>
-          <w:sz w:val="25"/>
-        </w:rPr>
-        <w:t xml:space="preserve">The conversation deliberately does not revisit training content — the person already scored Knowledge ≥ 4 and Ability ≥ 4; the gap is emotional, not technical. Technique: loss-focused 1:1 — goal: address the actual gap, not the one that’s easier to talk about.</w:t>
-      </w:r>
-    </w:p>
-    <w:p>
-      <w:pPr>
-        <w:numPr>
-          <w:ilvl w:val="0"/>
-          <w:numId w:val="1020"/>
-        </w:numPr>
-        <w:pStyle w:val="Compact"/>
-      </w:pPr>
-      <w:r>
-        <w:rPr>
-          <w:bCs/>
-          <w:b/>
-          <w:sz w:val="25"/>
-        </w:rPr>
-        <w:t xml:space="preserve">Distinguish a genuine loss concern from simple reluctance.</w:t>
-      </w:r>
-      <w:r>
-        <w:rPr>
-          <w:sz w:val="25"/>
-        </w:rPr>
-        <w:t xml:space="preserve"> </w:t>
-      </w:r>
-      <w:r>
-        <w:rPr>
-          <w:sz w:val="25"/>
-        </w:rPr>
-        <w:t xml:space="preserve">The 1:1 surfaces whether this is a real identity/loss concern (for example, a role that existed under the legacy system and doesn’t exist in the new one) or ordinary change reluctance. Technique: genuine-loss diagnosis — goal: don’t over-treat ordinary reluctance as a structural loss, or under-treat a real one.</w:t>
-      </w:r>
-    </w:p>
-    <w:p>
-      <w:pPr>
-        <w:numPr>
-          <w:ilvl w:val="0"/>
-          <w:numId w:val="1020"/>
-        </w:numPr>
-        <w:pStyle w:val="Compact"/>
-      </w:pPr>
-      <w:r>
-        <w:rPr>
-          <w:bCs/>
-          <w:b/>
-          <w:sz w:val="25"/>
-        </w:rPr>
-        <w:t xml:space="preserve">Provide an explicit closure moment if a genuine loss is identified.</w:t>
-      </w:r>
-      <w:r>
-        <w:rPr>
-          <w:sz w:val="25"/>
-        </w:rPr>
-        <w:t xml:space="preserve"> </w:t>
-      </w:r>
-      <w:r>
-        <w:rPr>
-          <w:sz w:val="25"/>
-        </w:rPr>
-        <w:t xml:space="preserve">If real, the loss is acknowledged explicitly and directly — not talked around. Technique: explicit closure moment — goal: name the loss plainly, since an unacknowledged one lingers longer than an acknowledged one.</w:t>
-      </w:r>
-    </w:p>
-    <w:p>
-      <w:pPr>
-        <w:numPr>
-          <w:ilvl w:val="0"/>
-          <w:numId w:val="1020"/>
-        </w:numPr>
-        <w:pStyle w:val="Compact"/>
-      </w:pPr>
-      <w:r>
-        <w:rPr>
-          <w:bCs/>
-          <w:b/>
-          <w:sz w:val="25"/>
-        </w:rPr>
-        <w:t xml:space="preserve">Re-check the Bridges reading only, at the next scheduled pulse.</w:t>
-      </w:r>
-      <w:r>
-        <w:rPr>
-          <w:sz w:val="25"/>
-        </w:rPr>
-        <w:t xml:space="preserve"> </w:t>
-      </w:r>
-      <w:r>
-        <w:rPr>
-          <w:sz w:val="25"/>
-        </w:rPr>
-        <w:t xml:space="preserve">Only Bridges is re-scored; Knowledge and Ability are already confirmed and do not need re-testing.</w:t>
-      </w:r>
-      <w:r>
-        <w:rPr>
-          <w:sz w:val="25"/>
-        </w:rPr>
-        <w:t xml:space="preserve"> </w:t>
-      </w:r>
-      <w:r>
-        <w:rPr>
-          <w:iCs/>
-          <w:i/>
-          <w:sz w:val="25"/>
-        </w:rPr>
-        <w:t xml:space="preserve">journi: M6 (Emotional &amp; Transition Layer).</w:t>
-      </w:r>
-      <w:r>
-        <w:rPr>
-          <w:sz w:val="25"/>
-        </w:rPr>
-        <w:t xml:space="preserve"> </w:t>
-      </w:r>
-      <w:r>
-        <w:rPr>
-          <w:sz w:val="25"/>
-        </w:rPr>
-        <w:t xml:space="preserve">Technique: scoped re-check — goal: confirm movement on the one dimension that was actually in question.</w:t>
-      </w:r>
-    </w:p>
-    <w:p>
-      <w:pPr>
-        <w:pStyle w:val="FirstParagraph"/>
-      </w:pPr>
-      <w:r>
-        <w:rPr>
-          <w:bCs/>
-          <w:b/>
-          <w:sz w:val="25"/>
-        </w:rPr>
-        <w:t xml:space="preserve">Outputs:</w:t>
-      </w:r>
-      <w:r>
-        <w:rPr>
-          <w:sz w:val="25"/>
-        </w:rPr>
-        <w:t xml:space="preserve"> </w:t>
-      </w:r>
-      <w:r>
-        <w:rPr>
-          <w:sz w:val="25"/>
-        </w:rPr>
-        <w:t xml:space="preserve">confirmed or dismissed divergence case; documented loss concern if genuine; updated Bridges reading; the individual cleared for Train’s cohort-readiness call once resolved.</w:t>
-      </w:r>
-    </w:p>
-    <w:p>
-      <w:pPr>
-        <w:pStyle w:val="BodyText"/>
-      </w:pPr>
-      <w:r>
-        <w:rPr>
-          <w:bCs/>
-          <w:b/>
-          <w:sz w:val="25"/>
-        </w:rPr>
-        <w:t xml:space="preserve">RACSI for this exception.</w:t>
-      </w:r>
-      <w:r>
-        <w:rPr>
-          <w:sz w:val="25"/>
-        </w:rPr>
-        <w:t xml:space="preserve"> </w:t>
-      </w:r>
-      <w:r>
-        <w:rPr>
-          <w:sz w:val="25"/>
-        </w:rPr>
-        <w:t xml:space="preserve">R = CM · A = CM · C = SUP · S = FPO · I = ES, EU</w:t>
-      </w:r>
-    </w:p>
-    <w:p>
-      <w:pPr>
-        <w:pStyle w:val="BodyText"/>
-      </w:pPr>
-    </w:p>
-    <w:bookmarkEnd w:id="48"/>
-    <w:bookmarkStart w:id="49" w:name="X590d2c31bf013a50316d20d550c70ba2b016e68"/>
-    <w:p>
-      <w:pPr>
-        <w:pStyle w:val="Heading4"/>
-      </w:pPr>
-      <w:r>
-        <w:rPr>
-          <w:b/>
-          <w:color w:val="5A8F89"/>
-          <w:sz w:val="26"/>
-        </w:rPr>
-        <w:t xml:space="preserve">E3 — Two-Clock Problem at Deploy (Related to Phase 6 — Deploy)</w:t>
-      </w:r>
-    </w:p>
-    <w:p>
-      <w:pPr>
-        <w:pStyle w:val="FirstParagraph"/>
-      </w:pPr>
-      <w:r>
-        <w:rPr>
-          <w:bCs/>
-          <w:b/>
-          <w:sz w:val="25"/>
-        </w:rPr>
-        <w:t xml:space="preserve">Trigger:</w:t>
-      </w:r>
-      <w:r>
-        <w:rPr>
-          <w:sz w:val="25"/>
-        </w:rPr>
-        <w:t xml:space="preserve"> </w:t>
-      </w:r>
-      <w:r>
-        <w:rPr>
-          <w:sz w:val="25"/>
-        </w:rPr>
-        <w:t xml:space="preserve">Lewin is technically eligible to be called</w:t>
-      </w:r>
-      <w:r>
-        <w:rPr>
-          <w:sz w:val="25"/>
-        </w:rPr>
-        <w:t xml:space="preserve"> </w:t>
-      </w:r>
-      <w:r>
-        <w:rPr>
-          <w:sz w:val="25"/>
-        </w:rPr>
-        <w:t xml:space="preserve">“</w:t>
-      </w:r>
-      <w:r>
-        <w:rPr>
-          <w:sz w:val="25"/>
-        </w:rPr>
-        <w:t xml:space="preserve">Change → Refreeze</w:t>
-      </w:r>
-      <w:r>
-        <w:rPr>
-          <w:sz w:val="25"/>
-        </w:rPr>
-        <w:t xml:space="preserve">”</w:t>
-      </w:r>
-      <w:r>
-        <w:rPr>
-          <w:sz w:val="25"/>
-        </w:rPr>
-        <w:t xml:space="preserve"> </w:t>
-      </w:r>
-      <w:r>
-        <w:rPr>
-          <w:sz w:val="25"/>
-        </w:rPr>
-        <w:t xml:space="preserve">on the Deploy week’s calendar date, while Bridges and Kübler-Ross across most cohorts still read Neutral Zone / Resistance-Anger or lower — the organizational clock (a single go-live date) and the emotional clock (which does not move on a fixed schedule) diverging exactly as 1B.3’s Phase 6 anticipates.</w:t>
-      </w:r>
-    </w:p>
-    <w:p>
-      <w:pPr>
-        <w:pStyle w:val="BodyText"/>
-      </w:pPr>
-      <w:r>
-        <w:rPr>
-          <w:bCs/>
-          <w:b/>
-          <w:sz w:val="25"/>
-        </w:rPr>
-        <w:t xml:space="preserve">Timeline impact:</w:t>
-      </w:r>
-      <w:r>
-        <w:rPr>
-          <w:sz w:val="25"/>
-        </w:rPr>
-        <w:t xml:space="preserve"> </w:t>
-      </w:r>
-      <w:r>
-        <w:rPr>
-          <w:sz w:val="25"/>
-        </w:rPr>
-        <w:t xml:space="preserve">Does not delay go-live itself; extends the hypercare and reinforcement budget and staffing window by the observed lag — commonly 2–6 weeks past the original Hypercare end date.</w:t>
-      </w:r>
-    </w:p>
-    <w:p>
-      <w:pPr>
-        <w:pStyle w:val="BodyText"/>
-      </w:pPr>
-      <w:r>
-        <w:rPr>
-          <w:bCs/>
-          <w:b/>
-          <w:sz w:val="25"/>
-        </w:rPr>
-        <w:t xml:space="preserve">Recovery Tasks:</w:t>
-      </w:r>
-    </w:p>
-    <w:p>
-      <w:pPr>
-        <w:numPr>
-          <w:ilvl w:val="0"/>
-          <w:numId w:val="1021"/>
-        </w:numPr>
-        <w:pStyle w:val="Compact"/>
-      </w:pPr>
-      <w:r>
-        <w:rPr>
-          <w:bCs/>
-          <w:b/>
-          <w:sz w:val="25"/>
-        </w:rPr>
-        <w:t xml:space="preserve">Separate the technical go-live milestone from the Lewin phase call.</w:t>
-      </w:r>
-      <w:r>
-        <w:rPr>
-          <w:sz w:val="25"/>
-        </w:rPr>
-        <w:t xml:space="preserve"> </w:t>
-      </w:r>
-      <w:r>
-        <w:rPr>
-          <w:sz w:val="25"/>
-        </w:rPr>
-        <w:t xml:space="preserve">Driss El Amrani and the ITL team agree explicitly: a clean technical cutover is not, by itself, evidence for Refreeze.</w:t>
-      </w:r>
-      <w:r>
-        <w:rPr>
-          <w:sz w:val="25"/>
-        </w:rPr>
-        <w:t xml:space="preserve"> </w:t>
-      </w:r>
-      <w:r>
-        <w:rPr>
-          <w:iCs/>
-          <w:i/>
-          <w:sz w:val="25"/>
-        </w:rPr>
-        <w:t xml:space="preserve">journi: M3 (Initiative Registry).</w:t>
-      </w:r>
-      <w:r>
-        <w:rPr>
-          <w:sz w:val="25"/>
-        </w:rPr>
-        <w:t xml:space="preserve"> </w:t>
-      </w:r>
-      <w:r>
-        <w:rPr>
-          <w:sz w:val="25"/>
-        </w:rPr>
-        <w:t xml:space="preserve">Technique: milestone/phase-call separation — goal: prevent a technical success from being mistaken for an emotional one.</w:t>
-      </w:r>
-    </w:p>
-    <w:p>
-      <w:pPr>
-        <w:numPr>
-          <w:ilvl w:val="0"/>
-          <w:numId w:val="1021"/>
-        </w:numPr>
-        <w:pStyle w:val="Compact"/>
-      </w:pPr>
-      <w:r>
-        <w:rPr>
-          <w:bCs/>
-          <w:b/>
-          <w:sz w:val="25"/>
-        </w:rPr>
-        <w:t xml:space="preserve">Mark Lewin as</w:t>
-      </w:r>
-      <w:r>
-        <w:rPr>
-          <w:bCs/>
-          <w:b/>
-          <w:sz w:val="25"/>
-        </w:rPr>
-        <w:t xml:space="preserve"> </w:t>
-      </w:r>
-      <w:r>
-        <w:rPr>
-          <w:bCs/>
-          <w:b/>
-          <w:sz w:val="25"/>
-        </w:rPr>
-        <w:t xml:space="preserve">“</w:t>
-      </w:r>
-      <w:r>
-        <w:rPr>
-          <w:bCs/>
-          <w:b/>
-          <w:sz w:val="25"/>
-        </w:rPr>
-        <w:t xml:space="preserve">provisional Refreeze</w:t>
-      </w:r>
-      <w:r>
-        <w:rPr>
-          <w:bCs/>
-          <w:b/>
-          <w:sz w:val="25"/>
-        </w:rPr>
-        <w:t xml:space="preserve">”</w:t>
-      </w:r>
-      <w:r>
-        <w:rPr>
-          <w:bCs/>
-          <w:b/>
-          <w:sz w:val="25"/>
-        </w:rPr>
-        <w:t xml:space="preserve"> </w:t>
-      </w:r>
-      <w:r>
-        <w:rPr>
-          <w:bCs/>
-          <w:b/>
-          <w:sz w:val="25"/>
-        </w:rPr>
-        <w:t xml:space="preserve">pending emotional-layer evidence.</w:t>
-      </w:r>
-      <w:r>
-        <w:rPr>
-          <w:sz w:val="25"/>
-        </w:rPr>
-        <w:t xml:space="preserve"> </w:t>
-      </w:r>
-      <w:r>
-        <w:rPr>
-          <w:sz w:val="25"/>
-        </w:rPr>
-        <w:t xml:space="preserve">Exactly the Phase 6 Task 4 language — logged as provisional, with a justification stating what evidence is still pending.</w:t>
-      </w:r>
-      <w:r>
-        <w:rPr>
-          <w:sz w:val="25"/>
-        </w:rPr>
-        <w:t xml:space="preserve"> </w:t>
-      </w:r>
-      <w:r>
-        <w:rPr>
-          <w:iCs/>
-          <w:i/>
-          <w:sz w:val="25"/>
-        </w:rPr>
-        <w:t xml:space="preserve">journi: M3 (Initiative Registry).</w:t>
-      </w:r>
-      <w:r>
-        <w:rPr>
-          <w:sz w:val="25"/>
-        </w:rPr>
-        <w:t xml:space="preserve"> </w:t>
-      </w:r>
-      <w:r>
-        <w:rPr>
-          <w:sz w:val="25"/>
-        </w:rPr>
-        <w:t xml:space="preserve">Technique: provisional-state logging — goal: an honest, auditable holding position rather than a premature confirmed one.</w:t>
-      </w:r>
-    </w:p>
-    <w:p>
-      <w:pPr>
-        <w:numPr>
-          <w:ilvl w:val="0"/>
-          <w:numId w:val="1021"/>
-        </w:numPr>
-        <w:pStyle w:val="Compact"/>
-      </w:pPr>
-      <w:r>
-        <w:rPr>
-          <w:bCs/>
-          <w:b/>
-          <w:sz w:val="25"/>
-        </w:rPr>
-        <w:t xml:space="preserve">Keep Reinforcement and hypercare fully active.</w:t>
-      </w:r>
-      <w:r>
-        <w:rPr>
-          <w:sz w:val="25"/>
-        </w:rPr>
-        <w:t xml:space="preserve"> </w:t>
-      </w:r>
-      <w:r>
-        <w:rPr>
-          <w:sz w:val="25"/>
-        </w:rPr>
-        <w:t xml:space="preserve">The hypercare support model (Phase 7 Task 1) is not tapered down just because the Lewin call is provisional rather than confirmed. Technique: sustained support funding — goal: don’t let a budget conversation force the Lewin call before the evidence is ready.</w:t>
-      </w:r>
-    </w:p>
-    <w:p>
-      <w:pPr>
-        <w:numPr>
-          <w:ilvl w:val="0"/>
-          <w:numId w:val="1021"/>
-        </w:numPr>
-        <w:pStyle w:val="Compact"/>
-      </w:pPr>
-      <w:r>
-        <w:rPr>
-          <w:bCs/>
-          <w:b/>
-          <w:sz w:val="25"/>
-        </w:rPr>
-        <w:t xml:space="preserve">Re-pulse Bridges/Kübler-Ross at 2 and 4 weeks.</w:t>
-      </w:r>
-      <w:r>
-        <w:rPr>
-          <w:sz w:val="25"/>
-        </w:rPr>
-        <w:t xml:space="preserve"> </w:t>
-      </w:r>
-      <w:r>
-        <w:rPr>
-          <w:sz w:val="25"/>
-        </w:rPr>
-        <w:t xml:space="preserve">Exactly Phase 7’s Task 3, run with this exception’s resolution specifically in mind.</w:t>
-      </w:r>
-      <w:r>
-        <w:rPr>
-          <w:sz w:val="25"/>
-        </w:rPr>
-        <w:t xml:space="preserve"> </w:t>
-      </w:r>
-      <w:r>
-        <w:rPr>
-          <w:iCs/>
-          <w:i/>
-          <w:sz w:val="25"/>
-        </w:rPr>
-        <w:t xml:space="preserve">journi: M6 (Emotional &amp; Transition Layer).</w:t>
-      </w:r>
-      <w:r>
-        <w:rPr>
-          <w:sz w:val="25"/>
-        </w:rPr>
-        <w:t xml:space="preserve"> </w:t>
-      </w:r>
-      <w:r>
-        <w:rPr>
-          <w:sz w:val="25"/>
-        </w:rPr>
-        <w:t xml:space="preserve">Technique: exception-scoped re-pulse — goal: the same technique as the normal flow, run with this specific open question in mind.</w:t>
-      </w:r>
-    </w:p>
-    <w:p>
-      <w:pPr>
-        <w:numPr>
-          <w:ilvl w:val="0"/>
-          <w:numId w:val="1021"/>
-        </w:numPr>
-        <w:pStyle w:val="Compact"/>
-      </w:pPr>
-      <w:r>
-        <w:rPr>
-          <w:bCs/>
-          <w:b/>
-          <w:sz w:val="25"/>
-        </w:rPr>
-        <w:t xml:space="preserve">Confirm or walk back the Refreeze call once evidence supports it.</w:t>
-      </w:r>
-      <w:r>
-        <w:rPr>
-          <w:sz w:val="25"/>
-        </w:rPr>
-        <w:t xml:space="preserve"> </w:t>
-      </w:r>
-      <w:r>
-        <w:rPr>
-          <w:sz w:val="25"/>
-        </w:rPr>
-        <w:t xml:space="preserve">If the re-pulse shows genuine movement, Refreeze is confirmed; if not, hypercare extends further and the cycle repeats.</w:t>
-      </w:r>
-      <w:r>
-        <w:rPr>
-          <w:sz w:val="25"/>
-        </w:rPr>
-        <w:t xml:space="preserve"> </w:t>
-      </w:r>
-      <w:r>
-        <w:rPr>
-          <w:iCs/>
-          <w:i/>
-          <w:sz w:val="25"/>
-        </w:rPr>
-        <w:t xml:space="preserve">journi: M3 (Initiative Registry).</w:t>
-      </w:r>
-      <w:r>
-        <w:rPr>
-          <w:sz w:val="25"/>
-        </w:rPr>
-        <w:t xml:space="preserve"> </w:t>
-      </w:r>
-      <w:r>
-        <w:rPr>
-          <w:sz w:val="25"/>
-        </w:rPr>
-        <w:t xml:space="preserve">Technique: evidence-gated confirmation — goal: no fixed number of cycles guaranteed; the evidence decides when this closes.</w:t>
-      </w:r>
-    </w:p>
-    <w:p>
-      <w:pPr>
-        <w:pStyle w:val="FirstParagraph"/>
-      </w:pPr>
-      <w:r>
-        <w:rPr>
-          <w:bCs/>
-          <w:b/>
-          <w:sz w:val="25"/>
-        </w:rPr>
-        <w:t xml:space="preserve">Outputs:</w:t>
-      </w:r>
-      <w:r>
-        <w:rPr>
-          <w:sz w:val="25"/>
-        </w:rPr>
-        <w:t xml:space="preserve"> </w:t>
-      </w:r>
-      <w:r>
-        <w:rPr>
-          <w:sz w:val="25"/>
-        </w:rPr>
-        <w:t xml:space="preserve">an explicit provisional Lewin phase call rather than a premature confirmed one; sustained hypercare funding through the lag; a confirmed or corrected Lewin phase once the re-pulse lands.</w:t>
-      </w:r>
-    </w:p>
-    <w:p>
-      <w:pPr>
-        <w:pStyle w:val="BodyText"/>
-      </w:pPr>
-      <w:r>
-        <w:rPr>
-          <w:bCs/>
-          <w:b/>
-          <w:sz w:val="25"/>
-        </w:rPr>
-        <w:t xml:space="preserve">RACSI for this exception.</w:t>
-      </w:r>
-      <w:r>
-        <w:rPr>
-          <w:sz w:val="25"/>
-        </w:rPr>
-        <w:t xml:space="preserve"> </w:t>
-      </w:r>
-      <w:r>
-        <w:rPr>
-          <w:sz w:val="25"/>
-        </w:rPr>
-        <w:t xml:space="preserve">R = CM, ITL · A = ES · C = PM · S = SUP · I = EU</w:t>
-      </w:r>
-    </w:p>
-    <w:p>
-      <w:pPr>
-        <w:pStyle w:val="BodyText"/>
-      </w:pPr>
-    </w:p>
-    <w:bookmarkEnd w:id="49"/>
-    <w:bookmarkStart w:id="50" w:name="X04c6a77e19d61970c25498d16c22f81f68b0f5a"/>
-    <w:p>
-      <w:pPr>
-        <w:pStyle w:val="Heading4"/>
-      </w:pPr>
-      <w:r>
-        <w:rPr>
-          <w:b/>
-          <w:color w:val="5A8F89"/>
-          <w:sz w:val="26"/>
-        </w:rPr>
-        <w:t xml:space="preserve">E4 — Sentiment Regression During Hypercare (Related to Phase 7 — Hypercare)</w:t>
-      </w:r>
-    </w:p>
-    <w:p>
-      <w:pPr>
-        <w:pStyle w:val="FirstParagraph"/>
-      </w:pPr>
-      <w:r>
-        <w:rPr>
-          <w:bCs/>
-          <w:b/>
-          <w:sz w:val="25"/>
-        </w:rPr>
-        <w:t xml:space="preserve">Trigger:</w:t>
-      </w:r>
-      <w:r>
-        <w:rPr>
-          <w:sz w:val="25"/>
-        </w:rPr>
-        <w:t xml:space="preserve"> </w:t>
-      </w:r>
-      <w:r>
-        <w:rPr>
-          <w:sz w:val="25"/>
-        </w:rPr>
-        <w:t xml:space="preserve">A cohort’s Kübler-Ross reading moves backward on M6 (Emotional &amp; Transition Layer) — typically from Exploration back to Resistance/Anger — following a specific triggering event: in Bouregreg’s case, a defect in the Kenitra plant’s inventory-matching logic that caused a visible, embarrassing stock-count error in front of a cohort that had just started to trust the new system.</w:t>
-      </w:r>
-    </w:p>
-    <w:p>
-      <w:pPr>
-        <w:pStyle w:val="BodyText"/>
-      </w:pPr>
-      <w:r>
-        <w:rPr>
-          <w:bCs/>
-          <w:b/>
-          <w:sz w:val="25"/>
-        </w:rPr>
-        <w:t xml:space="preserve">Timeline impact:</w:t>
-      </w:r>
-      <w:r>
-        <w:rPr>
-          <w:sz w:val="25"/>
-        </w:rPr>
-        <w:t xml:space="preserve"> </w:t>
-      </w:r>
-      <w:r>
-        <w:rPr>
-          <w:sz w:val="25"/>
-        </w:rPr>
-        <w:t xml:space="preserve">A short, contained recovery cycle of days to roughly two weeks; escalated to Steering Committee only if the pattern recurs across multiple cohorts rather than staying isolated to the one affected.</w:t>
-      </w:r>
-    </w:p>
-    <w:p>
-      <w:pPr>
-        <w:pStyle w:val="BodyText"/>
-      </w:pPr>
-      <w:r>
-        <w:rPr>
-          <w:bCs/>
-          <w:b/>
-          <w:sz w:val="25"/>
-        </w:rPr>
-        <w:t xml:space="preserve">Recovery Tasks:</w:t>
-      </w:r>
-    </w:p>
-    <w:p>
-      <w:pPr>
-        <w:numPr>
-          <w:ilvl w:val="0"/>
-          <w:numId w:val="1022"/>
-        </w:numPr>
-        <w:pStyle w:val="Compact"/>
-      </w:pPr>
-      <w:r>
-        <w:rPr>
-          <w:bCs/>
-          <w:b/>
-          <w:sz w:val="25"/>
-        </w:rPr>
-        <w:t xml:space="preserve">Confirm the regression is tied to a specific incident.</w:t>
-      </w:r>
-      <w:r>
-        <w:rPr>
-          <w:sz w:val="25"/>
-        </w:rPr>
-        <w:t xml:space="preserve"> </w:t>
-      </w:r>
-      <w:r>
-        <w:rPr>
-          <w:sz w:val="25"/>
-        </w:rPr>
-        <w:t xml:space="preserve">Houda Zerouali checks whether this is a one-off reaction to the Kenitra defect or a broader readiness failure — in this case, clearly the former. Technique: incident-scope confirmation — goal: don’t escalate a contained incident into a program-wide panic.</w:t>
-      </w:r>
-    </w:p>
-    <w:p>
-      <w:pPr>
-        <w:numPr>
-          <w:ilvl w:val="0"/>
-          <w:numId w:val="1022"/>
-        </w:numPr>
-        <w:pStyle w:val="Compact"/>
-      </w:pPr>
-      <w:r>
-        <w:rPr>
-          <w:bCs/>
-          <w:b/>
-          <w:sz w:val="25"/>
-        </w:rPr>
-        <w:t xml:space="preserve">Resolve or clearly communicate the status of the triggering defect.</w:t>
-      </w:r>
-      <w:r>
-        <w:rPr>
-          <w:sz w:val="25"/>
-        </w:rPr>
-        <w:t xml:space="preserve"> </w:t>
-      </w:r>
-      <w:r>
-        <w:rPr>
-          <w:sz w:val="25"/>
-        </w:rPr>
-        <w:t xml:space="preserve">ITL fixes the inventory-matching defect and Driss El Amrani communicates the fix explicitly to the affected cohort, closing the loop rather than letting it fade unaddressed. Technique: closed-loop defect communication — goal: the cohort hears the fix was made, not left to assume nothing happened.</w:t>
-      </w:r>
-    </w:p>
-    <w:p>
-      <w:pPr>
-        <w:numPr>
-          <w:ilvl w:val="0"/>
-          <w:numId w:val="1022"/>
-        </w:numPr>
-        <w:pStyle w:val="Compact"/>
-      </w:pPr>
-      <w:r>
-        <w:rPr>
-          <w:bCs/>
-          <w:b/>
-          <w:sz w:val="25"/>
-        </w:rPr>
-        <w:t xml:space="preserve">Have the supervisor directly acknowledge the setback.</w:t>
-      </w:r>
-      <w:r>
-        <w:rPr>
-          <w:sz w:val="25"/>
-        </w:rPr>
-        <w:t xml:space="preserve"> </w:t>
-      </w:r>
-      <w:r>
-        <w:rPr>
-          <w:sz w:val="25"/>
-        </w:rPr>
-        <w:t xml:space="preserve">The Kenitra plant supervisor acknowledges the incident with the affected team directly, rather than letting the program office’s fix announcement stand in for a floor-level conversation. Technique: supervisor-level acknowledgment — goal: a floor-level conversation carries more weight than a program-office announcement alone.</w:t>
-      </w:r>
-    </w:p>
-    <w:p>
-      <w:pPr>
-        <w:numPr>
-          <w:ilvl w:val="0"/>
-          <w:numId w:val="1022"/>
-        </w:numPr>
-        <w:pStyle w:val="Compact"/>
-      </w:pPr>
-      <w:r>
-        <w:rPr>
-          <w:bCs/>
-          <w:b/>
-          <w:sz w:val="25"/>
-        </w:rPr>
-        <w:t xml:space="preserve">Provide targeted, in-context coaching on the specific process step affected.</w:t>
-      </w:r>
-      <w:r>
-        <w:rPr>
-          <w:sz w:val="25"/>
-        </w:rPr>
-        <w:t xml:space="preserve"> </w:t>
-      </w:r>
-      <w:r>
-        <w:rPr>
-          <w:sz w:val="25"/>
-        </w:rPr>
-        <w:t xml:space="preserve">Coaching is scoped narrowly to the exact inventory-matching step that failed, not a general refresher. Technique: in-context, scoped coaching — goal: rebuild confidence on the specific step, not a diluted general refresher.</w:t>
-      </w:r>
-    </w:p>
-    <w:p>
-      <w:pPr>
-        <w:numPr>
-          <w:ilvl w:val="0"/>
-          <w:numId w:val="1022"/>
-        </w:numPr>
-        <w:pStyle w:val="Compact"/>
-      </w:pPr>
-      <w:r>
-        <w:rPr>
-          <w:bCs/>
-          <w:b/>
-          <w:sz w:val="25"/>
-        </w:rPr>
-        <w:t xml:space="preserve">Re-pulse the affected cohort only, at 1–2 weeks.</w:t>
-      </w:r>
-      <w:r>
-        <w:rPr>
-          <w:sz w:val="25"/>
-        </w:rPr>
-        <w:t xml:space="preserve"> </w:t>
-      </w:r>
-      <w:r>
-        <w:rPr>
-          <w:sz w:val="25"/>
-        </w:rPr>
-        <w:t xml:space="preserve">Only the Kenitra cohort is re-scored — this is a localized regression, not a program-wide one.</w:t>
-      </w:r>
-      <w:r>
-        <w:rPr>
-          <w:sz w:val="25"/>
-        </w:rPr>
-        <w:t xml:space="preserve"> </w:t>
-      </w:r>
-      <w:r>
-        <w:rPr>
-          <w:iCs/>
-          <w:i/>
-          <w:sz w:val="25"/>
-        </w:rPr>
-        <w:t xml:space="preserve">journi: M6 (Emotional &amp; Transition Layer).</w:t>
-      </w:r>
-      <w:r>
-        <w:rPr>
-          <w:sz w:val="25"/>
-        </w:rPr>
-        <w:t xml:space="preserve"> </w:t>
-      </w:r>
-      <w:r>
-        <w:rPr>
-          <w:sz w:val="25"/>
-        </w:rPr>
-        <w:t xml:space="preserve">Technique: localized re-pulse — goal: confirm recovery where the regression actually happened.</w:t>
-      </w:r>
-    </w:p>
-    <w:p>
-      <w:pPr>
-        <w:pStyle w:val="FirstParagraph"/>
-      </w:pPr>
-      <w:r>
-        <w:rPr>
-          <w:bCs/>
-          <w:b/>
-          <w:sz w:val="25"/>
-        </w:rPr>
-        <w:t xml:space="preserve">Outputs:</w:t>
-      </w:r>
-      <w:r>
-        <w:rPr>
-          <w:sz w:val="25"/>
-        </w:rPr>
-        <w:t xml:space="preserve"> </w:t>
-      </w:r>
-      <w:r>
-        <w:rPr>
-          <w:sz w:val="25"/>
-        </w:rPr>
-        <w:t xml:space="preserve">the triggering defect resolved and communicated; the regression event and response documented; confirmed recovery, or continued monitoring if the re-pulse doesn’t yet show it.</w:t>
-      </w:r>
-    </w:p>
-    <w:p>
-      <w:pPr>
-        <w:pStyle w:val="BodyText"/>
-      </w:pPr>
-      <w:r>
-        <w:rPr>
-          <w:bCs/>
-          <w:b/>
-          <w:sz w:val="25"/>
-        </w:rPr>
-        <w:t xml:space="preserve">RACSI for this exception.</w:t>
-      </w:r>
-      <w:r>
-        <w:rPr>
-          <w:sz w:val="25"/>
-        </w:rPr>
-        <w:t xml:space="preserve"> </w:t>
-      </w:r>
-      <w:r>
-        <w:rPr>
-          <w:sz w:val="25"/>
-        </w:rPr>
-        <w:t xml:space="preserve">R = SUP, ITL · A = CM · C = PM · S = FPO · I = ES, EU</w:t>
-      </w:r>
-    </w:p>
-    <w:p>
-      <w:pPr>
-        <w:pStyle w:val="BodyText"/>
-      </w:pPr>
-    </w:p>
-    <w:bookmarkEnd w:id="50"/>
-    <w:bookmarkStart w:id="51" w:name="Xed5de9397d51627aede754f65620ee52ce3b9ae"/>
-    <w:p>
-      <w:pPr>
-        <w:pStyle w:val="Heading4"/>
-      </w:pPr>
-      <w:r>
-        <w:rPr>
-          <w:b/>
-          <w:color w:val="5A8F89"/>
-          <w:sz w:val="26"/>
-        </w:rPr>
-        <w:t xml:space="preserve">E5 — Reinforcement Gap at Sustain (Related to Phase 8 — Sustain)</w:t>
-      </w:r>
-    </w:p>
-    <w:p>
-      <w:pPr>
-        <w:pStyle w:val="FirstParagraph"/>
-      </w:pPr>
-      <w:r>
-        <w:rPr>
-          <w:bCs/>
-          <w:b/>
-          <w:sz w:val="25"/>
-        </w:rPr>
-        <w:t xml:space="preserve">Trigger:</w:t>
-      </w:r>
-      <w:r>
-        <w:rPr>
-          <w:sz w:val="25"/>
-        </w:rPr>
-        <w:t xml:space="preserve"> </w:t>
-      </w:r>
-      <w:r>
-        <w:rPr>
-          <w:sz w:val="25"/>
-        </w:rPr>
-        <w:t xml:space="preserve">The ADKAR Reinforcement score stalls below 3 on M5 (ADKAR Engine) as the program’s formal end date approaches, with no forcing deadline prompting continued attention — the exact risk Phase 8’s discipline (Refreeze called from evidence, never the calendar) exists to prevent.</w:t>
-      </w:r>
-    </w:p>
-    <w:p>
-      <w:pPr>
-        <w:pStyle w:val="BodyText"/>
-      </w:pPr>
-      <w:r>
-        <w:rPr>
-          <w:bCs/>
-          <w:b/>
-          <w:sz w:val="25"/>
-        </w:rPr>
-        <w:t xml:space="preserve">Timeline impact:</w:t>
-      </w:r>
-      <w:r>
-        <w:rPr>
-          <w:sz w:val="25"/>
-        </w:rPr>
-        <w:t xml:space="preserve"> </w:t>
-      </w:r>
-      <w:r>
-        <w:rPr>
-          <w:sz w:val="25"/>
-        </w:rPr>
-        <w:t xml:space="preserve">Extends the formal project-closure date by however long it takes to accumulate 2–3 consecutive healthy checkpoints on M12 (Sustainment) — commonly 4–8 weeks past the original W60 close.</w:t>
-      </w:r>
-    </w:p>
-    <w:p>
-      <w:pPr>
-        <w:pStyle w:val="BodyText"/>
-      </w:pPr>
-      <w:r>
-        <w:rPr>
-          <w:bCs/>
-          <w:b/>
-          <w:sz w:val="25"/>
-        </w:rPr>
-        <w:t xml:space="preserve">Recovery Tasks:</w:t>
-      </w:r>
-    </w:p>
-    <w:p>
-      <w:pPr>
-        <w:numPr>
-          <w:ilvl w:val="0"/>
-          <w:numId w:val="1023"/>
-        </w:numPr>
-        <w:pStyle w:val="Compact"/>
-      </w:pPr>
-      <w:r>
-        <w:rPr>
-          <w:bCs/>
-          <w:b/>
-          <w:sz w:val="25"/>
-        </w:rPr>
-        <w:t xml:space="preserve">Flag the Reinforcement stall explicitly.</w:t>
-      </w:r>
-      <w:r>
-        <w:rPr>
-          <w:sz w:val="25"/>
-        </w:rPr>
-        <w:t xml:space="preserve"> </w:t>
-      </w:r>
-      <w:r>
-        <w:rPr>
-          <w:sz w:val="25"/>
-        </w:rPr>
-        <w:t xml:space="preserve">Driss El Amrani flags the stall on M5 (ADKAR Engine) rather than letting Sustain’s Task 4 (call Refreeze; close the project) proceed on schedule regardless.</w:t>
-      </w:r>
-      <w:r>
-        <w:rPr>
-          <w:sz w:val="25"/>
-        </w:rPr>
-        <w:t xml:space="preserve"> </w:t>
-      </w:r>
-      <w:r>
-        <w:rPr>
-          <w:iCs/>
-          <w:i/>
-          <w:sz w:val="25"/>
-        </w:rPr>
-        <w:t xml:space="preserve">journi: M5 (ADKAR Engine).</w:t>
-      </w:r>
-      <w:r>
-        <w:rPr>
-          <w:sz w:val="25"/>
-        </w:rPr>
-        <w:t xml:space="preserve"> </w:t>
-      </w:r>
-      <w:r>
-        <w:rPr>
-          <w:sz w:val="25"/>
-        </w:rPr>
-        <w:t xml:space="preserve">Technique: explicit stall flagging — goal: interrupt a default-to-close momentum with a documented, deliberate flag.</w:t>
-      </w:r>
-    </w:p>
-    <w:p>
-      <w:pPr>
-        <w:numPr>
-          <w:ilvl w:val="0"/>
-          <w:numId w:val="1023"/>
-        </w:numPr>
-        <w:pStyle w:val="Compact"/>
-      </w:pPr>
-      <w:r>
-        <w:rPr>
-          <w:bCs/>
-          <w:b/>
-          <w:sz w:val="25"/>
-        </w:rPr>
-        <w:t xml:space="preserve">Reconvene the Sponsor to re-authorize a checkpoint cadence.</w:t>
-      </w:r>
-      <w:r>
-        <w:rPr>
-          <w:sz w:val="25"/>
-        </w:rPr>
-        <w:t xml:space="preserve"> </w:t>
-      </w:r>
-      <w:r>
-        <w:rPr>
-          <w:sz w:val="25"/>
-        </w:rPr>
-        <w:t xml:space="preserve">The CFO re-authorizes a defined checkpoint cadence beyond the originally planned close date. Technique: checkpoint-cadence re-authorization — goal: a Sponsor-backed extension, not an informal one the team grants itself.</w:t>
-      </w:r>
-    </w:p>
-    <w:p>
-      <w:pPr>
-        <w:numPr>
-          <w:ilvl w:val="0"/>
-          <w:numId w:val="1023"/>
-        </w:numPr>
-        <w:pStyle w:val="Compact"/>
-      </w:pPr>
-      <w:r>
-        <w:rPr>
-          <w:bCs/>
-          <w:b/>
-          <w:sz w:val="25"/>
-        </w:rPr>
-        <w:t xml:space="preserve">Re-activate or formally re-charter the champion network.</w:t>
-      </w:r>
-      <w:r>
-        <w:rPr>
-          <w:sz w:val="25"/>
-        </w:rPr>
-        <w:t xml:space="preserve"> </w:t>
-      </w:r>
-      <w:r>
-        <w:rPr>
-          <w:sz w:val="25"/>
-        </w:rPr>
-        <w:t xml:space="preserve">The champion network, which naturally quiets down as a program matures, is re-activated specifically to reinforce the new process on the floor. Technique: champion network re-activation — goal: reinforcement needs the same floor-level presence that adoption did.</w:t>
-      </w:r>
-    </w:p>
-    <w:p>
-      <w:pPr>
-        <w:numPr>
-          <w:ilvl w:val="0"/>
-          <w:numId w:val="1023"/>
-        </w:numPr>
-        <w:pStyle w:val="Compact"/>
-      </w:pPr>
-      <w:r>
-        <w:rPr>
-          <w:bCs/>
-          <w:b/>
-          <w:sz w:val="25"/>
-        </w:rPr>
-        <w:t xml:space="preserve">Embed adoption metrics into the next performance-review cycle.</w:t>
-      </w:r>
-      <w:r>
-        <w:rPr>
-          <w:sz w:val="25"/>
-        </w:rPr>
-        <w:t xml:space="preserve"> </w:t>
-      </w:r>
-      <w:r>
-        <w:rPr>
-          <w:sz w:val="25"/>
-        </w:rPr>
-        <w:t xml:space="preserve">Adoption metrics are explicitly written into HR’s next performance-review cycle, giving Reinforcement a structural home beyond the CM project’s own lifespan. Technique: structural metric embedding — goal: Reinforcement survives the CM project team’s own eventual departure.</w:t>
-      </w:r>
-    </w:p>
-    <w:p>
-      <w:pPr>
-        <w:numPr>
-          <w:ilvl w:val="0"/>
-          <w:numId w:val="1023"/>
-        </w:numPr>
-        <w:pStyle w:val="Compact"/>
-      </w:pPr>
-      <w:r>
-        <w:rPr>
-          <w:bCs/>
-          <w:b/>
-          <w:sz w:val="25"/>
-        </w:rPr>
-        <w:t xml:space="preserve">Delay the formal Refreeze/closure call.</w:t>
-      </w:r>
-      <w:r>
-        <w:rPr>
-          <w:sz w:val="25"/>
-        </w:rPr>
-        <w:t xml:space="preserve"> </w:t>
-      </w:r>
-      <w:r>
-        <w:rPr>
-          <w:sz w:val="25"/>
-        </w:rPr>
-        <w:t xml:space="preserve">Sustain’s Task 4 does not run until checkpoints show target Reinforcement, however long that takes.</w:t>
-      </w:r>
-      <w:r>
-        <w:rPr>
-          <w:sz w:val="25"/>
-        </w:rPr>
-        <w:t xml:space="preserve"> </w:t>
-      </w:r>
-      <w:r>
-        <w:rPr>
-          <w:iCs/>
-          <w:i/>
-          <w:sz w:val="25"/>
-        </w:rPr>
-        <w:t xml:space="preserve">journi: M3 (Initiative Registry).</w:t>
-      </w:r>
-      <w:r>
-        <w:rPr>
-          <w:sz w:val="25"/>
-        </w:rPr>
-        <w:t xml:space="preserve"> </w:t>
-      </w:r>
-      <w:r>
-        <w:rPr>
-          <w:sz w:val="25"/>
-        </w:rPr>
-        <w:t xml:space="preserve">Technique: delayed, evidence-gated closure — goal: closure waits on evidence, not on a project team’s patience running out.</w:t>
-      </w:r>
-    </w:p>
-    <w:p>
-      <w:pPr>
-        <w:pStyle w:val="FirstParagraph"/>
-      </w:pPr>
-      <w:r>
-        <w:rPr>
-          <w:bCs/>
-          <w:b/>
-          <w:sz w:val="25"/>
-        </w:rPr>
-        <w:t xml:space="preserve">Outputs:</w:t>
-      </w:r>
-      <w:r>
-        <w:rPr>
-          <w:sz w:val="25"/>
-        </w:rPr>
-        <w:t xml:space="preserve"> </w:t>
-      </w:r>
-      <w:r>
-        <w:rPr>
-          <w:sz w:val="25"/>
-        </w:rPr>
-        <w:t xml:space="preserve">a documented Reinforcement stall and remediation plan; a re-authorized checkpoint cadence; a re-chartered champion network; a delayed but evidence-based Refreeze call rather than a premature one.</w:t>
-      </w:r>
-    </w:p>
-    <w:p>
-      <w:pPr>
-        <w:pStyle w:val="BodyText"/>
-      </w:pPr>
-      <w:r>
-        <w:rPr>
-          <w:bCs/>
-          <w:b/>
-          <w:sz w:val="25"/>
-        </w:rPr>
-        <w:t xml:space="preserve">RACSI for this exception.</w:t>
-      </w:r>
-      <w:r>
-        <w:rPr>
-          <w:sz w:val="25"/>
-        </w:rPr>
-        <w:t xml:space="preserve"> </w:t>
-      </w:r>
-      <w:r>
-        <w:rPr>
-          <w:sz w:val="25"/>
-        </w:rPr>
-        <w:t xml:space="preserve">R = CM · A = ES · C = SUP, FPO · S = PM · I = EU</w:t>
-      </w:r>
-    </w:p>
-    <w:p>
-      <w:pPr>
-        <w:pStyle w:val="BodyText"/>
-      </w:pPr>
-    </w:p>
     <w:bookmarkEnd w:id="51"/>
-    <w:bookmarkStart w:id="52" w:name="X4bd804c5741db525acafedda1dd7b906921ab83"/>
-    <w:p>
-      <w:pPr>
-        <w:pStyle w:val="Heading4"/>
-      </w:pPr>
-      <w:r>
-        <w:rPr>
-          <w:b/>
-          <w:color w:val="5A8F89"/>
-          <w:sz w:val="26"/>
-        </w:rPr>
-        <w:t xml:space="preserve">E6 — Cohort Divergence Across Sites (Cross-Cutting, Phases 4–7 — Test through Hypercare)</w:t>
-      </w:r>
-    </w:p>
-    <w:p>
-      <w:pPr>
-        <w:pStyle w:val="FirstParagraph"/>
-      </w:pPr>
-      <w:r>
-        <w:rPr>
-          <w:bCs/>
-          <w:b/>
-          <w:sz w:val="25"/>
-        </w:rPr>
-        <w:t xml:space="preserve">Trigger:</w:t>
-      </w:r>
-      <w:r>
-        <w:rPr>
-          <w:sz w:val="25"/>
-        </w:rPr>
-        <w:t xml:space="preserve"> </w:t>
-      </w:r>
-      <w:r>
-        <w:rPr>
-          <w:sz w:val="25"/>
-        </w:rPr>
-        <w:t xml:space="preserve">Casablanca, Kenitra, and Settat read genuinely differently across all four frameworks by mid-Train — Casablanca ahead on Knowledge/Ability given proximity to the program team, Settat behind following E1’s Desire stall, Kenitra solid until E4’s regression — making the project-level Composite Readiness Index on M14 (Analytics) a misleading blend of three very different real situations.</w:t>
-      </w:r>
-    </w:p>
-    <w:p>
-      <w:pPr>
-        <w:pStyle w:val="BodyText"/>
-      </w:pPr>
-      <w:r>
-        <w:rPr>
-          <w:bCs/>
-          <w:b/>
-          <w:sz w:val="25"/>
-        </w:rPr>
-        <w:t xml:space="preserve">Timeline impact:</w:t>
-      </w:r>
-      <w:r>
-        <w:rPr>
-          <w:sz w:val="25"/>
-        </w:rPr>
-        <w:t xml:space="preserve"> </w:t>
-      </w:r>
-      <w:r>
-        <w:rPr>
-          <w:sz w:val="25"/>
-        </w:rPr>
-        <w:t xml:space="preserve">Runs continuously alongside Test, Train, and Hypercare; enables a cohort-by-cohort go/no-go at Phase 5’s gate instead of a single all-or-nothing call for all 3,400 people at once.</w:t>
-      </w:r>
-    </w:p>
-    <w:p>
-      <w:pPr>
-        <w:pStyle w:val="BodyText"/>
-      </w:pPr>
-      <w:r>
-        <w:rPr>
-          <w:bCs/>
-          <w:b/>
-          <w:sz w:val="25"/>
-        </w:rPr>
-        <w:t xml:space="preserve">Recovery Tasks:</w:t>
-      </w:r>
-    </w:p>
-    <w:p>
-      <w:pPr>
-        <w:numPr>
-          <w:ilvl w:val="0"/>
-          <w:numId w:val="1024"/>
-        </w:numPr>
-        <w:pStyle w:val="Compact"/>
-      </w:pPr>
-      <w:r>
-        <w:rPr>
-          <w:bCs/>
-          <w:b/>
-          <w:sz w:val="25"/>
-        </w:rPr>
-        <w:t xml:space="preserve">Disaggregate the Composite Readiness Index by site.</w:t>
-      </w:r>
-      <w:r>
-        <w:rPr>
-          <w:sz w:val="25"/>
-        </w:rPr>
-        <w:t xml:space="preserve"> </w:t>
-      </w:r>
-      <w:r>
-        <w:rPr>
-          <w:sz w:val="25"/>
-        </w:rPr>
-        <w:t xml:space="preserve">Meryem Sabri pulls the blended M14 (Analytics) number apart into three site-level readings, using the Stakeholder Map’s site tags on M4 (Stakeholder Mapping).</w:t>
-      </w:r>
-      <w:r>
-        <w:rPr>
-          <w:sz w:val="25"/>
-        </w:rPr>
-        <w:t xml:space="preserve"> </w:t>
-      </w:r>
-      <w:r>
-        <w:rPr>
-          <w:iCs/>
-          <w:i/>
-          <w:sz w:val="25"/>
-        </w:rPr>
-        <w:t xml:space="preserve">journi: M4 (Stakeholder Mapping).</w:t>
-      </w:r>
-      <w:r>
-        <w:rPr>
-          <w:sz w:val="25"/>
-        </w:rPr>
-        <w:t xml:space="preserve"> </w:t>
-      </w:r>
-      <w:r>
-        <w:rPr>
-          <w:sz w:val="25"/>
-        </w:rPr>
-        <w:t xml:space="preserve">Technique: site-level disaggregation — goal: replace one misleading average with three honest readings.</w:t>
-      </w:r>
-    </w:p>
-    <w:p>
-      <w:pPr>
-        <w:numPr>
-          <w:ilvl w:val="0"/>
-          <w:numId w:val="1024"/>
-        </w:numPr>
-        <w:pStyle w:val="Compact"/>
-      </w:pPr>
-      <w:r>
-        <w:rPr>
-          <w:bCs/>
-          <w:b/>
-          <w:sz w:val="25"/>
-        </w:rPr>
-        <w:t xml:space="preserve">Identify which cohorts are driving the spread.</w:t>
-      </w:r>
-      <w:r>
-        <w:rPr>
-          <w:sz w:val="25"/>
-        </w:rPr>
-        <w:t xml:space="preserve"> </w:t>
-      </w:r>
-      <w:r>
-        <w:rPr>
-          <w:sz w:val="25"/>
-        </w:rPr>
-        <w:t xml:space="preserve">Casablanca high, Settat low, Kenitra mid-but-dipping-post-E4 — named explicitly rather than averaged away. Technique: explicit spread identification — goal: name which sites are actually driving the number, not just that it’s spread out.</w:t>
-      </w:r>
-    </w:p>
-    <w:p>
-      <w:pPr>
-        <w:numPr>
-          <w:ilvl w:val="0"/>
-          <w:numId w:val="1024"/>
-        </w:numPr>
-        <w:pStyle w:val="Compact"/>
-      </w:pPr>
-      <w:r>
-        <w:rPr>
-          <w:bCs/>
-          <w:b/>
-          <w:sz w:val="25"/>
-        </w:rPr>
-        <w:t xml:space="preserve">Investigate what Casablanca did differently.</w:t>
-      </w:r>
-      <w:r>
-        <w:rPr>
-          <w:sz w:val="25"/>
-        </w:rPr>
-        <w:t xml:space="preserve"> </w:t>
-      </w:r>
-      <w:r>
-        <w:rPr>
-          <w:sz w:val="25"/>
-        </w:rPr>
-        <w:t xml:space="preserve">Proximity to the program team and an earlier champion briefing are identified as the concrete, transferable factors — not an unexplained</w:t>
-      </w:r>
-      <w:r>
-        <w:rPr>
-          <w:sz w:val="25"/>
-        </w:rPr>
-        <w:t xml:space="preserve"> </w:t>
-      </w:r>
-      <w:r>
-        <w:rPr>
-          <w:sz w:val="25"/>
-        </w:rPr>
-        <w:t xml:space="preserve">“</w:t>
-      </w:r>
-      <w:r>
-        <w:rPr>
-          <w:sz w:val="25"/>
-        </w:rPr>
-        <w:t xml:space="preserve">Casablanca is just more ready.</w:t>
-      </w:r>
-      <w:r>
-        <w:rPr>
-          <w:sz w:val="25"/>
-        </w:rPr>
-        <w:t xml:space="preserve">”</w:t>
-      </w:r>
-      <w:r>
-        <w:rPr>
-          <w:sz w:val="25"/>
-        </w:rPr>
-        <w:t xml:space="preserve"> </w:t>
-      </w:r>
-      <w:r>
-        <w:rPr>
-          <w:sz w:val="25"/>
-        </w:rPr>
-        <w:t xml:space="preserve">Technique: root-cause comparison — goal: a transferable explanation, not an unexplained label.</w:t>
-      </w:r>
-    </w:p>
-    <w:p>
-      <w:pPr>
-        <w:numPr>
-          <w:ilvl w:val="0"/>
-          <w:numId w:val="1024"/>
-        </w:numPr>
-        <w:pStyle w:val="Compact"/>
-      </w:pPr>
-      <w:r>
-        <w:rPr>
-          <w:bCs/>
-          <w:b/>
-          <w:sz w:val="25"/>
-        </w:rPr>
-        <w:t xml:space="preserve">Transfer concrete practices to Settat and Kenitra.</w:t>
-      </w:r>
-      <w:r>
-        <w:rPr>
-          <w:sz w:val="25"/>
-        </w:rPr>
-        <w:t xml:space="preserve"> </w:t>
-      </w:r>
-      <w:r>
-        <w:rPr>
-          <w:sz w:val="25"/>
-        </w:rPr>
-        <w:t xml:space="preserve">The earlier champion briefing timing is applied to the next site rollout in the scenario library (Part 4); Settat’s dedicated E1 recovery plan is extended to cover the same visibility gap at Kenitra proactively. Technique: cross-site practice transfer — goal: apply what worked at the strongest site before the weakest site needs its own separate recovery.</w:t>
-      </w:r>
-    </w:p>
-    <w:p>
-      <w:pPr>
-        <w:numPr>
-          <w:ilvl w:val="0"/>
-          <w:numId w:val="1024"/>
-        </w:numPr>
-        <w:pStyle w:val="Compact"/>
-      </w:pPr>
-      <w:r>
-        <w:rPr>
-          <w:bCs/>
-          <w:b/>
-          <w:sz w:val="25"/>
-        </w:rPr>
-        <w:t xml:space="preserve">Continue reporting cohort-level readiness alongside the project-level number.</w:t>
-      </w:r>
-      <w:r>
-        <w:rPr>
-          <w:sz w:val="25"/>
-        </w:rPr>
-        <w:t xml:space="preserve"> </w:t>
-      </w:r>
-      <w:r>
-        <w:rPr>
-          <w:sz w:val="25"/>
-        </w:rPr>
-        <w:t xml:space="preserve">Every future Steering Committee readout carries the three-site breakdown, not just the blended figure, through Phase 5’s cohort-by-cohort gate and beyond. Technique: standing disaggregated reporting — goal: the site-level view becomes the default, not a one-time analysis.</w:t>
-      </w:r>
-    </w:p>
-    <w:p>
-      <w:pPr>
-        <w:pStyle w:val="FirstParagraph"/>
-      </w:pPr>
-      <w:r>
-        <w:rPr>
-          <w:bCs/>
-          <w:b/>
-          <w:sz w:val="25"/>
-        </w:rPr>
-        <w:t xml:space="preserve">Outputs:</w:t>
-      </w:r>
-      <w:r>
-        <w:rPr>
-          <w:sz w:val="25"/>
-        </w:rPr>
-        <w:t xml:space="preserve"> </w:t>
-      </w:r>
-      <w:r>
-        <w:rPr>
-          <w:sz w:val="25"/>
-        </w:rPr>
-        <w:t xml:space="preserve">a disaggregated, site-level readiness report; a root-cause comparison between Casablanca and the other two sites; a revised, cohort-by-cohort go/no-go recommendation at Phase 5’s gate rather than one all-or-nothing call.</w:t>
-      </w:r>
-    </w:p>
-    <w:p>
-      <w:pPr>
-        <w:pStyle w:val="BodyText"/>
-      </w:pPr>
-      <w:r>
-        <w:rPr>
-          <w:bCs/>
-          <w:b/>
-          <w:sz w:val="25"/>
-        </w:rPr>
-        <w:t xml:space="preserve">RACSI for this exception.</w:t>
-      </w:r>
-      <w:r>
-        <w:rPr>
-          <w:sz w:val="25"/>
-        </w:rPr>
-        <w:t xml:space="preserve"> </w:t>
-      </w:r>
-      <w:r>
-        <w:rPr>
-          <w:sz w:val="25"/>
-        </w:rPr>
-        <w:t xml:space="preserve">R = CM, FPO · A = CM · C = SUP · S = PM · I = ES, EU</w:t>
-      </w:r>
-    </w:p>
-    <w:p>
-      <w:pPr>
-        <w:pStyle w:val="BodyText"/>
-      </w:pPr>
-    </w:p>
     <w:bookmarkEnd w:id="52"/>
-    <w:bookmarkEnd w:id="53"/>
-    <w:bookmarkStart w:id="54" w:name="b.5-what-to-track-by-cadence"/>
+    <w:bookmarkStart w:id="53" w:name="b.5-what-to-track-by-cadence"/>
     <w:p>
       <w:pPr>
         <w:pStyle w:val="Heading3"/>
@@ -30094,8 +29449,8 @@
         <w:pStyle w:val="BodyText"/>
       </w:pPr>
     </w:p>
-    <w:bookmarkEnd w:id="54"/>
-    <w:bookmarkStart w:id="55" w:name="b.6-the-program-month-by-month"/>
+    <w:bookmarkEnd w:id="53"/>
+    <w:bookmarkStart w:id="54" w:name="b.6-the-program-month-by-month"/>
     <w:p>
       <w:pPr>
         <w:pStyle w:val="Heading3"/>
@@ -30747,8 +30102,8 @@
         <w:pStyle w:val="BodyText"/>
       </w:pPr>
     </w:p>
-    <w:bookmarkEnd w:id="55"/>
-    <w:bookmarkStart w:id="56" w:name="X0957a1dbcd22e9d9553be525827a3cc7602c435"/>
+    <w:bookmarkEnd w:id="54"/>
+    <w:bookmarkStart w:id="55" w:name="X0957a1dbcd22e9d9553be525827a3cc7602c435"/>
     <w:p>
       <w:pPr>
         <w:pStyle w:val="Heading3"/>
@@ -32347,9 +31702,9 @@
         <w:pStyle w:val="FirstParagraph"/>
       </w:pPr>
     </w:p>
+    <w:bookmarkEnd w:id="55"/>
     <w:bookmarkEnd w:id="56"/>
-    <w:bookmarkEnd w:id="57"/>
-    <w:bookmarkStart w:id="78" w:name="part-2-module-by-module-feature-tour"/>
+    <w:bookmarkStart w:id="77" w:name="part-2-module-by-module-feature-tour"/>
     <w:p>
       <w:pPr>
         <w:pStyle w:val="Heading2"/>
@@ -32374,7 +31729,7 @@
         <w:t xml:space="preserve">Each entry below covers one module: its purpose (in journi’s own words), how it plays out in the Bouregreg ERP Adoption Program, what a user can create, update, or delete on the page, and who is allowed to do it. General write access — the ability to log data on most day-to-day Change Management modules — belongs to five roles: Super Admin, Group Admin, Org Admin, Change Manager, People Manager, and Practitioner/Contributor. Sponsor, Executive, and Employee accounts are read-only on those same modules by default, seeing dashboards and their own assigned items rather than editing scores. Two roles carry a narrower additional restriction worth stating plainly: Practitioner/Contributor can log data but, unlike the other five, is not one of the roles with individual-level visibility — on modules with named-person detail, a Practitioner sees aggregated cohort views rather than individual scores.</w:t>
       </w:r>
     </w:p>
-    <w:bookmarkStart w:id="58" w:name="m1-hierarchy"/>
+    <w:bookmarkStart w:id="57" w:name="m1-hierarchy"/>
     <w:p>
       <w:pPr>
         <w:pStyle w:val="Heading3"/>
@@ -32513,8 +31868,8 @@
         <w:t xml:space="preserve">Group name; Organization name, sector, employee count, sites, languages, default language; Main Project name/type/scope/duration/budget band/executive sponsor; CM Project name/linked Main Projects/owner/change type/target population/business driver.</w:t>
       </w:r>
     </w:p>
-    <w:bookmarkEnd w:id="58"/>
-    <w:bookmarkStart w:id="59" w:name="m2-identity-rbac"/>
+    <w:bookmarkEnd w:id="57"/>
+    <w:bookmarkStart w:id="58" w:name="m2-identity-rbac"/>
     <w:p>
       <w:pPr>
         <w:pStyle w:val="Heading3"/>
@@ -32678,8 +32033,8 @@
         <w:t xml:space="preserve">User name, email, role, scope type, scope ID, language; Permission Matrix role × capability checkboxes; Governance justification toggle; License companyName, plan, maxUsers, issueDate, expiryDate, features.</w:t>
       </w:r>
     </w:p>
-    <w:bookmarkEnd w:id="59"/>
-    <w:bookmarkStart w:id="60" w:name="m3-initiative-registry"/>
+    <w:bookmarkEnd w:id="58"/>
+    <w:bookmarkStart w:id="59" w:name="m3-initiative-registry"/>
     <w:p>
       <w:pPr>
         <w:pStyle w:val="Heading3"/>
@@ -32844,8 +32199,8 @@
         <w:t xml:space="preserve">Business driver; scope; target population; Lewin macro-state.</w:t>
       </w:r>
     </w:p>
-    <w:bookmarkEnd w:id="60"/>
-    <w:bookmarkStart w:id="61" w:name="m4-stakeholder-mapping"/>
+    <w:bookmarkEnd w:id="59"/>
+    <w:bookmarkStart w:id="60" w:name="m4-stakeholder-mapping"/>
     <w:p>
       <w:pPr>
         <w:pStyle w:val="Heading3"/>
@@ -32984,8 +32339,8 @@
         <w:t xml:space="preserve">Cohort name; impact dimension; impact severity; site/department.</w:t>
       </w:r>
     </w:p>
-    <w:bookmarkEnd w:id="61"/>
-    <w:bookmarkStart w:id="62" w:name="m5-adkar-engine"/>
+    <w:bookmarkEnd w:id="60"/>
+    <w:bookmarkStart w:id="61" w:name="m5-adkar-engine"/>
     <w:p>
       <w:pPr>
         <w:pStyle w:val="Heading3"/>
@@ -33124,8 +32479,8 @@
         <w:t xml:space="preserve">Five block scores (1–5): Awareness, Desire, Knowledge, Ability, Reinforcement; a barrier-reason note on any score ≤ 2.</w:t>
       </w:r>
     </w:p>
-    <w:bookmarkEnd w:id="62"/>
-    <w:bookmarkStart w:id="63" w:name="m6-emotional-transition-layer"/>
+    <w:bookmarkEnd w:id="61"/>
+    <w:bookmarkStart w:id="62" w:name="m6-emotional-transition-layer"/>
     <w:p>
       <w:pPr>
         <w:pStyle w:val="Heading3"/>
@@ -33300,8 +32655,8 @@
         <w:t xml:space="preserve">Bridges stage (Ending / Neutral Zone / New Beginning); Kübler-Ross sentiment (Denial / Resistance-Anger / Exploration / Commitment); justification note.</w:t>
       </w:r>
     </w:p>
-    <w:bookmarkEnd w:id="63"/>
-    <w:bookmarkStart w:id="64" w:name="m7-sponsor-coalition"/>
+    <w:bookmarkEnd w:id="62"/>
+    <w:bookmarkStart w:id="63" w:name="m7-sponsor-coalition"/>
     <w:p>
       <w:pPr>
         <w:pStyle w:val="Heading3"/>
@@ -33440,8 +32795,8 @@
         <w:t xml:space="preserve">Sponsor roadmap action and due date; visibility rating (active/weak); coalition member name and role.</w:t>
       </w:r>
     </w:p>
-    <w:bookmarkEnd w:id="64"/>
-    <w:bookmarkStart w:id="65" w:name="m8-communications"/>
+    <w:bookmarkEnd w:id="63"/>
+    <w:bookmarkStart w:id="64" w:name="m8-communications"/>
     <w:p>
       <w:pPr>
         <w:pStyle w:val="Heading3"/>
@@ -33616,8 +32971,8 @@
         <w:t xml:space="preserve">Message text; audience/cohort; channel; timing; status (queued/sent).</w:t>
       </w:r>
     </w:p>
-    <w:bookmarkEnd w:id="65"/>
-    <w:bookmarkStart w:id="66" w:name="m9-training"/>
+    <w:bookmarkEnd w:id="64"/>
+    <w:bookmarkStart w:id="65" w:name="m9-training"/>
     <w:p>
       <w:pPr>
         <w:pStyle w:val="Heading3"/>
@@ -33756,8 +33111,8 @@
         <w:t xml:space="preserve">Curriculum entry name; cohort; completion percentage; Certified toggle.</w:t>
       </w:r>
     </w:p>
-    <w:bookmarkEnd w:id="66"/>
-    <w:bookmarkStart w:id="67" w:name="m10-resistance"/>
+    <w:bookmarkEnd w:id="65"/>
+    <w:bookmarkStart w:id="66" w:name="m10-resistance"/>
     <w:p>
       <w:pPr>
         <w:pStyle w:val="Heading3"/>
@@ -33896,8 +33251,8 @@
         <w:t xml:space="preserve">Resistance entry description; root cause; status (open/closed); linked mitigation action; Codebook code name; tagged evidence (interview note, free-text source).</w:t>
       </w:r>
     </w:p>
-    <w:bookmarkEnd w:id="67"/>
-    <w:bookmarkStart w:id="68" w:name="m11-manager-as-coach"/>
+    <w:bookmarkEnd w:id="66"/>
+    <w:bookmarkStart w:id="67" w:name="m11-manager-as-coach"/>
     <w:p>
       <w:pPr>
         <w:pStyle w:val="Heading3"/>
@@ -34036,8 +33391,8 @@
         <w:t xml:space="preserve">(Computed heatmap, not a data-entry field); logged coaching action per barrier.</w:t>
       </w:r>
     </w:p>
-    <w:bookmarkEnd w:id="68"/>
-    <w:bookmarkStart w:id="69" w:name="m12-sustainment"/>
+    <w:bookmarkEnd w:id="67"/>
+    <w:bookmarkStart w:id="68" w:name="m12-sustainment"/>
     <w:p>
       <w:pPr>
         <w:pStyle w:val="Heading3"/>
@@ -34176,8 +33531,8 @@
         <w:t xml:space="preserve">Checkpoint label and date; status (planned/complete); regression-risk flag (low/high); quick-win entry; lesson-learned entry; sign-off toggle.</w:t>
       </w:r>
     </w:p>
-    <w:bookmarkEnd w:id="69"/>
-    <w:bookmarkStart w:id="70" w:name="m13-risk-register"/>
+    <w:bookmarkEnd w:id="68"/>
+    <w:bookmarkStart w:id="69" w:name="m13-risk-register"/>
     <w:p>
       <w:pPr>
         <w:pStyle w:val="Heading3"/>
@@ -34316,8 +33671,8 @@
         <w:t xml:space="preserve">Risk description; category; severity; status (open/closed).</w:t>
       </w:r>
     </w:p>
-    <w:bookmarkEnd w:id="70"/>
-    <w:bookmarkStart w:id="71" w:name="m14-analytics"/>
+    <w:bookmarkEnd w:id="69"/>
+    <w:bookmarkStart w:id="70" w:name="m14-analytics"/>
     <w:p>
       <w:pPr>
         <w:pStyle w:val="Heading3"/>
@@ -34456,8 +33811,8 @@
         <w:t xml:space="preserve">(Computed) Composite Readiness Index; adoption curve; correlation view — no direct data entry.</w:t>
       </w:r>
     </w:p>
-    <w:bookmarkEnd w:id="71"/>
-    <w:bookmarkStart w:id="72" w:name="m15-journey-map"/>
+    <w:bookmarkEnd w:id="70"/>
+    <w:bookmarkStart w:id="71" w:name="m15-journey-map"/>
     <w:p>
       <w:pPr>
         <w:pStyle w:val="Heading3"/>
@@ -34596,8 +33951,8 @@
         <w:t xml:space="preserve">(Computed) combined ADKAR/Bridges/sentiment timeline — no direct data entry.</w:t>
       </w:r>
     </w:p>
-    <w:bookmarkEnd w:id="72"/>
-    <w:bookmarkStart w:id="73" w:name="m16-ai-use-case-library"/>
+    <w:bookmarkEnd w:id="71"/>
+    <w:bookmarkStart w:id="72" w:name="m16-ai-use-case-library"/>
     <w:p>
       <w:pPr>
         <w:pStyle w:val="Heading3"/>
@@ -34736,8 +34091,8 @@
         <w:t xml:space="preserve">Use-case activation toggle (per Organization); override toggle (per Project); usage-log entry.</w:t>
       </w:r>
     </w:p>
-    <w:bookmarkEnd w:id="73"/>
-    <w:bookmarkStart w:id="74" w:name="m17-wbs-gantt"/>
+    <w:bookmarkEnd w:id="72"/>
+    <w:bookmarkStart w:id="73" w:name="m17-wbs-gantt"/>
     <w:p>
       <w:pPr>
         <w:pStyle w:val="Heading3"/>
@@ -34876,8 +34231,8 @@
         <w:t xml:space="preserve">Task name; track (PM/CM/framework); baseline start/end date; actual start/end date; status; Phase Gate Joint Decision (Go / Go with Conditions / No-Go).</w:t>
       </w:r>
     </w:p>
-    <w:bookmarkEnd w:id="74"/>
-    <w:bookmarkStart w:id="75" w:name="m18-process-registry"/>
+    <w:bookmarkEnd w:id="73"/>
+    <w:bookmarkStart w:id="74" w:name="m18-process-registry"/>
     <w:p>
       <w:pPr>
         <w:pStyle w:val="Heading3"/>
@@ -35016,8 +34371,8 @@
         <w:t xml:space="preserve">RACSI grid cell (role × macro process); Macro Process and End-to-End Process catalogs (read-only reference).</w:t>
       </w:r>
     </w:p>
-    <w:bookmarkEnd w:id="75"/>
-    <w:bookmarkStart w:id="76" w:name="m19-cm-charters"/>
+    <w:bookmarkEnd w:id="74"/>
+    <w:bookmarkStart w:id="75" w:name="m19-cm-charters"/>
     <w:p>
       <w:pPr>
         <w:pStyle w:val="Heading3"/>
@@ -35156,8 +34511,8 @@
         <w:t xml:space="preserve">Charter name; category; RACSI (R/A/C/S/I); status (Active/Draft/Retired); version; effective date; review frequency; compliance-log entry.</w:t>
       </w:r>
     </w:p>
-    <w:bookmarkEnd w:id="76"/>
-    <w:bookmarkStart w:id="77" w:name="m20-journeys-analytics"/>
+    <w:bookmarkEnd w:id="75"/>
+    <w:bookmarkStart w:id="76" w:name="m20-journeys-analytics"/>
     <w:p>
       <w:pPr>
         <w:pStyle w:val="Heading3"/>
@@ -35321,9 +34676,9 @@
         <w:pStyle w:val="FirstParagraph"/>
       </w:pPr>
     </w:p>
+    <w:bookmarkEnd w:id="76"/>
     <w:bookmarkEnd w:id="77"/>
-    <w:bookmarkEnd w:id="78"/>
-    <w:bookmarkStart w:id="91" w:name="X3a691c7b5e904e251e49707e934744bde62b737"/>
+    <w:bookmarkStart w:id="90" w:name="X3a691c7b5e904e251e49707e934744bde62b737"/>
     <w:p>
       <w:pPr>
         <w:pStyle w:val="Heading2"/>
@@ -35348,7 +34703,7 @@
         <w:t xml:space="preserve">Module 18’s Process Registry holds 16 registered end-to-end chains: 4 core chains spanning the whole Change Management lifecycle, 4 cross-cutting loops that make an existing cross-module dependency explicit and traceable, and 8 transformation-type lifecycles — one per archetype, each with its own Phase Template in M17. Every chain is built from journi’s 10 Macro Processes (MP-01 through MP-10); this Part walks each of the 16 against Bouregreg Group’s data, and for the 8 transformation-type lifecycles, against the specific Change Management Project in Part 4 that archetype belongs to.</w:t>
       </w:r>
     </w:p>
-    <w:bookmarkStart w:id="79" w:name="the-10-macro-processes-reference"/>
+    <w:bookmarkStart w:id="78" w:name="the-10-macro-processes-reference"/>
     <w:p>
       <w:pPr>
         <w:pStyle w:val="Heading3"/>
@@ -35768,8 +35123,8 @@
         </w:tc>
       </w:tr>
     </w:tbl>
-    <w:bookmarkEnd w:id="79"/>
-    <w:bookmarkStart w:id="84" w:name="core-chains-e2e-01-e2e-04"/>
+    <w:bookmarkEnd w:id="78"/>
+    <w:bookmarkStart w:id="83" w:name="core-chains-e2e-01-e2e-04"/>
     <w:p>
       <w:pPr>
         <w:pStyle w:val="Heading3"/>
@@ -35783,7 +35138,7 @@
         <w:t xml:space="preserve">Core Chains (E2E-01 — E2E-04)</w:t>
       </w:r>
     </w:p>
-    <w:bookmarkStart w:id="80" w:name="Xdd0f15b280f76ef8f06812aee34f7e528fe2da1"/>
+    <w:bookmarkStart w:id="79" w:name="Xdd0f15b280f76ef8f06812aee34f7e528fe2da1"/>
     <w:p>
       <w:pPr>
         <w:pStyle w:val="Heading4"/>
@@ -35950,8 +35305,8 @@
         <w:t xml:space="preserve">W1–14, spanning Discovery and Design (Part 1B.3, Phases 1–2) — the same window Part 1B.6’s Month 1–3 narrative covers.</w:t>
       </w:r>
     </w:p>
-    <w:bookmarkEnd w:id="80"/>
-    <w:bookmarkStart w:id="81" w:name="X102d98e98069ee5353b9ffb28a6892e1ec4d314"/>
+    <w:bookmarkEnd w:id="79"/>
+    <w:bookmarkStart w:id="80" w:name="X102d98e98069ee5353b9ffb28a6892e1ec4d314"/>
     <w:p>
       <w:pPr>
         <w:pStyle w:val="Heading4"/>
@@ -36118,8 +35473,8 @@
         <w:t xml:space="preserve">W28–42, spanning Test and Train (Phases 4–5) — the exact window Exception E2 (Part 1B.4) fires in, Month 8 of Part 1B.6’s narrative.</w:t>
       </w:r>
     </w:p>
-    <w:bookmarkEnd w:id="81"/>
-    <w:bookmarkStart w:id="82" w:name="Xf7155a6f5c22b3c8b7321cba8536c1b62ce4ef0"/>
+    <w:bookmarkEnd w:id="80"/>
+    <w:bookmarkStart w:id="81" w:name="Xf7155a6f5c22b3c8b7321cba8536c1b62ce4ef0"/>
     <w:p>
       <w:pPr>
         <w:pStyle w:val="Heading4"/>
@@ -36286,8 +35641,8 @@
         <w:t xml:space="preserve">first opens W18–22 (Build, Phase 3) with Exception E1, and recurs at any later point a Desire or sentiment score stalls — see also the Order-to-Cash and Settat Restructuring cases in Part 4, both built around this exact chain.</w:t>
       </w:r>
     </w:p>
-    <w:bookmarkEnd w:id="82"/>
-    <w:bookmarkStart w:id="83" w:name="X45b7bee2c9af545f78ba5e1ca9e039e3d7fb2c7"/>
+    <w:bookmarkEnd w:id="81"/>
+    <w:bookmarkStart w:id="82" w:name="X45b7bee2c9af545f78ba5e1ca9e039e3d7fb2c7"/>
     <w:p>
       <w:pPr>
         <w:pStyle w:val="Heading4"/>
@@ -36490,9 +35845,9 @@
         <w:t xml:space="preserve">W43 through W64, spanning Deploy, Hypercare, and Sustain (Phases 6–8) — the closing third of Part 1B.6’s month-by-month narrative, Months 11 through 14.</w:t>
       </w:r>
     </w:p>
+    <w:bookmarkEnd w:id="82"/>
     <w:bookmarkEnd w:id="83"/>
-    <w:bookmarkEnd w:id="84"/>
-    <w:bookmarkStart w:id="89" w:name="cross-cutting-loops-e2e-05-e2e-08"/>
+    <w:bookmarkStart w:id="88" w:name="cross-cutting-loops-e2e-05-e2e-08"/>
     <w:p>
       <w:pPr>
         <w:pStyle w:val="Heading3"/>
@@ -36506,7 +35861,7 @@
         <w:t xml:space="preserve">Cross-Cutting Loops (E2E-05 — E2E-08)</w:t>
       </w:r>
     </w:p>
-    <w:bookmarkStart w:id="85" w:name="e2e-05-signal-aggregation-loop"/>
+    <w:bookmarkStart w:id="84" w:name="e2e-05-signal-aggregation-loop"/>
     <w:p>
       <w:pPr>
         <w:pStyle w:val="Heading4"/>
@@ -36647,8 +36002,8 @@
         <w:t xml:space="preserve">continuous, W1 through close — this loop has no phase of its own because it is the connective tissue running underneath every phase in Part 1B.3.</w:t>
       </w:r>
     </w:p>
-    <w:bookmarkEnd w:id="85"/>
-    <w:bookmarkStart w:id="86" w:name="e2e-06-pm-cm-governance-bridge"/>
+    <w:bookmarkEnd w:id="84"/>
+    <w:bookmarkStart w:id="85" w:name="e2e-06-pm-cm-governance-bridge"/>
     <w:p>
       <w:pPr>
         <w:pStyle w:val="Heading4"/>
@@ -36789,8 +36144,8 @@
         <w:t xml:space="preserve">most active at each phase gate in Part 1B.3 — W8, W14, W30, W38, W42, W43, W50, and W64 — since a Phase Gate checkpoint is this loop’s most common trigger.</w:t>
       </w:r>
     </w:p>
-    <w:bookmarkEnd w:id="86"/>
-    <w:bookmarkStart w:id="87" w:name="e2e-07-champion-early-warning-loop"/>
+    <w:bookmarkEnd w:id="85"/>
+    <w:bookmarkStart w:id="86" w:name="e2e-07-champion-early-warning-loop"/>
     <w:p>
       <w:pPr>
         <w:pStyle w:val="Heading4"/>
@@ -36931,8 +36286,8 @@
         <w:t xml:space="preserve">operational from W12 onward, once Build’s Task 2 formally briefs the champion network (Phase 3) — and the exact mechanism that could have surfaced Exception E1’s Settat concern even earlier than the Desire score did.</w:t>
       </w:r>
     </w:p>
-    <w:bookmarkEnd w:id="87"/>
-    <w:bookmarkStart w:id="88" w:name="e2e-08-governance-escalation-loop"/>
+    <w:bookmarkEnd w:id="86"/>
+    <w:bookmarkStart w:id="87" w:name="e2e-08-governance-escalation-loop"/>
     <w:p>
       <w:pPr>
         <w:pStyle w:val="Heading4"/>
@@ -37073,9 +36428,9 @@
         <w:t xml:space="preserve">no fixed window — like E2E-05, it runs continuously wherever a Sponsor escalation and a sustainment checkpoint happen to coincide, most plausibly around Exception E5 in Part 1B.6’s Month 14.</w:t>
       </w:r>
     </w:p>
+    <w:bookmarkEnd w:id="87"/>
     <w:bookmarkEnd w:id="88"/>
-    <w:bookmarkEnd w:id="89"/>
-    <w:bookmarkStart w:id="90" w:name="X07935886bc9ab7c2d95bb977c10a7667c12258d"/>
+    <w:bookmarkStart w:id="89" w:name="X07935886bc9ab7c2d95bb977c10a7667c12258d"/>
     <w:p>
       <w:pPr>
         <w:pStyle w:val="Heading3"/>
@@ -37892,9 +37247,9 @@
         <w:pStyle w:val="FirstParagraph"/>
       </w:pPr>
     </w:p>
+    <w:bookmarkEnd w:id="89"/>
     <w:bookmarkEnd w:id="90"/>
-    <w:bookmarkEnd w:id="91"/>
-    <w:bookmarkStart w:id="103" w:name="Xb062a9495713b8c8b037dca833442cfc66017b0"/>
+    <w:bookmarkStart w:id="102" w:name="Xb062a9495713b8c8b037dca833442cfc66017b0"/>
     <w:p>
       <w:pPr>
         <w:pStyle w:val="Heading2"/>
@@ -37966,7 +37321,7 @@
         <w:t xml:space="preserve">Each case below states its archetype, business driver, target population, starting readiness pattern, and — concretely, not abstractly — which of journi’s 9 live-computed alerts it is built to exercise.</w:t>
       </w:r>
     </w:p>
-    <w:bookmarkStart w:id="92" w:name="the-scenario-library-at-a-glance"/>
+    <w:bookmarkStart w:id="91" w:name="the-scenario-library-at-a-glance"/>
     <w:p>
       <w:pPr>
         <w:pStyle w:val="Heading3"/>
@@ -38827,8 +38182,8 @@
         <w:t xml:space="preserve">Read top to bottom, the table also makes a structural point visible at a glance: eight of the nine cases run on a Phase Template with a registered End-to-End lifecycle behind it (Part 3, Appendix A.5); only the last, Restructuring, runs on the generic core chains because no dedicated lifecycle exists for it — the same gap the case’s own write-up below states directly rather than papers over.</w:t>
       </w:r>
     </w:p>
-    <w:bookmarkEnd w:id="92"/>
-    <w:bookmarkStart w:id="93" w:name="X8f9567737741ab3c6a83fb539ea0246a11ba92c"/>
+    <w:bookmarkEnd w:id="91"/>
+    <w:bookmarkStart w:id="92" w:name="X8f9567737741ab3c6a83fb539ea0246a11ba92c"/>
     <w:p>
       <w:pPr>
         <w:pStyle w:val="Heading3"/>
@@ -38923,8 +38278,8 @@
         <w:t xml:space="preserve">if a Phase Gate closes as anything other than a clean Go.</w:t>
       </w:r>
     </w:p>
-    <w:bookmarkEnd w:id="93"/>
-    <w:bookmarkStart w:id="94" w:name="Xc24d01c77d44894f2465531ef76a97acdfd22e6"/>
+    <w:bookmarkEnd w:id="92"/>
+    <w:bookmarkStart w:id="93" w:name="Xc24d01c77d44894f2465531ef76a97acdfd22e6"/>
     <w:p>
       <w:pPr>
         <w:pStyle w:val="Heading3"/>
@@ -39018,8 +38373,8 @@
         <w:t xml:space="preserve">W3 intake and diagnosis opens, running alongside the ERP program’s own Discovery; W10 clean-slate design signed off; W18 build complete; W22–26 pilot on a single process step, where the third resistance entry lands and ALT-004 fires; W34 organization-wide rollout; W44 stabilization; W52 sustainment handoff.</w:t>
       </w:r>
     </w:p>
-    <w:bookmarkEnd w:id="94"/>
-    <w:bookmarkStart w:id="95" w:name="Xf809a11e051728219602f4df9a59bd412be5988"/>
+    <w:bookmarkEnd w:id="93"/>
+    <w:bookmarkStart w:id="94" w:name="Xf809a11e051728219602f4df9a59bd412be5988"/>
     <w:p>
       <w:pPr>
         <w:pStyle w:val="Heading3"/>
@@ -39087,8 +38442,8 @@
         <w:t xml:space="preserve">W20 opportunity assessment; W24 architecture design; W29 build; W32 UAT and shadow-mode running the bot alongside the manual process for two weeks; W34 production go-live; W36 exception tuning; W38 CoE handover — the shortest case in the library, closed in 18 weeks against the ERP program’s own Build/Test window.</w:t>
       </w:r>
     </w:p>
-    <w:bookmarkEnd w:id="95"/>
-    <w:bookmarkStart w:id="96" w:name="X5bff64c3c3a26e5e158972a6291c1c524f666df"/>
+    <w:bookmarkEnd w:id="94"/>
+    <w:bookmarkStart w:id="95" w:name="X5bff64c3c3a26e5e158972a6291c1c524f666df"/>
     <w:p>
       <w:pPr>
         <w:pStyle w:val="Heading3"/>
@@ -39182,8 +38537,8 @@
         <w:t xml:space="preserve">W1 intake and diagnosis (started alongside the ERP program’s own kickoff); W12 design; W26 implementation, where the coalition gap is logged and ALT-010 fires; W38 mock-up audit; W46 certifying audit; W50 surveillance prep; ongoing surveillance beyond W52 — the longest single-phase tail in the library, since certification surveillance never formally closes.</w:t>
       </w:r>
     </w:p>
-    <w:bookmarkEnd w:id="96"/>
-    <w:bookmarkStart w:id="97" w:name="X58b69ff03d5e781d9ee9b64dcd60096cf2e421f"/>
+    <w:bookmarkEnd w:id="95"/>
+    <w:bookmarkStart w:id="96" w:name="X58b69ff03d5e781d9ee9b64dcd60096cf2e421f"/>
     <w:p>
       <w:pPr>
         <w:pStyle w:val="Heading3"/>
@@ -39277,8 +38632,8 @@
         <w:t xml:space="preserve">W27 (six months into the ERP program) diagnosis opens; W30 target-values design, and ALT-003 fires before the integration Sponsor’s first logged action; W38 leadership modeling and reinforcement build begins; W46 pilot cohort (one Tangier team, one legacy Bouregreg team); W58 organization-wide rollout; reinforcement through skepticism and institutionalization continue well past the ERP program’s own W60 close, consistent with its 18-month horizon.</w:t>
       </w:r>
     </w:p>
-    <w:bookmarkEnd w:id="97"/>
-    <w:bookmarkStart w:id="98" w:name="Xd1da5f2b710a482859daf2c6bd05f400afab0a6"/>
+    <w:bookmarkEnd w:id="96"/>
+    <w:bookmarkStart w:id="97" w:name="Xd1da5f2b710a482859daf2c6bd05f400afab0a6"/>
     <w:p>
       <w:pPr>
         <w:pStyle w:val="Heading3"/>
@@ -39398,8 +38753,8 @@
         <w:t xml:space="preserve">W35 current operating model assessment opens, once the ERP program’s own Build phase has exposed the duplication; W42 target operating model design; W48 detailed org design; W52 pilot transition (Casablanca Finance first); W56 full transition, where the 30-day checkpoint lands High regression risk and ALT-002/ALT-015 fire; W64 governance adoption tracking and standing rhythm handover, resolved only once a clean checkpoint follows.</w:t>
       </w:r>
     </w:p>
-    <w:bookmarkEnd w:id="98"/>
-    <w:bookmarkStart w:id="99" w:name="Xbdad89381d253d0349901a77aa9f9d33db0c4d7"/>
+    <w:bookmarkEnd w:id="97"/>
+    <w:bookmarkStart w:id="98" w:name="Xbdad89381d253d0349901a77aa9f9d33db0c4d7"/>
     <w:p>
       <w:pPr>
         <w:pStyle w:val="Heading3"/>
@@ -39493,8 +38848,8 @@
         <w:t xml:space="preserve">W1 regulatory requirement and gap analysis, run from the very start of the tenant’s life given the fixed external deadline; W14 control design; W28 control implementation; W40 internal audit / independent testing; W48 controls go live, timed deliberately ahead of the ERP program’s own Deploy week so the two do not compete for the same Legal/Compliance attention; W52 first monitoring cycle; ongoing compliance handover beyond W60.</w:t>
       </w:r>
     </w:p>
-    <w:bookmarkEnd w:id="99"/>
-    <w:bookmarkStart w:id="100" w:name="Xd2703e5f97ca8b66b1a6308b2a70c5ae7e2b0e8"/>
+    <w:bookmarkEnd w:id="98"/>
+    <w:bookmarkStart w:id="99" w:name="Xd2703e5f97ca8b66b1a6308b2a70c5ae7e2b0e8"/>
     <w:p>
       <w:pPr>
         <w:pStyle w:val="Heading3"/>
@@ -39562,8 +38917,8 @@
         <w:t xml:space="preserve">W16 intake and diagnosis; W22 case for change and target-state design; W30 build (curriculum development, AI-assisted drafting via M16); W38 validation with a pilot cohort; W44 deployment across both plants, deliberately staggered a month behind the ERP program’s own Train phase so the two curricula don’t compete for the same plant-floor hours; W50 stabilization and hypercare; W58 sustainment and closure.</w:t>
       </w:r>
     </w:p>
-    <w:bookmarkEnd w:id="100"/>
-    <w:bookmarkStart w:id="101" w:name="Xbac664706ee9184f4e0881521cc2cb67c743150"/>
+    <w:bookmarkEnd w:id="99"/>
+    <w:bookmarkStart w:id="100" w:name="Xbac664706ee9184f4e0881521cc2cb67c743150"/>
     <w:p>
       <w:pPr>
         <w:pStyle w:val="Heading3"/>
@@ -39657,8 +39012,8 @@
         <w:t xml:space="preserve">W40 mobilization (E2E-01, run generically since no dedicated template exists); W44 capability and divergence management as the affected line’s staff are assessed for redeployment; W46 resistance crosses the threshold and ALT-004 fires for the second, independent time in the Organization; W50 adoption-to-sustainment begins as the consolidated line stabilizes; W64 ongoing, since a restructuring’s emotional tail is realistically the longest in the library relative to its short technical timeline.</w:t>
       </w:r>
     </w:p>
-    <w:bookmarkEnd w:id="101"/>
-    <w:bookmarkStart w:id="102" w:name="what-the-portfolio-view-shows"/>
+    <w:bookmarkEnd w:id="100"/>
+    <w:bookmarkStart w:id="101" w:name="what-the-portfolio-view-shows"/>
     <w:p>
       <w:pPr>
         <w:pStyle w:val="Heading3"/>
@@ -39687,7 +39042,7 @@
       <w:pPr>
         <w:numPr>
           <w:ilvl w:val="0"/>
-          <w:numId w:val="1025"/>
+          <w:numId w:val="1020"/>
         </w:numPr>
         <w:pStyle w:val="Compact"/>
       </w:pPr>
@@ -39716,7 +39071,7 @@
       <w:pPr>
         <w:numPr>
           <w:ilvl w:val="0"/>
-          <w:numId w:val="1025"/>
+          <w:numId w:val="1020"/>
         </w:numPr>
         <w:pStyle w:val="Compact"/>
       </w:pPr>
@@ -39788,9 +39143,9 @@
         <w:pStyle w:val="FirstParagraph"/>
       </w:pPr>
     </w:p>
+    <w:bookmarkEnd w:id="101"/>
     <w:bookmarkEnd w:id="102"/>
-    <w:bookmarkEnd w:id="103"/>
-    <w:bookmarkStart w:id="110" w:name="part-5-alerts-and-analytics-reference"/>
+    <w:bookmarkStart w:id="109" w:name="part-5-alerts-and-analytics-reference"/>
     <w:p>
       <w:pPr>
         <w:pStyle w:val="Heading2"/>
@@ -39804,7 +39159,7 @@
         <w:t xml:space="preserve">Part 5 — Alerts and Analytics Reference</w:t>
       </w:r>
     </w:p>
-    <w:bookmarkStart w:id="104" w:name="how-alerts-work-in-journi"/>
+    <w:bookmarkStart w:id="103" w:name="how-alerts-work-in-journi"/>
     <w:p>
       <w:pPr>
         <w:pStyle w:val="Heading3"/>
@@ -39855,8 +39210,8 @@
         <w:t xml:space="preserve">— they actually fire, dismiss, and re-evaluate as Bouregreg Group’s data changes. The other 7 are documented for traceability but never fire in this build, for two different reasons stated plainly rather than left implicit: 6 depend on infrastructure journi does not have (a real backend, AI confidence scoring, authentication lockout, a request-tracking system), and the 7th — Champion Coverage Below Target — is excluded because journi has no structured champion-tracking data model to compute it from (a coalition member carries a free-text role field, not a governed Champion entity), so there is no genuine signal to compute, only one that could be faked.</w:t>
       </w:r>
     </w:p>
-    <w:bookmarkEnd w:id="104"/>
-    <w:bookmarkStart w:id="105" w:name="the-9-live-alerts"/>
+    <w:bookmarkEnd w:id="103"/>
+    <w:bookmarkStart w:id="104" w:name="the-9-live-alerts"/>
     <w:p>
       <w:pPr>
         <w:pStyle w:val="Heading3"/>
@@ -41097,8 +40452,8 @@
         <w:t xml:space="preserve">Part 4’s nine-project scenario library was deliberately designed so that every one of these 9 fires at least once against Bouregreg Group’s real data — seven from a single project’s own record, and ALT-008 and ALT-011 only because several projects are genuinely running concurrently against overlapping populations.</w:t>
       </w:r>
     </w:p>
-    <w:bookmarkEnd w:id="105"/>
-    <w:bookmarkStart w:id="106" w:name="the-7-catalogued-but-non-live-alerts"/>
+    <w:bookmarkEnd w:id="104"/>
+    <w:bookmarkStart w:id="105" w:name="the-7-catalogued-but-non-live-alerts"/>
     <w:p>
       <w:pPr>
         <w:pStyle w:val="Heading3"/>
@@ -41584,8 +40939,8 @@
         </w:tc>
       </w:tr>
     </w:tbl>
-    <w:bookmarkEnd w:id="106"/>
-    <w:bookmarkStart w:id="107" w:name="Xf6565557127911adf304fe9ac3cbe63c836db27"/>
+    <w:bookmarkEnd w:id="105"/>
+    <w:bookmarkStart w:id="106" w:name="Xf6565557127911adf304fe9ac3cbe63c836db27"/>
     <w:p>
       <w:pPr>
         <w:pStyle w:val="Heading3"/>
@@ -41614,7 +40969,7 @@
       <w:pPr>
         <w:numPr>
           <w:ilvl w:val="0"/>
-          <w:numId w:val="1026"/>
+          <w:numId w:val="1021"/>
         </w:numPr>
         <w:pStyle w:val="Compact"/>
       </w:pPr>
@@ -41662,7 +41017,7 @@
       <w:pPr>
         <w:numPr>
           <w:ilvl w:val="0"/>
-          <w:numId w:val="1026"/>
+          <w:numId w:val="1021"/>
         </w:numPr>
         <w:pStyle w:val="Compact"/>
       </w:pPr>
@@ -41717,8 +41072,8 @@
         <w:t xml:space="preserve">It is not a separate module; it is computed live from M5 and M6 data and surfaces exclusively as ALT-001 in the Notification Center.</w:t>
       </w:r>
     </w:p>
-    <w:bookmarkEnd w:id="107"/>
-    <w:bookmarkStart w:id="108" w:name="where-to-look-by-role"/>
+    <w:bookmarkEnd w:id="106"/>
+    <w:bookmarkStart w:id="107" w:name="where-to-look-by-role"/>
     <w:p>
       <w:pPr>
         <w:pStyle w:val="Heading3"/>
@@ -41736,7 +41091,7 @@
       <w:pPr>
         <w:numPr>
           <w:ilvl w:val="0"/>
-          <w:numId w:val="1027"/>
+          <w:numId w:val="1022"/>
         </w:numPr>
         <w:pStyle w:val="Compact"/>
       </w:pPr>
@@ -41765,7 +41120,7 @@
       <w:pPr>
         <w:numPr>
           <w:ilvl w:val="0"/>
-          <w:numId w:val="1027"/>
+          <w:numId w:val="1022"/>
         </w:numPr>
         <w:pStyle w:val="Compact"/>
       </w:pPr>
@@ -41788,7 +41143,7 @@
       <w:pPr>
         <w:numPr>
           <w:ilvl w:val="0"/>
-          <w:numId w:val="1027"/>
+          <w:numId w:val="1022"/>
         </w:numPr>
         <w:pStyle w:val="Compact"/>
       </w:pPr>
@@ -41811,7 +41166,7 @@
       <w:pPr>
         <w:numPr>
           <w:ilvl w:val="0"/>
-          <w:numId w:val="1027"/>
+          <w:numId w:val="1022"/>
         </w:numPr>
         <w:pStyle w:val="Compact"/>
       </w:pPr>
@@ -41830,8 +41185,8 @@
         <w:t xml:space="preserve">: none of the 9 live alerts route to Super Admin by default; their standing responsibility is Part 1’s tenant configuration (License, Permission Matrix, Governance Settings), not day-to-day alert triage.</w:t>
       </w:r>
     </w:p>
-    <w:bookmarkEnd w:id="108"/>
-    <w:bookmarkStart w:id="109" w:name="alert-to-scenario-cross-reference"/>
+    <w:bookmarkEnd w:id="107"/>
+    <w:bookmarkStart w:id="108" w:name="alert-to-scenario-cross-reference"/>
     <w:p>
       <w:pPr>
         <w:pStyle w:val="Heading3"/>
@@ -42467,9 +41822,9 @@
         <w:pStyle w:val="FirstParagraph"/>
       </w:pPr>
     </w:p>
+    <w:bookmarkEnd w:id="108"/>
     <w:bookmarkEnd w:id="109"/>
-    <w:bookmarkEnd w:id="110"/>
-    <w:bookmarkStart w:id="121" w:name="appendix-quick-reference"/>
+    <w:bookmarkStart w:id="120" w:name="appendix-quick-reference"/>
     <w:p>
       <w:pPr>
         <w:pStyle w:val="Heading2"/>
@@ -42483,7 +41838,7 @@
         <w:t xml:space="preserve">Appendix — Quick Reference</w:t>
       </w:r>
     </w:p>
-    <w:bookmarkStart w:id="111" w:name="a.1-role-legend"/>
+    <w:bookmarkStart w:id="110" w:name="a.1-role-legend"/>
     <w:p>
       <w:pPr>
         <w:pStyle w:val="Heading3"/>
@@ -43333,8 +42688,8 @@
         </w:tc>
       </w:tr>
     </w:tbl>
-    <w:bookmarkEnd w:id="111"/>
-    <w:bookmarkStart w:id="112" w:name="a.2-racsi-legend"/>
+    <w:bookmarkEnd w:id="110"/>
+    <w:bookmarkStart w:id="111" w:name="a.2-racsi-legend"/>
     <w:p>
       <w:pPr>
         <w:pStyle w:val="Heading3"/>
@@ -43888,8 +43243,8 @@
         <w:t xml:space="preserve">End User.</w:t>
       </w:r>
     </w:p>
-    <w:bookmarkEnd w:id="112"/>
-    <w:bookmarkStart w:id="113" w:name="a.3-the-four-frameworks-one-page"/>
+    <w:bookmarkEnd w:id="111"/>
+    <w:bookmarkStart w:id="112" w:name="a.3-the-four-frameworks-one-page"/>
     <w:p>
       <w:pPr>
         <w:pStyle w:val="Heading3"/>
@@ -44555,8 +43910,8 @@
         </w:tc>
       </w:tr>
     </w:tbl>
-    <w:bookmarkEnd w:id="113"/>
-    <w:bookmarkStart w:id="114" w:name="a.4-module-index-m1m20"/>
+    <w:bookmarkEnd w:id="112"/>
+    <w:bookmarkStart w:id="113" w:name="a.4-module-index-m1m20"/>
     <w:p>
       <w:pPr>
         <w:pStyle w:val="Heading3"/>
@@ -45966,8 +45321,8 @@
         </w:tc>
       </w:tr>
     </w:tbl>
-    <w:bookmarkEnd w:id="114"/>
-    <w:bookmarkStart w:id="115" w:name="a.5-the-16-end-to-end-processes-index"/>
+    <w:bookmarkEnd w:id="113"/>
+    <w:bookmarkStart w:id="114" w:name="a.5-the-16-end-to-end-processes-index"/>
     <w:p>
       <w:pPr>
         <w:pStyle w:val="Heading3"/>
@@ -47117,8 +46472,8 @@
         </w:tc>
       </w:tr>
     </w:tbl>
-    <w:bookmarkEnd w:id="115"/>
-    <w:bookmarkStart w:id="116" w:name="a.6-glossary"/>
+    <w:bookmarkEnd w:id="114"/>
+    <w:bookmarkStart w:id="115" w:name="a.6-glossary"/>
     <w:p>
       <w:pPr>
         <w:pStyle w:val="Heading3"/>
@@ -47136,7 +46491,7 @@
       <w:pPr>
         <w:numPr>
           <w:ilvl w:val="0"/>
-          <w:numId w:val="1028"/>
+          <w:numId w:val="1023"/>
         </w:numPr>
         <w:pStyle w:val="Compact"/>
       </w:pPr>
@@ -47165,7 +46520,7 @@
       <w:pPr>
         <w:numPr>
           <w:ilvl w:val="0"/>
-          <w:numId w:val="1028"/>
+          <w:numId w:val="1023"/>
         </w:numPr>
         <w:pStyle w:val="Compact"/>
       </w:pPr>
@@ -47194,7 +46549,7 @@
       <w:pPr>
         <w:numPr>
           <w:ilvl w:val="0"/>
-          <w:numId w:val="1028"/>
+          <w:numId w:val="1023"/>
         </w:numPr>
         <w:pStyle w:val="Compact"/>
       </w:pPr>
@@ -47223,7 +46578,7 @@
       <w:pPr>
         <w:numPr>
           <w:ilvl w:val="0"/>
-          <w:numId w:val="1028"/>
+          <w:numId w:val="1023"/>
         </w:numPr>
         <w:pStyle w:val="Compact"/>
       </w:pPr>
@@ -47282,7 +46637,7 @@
       <w:pPr>
         <w:numPr>
           <w:ilvl w:val="0"/>
-          <w:numId w:val="1028"/>
+          <w:numId w:val="1023"/>
         </w:numPr>
         <w:pStyle w:val="Compact"/>
       </w:pPr>
@@ -47311,7 +46666,7 @@
       <w:pPr>
         <w:numPr>
           <w:ilvl w:val="0"/>
-          <w:numId w:val="1028"/>
+          <w:numId w:val="1023"/>
         </w:numPr>
         <w:pStyle w:val="Compact"/>
       </w:pPr>
@@ -47340,7 +46695,7 @@
       <w:pPr>
         <w:numPr>
           <w:ilvl w:val="0"/>
-          <w:numId w:val="1028"/>
+          <w:numId w:val="1023"/>
         </w:numPr>
         <w:pStyle w:val="Compact"/>
       </w:pPr>
@@ -47369,7 +46724,7 @@
       <w:pPr>
         <w:numPr>
           <w:ilvl w:val="0"/>
-          <w:numId w:val="1028"/>
+          <w:numId w:val="1023"/>
         </w:numPr>
         <w:pStyle w:val="Compact"/>
       </w:pPr>
@@ -47398,7 +46753,7 @@
       <w:pPr>
         <w:numPr>
           <w:ilvl w:val="0"/>
-          <w:numId w:val="1028"/>
+          <w:numId w:val="1023"/>
         </w:numPr>
         <w:pStyle w:val="Compact"/>
       </w:pPr>
@@ -47427,7 +46782,7 @@
       <w:pPr>
         <w:numPr>
           <w:ilvl w:val="0"/>
-          <w:numId w:val="1028"/>
+          <w:numId w:val="1023"/>
         </w:numPr>
         <w:pStyle w:val="Compact"/>
       </w:pPr>
@@ -47456,7 +46811,7 @@
       <w:pPr>
         <w:numPr>
           <w:ilvl w:val="0"/>
-          <w:numId w:val="1028"/>
+          <w:numId w:val="1023"/>
         </w:numPr>
         <w:pStyle w:val="Compact"/>
       </w:pPr>
@@ -47485,7 +46840,7 @@
       <w:pPr>
         <w:numPr>
           <w:ilvl w:val="0"/>
-          <w:numId w:val="1028"/>
+          <w:numId w:val="1023"/>
         </w:numPr>
         <w:pStyle w:val="Compact"/>
       </w:pPr>
@@ -47515,8 +46870,8 @@
         <w:pStyle w:val="FirstParagraph"/>
       </w:pPr>
     </w:p>
-    <w:bookmarkEnd w:id="116"/>
-    <w:bookmarkStart w:id="117" w:name="a.7-a-worked-racsi-grid-example-m18"/>
+    <w:bookmarkEnd w:id="115"/>
+    <w:bookmarkStart w:id="116" w:name="a.7-a-worked-racsi-grid-example-m18"/>
     <w:p>
       <w:pPr>
         <w:pStyle w:val="Heading3"/>
@@ -48168,8 +47523,8 @@
         <w:pStyle w:val="BodyText"/>
       </w:pPr>
     </w:p>
-    <w:bookmarkEnd w:id="117"/>
-    <w:bookmarkStart w:id="118" w:name="a.8-sample-journi-entries"/>
+    <w:bookmarkEnd w:id="116"/>
+    <w:bookmarkStart w:id="117" w:name="a.8-sample-journi-entries"/>
     <w:p>
       <w:pPr>
         <w:pStyle w:val="Heading3"/>
@@ -48450,8 +47805,8 @@
         <w:pStyle w:val="BodyText"/>
       </w:pPr>
     </w:p>
-    <w:bookmarkEnd w:id="118"/>
-    <w:bookmarkStart w:id="119" w:name="a.9-frequently-asked-questions"/>
+    <w:bookmarkEnd w:id="117"/>
+    <w:bookmarkStart w:id="118" w:name="a.9-frequently-asked-questions"/>
     <w:p>
       <w:pPr>
         <w:pStyle w:val="Heading3"/>
@@ -48854,8 +48209,8 @@
         <w:t xml:space="preserve">In a real deployment it plausibly would, and that concentration is itself worth naming: journi’s Sponsor &amp; Coalition module (M7) tracks each project’s sponsorship independently, so an overloaded Sponsor shows up as thinning visibility across multiple projects rather than being hidden by one project’s own clean-looking record — exactly the kind of portfolio-level signal ALT-003 (Sponsor Coverage Gap) is built to catch if that CFO’s attention genuinely starts to spread too thin.</w:t>
       </w:r>
     </w:p>
-    <w:bookmarkEnd w:id="119"/>
-    <w:bookmarkStart w:id="120" w:name="about-this-version"/>
+    <w:bookmarkEnd w:id="118"/>
+    <w:bookmarkStart w:id="119" w:name="about-this-version"/>
     <w:p>
       <w:pPr>
         <w:pStyle w:val="Heading3"/>
@@ -48989,8 +48344,8 @@
         <w:t xml:space="preserve">This concludes the journi Complete User Guide — Parts 1, 1B, and 2 through 5, plus this Appendix.</w:t>
       </w:r>
     </w:p>
+    <w:bookmarkEnd w:id="119"/>
     <w:bookmarkEnd w:id="120"/>
-    <w:bookmarkEnd w:id="121"/>
     <w:sectPr>
       <w:headerReference w:type="default" r:id="rId9"/>
       <w:footerReference w:type="default" r:id="rId10"/>
@@ -49321,19 +48676,100 @@
     <w:abstractNumId w:val="991"/>
   </w:num>
   <w:num w:numId="1004">
-    <w:abstractNumId w:val="991"/>
+    <w:abstractNumId w:val="99411"/>
+    <w:lvlOverride w:ilvl="0">
+      <w:startOverride w:val="1"/>
+    </w:lvlOverride>
+    <w:lvlOverride w:ilvl="1">
+      <w:startOverride w:val="1"/>
+    </w:lvlOverride>
+    <w:lvlOverride w:ilvl="2">
+      <w:startOverride w:val="1"/>
+    </w:lvlOverride>
+    <w:lvlOverride w:ilvl="3">
+      <w:startOverride w:val="1"/>
+    </w:lvlOverride>
+    <w:lvlOverride w:ilvl="4">
+      <w:startOverride w:val="1"/>
+    </w:lvlOverride>
+    <w:lvlOverride w:ilvl="5">
+      <w:startOverride w:val="1"/>
+    </w:lvlOverride>
+    <w:lvlOverride w:ilvl="6">
+      <w:startOverride w:val="1"/>
+    </w:lvlOverride>
+    <w:lvlOverride w:ilvl="7">
+      <w:startOverride w:val="1"/>
+    </w:lvlOverride>
+    <w:lvlOverride w:ilvl="8">
+      <w:startOverride w:val="1"/>
+    </w:lvlOverride>
   </w:num>
   <w:num w:numId="1005">
     <w:abstractNumId w:val="991"/>
   </w:num>
   <w:num w:numId="1006">
-    <w:abstractNumId w:val="991"/>
+    <w:abstractNumId w:val="99411"/>
+    <w:lvlOverride w:ilvl="0">
+      <w:startOverride w:val="1"/>
+    </w:lvlOverride>
+    <w:lvlOverride w:ilvl="1">
+      <w:startOverride w:val="1"/>
+    </w:lvlOverride>
+    <w:lvlOverride w:ilvl="2">
+      <w:startOverride w:val="1"/>
+    </w:lvlOverride>
+    <w:lvlOverride w:ilvl="3">
+      <w:startOverride w:val="1"/>
+    </w:lvlOverride>
+    <w:lvlOverride w:ilvl="4">
+      <w:startOverride w:val="1"/>
+    </w:lvlOverride>
+    <w:lvlOverride w:ilvl="5">
+      <w:startOverride w:val="1"/>
+    </w:lvlOverride>
+    <w:lvlOverride w:ilvl="6">
+      <w:startOverride w:val="1"/>
+    </w:lvlOverride>
+    <w:lvlOverride w:ilvl="7">
+      <w:startOverride w:val="1"/>
+    </w:lvlOverride>
+    <w:lvlOverride w:ilvl="8">
+      <w:startOverride w:val="1"/>
+    </w:lvlOverride>
   </w:num>
   <w:num w:numId="1007">
     <w:abstractNumId w:val="991"/>
   </w:num>
   <w:num w:numId="1008">
-    <w:abstractNumId w:val="991"/>
+    <w:abstractNumId w:val="99411"/>
+    <w:lvlOverride w:ilvl="0">
+      <w:startOverride w:val="1"/>
+    </w:lvlOverride>
+    <w:lvlOverride w:ilvl="1">
+      <w:startOverride w:val="1"/>
+    </w:lvlOverride>
+    <w:lvlOverride w:ilvl="2">
+      <w:startOverride w:val="1"/>
+    </w:lvlOverride>
+    <w:lvlOverride w:ilvl="3">
+      <w:startOverride w:val="1"/>
+    </w:lvlOverride>
+    <w:lvlOverride w:ilvl="4">
+      <w:startOverride w:val="1"/>
+    </w:lvlOverride>
+    <w:lvlOverride w:ilvl="5">
+      <w:startOverride w:val="1"/>
+    </w:lvlOverride>
+    <w:lvlOverride w:ilvl="6">
+      <w:startOverride w:val="1"/>
+    </w:lvlOverride>
+    <w:lvlOverride w:ilvl="7">
+      <w:startOverride w:val="1"/>
+    </w:lvlOverride>
+    <w:lvlOverride w:ilvl="8">
+      <w:startOverride w:val="1"/>
+    </w:lvlOverride>
   </w:num>
   <w:num w:numId="1009">
     <w:abstractNumId w:val="99411"/>
@@ -49366,9 +48802,6 @@
     </w:lvlOverride>
   </w:num>
   <w:num w:numId="1010">
-    <w:abstractNumId w:val="991"/>
-  </w:num>
-  <w:num w:numId="1011">
     <w:abstractNumId w:val="99411"/>
     <w:lvlOverride w:ilvl="0">
       <w:startOverride w:val="1"/>
@@ -49398,38 +48831,14 @@
       <w:startOverride w:val="1"/>
     </w:lvlOverride>
   </w:num>
+  <w:num w:numId="1011">
+    <w:abstractNumId w:val="991"/>
+  </w:num>
   <w:num w:numId="1012">
     <w:abstractNumId w:val="991"/>
   </w:num>
   <w:num w:numId="1013">
-    <w:abstractNumId w:val="99411"/>
-    <w:lvlOverride w:ilvl="0">
-      <w:startOverride w:val="1"/>
-    </w:lvlOverride>
-    <w:lvlOverride w:ilvl="1">
-      <w:startOverride w:val="1"/>
-    </w:lvlOverride>
-    <w:lvlOverride w:ilvl="2">
-      <w:startOverride w:val="1"/>
-    </w:lvlOverride>
-    <w:lvlOverride w:ilvl="3">
-      <w:startOverride w:val="1"/>
-    </w:lvlOverride>
-    <w:lvlOverride w:ilvl="4">
-      <w:startOverride w:val="1"/>
-    </w:lvlOverride>
-    <w:lvlOverride w:ilvl="5">
-      <w:startOverride w:val="1"/>
-    </w:lvlOverride>
-    <w:lvlOverride w:ilvl="6">
-      <w:startOverride w:val="1"/>
-    </w:lvlOverride>
-    <w:lvlOverride w:ilvl="7">
-      <w:startOverride w:val="1"/>
-    </w:lvlOverride>
-    <w:lvlOverride w:ilvl="8">
-      <w:startOverride w:val="1"/>
-    </w:lvlOverride>
+    <w:abstractNumId w:val="991"/>
   </w:num>
   <w:num w:numId="1014">
     <w:abstractNumId w:val="99411"/>
@@ -49492,13 +48901,94 @@
     </w:lvlOverride>
   </w:num>
   <w:num w:numId="1016">
-    <w:abstractNumId w:val="991"/>
+    <w:abstractNumId w:val="99411"/>
+    <w:lvlOverride w:ilvl="0">
+      <w:startOverride w:val="1"/>
+    </w:lvlOverride>
+    <w:lvlOverride w:ilvl="1">
+      <w:startOverride w:val="1"/>
+    </w:lvlOverride>
+    <w:lvlOverride w:ilvl="2">
+      <w:startOverride w:val="1"/>
+    </w:lvlOverride>
+    <w:lvlOverride w:ilvl="3">
+      <w:startOverride w:val="1"/>
+    </w:lvlOverride>
+    <w:lvlOverride w:ilvl="4">
+      <w:startOverride w:val="1"/>
+    </w:lvlOverride>
+    <w:lvlOverride w:ilvl="5">
+      <w:startOverride w:val="1"/>
+    </w:lvlOverride>
+    <w:lvlOverride w:ilvl="6">
+      <w:startOverride w:val="1"/>
+    </w:lvlOverride>
+    <w:lvlOverride w:ilvl="7">
+      <w:startOverride w:val="1"/>
+    </w:lvlOverride>
+    <w:lvlOverride w:ilvl="8">
+      <w:startOverride w:val="1"/>
+    </w:lvlOverride>
   </w:num>
   <w:num w:numId="1017">
-    <w:abstractNumId w:val="991"/>
+    <w:abstractNumId w:val="99411"/>
+    <w:lvlOverride w:ilvl="0">
+      <w:startOverride w:val="1"/>
+    </w:lvlOverride>
+    <w:lvlOverride w:ilvl="1">
+      <w:startOverride w:val="1"/>
+    </w:lvlOverride>
+    <w:lvlOverride w:ilvl="2">
+      <w:startOverride w:val="1"/>
+    </w:lvlOverride>
+    <w:lvlOverride w:ilvl="3">
+      <w:startOverride w:val="1"/>
+    </w:lvlOverride>
+    <w:lvlOverride w:ilvl="4">
+      <w:startOverride w:val="1"/>
+    </w:lvlOverride>
+    <w:lvlOverride w:ilvl="5">
+      <w:startOverride w:val="1"/>
+    </w:lvlOverride>
+    <w:lvlOverride w:ilvl="6">
+      <w:startOverride w:val="1"/>
+    </w:lvlOverride>
+    <w:lvlOverride w:ilvl="7">
+      <w:startOverride w:val="1"/>
+    </w:lvlOverride>
+    <w:lvlOverride w:ilvl="8">
+      <w:startOverride w:val="1"/>
+    </w:lvlOverride>
   </w:num>
   <w:num w:numId="1018">
-    <w:abstractNumId w:val="991"/>
+    <w:abstractNumId w:val="99411"/>
+    <w:lvlOverride w:ilvl="0">
+      <w:startOverride w:val="1"/>
+    </w:lvlOverride>
+    <w:lvlOverride w:ilvl="1">
+      <w:startOverride w:val="1"/>
+    </w:lvlOverride>
+    <w:lvlOverride w:ilvl="2">
+      <w:startOverride w:val="1"/>
+    </w:lvlOverride>
+    <w:lvlOverride w:ilvl="3">
+      <w:startOverride w:val="1"/>
+    </w:lvlOverride>
+    <w:lvlOverride w:ilvl="4">
+      <w:startOverride w:val="1"/>
+    </w:lvlOverride>
+    <w:lvlOverride w:ilvl="5">
+      <w:startOverride w:val="1"/>
+    </w:lvlOverride>
+    <w:lvlOverride w:ilvl="6">
+      <w:startOverride w:val="1"/>
+    </w:lvlOverride>
+    <w:lvlOverride w:ilvl="7">
+      <w:startOverride w:val="1"/>
+    </w:lvlOverride>
+    <w:lvlOverride w:ilvl="8">
+      <w:startOverride w:val="1"/>
+    </w:lvlOverride>
   </w:num>
   <w:num w:numId="1019">
     <w:abstractNumId w:val="99411"/>
@@ -49531,165 +49021,15 @@
     </w:lvlOverride>
   </w:num>
   <w:num w:numId="1020">
-    <w:abstractNumId w:val="99411"/>
-    <w:lvlOverride w:ilvl="0">
-      <w:startOverride w:val="1"/>
-    </w:lvlOverride>
-    <w:lvlOverride w:ilvl="1">
-      <w:startOverride w:val="1"/>
-    </w:lvlOverride>
-    <w:lvlOverride w:ilvl="2">
-      <w:startOverride w:val="1"/>
-    </w:lvlOverride>
-    <w:lvlOverride w:ilvl="3">
-      <w:startOverride w:val="1"/>
-    </w:lvlOverride>
-    <w:lvlOverride w:ilvl="4">
-      <w:startOverride w:val="1"/>
-    </w:lvlOverride>
-    <w:lvlOverride w:ilvl="5">
-      <w:startOverride w:val="1"/>
-    </w:lvlOverride>
-    <w:lvlOverride w:ilvl="6">
-      <w:startOverride w:val="1"/>
-    </w:lvlOverride>
-    <w:lvlOverride w:ilvl="7">
-      <w:startOverride w:val="1"/>
-    </w:lvlOverride>
-    <w:lvlOverride w:ilvl="8">
-      <w:startOverride w:val="1"/>
-    </w:lvlOverride>
+    <w:abstractNumId w:val="991"/>
   </w:num>
   <w:num w:numId="1021">
-    <w:abstractNumId w:val="99411"/>
-    <w:lvlOverride w:ilvl="0">
-      <w:startOverride w:val="1"/>
-    </w:lvlOverride>
-    <w:lvlOverride w:ilvl="1">
-      <w:startOverride w:val="1"/>
-    </w:lvlOverride>
-    <w:lvlOverride w:ilvl="2">
-      <w:startOverride w:val="1"/>
-    </w:lvlOverride>
-    <w:lvlOverride w:ilvl="3">
-      <w:startOverride w:val="1"/>
-    </w:lvlOverride>
-    <w:lvlOverride w:ilvl="4">
-      <w:startOverride w:val="1"/>
-    </w:lvlOverride>
-    <w:lvlOverride w:ilvl="5">
-      <w:startOverride w:val="1"/>
-    </w:lvlOverride>
-    <w:lvlOverride w:ilvl="6">
-      <w:startOverride w:val="1"/>
-    </w:lvlOverride>
-    <w:lvlOverride w:ilvl="7">
-      <w:startOverride w:val="1"/>
-    </w:lvlOverride>
-    <w:lvlOverride w:ilvl="8">
-      <w:startOverride w:val="1"/>
-    </w:lvlOverride>
+    <w:abstractNumId w:val="991"/>
   </w:num>
   <w:num w:numId="1022">
-    <w:abstractNumId w:val="99411"/>
-    <w:lvlOverride w:ilvl="0">
-      <w:startOverride w:val="1"/>
-    </w:lvlOverride>
-    <w:lvlOverride w:ilvl="1">
-      <w:startOverride w:val="1"/>
-    </w:lvlOverride>
-    <w:lvlOverride w:ilvl="2">
-      <w:startOverride w:val="1"/>
-    </w:lvlOverride>
-    <w:lvlOverride w:ilvl="3">
-      <w:startOverride w:val="1"/>
-    </w:lvlOverride>
-    <w:lvlOverride w:ilvl="4">
-      <w:startOverride w:val="1"/>
-    </w:lvlOverride>
-    <w:lvlOverride w:ilvl="5">
-      <w:startOverride w:val="1"/>
-    </w:lvlOverride>
-    <w:lvlOverride w:ilvl="6">
-      <w:startOverride w:val="1"/>
-    </w:lvlOverride>
-    <w:lvlOverride w:ilvl="7">
-      <w:startOverride w:val="1"/>
-    </w:lvlOverride>
-    <w:lvlOverride w:ilvl="8">
-      <w:startOverride w:val="1"/>
-    </w:lvlOverride>
+    <w:abstractNumId w:val="991"/>
   </w:num>
   <w:num w:numId="1023">
-    <w:abstractNumId w:val="99411"/>
-    <w:lvlOverride w:ilvl="0">
-      <w:startOverride w:val="1"/>
-    </w:lvlOverride>
-    <w:lvlOverride w:ilvl="1">
-      <w:startOverride w:val="1"/>
-    </w:lvlOverride>
-    <w:lvlOverride w:ilvl="2">
-      <w:startOverride w:val="1"/>
-    </w:lvlOverride>
-    <w:lvlOverride w:ilvl="3">
-      <w:startOverride w:val="1"/>
-    </w:lvlOverride>
-    <w:lvlOverride w:ilvl="4">
-      <w:startOverride w:val="1"/>
-    </w:lvlOverride>
-    <w:lvlOverride w:ilvl="5">
-      <w:startOverride w:val="1"/>
-    </w:lvlOverride>
-    <w:lvlOverride w:ilvl="6">
-      <w:startOverride w:val="1"/>
-    </w:lvlOverride>
-    <w:lvlOverride w:ilvl="7">
-      <w:startOverride w:val="1"/>
-    </w:lvlOverride>
-    <w:lvlOverride w:ilvl="8">
-      <w:startOverride w:val="1"/>
-    </w:lvlOverride>
-  </w:num>
-  <w:num w:numId="1024">
-    <w:abstractNumId w:val="99411"/>
-    <w:lvlOverride w:ilvl="0">
-      <w:startOverride w:val="1"/>
-    </w:lvlOverride>
-    <w:lvlOverride w:ilvl="1">
-      <w:startOverride w:val="1"/>
-    </w:lvlOverride>
-    <w:lvlOverride w:ilvl="2">
-      <w:startOverride w:val="1"/>
-    </w:lvlOverride>
-    <w:lvlOverride w:ilvl="3">
-      <w:startOverride w:val="1"/>
-    </w:lvlOverride>
-    <w:lvlOverride w:ilvl="4">
-      <w:startOverride w:val="1"/>
-    </w:lvlOverride>
-    <w:lvlOverride w:ilvl="5">
-      <w:startOverride w:val="1"/>
-    </w:lvlOverride>
-    <w:lvlOverride w:ilvl="6">
-      <w:startOverride w:val="1"/>
-    </w:lvlOverride>
-    <w:lvlOverride w:ilvl="7">
-      <w:startOverride w:val="1"/>
-    </w:lvlOverride>
-    <w:lvlOverride w:ilvl="8">
-      <w:startOverride w:val="1"/>
-    </w:lvlOverride>
-  </w:num>
-  <w:num w:numId="1025">
-    <w:abstractNumId w:val="991"/>
-  </w:num>
-  <w:num w:numId="1026">
-    <w:abstractNumId w:val="991"/>
-  </w:num>
-  <w:num w:numId="1027">
-    <w:abstractNumId w:val="991"/>
-  </w:num>
-  <w:num w:numId="1028">
     <w:abstractNumId w:val="991"/>
   </w:num>
 </w:numbering>

--- a/docs-src/master-guide/journi_Master_User_Guide.docx
+++ b/docs-src/master-guide/journi_Master_User_Guide.docx
@@ -2,6 +2,93 @@
 <file path=word/document.xml><?xml version="1.0" encoding="utf-8"?>
 <w:document xmlns:w="http://schemas.openxmlformats.org/wordprocessingml/2006/main" xmlns:m="http://schemas.openxmlformats.org/officeDocument/2006/math" xmlns:r="http://schemas.openxmlformats.org/officeDocument/2006/relationships" xmlns:o="urn:schemas-microsoft-com:office:office" xmlns:v="urn:schemas-microsoft-com:vml" xmlns:w10="urn:schemas-microsoft-com:office:word" xmlns:a="http://schemas.openxmlformats.org/drawingml/2006/main" xmlns:pic="http://schemas.openxmlformats.org/drawingml/2006/picture" xmlns:wp="http://schemas.openxmlformats.org/drawingml/2006/wordprocessingDrawing">
   <w:body>
+    <w:p>
+      <w:pPr>
+        <w:pStyle w:val="FirstParagraph"/>
+        <w:jc w:val="center"/>
+      </w:pPr>
+      <w:r>
+        <w:rPr>
+          <w:bCs/>
+          <w:b/>
+          <w:i w:val="0"/>
+          <w:color w:val="1F4B45"/>
+          <w:sz w:val="60"/>
+        </w:rPr>
+        <w:t xml:space="preserve">journi</w:t>
+      </w:r>
+    </w:p>
+    <w:p>
+      <w:pPr>
+        <w:pStyle w:val="BodyText"/>
+        <w:jc w:val="center"/>
+      </w:pPr>
+      <w:r>
+        <w:rPr>
+          <w:bCs/>
+          <w:b w:val="0"/>
+          <w:i w:val="0"/>
+          <w:color w:val="333333"/>
+          <w:sz w:val="30"/>
+        </w:rPr>
+        <w:t xml:space="preserve">The Complete User Guide</w:t>
+      </w:r>
+    </w:p>
+    <w:p>
+      <w:pPr>
+        <w:pStyle w:val="BodyText"/>
+        <w:jc w:val="center"/>
+      </w:pPr>
+      <w:r>
+        <w:rPr>
+          <w:iCs/>
+          <w:b w:val="0"/>
+          <w:i/>
+          <w:color w:val="333333"/>
+          <w:sz w:val="23"/>
+        </w:rPr>
+        <w:t xml:space="preserve">Tenant Setup · All 20 Modules · All 16 End-to-End Processes · A Change Management Scenario Library</w:t>
+      </w:r>
+    </w:p>
+    <w:p>
+      <w:pPr>
+        <w:pStyle w:val="BodyText"/>
+        <w:jc w:val="center"/>
+      </w:pPr>
+      <w:r>
+        <w:rPr>
+          <w:iCs/>
+          <w:b w:val="0"/>
+          <w:i/>
+          <w:color w:val="333333"/>
+          <w:sz w:val="23"/>
+        </w:rPr>
+        <w:t xml:space="preserve">A Single Running Organization, Followed From Tenant Creation to Sustainment</w:t>
+      </w:r>
+    </w:p>
+    <w:p>
+      <w:pPr>
+        <w:pStyle w:val="BodyText"/>
+        <w:jc w:val="center"/>
+      </w:pPr>
+      <w:r>
+        <w:rPr>
+          <w:b w:val="0"/>
+          <w:i w:val="0"/>
+          <w:color w:val="333333"/>
+          <w:sz w:val="22"/>
+        </w:rPr>
+        <w:t xml:space="preserve">Version 1.0 · August 2026 · Confidential</w:t>
+      </w:r>
+    </w:p>
+    <w:p>
+      <w:r>
+        <w:rPr>
+          <w:sz w:val="25"/>
+        </w:rPr>
+        <w:br w:type="page"/>
+      </w:r>
+    </w:p>
     <w:sdt>
       <w:sdtPr>
         <w:docPartObj>
@@ -29,82 +116,11 @@
       </w:sdtContent>
     </w:sdt>
     <w:p>
-      <w:pPr>
-        <w:pStyle w:val="FirstParagraph"/>
-        <w:jc w:val="center"/>
-      </w:pPr>
-      <w:r>
-        <w:rPr>
-          <w:bCs/>
-          <w:b/>
-          <w:i w:val="0"/>
-          <w:color w:val="1F4B45"/>
-          <w:sz w:val="60"/>
-        </w:rPr>
-        <w:t xml:space="preserve">journi</w:t>
-      </w:r>
-    </w:p>
-    <w:p>
-      <w:pPr>
-        <w:pStyle w:val="BodyText"/>
-        <w:jc w:val="center"/>
-      </w:pPr>
-      <w:r>
-        <w:rPr>
-          <w:bCs/>
-          <w:b w:val="0"/>
-          <w:i w:val="0"/>
-          <w:color w:val="333333"/>
-          <w:sz w:val="30"/>
-        </w:rPr>
-        <w:t xml:space="preserve">The Complete User Guide</w:t>
-      </w:r>
-    </w:p>
-    <w:p>
-      <w:pPr>
-        <w:pStyle w:val="BodyText"/>
-        <w:jc w:val="center"/>
-      </w:pPr>
-      <w:r>
-        <w:rPr>
-          <w:iCs/>
-          <w:b w:val="0"/>
-          <w:i/>
-          <w:color w:val="333333"/>
-          <w:sz w:val="23"/>
-        </w:rPr>
-        <w:t xml:space="preserve">Tenant Setup · All 20 Modules · All 16 End-to-End Processes · A Change Management Scenario Library</w:t>
-      </w:r>
-    </w:p>
-    <w:p>
-      <w:pPr>
-        <w:pStyle w:val="BodyText"/>
-        <w:jc w:val="center"/>
-      </w:pPr>
-      <w:r>
-        <w:rPr>
-          <w:iCs/>
-          <w:b w:val="0"/>
-          <w:i/>
-          <w:color w:val="333333"/>
-          <w:sz w:val="23"/>
-        </w:rPr>
-        <w:t xml:space="preserve">A Single Running Organization, Followed From Tenant Creation to Sustainment</w:t>
-      </w:r>
-    </w:p>
-    <w:p>
-      <w:pPr>
-        <w:pStyle w:val="BodyText"/>
-        <w:jc w:val="center"/>
-      </w:pPr>
-      <w:r>
-        <w:rPr>
-          <w:b w:val="0"/>
-          <w:i w:val="0"/>
-          <w:color w:val="333333"/>
-          <w:sz w:val="22"/>
-        </w:rPr>
-        <w:t xml:space="preserve">Version 1.0 · August 2026 · Confidential</w:t>
+      <w:r>
+        <w:rPr>
+          <w:sz w:val="25"/>
+        </w:rPr>
+        <w:br w:type="page"/>
       </w:r>
     </w:p>
     <w:p>

--- a/docs-src/master-guide/journi_Master_User_Guide.docx
+++ b/docs-src/master-guide/journi_Master_User_Guide.docx
@@ -47,7 +47,7 @@
           <w:color w:val="333333"/>
           <w:sz w:val="23"/>
         </w:rPr>
-        <w:t xml:space="preserve">Tenant Setup · All 20 Modules · All 16 End-to-End Processes · A Change Management Scenario Library</w:t>
+        <w:t xml:space="preserve">Tenant Setup · All 21 Modules · All 16 End-to-End Processes · A Change Management Scenario Library</w:t>
       </w:r>
     </w:p>
     <w:p>
@@ -174,7 +174,7 @@
         <w:rPr>
           <w:sz w:val="25"/>
         </w:rPr>
-        <w:t xml:space="preserve">This is journi’s single comprehensive reference: one guide that starts at a genuinely empty tenant, walks through every one of journi’s 20 modules, exercises all 16 processes in the End-to-End Process Catalogue, and hosts a library of distinct Change Management scenarios so a reader can see how journi behaves across more than one kind of change — not only a large technology rollout.</w:t>
+        <w:t xml:space="preserve">This is journi’s single comprehensive reference: one guide that starts at a genuinely empty tenant, walks through every one of journi’s 21 modules, exercises all 16 processes in the End-to-End Process Catalogue, and hosts a library of distinct Change Management scenarios so a reader can see how journi behaves across more than one kind of change — not only a large technology rollout.</w:t>
       </w:r>
     </w:p>
     <w:p>
@@ -292,7 +292,7 @@
         <w:rPr>
           <w:sz w:val="25"/>
         </w:rPr>
-        <w:t xml:space="preserve">All 20 modules, each demonstrated against Bouregreg Group’s real, growing data set, with CRUD and RBAC behavior called out per role.</w:t>
+        <w:t xml:space="preserve">All 21 modules, each demonstrated against Bouregreg Group’s real, growing data set, with CRUD and RBAC behavior called out per role.</w:t>
       </w:r>
     </w:p>
     <w:p>
@@ -4528,7 +4528,7 @@
         <w:rPr>
           <w:sz w:val="25"/>
         </w:rPr>
-        <w:t xml:space="preserve">With this checklist complete, Bouregreg Group is a fully operational journi tenant with one live Change Management Project. Part 1B walks that project week by week through all four frameworks, normal flow and exceptions; Part 2 then tours all 20 modules against this same, now-real data set.</w:t>
+        <w:t xml:space="preserve">With this checklist complete, Bouregreg Group is a fully operational journi tenant with one live Change Management Project. Part 1B walks that project week by week through all four frameworks, normal flow and exceptions; Part 2 then tours all 21 modules against this same, now-real data set.</w:t>
       </w:r>
     </w:p>
     <w:p>
@@ -12713,7 +12713,79 @@
               <w:rPr>
                 <w:sz w:val="22"/>
               </w:rPr>
-              <w:t xml:space="preserve">No journi entry yet — workshop output captured on paper/whiteboard first, transcribed in Week 4.</w:t>
+              <w:t xml:space="preserve">M21 (Field Notes) — type in: Category: Workshop · Title:</w:t>
+            </w:r>
+            <w:r>
+              <w:rPr>
+                <w:sz w:val="22"/>
+              </w:rPr>
+              <w:t xml:space="preserve"> </w:t>
+            </w:r>
+            <w:r>
+              <w:rPr>
+                <w:sz w:val="22"/>
+              </w:rPr>
+              <w:t xml:space="preserve">“</w:t>
+            </w:r>
+            <w:r>
+              <w:rPr>
+                <w:sz w:val="22"/>
+              </w:rPr>
+              <w:t xml:space="preserve">Discovery Workshop 1 — Casablanca HQ</w:t>
+            </w:r>
+            <w:r>
+              <w:rPr>
+                <w:sz w:val="22"/>
+              </w:rPr>
+              <w:t xml:space="preserve">”</w:t>
+            </w:r>
+            <w:r>
+              <w:rPr>
+                <w:sz w:val="22"/>
+              </w:rPr>
+              <w:t xml:space="preserve"> </w:t>
+            </w:r>
+            <w:r>
+              <w:rPr>
+                <w:sz w:val="22"/>
+              </w:rPr>
+              <w:t xml:space="preserve">· Logged by: Meryem Sabri · Body:</w:t>
+            </w:r>
+            <w:r>
+              <w:rPr>
+                <w:sz w:val="22"/>
+              </w:rPr>
+              <w:t xml:space="preserve"> </w:t>
+            </w:r>
+            <w:r>
+              <w:rPr>
+                <w:sz w:val="22"/>
+              </w:rPr>
+              <w:t xml:space="preserve">“</w:t>
+            </w:r>
+            <w:r>
+              <w:rPr>
+                <w:sz w:val="22"/>
+              </w:rPr>
+              <w:t xml:space="preserve">Order Management and Finance current-state process maps captured on whiteboard; three workaround patterns already visible (manual re-keying, whiteboard tracking). Full transcription into the Workaround Inventory targeted for Week 4.</w:t>
+            </w:r>
+            <w:r>
+              <w:rPr>
+                <w:sz w:val="22"/>
+              </w:rPr>
+              <w:t xml:space="preserve">”</w:t>
+            </w:r>
+            <w:r>
+              <w:rPr>
+                <w:sz w:val="22"/>
+              </w:rPr>
+              <w:t xml:space="preserve"> </w:t>
+            </w:r>
+            <w:r>
+              <w:rPr>
+                <w:sz w:val="22"/>
+              </w:rPr>
+              <w:t xml:space="preserve">· Related module: none yet — becomes an M4 (Stakeholder Mapping) input once the business case is quantified.</w:t>
             </w:r>
           </w:p>
         </w:tc>
@@ -12830,7 +12902,79 @@
               <w:rPr>
                 <w:sz w:val="22"/>
               </w:rPr>
-              <w:t xml:space="preserve">No journi entry yet.</w:t>
+              <w:t xml:space="preserve">M21 (Field Notes) — type in: Category: Workshop · Title:</w:t>
+            </w:r>
+            <w:r>
+              <w:rPr>
+                <w:sz w:val="22"/>
+              </w:rPr>
+              <w:t xml:space="preserve"> </w:t>
+            </w:r>
+            <w:r>
+              <w:rPr>
+                <w:sz w:val="22"/>
+              </w:rPr>
+              <w:t xml:space="preserve">“</w:t>
+            </w:r>
+            <w:r>
+              <w:rPr>
+                <w:sz w:val="22"/>
+              </w:rPr>
+              <w:t xml:space="preserve">Discovery Workshop 2 — Kenitra Plant</w:t>
+            </w:r>
+            <w:r>
+              <w:rPr>
+                <w:sz w:val="22"/>
+              </w:rPr>
+              <w:t xml:space="preserve">”</w:t>
+            </w:r>
+            <w:r>
+              <w:rPr>
+                <w:sz w:val="22"/>
+              </w:rPr>
+              <w:t xml:space="preserve"> </w:t>
+            </w:r>
+            <w:r>
+              <w:rPr>
+                <w:sz w:val="22"/>
+              </w:rPr>
+              <w:t xml:space="preserve">· Logged by: Meryem Sabri · Body:</w:t>
+            </w:r>
+            <w:r>
+              <w:rPr>
+                <w:sz w:val="22"/>
+              </w:rPr>
+              <w:t xml:space="preserve"> </w:t>
+            </w:r>
+            <w:r>
+              <w:rPr>
+                <w:sz w:val="22"/>
+              </w:rPr>
+              <w:t xml:space="preserve">“</w:t>
+            </w:r>
+            <w:r>
+              <w:rPr>
+                <w:sz w:val="22"/>
+              </w:rPr>
+              <w:t xml:space="preserve">Inventory and Plant Operations workshop complete. Noted early attachment to the current manual process among plant-floor staff — worth watching once Build reaches the Inventory module (Sprint 2).</w:t>
+            </w:r>
+            <w:r>
+              <w:rPr>
+                <w:sz w:val="22"/>
+              </w:rPr>
+              <w:t xml:space="preserve">”</w:t>
+            </w:r>
+            <w:r>
+              <w:rPr>
+                <w:sz w:val="22"/>
+              </w:rPr>
+              <w:t xml:space="preserve"> </w:t>
+            </w:r>
+            <w:r>
+              <w:rPr>
+                <w:sz w:val="22"/>
+              </w:rPr>
+              <w:t xml:space="preserve">· Related module: none yet.</w:t>
             </w:r>
           </w:p>
         </w:tc>
@@ -13031,7 +13175,79 @@
               <w:rPr>
                 <w:sz w:val="22"/>
               </w:rPr>
-              <w:t xml:space="preserve">No journi entry yet — findings staged for the business case in Week 5.</w:t>
+              <w:t xml:space="preserve">M21 (Field Notes) — type in: Category: Workshop · Title:</w:t>
+            </w:r>
+            <w:r>
+              <w:rPr>
+                <w:sz w:val="22"/>
+              </w:rPr>
+              <w:t xml:space="preserve"> </w:t>
+            </w:r>
+            <w:r>
+              <w:rPr>
+                <w:sz w:val="22"/>
+              </w:rPr>
+              <w:t xml:space="preserve">“</w:t>
+            </w:r>
+            <w:r>
+              <w:rPr>
+                <w:sz w:val="22"/>
+              </w:rPr>
+              <w:t xml:space="preserve">Discovery Workshops Complete — Workaround Inventory Compiled</w:t>
+            </w:r>
+            <w:r>
+              <w:rPr>
+                <w:sz w:val="22"/>
+              </w:rPr>
+              <w:t xml:space="preserve">”</w:t>
+            </w:r>
+            <w:r>
+              <w:rPr>
+                <w:sz w:val="22"/>
+              </w:rPr>
+              <w:t xml:space="preserve"> </w:t>
+            </w:r>
+            <w:r>
+              <w:rPr>
+                <w:sz w:val="22"/>
+              </w:rPr>
+              <w:t xml:space="preserve">· Logged by: Meryem Sabri · Body:</w:t>
+            </w:r>
+            <w:r>
+              <w:rPr>
+                <w:sz w:val="22"/>
+              </w:rPr>
+              <w:t xml:space="preserve"> </w:t>
+            </w:r>
+            <w:r>
+              <w:rPr>
+                <w:sz w:val="22"/>
+              </w:rPr>
+              <w:t xml:space="preserve">“</w:t>
+            </w:r>
+            <w:r>
+              <w:rPr>
+                <w:sz w:val="22"/>
+              </w:rPr>
+              <w:t xml:space="preserve">All three site workshops complete; full workaround inventory compiled (see CM Track this week). Staged as the evidentiary basis for the Week 5–6 business case.</w:t>
+            </w:r>
+            <w:r>
+              <w:rPr>
+                <w:sz w:val="22"/>
+              </w:rPr>
+              <w:t xml:space="preserve">”</w:t>
+            </w:r>
+            <w:r>
+              <w:rPr>
+                <w:sz w:val="22"/>
+              </w:rPr>
+              <w:t xml:space="preserve"> </w:t>
+            </w:r>
+            <w:r>
+              <w:rPr>
+                <w:sz w:val="22"/>
+              </w:rPr>
+              <w:t xml:space="preserve">· Related module: M1 (Hierarchy).</w:t>
             </w:r>
           </w:p>
         </w:tc>
@@ -13148,7 +13364,79 @@
               <w:rPr>
                 <w:sz w:val="22"/>
               </w:rPr>
-              <w:t xml:space="preserve">No direct journi entry — feeds the Main Project business case record (M1 (Hierarchy)) in Week 6.</w:t>
+              <w:t xml:space="preserve">M21 (Field Notes) — type in: Category: Other · Title:</w:t>
+            </w:r>
+            <w:r>
+              <w:rPr>
+                <w:sz w:val="22"/>
+              </w:rPr>
+              <w:t xml:space="preserve"> </w:t>
+            </w:r>
+            <w:r>
+              <w:rPr>
+                <w:sz w:val="22"/>
+              </w:rPr>
+              <w:t xml:space="preserve">“</w:t>
+            </w:r>
+            <w:r>
+              <w:rPr>
+                <w:sz w:val="22"/>
+              </w:rPr>
+              <w:t xml:space="preserve">Reconciliation Time-Log Pull, All Sites</w:t>
+            </w:r>
+            <w:r>
+              <w:rPr>
+                <w:sz w:val="22"/>
+              </w:rPr>
+              <w:t xml:space="preserve">”</w:t>
+            </w:r>
+            <w:r>
+              <w:rPr>
+                <w:sz w:val="22"/>
+              </w:rPr>
+              <w:t xml:space="preserve"> </w:t>
+            </w:r>
+            <w:r>
+              <w:rPr>
+                <w:sz w:val="22"/>
+              </w:rPr>
+              <w:t xml:space="preserve">· Logged by: Driss El Amrani · Body:</w:t>
+            </w:r>
+            <w:r>
+              <w:rPr>
+                <w:sz w:val="22"/>
+              </w:rPr>
+              <w:t xml:space="preserve"> </w:t>
+            </w:r>
+            <w:r>
+              <w:rPr>
+                <w:sz w:val="22"/>
+              </w:rPr>
+              <w:t xml:space="preserve">“</w:t>
+            </w:r>
+            <w:r>
+              <w:rPr>
+                <w:sz w:val="22"/>
+              </w:rPr>
+              <w:t xml:space="preserve">Casablanca 62 hrs/month; Kenitra 21 hrs/month; Settat 19 hrs/month — each figure traced to a named Week 4 workaround, not a general estimate. Feeds the Main Project business case on M1 (Hierarchy), Week 6.</w:t>
+            </w:r>
+            <w:r>
+              <w:rPr>
+                <w:sz w:val="22"/>
+              </w:rPr>
+              <w:t xml:space="preserve">”</w:t>
+            </w:r>
+            <w:r>
+              <w:rPr>
+                <w:sz w:val="22"/>
+              </w:rPr>
+              <w:t xml:space="preserve"> </w:t>
+            </w:r>
+            <w:r>
+              <w:rPr>
+                <w:sz w:val="22"/>
+              </w:rPr>
+              <w:t xml:space="preserve">· Related module: M1 (Hierarchy).</w:t>
             </w:r>
           </w:p>
         </w:tc>
@@ -14072,7 +14360,79 @@
               <w:rPr>
                 <w:sz w:val="22"/>
               </w:rPr>
-              <w:t xml:space="preserve">No journi entry yet — design principles are drafted outside journi and referenced by name in later M17 (WBS &amp; Gantt) task notes.</w:t>
+              <w:t xml:space="preserve">M21 (Field Notes) — type in: Category: Workshop · Title:</w:t>
+            </w:r>
+            <w:r>
+              <w:rPr>
+                <w:sz w:val="22"/>
+              </w:rPr>
+              <w:t xml:space="preserve"> </w:t>
+            </w:r>
+            <w:r>
+              <w:rPr>
+                <w:sz w:val="22"/>
+              </w:rPr>
+              <w:t xml:space="preserve">“</w:t>
+            </w:r>
+            <w:r>
+              <w:rPr>
+                <w:sz w:val="22"/>
+              </w:rPr>
+              <w:t xml:space="preserve">Design-Principles Workshop — Kickoff</w:t>
+            </w:r>
+            <w:r>
+              <w:rPr>
+                <w:sz w:val="22"/>
+              </w:rPr>
+              <w:t xml:space="preserve">”</w:t>
+            </w:r>
+            <w:r>
+              <w:rPr>
+                <w:sz w:val="22"/>
+              </w:rPr>
+              <w:t xml:space="preserve"> </w:t>
+            </w:r>
+            <w:r>
+              <w:rPr>
+                <w:sz w:val="22"/>
+              </w:rPr>
+              <w:t xml:space="preserve">· Logged by: Driss El Amrani · Body:</w:t>
+            </w:r>
+            <w:r>
+              <w:rPr>
+                <w:sz w:val="22"/>
+              </w:rPr>
+              <w:t xml:space="preserve"> </w:t>
+            </w:r>
+            <w:r>
+              <w:rPr>
+                <w:sz w:val="22"/>
+              </w:rPr>
+              <w:t xml:space="preserve">“</w:t>
+            </w:r>
+            <w:r>
+              <w:rPr>
+                <w:sz w:val="22"/>
+              </w:rPr>
+              <w:t xml:space="preserve">ITL and Functional Process Owners drafted 5–8 non-negotiable constraints; Change Management flagged Principle 2 as a direct conflict-resolver for the Kenitra/Settat workaround pattern logged in Discovery.</w:t>
+            </w:r>
+            <w:r>
+              <w:rPr>
+                <w:sz w:val="22"/>
+              </w:rPr>
+              <w:t xml:space="preserve">”</w:t>
+            </w:r>
+            <w:r>
+              <w:rPr>
+                <w:sz w:val="22"/>
+              </w:rPr>
+              <w:t xml:space="preserve"> </w:t>
+            </w:r>
+            <w:r>
+              <w:rPr>
+                <w:sz w:val="22"/>
+              </w:rPr>
+              <w:t xml:space="preserve">· Related module: none yet — becomes the Week 7 M17 (WBS &amp; Gantt) Future-State Process Mapping entry.</w:t>
             </w:r>
           </w:p>
         </w:tc>
@@ -14462,7 +14822,79 @@
               <w:rPr>
                 <w:sz w:val="22"/>
               </w:rPr>
-              <w:t xml:space="preserve">No journi entry yet — Steering Committee sign-off recorded outside journi, referenced in the Week 9 M8 (Communications) entry.</w:t>
+              <w:t xml:space="preserve">M21 (Field Notes) — type in: Category: Sign-Off · Title:</w:t>
+            </w:r>
+            <w:r>
+              <w:rPr>
+                <w:sz w:val="22"/>
+              </w:rPr>
+              <w:t xml:space="preserve"> </w:t>
+            </w:r>
+            <w:r>
+              <w:rPr>
+                <w:sz w:val="22"/>
+              </w:rPr>
+              <w:t xml:space="preserve">“</w:t>
+            </w:r>
+            <w:r>
+              <w:rPr>
+                <w:sz w:val="22"/>
+              </w:rPr>
+              <w:t xml:space="preserve">Steering Committee Sign-Off — Design Principles &amp; Future-State Process Maps</w:t>
+            </w:r>
+            <w:r>
+              <w:rPr>
+                <w:sz w:val="22"/>
+              </w:rPr>
+              <w:t xml:space="preserve">”</w:t>
+            </w:r>
+            <w:r>
+              <w:rPr>
+                <w:sz w:val="22"/>
+              </w:rPr>
+              <w:t xml:space="preserve"> </w:t>
+            </w:r>
+            <w:r>
+              <w:rPr>
+                <w:sz w:val="22"/>
+              </w:rPr>
+              <w:t xml:space="preserve">· Logged by: Driss El Amrani · Body:</w:t>
+            </w:r>
+            <w:r>
+              <w:rPr>
+                <w:sz w:val="22"/>
+              </w:rPr>
+              <w:t xml:space="preserve"> </w:t>
+            </w:r>
+            <w:r>
+              <w:rPr>
+                <w:sz w:val="22"/>
+              </w:rPr>
+              <w:t xml:space="preserve">“</w:t>
+            </w:r>
+            <w:r>
+              <w:rPr>
+                <w:sz w:val="22"/>
+              </w:rPr>
+              <w:t xml:space="preserve">Unanimous sign-off recorded 08 [date]; no dissent. Clears Communications to launch the Week 9 kickoff town hall.</w:t>
+            </w:r>
+            <w:r>
+              <w:rPr>
+                <w:sz w:val="22"/>
+              </w:rPr>
+              <w:t xml:space="preserve">”</w:t>
+            </w:r>
+            <w:r>
+              <w:rPr>
+                <w:sz w:val="22"/>
+              </w:rPr>
+              <w:t xml:space="preserve"> </w:t>
+            </w:r>
+            <w:r>
+              <w:rPr>
+                <w:sz w:val="22"/>
+              </w:rPr>
+              <w:t xml:space="preserve">· Related module: M17 (WBS &amp; Gantt).</w:t>
             </w:r>
           </w:p>
         </w:tc>
@@ -15359,7 +15791,79 @@
               <w:rPr>
                 <w:sz w:val="22"/>
               </w:rPr>
-              <w:t xml:space="preserve">No journi entry yet — nominees confirmed with their managers before Week 14’s roster entry.</w:t>
+              <w:t xml:space="preserve">M21 (Field Notes) — type in: Category: Nomination · Title:</w:t>
+            </w:r>
+            <w:r>
+              <w:rPr>
+                <w:sz w:val="22"/>
+              </w:rPr>
+              <w:t xml:space="preserve"> </w:t>
+            </w:r>
+            <w:r>
+              <w:rPr>
+                <w:sz w:val="22"/>
+              </w:rPr>
+              <w:t xml:space="preserve">“</w:t>
+            </w:r>
+            <w:r>
+              <w:rPr>
+                <w:sz w:val="22"/>
+              </w:rPr>
+              <w:t xml:space="preserve">Champion Nominees — Draft List</w:t>
+            </w:r>
+            <w:r>
+              <w:rPr>
+                <w:sz w:val="22"/>
+              </w:rPr>
+              <w:t xml:space="preserve">”</w:t>
+            </w:r>
+            <w:r>
+              <w:rPr>
+                <w:sz w:val="22"/>
+              </w:rPr>
+              <w:t xml:space="preserve"> </w:t>
+            </w:r>
+            <w:r>
+              <w:rPr>
+                <w:sz w:val="22"/>
+              </w:rPr>
+              <w:t xml:space="preserve">· Logged by: Driss El Amrani · Body:</w:t>
+            </w:r>
+            <w:r>
+              <w:rPr>
+                <w:sz w:val="22"/>
+              </w:rPr>
+              <w:t xml:space="preserve"> </w:t>
+            </w:r>
+            <w:r>
+              <w:rPr>
+                <w:sz w:val="22"/>
+              </w:rPr>
+              <w:t xml:space="preserve">“</w:t>
+            </w:r>
+            <w:r>
+              <w:rPr>
+                <w:sz w:val="22"/>
+              </w:rPr>
+              <w:t xml:space="preserve">Casablanca Finance: Amal Ferhati. Kenitra Plant Operations: Yassine Bouhali (night shift). Settat Plant Operations: Rania Idrissi. Pending manager confirmation before the Week 14 roster entry on M4 (Stakeholder Mapping).</w:t>
+            </w:r>
+            <w:r>
+              <w:rPr>
+                <w:sz w:val="22"/>
+              </w:rPr>
+              <w:t xml:space="preserve">”</w:t>
+            </w:r>
+            <w:r>
+              <w:rPr>
+                <w:sz w:val="22"/>
+              </w:rPr>
+              <w:t xml:space="preserve"> </w:t>
+            </w:r>
+            <w:r>
+              <w:rPr>
+                <w:sz w:val="22"/>
+              </w:rPr>
+              <w:t xml:space="preserve">· Related module: M4 (Stakeholder Mapping).</w:t>
             </w:r>
           </w:p>
         </w:tc>
@@ -16577,7 +17081,79 @@
               <w:rPr>
                 <w:sz w:val="22"/>
               </w:rPr>
-              <w:t xml:space="preserve">No direct journi entry — the briefing itself is a facilitated session; its output (an observation-logging habit) shows up as future M4 (Stakeholder Mapping) and M10 (Resistance) entries once champions actually log something.</w:t>
+              <w:t xml:space="preserve">M21 (Field Notes) — type in: Category: Workshop · Title:</w:t>
+            </w:r>
+            <w:r>
+              <w:rPr>
+                <w:sz w:val="22"/>
+              </w:rPr>
+              <w:t xml:space="preserve"> </w:t>
+            </w:r>
+            <w:r>
+              <w:rPr>
+                <w:sz w:val="22"/>
+              </w:rPr>
+              <w:t xml:space="preserve">“</w:t>
+            </w:r>
+            <w:r>
+              <w:rPr>
+                <w:sz w:val="22"/>
+              </w:rPr>
+              <w:t xml:space="preserve">Champion Briefing Session, All 3 Sites</w:t>
+            </w:r>
+            <w:r>
+              <w:rPr>
+                <w:sz w:val="22"/>
+              </w:rPr>
+              <w:t xml:space="preserve">”</w:t>
+            </w:r>
+            <w:r>
+              <w:rPr>
+                <w:sz w:val="22"/>
+              </w:rPr>
+              <w:t xml:space="preserve"> </w:t>
+            </w:r>
+            <w:r>
+              <w:rPr>
+                <w:sz w:val="22"/>
+              </w:rPr>
+              <w:t xml:space="preserve">· Logged by: Driss El Amrani · Body:</w:t>
+            </w:r>
+            <w:r>
+              <w:rPr>
+                <w:sz w:val="22"/>
+              </w:rPr>
+              <w:t xml:space="preserve"> </w:t>
+            </w:r>
+            <w:r>
+              <w:rPr>
+                <w:sz w:val="22"/>
+              </w:rPr>
+              <w:t xml:space="preserve">“</w:t>
+            </w:r>
+            <w:r>
+              <w:rPr>
+                <w:sz w:val="22"/>
+              </w:rPr>
+              <w:t xml:space="preserve">Briefed Amal Ferhati, Yassine Bouhali, and Rania Idrissi on floor-level observation and what’s worth logging. Facilitated session; output shows up as future M4 (Stakeholder Mapping) and M10 (Resistance) entries once champions actually log something.</w:t>
+            </w:r>
+            <w:r>
+              <w:rPr>
+                <w:sz w:val="22"/>
+              </w:rPr>
+              <w:t xml:space="preserve">”</w:t>
+            </w:r>
+            <w:r>
+              <w:rPr>
+                <w:sz w:val="22"/>
+              </w:rPr>
+              <w:t xml:space="preserve"> </w:t>
+            </w:r>
+            <w:r>
+              <w:rPr>
+                <w:sz w:val="22"/>
+              </w:rPr>
+              <w:t xml:space="preserve">· Related module: M4 (Stakeholder Mapping).</w:t>
             </w:r>
           </w:p>
         </w:tc>
@@ -17105,7 +17681,79 @@
               <w:rPr>
                 <w:sz w:val="22"/>
               </w:rPr>
-              <w:t xml:space="preserve">No new journi entry this week — findings feed the Week 21 response design.</w:t>
+              <w:t xml:space="preserve">M21 (Field Notes) — type in: Category: Workshop · Title:</w:t>
+            </w:r>
+            <w:r>
+              <w:rPr>
+                <w:sz w:val="22"/>
+              </w:rPr>
+              <w:t xml:space="preserve"> </w:t>
+            </w:r>
+            <w:r>
+              <w:rPr>
+                <w:sz w:val="22"/>
+              </w:rPr>
+              <w:t xml:space="preserve">“</w:t>
+            </w:r>
+            <w:r>
+              <w:rPr>
+                <w:sz w:val="22"/>
+              </w:rPr>
+              <w:t xml:space="preserve">E1 Recovery Task 2 — Settat Targeted Listening Sessions</w:t>
+            </w:r>
+            <w:r>
+              <w:rPr>
+                <w:sz w:val="22"/>
+              </w:rPr>
+              <w:t xml:space="preserve">”</w:t>
+            </w:r>
+            <w:r>
+              <w:rPr>
+                <w:sz w:val="22"/>
+              </w:rPr>
+              <w:t xml:space="preserve"> </w:t>
+            </w:r>
+            <w:r>
+              <w:rPr>
+                <w:sz w:val="22"/>
+              </w:rPr>
+              <w:t xml:space="preserve">· Logged by: Houda Zerouali · Body:</w:t>
+            </w:r>
+            <w:r>
+              <w:rPr>
+                <w:sz w:val="22"/>
+              </w:rPr>
+              <w:t xml:space="preserve"> </w:t>
+            </w:r>
+            <w:r>
+              <w:rPr>
+                <w:sz w:val="22"/>
+              </w:rPr>
+              <w:t xml:space="preserve">“</w:t>
+            </w:r>
+            <w:r>
+              <w:rPr>
+                <w:sz w:val="22"/>
+              </w:rPr>
+              <w:t xml:space="preserve">Small-group sessions with the Settat plant-floor cohort confirm position security, not workflow visibility, is the primary driver of the Desire stall. Feeds the Week 21 response design.</w:t>
+            </w:r>
+            <w:r>
+              <w:rPr>
+                <w:sz w:val="22"/>
+              </w:rPr>
+              <w:t xml:space="preserve">”</w:t>
+            </w:r>
+            <w:r>
+              <w:rPr>
+                <w:sz w:val="22"/>
+              </w:rPr>
+              <w:t xml:space="preserve"> </w:t>
+            </w:r>
+            <w:r>
+              <w:rPr>
+                <w:sz w:val="22"/>
+              </w:rPr>
+              <w:t xml:space="preserve">· Related module: none yet — feeds the Week 24 M5 (ADKAR Engine)/M6 (Emotional &amp; Transition Layer) re-score.</w:t>
             </w:r>
           </w:p>
         </w:tc>
@@ -17222,7 +17870,79 @@
               <w:rPr>
                 <w:sz w:val="22"/>
               </w:rPr>
-              <w:t xml:space="preserve">No new journi entry this week.</w:t>
+              <w:t xml:space="preserve">M21 (Field Notes) — type in: Category: Decision · Title:</w:t>
+            </w:r>
+            <w:r>
+              <w:rPr>
+                <w:sz w:val="22"/>
+              </w:rPr>
+              <w:t xml:space="preserve"> </w:t>
+            </w:r>
+            <w:r>
+              <w:rPr>
+                <w:sz w:val="22"/>
+              </w:rPr>
+              <w:t xml:space="preserve">“</w:t>
+            </w:r>
+            <w:r>
+              <w:rPr>
+                <w:sz w:val="22"/>
+              </w:rPr>
+              <w:t xml:space="preserve">E1 Recovery Task 3 — Staffing Commitment Designed</w:t>
+            </w:r>
+            <w:r>
+              <w:rPr>
+                <w:sz w:val="22"/>
+              </w:rPr>
+              <w:t xml:space="preserve">”</w:t>
+            </w:r>
+            <w:r>
+              <w:rPr>
+                <w:sz w:val="22"/>
+              </w:rPr>
+              <w:t xml:space="preserve"> </w:t>
+            </w:r>
+            <w:r>
+              <w:rPr>
+                <w:sz w:val="22"/>
+              </w:rPr>
+              <w:t xml:space="preserve">· Logged by: Driss El Amrani · Body:</w:t>
+            </w:r>
+            <w:r>
+              <w:rPr>
+                <w:sz w:val="22"/>
+              </w:rPr>
+              <w:t xml:space="preserve"> </w:t>
+            </w:r>
+            <w:r>
+              <w:rPr>
+                <w:sz w:val="22"/>
+              </w:rPr>
+              <w:t xml:space="preserve">“</w:t>
+            </w:r>
+            <w:r>
+              <w:rPr>
+                <w:sz w:val="22"/>
+              </w:rPr>
+              <w:t xml:space="preserve">Agreed with the CFO: a specific, verifiable commitment on post-go-live staffing levels for the Settat plant-floor cohort — not a vague reassurance. Delivery scheduled for Week 22.</w:t>
+            </w:r>
+            <w:r>
+              <w:rPr>
+                <w:sz w:val="22"/>
+              </w:rPr>
+              <w:t xml:space="preserve">”</w:t>
+            </w:r>
+            <w:r>
+              <w:rPr>
+                <w:sz w:val="22"/>
+              </w:rPr>
+              <w:t xml:space="preserve"> </w:t>
+            </w:r>
+            <w:r>
+              <w:rPr>
+                <w:sz w:val="22"/>
+              </w:rPr>
+              <w:t xml:space="preserve">· Related module: M7 (Sponsor &amp; Coalition).</w:t>
             </w:r>
           </w:p>
         </w:tc>
@@ -17960,7 +18680,79 @@
               <w:rPr>
                 <w:sz w:val="22"/>
               </w:rPr>
-              <w:t xml:space="preserve">No journi entry this week.</w:t>
+              <w:t xml:space="preserve">M21 (Field Notes) — type in: Category: Decision · Title:</w:t>
+            </w:r>
+            <w:r>
+              <w:rPr>
+                <w:sz w:val="22"/>
+              </w:rPr>
+              <w:t xml:space="preserve"> </w:t>
+            </w:r>
+            <w:r>
+              <w:rPr>
+                <w:sz w:val="22"/>
+              </w:rPr>
+              <w:t xml:space="preserve">“</w:t>
+            </w:r>
+            <w:r>
+              <w:rPr>
+                <w:sz w:val="22"/>
+              </w:rPr>
+              <w:t xml:space="preserve">Lewin Phase-Call Draft — Steering Committee Pre-Review</w:t>
+            </w:r>
+            <w:r>
+              <w:rPr>
+                <w:sz w:val="22"/>
+              </w:rPr>
+              <w:t xml:space="preserve">”</w:t>
+            </w:r>
+            <w:r>
+              <w:rPr>
+                <w:sz w:val="22"/>
+              </w:rPr>
+              <w:t xml:space="preserve"> </w:t>
+            </w:r>
+            <w:r>
+              <w:rPr>
+                <w:sz w:val="22"/>
+              </w:rPr>
+              <w:t xml:space="preserve">· Logged by: Driss El Amrani · Body:</w:t>
+            </w:r>
+            <w:r>
+              <w:rPr>
+                <w:sz w:val="22"/>
+              </w:rPr>
+              <w:t xml:space="preserve"> </w:t>
+            </w:r>
+            <w:r>
+              <w:rPr>
+                <w:sz w:val="22"/>
+              </w:rPr>
+              <w:t xml:space="preserve">“</w:t>
+            </w:r>
+            <w:r>
+              <w:rPr>
+                <w:sz w:val="22"/>
+              </w:rPr>
+              <w:t xml:space="preserve">Drafted the Unfreeze-to-Change justification ahead of the Week 29 formal call: five configuration sprints complete, Desire trending upward across all three sites including Settat’s recovery. Circulated for pre-review, not yet the formal M3 (Initiative Registry) entry.</w:t>
+            </w:r>
+            <w:r>
+              <w:rPr>
+                <w:sz w:val="22"/>
+              </w:rPr>
+              <w:t xml:space="preserve">”</w:t>
+            </w:r>
+            <w:r>
+              <w:rPr>
+                <w:sz w:val="22"/>
+              </w:rPr>
+              <w:t xml:space="preserve"> </w:t>
+            </w:r>
+            <w:r>
+              <w:rPr>
+                <w:sz w:val="22"/>
+              </w:rPr>
+              <w:t xml:space="preserve">· Related module: M3 (Initiative Registry).</w:t>
             </w:r>
           </w:p>
         </w:tc>
@@ -18077,7 +18869,79 @@
               <w:rPr>
                 <w:sz w:val="22"/>
               </w:rPr>
-              <w:t xml:space="preserve">No journi entry this week — evidence review is a facilitated session ahead of the Week 29 phase-call entry.</w:t>
+              <w:t xml:space="preserve">M21 (Field Notes) — type in: Category: Decision · Title:</w:t>
+            </w:r>
+            <w:r>
+              <w:rPr>
+                <w:sz w:val="22"/>
+              </w:rPr>
+              <w:t xml:space="preserve"> </w:t>
+            </w:r>
+            <w:r>
+              <w:rPr>
+                <w:sz w:val="22"/>
+              </w:rPr>
+              <w:t xml:space="preserve">“</w:t>
+            </w:r>
+            <w:r>
+              <w:rPr>
+                <w:sz w:val="22"/>
+              </w:rPr>
+              <w:t xml:space="preserve">Evidence Review vs. Signal Catalogue</w:t>
+            </w:r>
+            <w:r>
+              <w:rPr>
+                <w:sz w:val="22"/>
+              </w:rPr>
+              <w:t xml:space="preserve">”</w:t>
+            </w:r>
+            <w:r>
+              <w:rPr>
+                <w:sz w:val="22"/>
+              </w:rPr>
+              <w:t xml:space="preserve"> </w:t>
+            </w:r>
+            <w:r>
+              <w:rPr>
+                <w:sz w:val="22"/>
+              </w:rPr>
+              <w:t xml:space="preserve">· Logged by: Driss El Amrani · Body:</w:t>
+            </w:r>
+            <w:r>
+              <w:rPr>
+                <w:sz w:val="22"/>
+              </w:rPr>
+              <w:t xml:space="preserve"> </w:t>
+            </w:r>
+            <w:r>
+              <w:rPr>
+                <w:sz w:val="22"/>
+              </w:rPr>
+              <w:t xml:space="preserve">“</w:t>
+            </w:r>
+            <w:r>
+              <w:rPr>
+                <w:sz w:val="22"/>
+              </w:rPr>
+              <w:t xml:space="preserve">Confirmed against Section 1B.1’s signal catalogue: configuration sprints landed, Desire trended upward including Settat’s recovery, no cohort remains below a Desire of 3. Facilitated session ahead of the Week 29 formal Lewin call.</w:t>
+            </w:r>
+            <w:r>
+              <w:rPr>
+                <w:sz w:val="22"/>
+              </w:rPr>
+              <w:t xml:space="preserve">”</w:t>
+            </w:r>
+            <w:r>
+              <w:rPr>
+                <w:sz w:val="22"/>
+              </w:rPr>
+              <w:t xml:space="preserve"> </w:t>
+            </w:r>
+            <w:r>
+              <w:rPr>
+                <w:sz w:val="22"/>
+              </w:rPr>
+              <w:t xml:space="preserve">· Related module: M3 (Initiative Registry).</w:t>
             </w:r>
           </w:p>
         </w:tc>
@@ -19022,7 +19886,79 @@
               <w:rPr>
                 <w:sz w:val="22"/>
               </w:rPr>
-              <w:t xml:space="preserve">No journi entry yet — names confirmed with site managers before the Week 31 roster entry.</w:t>
+              <w:t xml:space="preserve">M21 (Field Notes) — type in: Category: Nomination · Title:</w:t>
+            </w:r>
+            <w:r>
+              <w:rPr>
+                <w:sz w:val="22"/>
+              </w:rPr>
+              <w:t xml:space="preserve"> </w:t>
+            </w:r>
+            <w:r>
+              <w:rPr>
+                <w:sz w:val="22"/>
+              </w:rPr>
+              <w:t xml:space="preserve">“</w:t>
+            </w:r>
+            <w:r>
+              <w:rPr>
+                <w:sz w:val="22"/>
+              </w:rPr>
+              <w:t xml:space="preserve">UAT Participant Names — Draft</w:t>
+            </w:r>
+            <w:r>
+              <w:rPr>
+                <w:sz w:val="22"/>
+              </w:rPr>
+              <w:t xml:space="preserve">”</w:t>
+            </w:r>
+            <w:r>
+              <w:rPr>
+                <w:sz w:val="22"/>
+              </w:rPr>
+              <w:t xml:space="preserve"> </w:t>
+            </w:r>
+            <w:r>
+              <w:rPr>
+                <w:sz w:val="22"/>
+              </w:rPr>
+              <w:t xml:space="preserve">· Logged by: Driss El Amrani · Body:</w:t>
+            </w:r>
+            <w:r>
+              <w:rPr>
+                <w:sz w:val="22"/>
+              </w:rPr>
+              <w:t xml:space="preserve"> </w:t>
+            </w:r>
+            <w:r>
+              <w:rPr>
+                <w:sz w:val="22"/>
+              </w:rPr>
+              <w:t xml:space="preserve">“</w:t>
+            </w:r>
+            <w:r>
+              <w:rPr>
+                <w:sz w:val="22"/>
+              </w:rPr>
+              <w:t xml:space="preserve">5 Casablanca Finance, 3 Kenitra Plant Operations, 3 Settat Plant Operations — names selected, pending site-manager confirmation before the Week 31 roster entry on M4 (Stakeholder Mapping).</w:t>
+            </w:r>
+            <w:r>
+              <w:rPr>
+                <w:sz w:val="22"/>
+              </w:rPr>
+              <w:t xml:space="preserve">”</w:t>
+            </w:r>
+            <w:r>
+              <w:rPr>
+                <w:sz w:val="22"/>
+              </w:rPr>
+              <w:t xml:space="preserve"> </w:t>
+            </w:r>
+            <w:r>
+              <w:rPr>
+                <w:sz w:val="22"/>
+              </w:rPr>
+              <w:t xml:space="preserve">· Related module: M4 (Stakeholder Mapping).</w:t>
             </w:r>
           </w:p>
         </w:tc>
@@ -20987,7 +21923,79 @@
               <w:rPr>
                 <w:sz w:val="22"/>
               </w:rPr>
-              <w:t xml:space="preserve">No direct journi entry — job aids are distributed as documents, referenced by name in M9 (Training) curriculum notes.</w:t>
+              <w:t xml:space="preserve">M21 (Field Notes) — type in: Category: Handoff · Title:</w:t>
+            </w:r>
+            <w:r>
+              <w:rPr>
+                <w:sz w:val="22"/>
+              </w:rPr>
+              <w:t xml:space="preserve"> </w:t>
+            </w:r>
+            <w:r>
+              <w:rPr>
+                <w:sz w:val="22"/>
+              </w:rPr>
+              <w:t xml:space="preserve">“</w:t>
+            </w:r>
+            <w:r>
+              <w:rPr>
+                <w:sz w:val="22"/>
+              </w:rPr>
+              <w:t xml:space="preserve">Job Aids Published, All Roles</w:t>
+            </w:r>
+            <w:r>
+              <w:rPr>
+                <w:sz w:val="22"/>
+              </w:rPr>
+              <w:t xml:space="preserve">”</w:t>
+            </w:r>
+            <w:r>
+              <w:rPr>
+                <w:sz w:val="22"/>
+              </w:rPr>
+              <w:t xml:space="preserve"> </w:t>
+            </w:r>
+            <w:r>
+              <w:rPr>
+                <w:sz w:val="22"/>
+              </w:rPr>
+              <w:t xml:space="preserve">· Logged by: Driss El Amrani · Body:</w:t>
+            </w:r>
+            <w:r>
+              <w:rPr>
+                <w:sz w:val="22"/>
+              </w:rPr>
+              <w:t xml:space="preserve"> </w:t>
+            </w:r>
+            <w:r>
+              <w:rPr>
+                <w:sz w:val="22"/>
+              </w:rPr>
+              <w:t xml:space="preserve">“</w:t>
+            </w:r>
+            <w:r>
+              <w:rPr>
+                <w:sz w:val="22"/>
+              </w:rPr>
+              <w:t xml:space="preserve">Job aids formatted and distributed by ITL, one per role, reviewed for accuracy against the curriculum and Build-phase design principles. Distributed as documents; referenced by name in M9 (Training) curriculum notes.</w:t>
+            </w:r>
+            <w:r>
+              <w:rPr>
+                <w:sz w:val="22"/>
+              </w:rPr>
+              <w:t xml:space="preserve">”</w:t>
+            </w:r>
+            <w:r>
+              <w:rPr>
+                <w:sz w:val="22"/>
+              </w:rPr>
+              <w:t xml:space="preserve"> </w:t>
+            </w:r>
+            <w:r>
+              <w:rPr>
+                <w:sz w:val="22"/>
+              </w:rPr>
+              <w:t xml:space="preserve">· Related module: M9 (Training).</w:t>
             </w:r>
           </w:p>
         </w:tc>
@@ -24584,7 +25592,79 @@
               <w:rPr>
                 <w:sz w:val="22"/>
               </w:rPr>
-              <w:t xml:space="preserve">No direct journi entry — metrics agreed with HR outside journi, referenced in the Week 52 confirmation.</w:t>
+              <w:t xml:space="preserve">M21 (Field Notes) — type in: Category: Decision · Title:</w:t>
+            </w:r>
+            <w:r>
+              <w:rPr>
+                <w:sz w:val="22"/>
+              </w:rPr>
+              <w:t xml:space="preserve"> </w:t>
+            </w:r>
+            <w:r>
+              <w:rPr>
+                <w:sz w:val="22"/>
+              </w:rPr>
+              <w:t xml:space="preserve">“</w:t>
+            </w:r>
+            <w:r>
+              <w:rPr>
+                <w:sz w:val="22"/>
+              </w:rPr>
+              <w:t xml:space="preserve">New-Process Metrics Agreed with HR</w:t>
+            </w:r>
+            <w:r>
+              <w:rPr>
+                <w:sz w:val="22"/>
+              </w:rPr>
+              <w:t xml:space="preserve">”</w:t>
+            </w:r>
+            <w:r>
+              <w:rPr>
+                <w:sz w:val="22"/>
+              </w:rPr>
+              <w:t xml:space="preserve"> </w:t>
+            </w:r>
+            <w:r>
+              <w:rPr>
+                <w:sz w:val="22"/>
+              </w:rPr>
+              <w:t xml:space="preserve">· Logged by: Houda Zerouali · Body:</w:t>
+            </w:r>
+            <w:r>
+              <w:rPr>
+                <w:sz w:val="22"/>
+              </w:rPr>
+              <w:t xml:space="preserve"> </w:t>
+            </w:r>
+            <w:r>
+              <w:rPr>
+                <w:sz w:val="22"/>
+              </w:rPr>
+              <w:t xml:space="preserve">“</w:t>
+            </w:r>
+            <w:r>
+              <w:rPr>
+                <w:sz w:val="22"/>
+              </w:rPr>
+              <w:t xml:space="preserve">Order-to-cash cycle time (target: under 3 days); inventory reconciliation accuracy (target: 99%); duplicate-entry incidents (target: 0/month) — agreed with HR outside journi. Confirmed live in the next review cycle, Week 52.</w:t>
+            </w:r>
+            <w:r>
+              <w:rPr>
+                <w:sz w:val="22"/>
+              </w:rPr>
+              <w:t xml:space="preserve">”</w:t>
+            </w:r>
+            <w:r>
+              <w:rPr>
+                <w:sz w:val="22"/>
+              </w:rPr>
+              <w:t xml:space="preserve"> </w:t>
+            </w:r>
+            <w:r>
+              <w:rPr>
+                <w:sz w:val="22"/>
+              </w:rPr>
+              <w:t xml:space="preserve">· Related module: M12 (Sustainment).</w:t>
             </w:r>
           </w:p>
         </w:tc>
@@ -25913,7 +26993,79 @@
               <w:rPr>
                 <w:sz w:val="22"/>
               </w:rPr>
-              <w:t xml:space="preserve">No direct journi entry — coordinated with HR outside journi.</w:t>
+              <w:t xml:space="preserve">M21 (Field Notes) — type in: Category: Handoff · Title:</w:t>
+            </w:r>
+            <w:r>
+              <w:rPr>
+                <w:sz w:val="22"/>
+              </w:rPr>
+              <w:t xml:space="preserve"> </w:t>
+            </w:r>
+            <w:r>
+              <w:rPr>
+                <w:sz w:val="22"/>
+              </w:rPr>
+              <w:t xml:space="preserve">“</w:t>
+            </w:r>
+            <w:r>
+              <w:rPr>
+                <w:sz w:val="22"/>
+              </w:rPr>
+              <w:t xml:space="preserve">E5 Recovery Task 4 — Reinforcement Embedded in HR Performance-Review Cycle</w:t>
+            </w:r>
+            <w:r>
+              <w:rPr>
+                <w:sz w:val="22"/>
+              </w:rPr>
+              <w:t xml:space="preserve">”</w:t>
+            </w:r>
+            <w:r>
+              <w:rPr>
+                <w:sz w:val="22"/>
+              </w:rPr>
+              <w:t xml:space="preserve"> </w:t>
+            </w:r>
+            <w:r>
+              <w:rPr>
+                <w:sz w:val="22"/>
+              </w:rPr>
+              <w:t xml:space="preserve">· Logged by: Houda Zerouali · Body:</w:t>
+            </w:r>
+            <w:r>
+              <w:rPr>
+                <w:sz w:val="22"/>
+              </w:rPr>
+              <w:t xml:space="preserve"> </w:t>
+            </w:r>
+            <w:r>
+              <w:rPr>
+                <w:sz w:val="22"/>
+              </w:rPr>
+              <w:t xml:space="preserve">“</w:t>
+            </w:r>
+            <w:r>
+              <w:rPr>
+                <w:sz w:val="22"/>
+              </w:rPr>
+              <w:t xml:space="preserve">Adoption metrics embedded into the next performance-review cycle, giving Reinforcement a structural home in HR’s cycle beyond the CM project’s own lifespan. Coordinated with HR outside journi.</w:t>
+            </w:r>
+            <w:r>
+              <w:rPr>
+                <w:sz w:val="22"/>
+              </w:rPr>
+              <w:t xml:space="preserve">”</w:t>
+            </w:r>
+            <w:r>
+              <w:rPr>
+                <w:sz w:val="22"/>
+              </w:rPr>
+              <w:t xml:space="preserve"> </w:t>
+            </w:r>
+            <w:r>
+              <w:rPr>
+                <w:sz w:val="22"/>
+              </w:rPr>
+              <w:t xml:space="preserve">· Related module: M12 (Sustainment).</w:t>
             </w:r>
           </w:p>
         </w:tc>
@@ -50262,7 +51414,7 @@
     </w:p>
     <w:bookmarkEnd w:id="56"/>
     <w:bookmarkEnd w:id="57"/>
-    <w:bookmarkStart w:id="78" w:name="part-2-module-by-module-feature-tour"/>
+    <w:bookmarkStart w:id="79" w:name="part-2-module-by-module-feature-tour"/>
     <w:p>
       <w:pPr>
         <w:pStyle w:val="Heading2"/>
@@ -53209,6 +54361,182 @@
         <w:t xml:space="preserve">Journey touchpoint; success criterion; logged evidence.</w:t>
       </w:r>
     </w:p>
+    <w:bookmarkEnd w:id="77"/>
+    <w:bookmarkStart w:id="78" w:name="m21-field-notes"/>
+    <w:p>
+      <w:pPr>
+        <w:pStyle w:val="Heading3"/>
+      </w:pPr>
+      <w:r>
+        <w:rPr>
+          <w:b/>
+          <w:color w:val="3F827B"/>
+          <w:sz w:val="29"/>
+        </w:rPr>
+        <w:t xml:space="preserve">M21 — Field Notes</w:t>
+      </w:r>
+    </w:p>
+    <w:p>
+      <w:pPr>
+        <w:pStyle w:val="FirstParagraph"/>
+      </w:pPr>
+      <w:r>
+        <w:rPr>
+          <w:bCs/>
+          <w:b/>
+          <w:sz w:val="25"/>
+        </w:rPr>
+        <w:t xml:space="preserve">Purpose:</w:t>
+      </w:r>
+      <w:r>
+        <w:rPr>
+          <w:sz w:val="25"/>
+        </w:rPr>
+        <w:t xml:space="preserve"> </w:t>
+      </w:r>
+      <w:r>
+        <w:rPr>
+          <w:sz w:val="25"/>
+        </w:rPr>
+        <w:t xml:space="preserve">a lightweight, freeform log for the knowledge that Part 1B’s week-by-week tables keep surfacing but no structured module has a field for yet — a workshop happened, a decision was made outside journi, a sign-off landed, a nominee list was drafted. Not a substitute for the structured modules: once something becomes a real record there (a Stakeholder Map entry, an ADKAR score, a Communication), it belongs there instead. Field Notes is for the moments in between, so that knowledge doesn’t just get lost between the meeting where it happened and the module entry it eventually becomes.</w:t>
+      </w:r>
+    </w:p>
+    <w:p>
+      <w:pPr>
+        <w:pStyle w:val="BodyText"/>
+      </w:pPr>
+      <w:r>
+        <w:rPr>
+          <w:bCs/>
+          <w:b/>
+          <w:sz w:val="25"/>
+        </w:rPr>
+        <w:t xml:space="preserve">In the Bouregreg scenario:</w:t>
+      </w:r>
+      <w:r>
+        <w:rPr>
+          <w:sz w:val="25"/>
+        </w:rPr>
+        <w:t xml:space="preserve"> </w:t>
+      </w:r>
+      <w:r>
+        <w:rPr>
+          <w:sz w:val="25"/>
+        </w:rPr>
+        <w:t xml:space="preserve">every Part 1B week that used to read</w:t>
+      </w:r>
+      <w:r>
+        <w:rPr>
+          <w:sz w:val="25"/>
+        </w:rPr>
+        <w:t xml:space="preserve"> </w:t>
+      </w:r>
+      <w:r>
+        <w:rPr>
+          <w:sz w:val="25"/>
+        </w:rPr>
+        <w:t xml:space="preserve">“</w:t>
+      </w:r>
+      <w:r>
+        <w:rPr>
+          <w:sz w:val="25"/>
+        </w:rPr>
+        <w:t xml:space="preserve">No journi entry yet</w:t>
+      </w:r>
+      <w:r>
+        <w:rPr>
+          <w:sz w:val="25"/>
+        </w:rPr>
+        <w:t xml:space="preserve">”</w:t>
+      </w:r>
+      <w:r>
+        <w:rPr>
+          <w:sz w:val="25"/>
+        </w:rPr>
+        <w:t xml:space="preserve"> </w:t>
+      </w:r>
+      <w:r>
+        <w:rPr>
+          <w:sz w:val="25"/>
+        </w:rPr>
+        <w:t xml:space="preserve">now logs an M21 (Field Notes) entry instead — Discovery Workshop 1 at Casablanca HQ (Week 2), the design-principles workshop (Week 6), the Steering Committee sign-off on principles and future-state maps (Week 8), the champion nominee list before roster confirmation (Week 13), and sixteen more across the 64-week program. A genuine gap remains only where the guide says so explicitly: a handful of weeks where nothing new happened, where the activity is already logged on a different module (the Week 22 sponsor action on M7, for instance), or — deliberately, at Week 35 — where the conversation itself is private and only its outcome belongs in any log. Driss El Amrani and Meryem Sabri use Field Notes as their running field journal for everything else.</w:t>
+      </w:r>
+    </w:p>
+    <w:p>
+      <w:pPr>
+        <w:pStyle w:val="BodyText"/>
+      </w:pPr>
+      <w:r>
+        <w:rPr>
+          <w:bCs/>
+          <w:b/>
+          <w:sz w:val="25"/>
+        </w:rPr>
+        <w:t xml:space="preserve">Create / update / delete:</w:t>
+      </w:r>
+      <w:r>
+        <w:rPr>
+          <w:sz w:val="25"/>
+        </w:rPr>
+        <w:t xml:space="preserve"> </w:t>
+      </w:r>
+      <w:r>
+        <w:rPr>
+          <w:sz w:val="25"/>
+        </w:rPr>
+        <w:t xml:space="preserve">full CRUD on a project’s Field Notes — add a note (date, category, optional linked module, author, body text), edit it, or delete it.</w:t>
+      </w:r>
+    </w:p>
+    <w:p>
+      <w:pPr>
+        <w:pStyle w:val="BodyText"/>
+      </w:pPr>
+      <w:r>
+        <w:rPr>
+          <w:bCs/>
+          <w:b/>
+          <w:sz w:val="25"/>
+        </w:rPr>
+        <w:t xml:space="preserve">Who can edit:</w:t>
+      </w:r>
+      <w:r>
+        <w:rPr>
+          <w:sz w:val="25"/>
+        </w:rPr>
+        <w:t xml:space="preserve"> </w:t>
+      </w:r>
+      <w:r>
+        <w:rPr>
+          <w:sz w:val="25"/>
+        </w:rPr>
+        <w:t xml:space="preserve">general write access, matching Part 2’s other logging-style modules (M12, M20).</w:t>
+      </w:r>
+    </w:p>
+    <w:p>
+      <w:pPr>
+        <w:pStyle w:val="BodyText"/>
+      </w:pPr>
+      <w:r>
+        <w:rPr>
+          <w:bCs/>
+          <w:b/>
+          <w:sz w:val="25"/>
+        </w:rPr>
+        <w:t xml:space="preserve">Key fields:</w:t>
+      </w:r>
+      <w:r>
+        <w:rPr>
+          <w:sz w:val="25"/>
+        </w:rPr>
+        <w:t xml:space="preserve"> </w:t>
+      </w:r>
+      <w:r>
+        <w:rPr>
+          <w:sz w:val="25"/>
+        </w:rPr>
+        <w:t xml:space="preserve">Date; Category (Workshop / Decision / Sign-Off / Nomination / Handoff / Other); Related Module (optional, M1–M20); Logged By; Note body.</w:t>
+      </w:r>
+    </w:p>
     <w:p>
       <w:r>
         <w:rPr>
@@ -53234,9 +54562,9 @@
         <w:pStyle w:val="FirstParagraph"/>
       </w:pPr>
     </w:p>
-    <w:bookmarkEnd w:id="77"/>
     <w:bookmarkEnd w:id="78"/>
-    <w:bookmarkStart w:id="91" w:name="X3a691c7b5e904e251e49707e934744bde62b737"/>
+    <w:bookmarkEnd w:id="79"/>
+    <w:bookmarkStart w:id="92" w:name="X3a691c7b5e904e251e49707e934744bde62b737"/>
     <w:p>
       <w:pPr>
         <w:pStyle w:val="Heading2"/>
@@ -53261,7 +54589,7 @@
         <w:t xml:space="preserve">Module 18’s Process Registry holds 16 registered end-to-end chains: 4 core chains spanning the whole Change Management lifecycle, 4 cross-cutting loops that make an existing cross-module dependency explicit and traceable, and 8 transformation-type lifecycles — one per archetype, each with its own Phase Template in M17. Every chain is built from journi’s 10 Macro Processes (MP-01 through MP-10); this Part walks each of the 16 against Bouregreg Group’s data, and for the 8 transformation-type lifecycles, against the specific Change Management Project in Part 4 that archetype belongs to.</w:t>
       </w:r>
     </w:p>
-    <w:bookmarkStart w:id="79" w:name="the-10-macro-processes-reference"/>
+    <w:bookmarkStart w:id="80" w:name="the-10-macro-processes-reference"/>
     <w:p>
       <w:pPr>
         <w:pStyle w:val="Heading3"/>
@@ -53681,8 +55009,8 @@
         </w:tc>
       </w:tr>
     </w:tbl>
-    <w:bookmarkEnd w:id="79"/>
-    <w:bookmarkStart w:id="84" w:name="core-chains-e2e-01-e2e-04"/>
+    <w:bookmarkEnd w:id="80"/>
+    <w:bookmarkStart w:id="85" w:name="core-chains-e2e-01-e2e-04"/>
     <w:p>
       <w:pPr>
         <w:pStyle w:val="Heading3"/>
@@ -53696,7 +55024,7 @@
         <w:t xml:space="preserve">Core Chains (E2E-01 — E2E-04)</w:t>
       </w:r>
     </w:p>
-    <w:bookmarkStart w:id="80" w:name="Xdd0f15b280f76ef8f06812aee34f7e528fe2da1"/>
+    <w:bookmarkStart w:id="81" w:name="Xdd0f15b280f76ef8f06812aee34f7e528fe2da1"/>
     <w:p>
       <w:pPr>
         <w:pStyle w:val="Heading4"/>
@@ -53863,8 +55191,8 @@
         <w:t xml:space="preserve">W1–14, spanning Discovery and Design (Part 1B.3, Phases 1–2) — the same window Part 1B.6’s Month 1–3 narrative covers.</w:t>
       </w:r>
     </w:p>
-    <w:bookmarkEnd w:id="80"/>
-    <w:bookmarkStart w:id="81" w:name="X102d98e98069ee5353b9ffb28a6892e1ec4d314"/>
+    <w:bookmarkEnd w:id="81"/>
+    <w:bookmarkStart w:id="82" w:name="X102d98e98069ee5353b9ffb28a6892e1ec4d314"/>
     <w:p>
       <w:pPr>
         <w:pStyle w:val="Heading4"/>
@@ -54031,8 +55359,8 @@
         <w:t xml:space="preserve">W28–42, spanning Test and Train (Phases 4–5) — the exact window Exception E2 (Part 1B.4) fires in, Month 8 of Part 1B.6’s narrative.</w:t>
       </w:r>
     </w:p>
-    <w:bookmarkEnd w:id="81"/>
-    <w:bookmarkStart w:id="82" w:name="Xf7155a6f5c22b3c8b7321cba8536c1b62ce4ef0"/>
+    <w:bookmarkEnd w:id="82"/>
+    <w:bookmarkStart w:id="83" w:name="Xf7155a6f5c22b3c8b7321cba8536c1b62ce4ef0"/>
     <w:p>
       <w:pPr>
         <w:pStyle w:val="Heading4"/>
@@ -54199,8 +55527,8 @@
         <w:t xml:space="preserve">first opens W18–22 (Build, Phase 3) with Exception E1, and recurs at any later point a Desire or sentiment score stalls — see also the Order-to-Cash and Settat Restructuring cases in Part 4, both built around this exact chain.</w:t>
       </w:r>
     </w:p>
-    <w:bookmarkEnd w:id="82"/>
-    <w:bookmarkStart w:id="83" w:name="X45b7bee2c9af545f78ba5e1ca9e039e3d7fb2c7"/>
+    <w:bookmarkEnd w:id="83"/>
+    <w:bookmarkStart w:id="84" w:name="X45b7bee2c9af545f78ba5e1ca9e039e3d7fb2c7"/>
     <w:p>
       <w:pPr>
         <w:pStyle w:val="Heading4"/>
@@ -54403,9 +55731,9 @@
         <w:t xml:space="preserve">W43 through W64, spanning Deploy, Hypercare, and Sustain (Phases 6–8) — the closing third of Part 1B.6’s month-by-month narrative, Months 11 through 14.</w:t>
       </w:r>
     </w:p>
-    <w:bookmarkEnd w:id="83"/>
     <w:bookmarkEnd w:id="84"/>
-    <w:bookmarkStart w:id="89" w:name="cross-cutting-loops-e2e-05-e2e-08"/>
+    <w:bookmarkEnd w:id="85"/>
+    <w:bookmarkStart w:id="90" w:name="cross-cutting-loops-e2e-05-e2e-08"/>
     <w:p>
       <w:pPr>
         <w:pStyle w:val="Heading3"/>
@@ -54419,7 +55747,7 @@
         <w:t xml:space="preserve">Cross-Cutting Loops (E2E-05 — E2E-08)</w:t>
       </w:r>
     </w:p>
-    <w:bookmarkStart w:id="85" w:name="e2e-05-signal-aggregation-loop"/>
+    <w:bookmarkStart w:id="86" w:name="e2e-05-signal-aggregation-loop"/>
     <w:p>
       <w:pPr>
         <w:pStyle w:val="Heading4"/>
@@ -54560,8 +55888,8 @@
         <w:t xml:space="preserve">continuous, W1 through close — this loop has no phase of its own because it is the connective tissue running underneath every phase in Part 1B.3.</w:t>
       </w:r>
     </w:p>
-    <w:bookmarkEnd w:id="85"/>
-    <w:bookmarkStart w:id="86" w:name="e2e-06-pm-cm-governance-bridge"/>
+    <w:bookmarkEnd w:id="86"/>
+    <w:bookmarkStart w:id="87" w:name="e2e-06-pm-cm-governance-bridge"/>
     <w:p>
       <w:pPr>
         <w:pStyle w:val="Heading4"/>
@@ -54702,8 +56030,8 @@
         <w:t xml:space="preserve">most active at each phase gate in Part 1B.3 — W8, W14, W30, W38, W42, W43, W50, and W64 — since a Phase Gate checkpoint is this loop’s most common trigger.</w:t>
       </w:r>
     </w:p>
-    <w:bookmarkEnd w:id="86"/>
-    <w:bookmarkStart w:id="87" w:name="e2e-07-champion-early-warning-loop"/>
+    <w:bookmarkEnd w:id="87"/>
+    <w:bookmarkStart w:id="88" w:name="e2e-07-champion-early-warning-loop"/>
     <w:p>
       <w:pPr>
         <w:pStyle w:val="Heading4"/>
@@ -54844,8 +56172,8 @@
         <w:t xml:space="preserve">operational from W12 onward, once Build’s Task 2 formally briefs the champion network (Phase 3) — and the exact mechanism that could have surfaced Exception E1’s Settat concern even earlier than the Desire score did.</w:t>
       </w:r>
     </w:p>
-    <w:bookmarkEnd w:id="87"/>
-    <w:bookmarkStart w:id="88" w:name="e2e-08-governance-escalation-loop"/>
+    <w:bookmarkEnd w:id="88"/>
+    <w:bookmarkStart w:id="89" w:name="e2e-08-governance-escalation-loop"/>
     <w:p>
       <w:pPr>
         <w:pStyle w:val="Heading4"/>
@@ -54986,9 +56314,9 @@
         <w:t xml:space="preserve">no fixed window — like E2E-05, it runs continuously wherever a Sponsor escalation and a sustainment checkpoint happen to coincide, most plausibly around Exception E5 in Part 1B.6’s Month 14.</w:t>
       </w:r>
     </w:p>
-    <w:bookmarkEnd w:id="88"/>
     <w:bookmarkEnd w:id="89"/>
-    <w:bookmarkStart w:id="90" w:name="X07935886bc9ab7c2d95bb977c10a7667c12258d"/>
+    <w:bookmarkEnd w:id="90"/>
+    <w:bookmarkStart w:id="91" w:name="X07935886bc9ab7c2d95bb977c10a7667c12258d"/>
     <w:p>
       <w:pPr>
         <w:pStyle w:val="Heading3"/>
@@ -55805,9 +57133,9 @@
         <w:pStyle w:val="FirstParagraph"/>
       </w:pPr>
     </w:p>
-    <w:bookmarkEnd w:id="90"/>
     <w:bookmarkEnd w:id="91"/>
-    <w:bookmarkStart w:id="103" w:name="Xb062a9495713b8c8b037dca833442cfc66017b0"/>
+    <w:bookmarkEnd w:id="92"/>
+    <w:bookmarkStart w:id="104" w:name="Xb062a9495713b8c8b037dca833442cfc66017b0"/>
     <w:p>
       <w:pPr>
         <w:pStyle w:val="Heading2"/>
@@ -55879,7 +57207,7 @@
         <w:t xml:space="preserve">Each case below states its archetype, business driver, target population, starting readiness pattern, and — concretely, not abstractly — which of journi’s 9 live-computed alerts it is built to exercise.</w:t>
       </w:r>
     </w:p>
-    <w:bookmarkStart w:id="92" w:name="the-scenario-library-at-a-glance"/>
+    <w:bookmarkStart w:id="93" w:name="the-scenario-library-at-a-glance"/>
     <w:p>
       <w:pPr>
         <w:pStyle w:val="Heading3"/>
@@ -56740,8 +58068,8 @@
         <w:t xml:space="preserve">Read top to bottom, the table also makes a structural point visible at a glance: eight of the nine cases run on a Phase Template with a registered End-to-End lifecycle behind it (Part 3, Appendix A.5); only the last, Restructuring, runs on the generic core chains because no dedicated lifecycle exists for it — the same gap the case’s own write-up below states directly rather than papers over.</w:t>
       </w:r>
     </w:p>
-    <w:bookmarkEnd w:id="92"/>
-    <w:bookmarkStart w:id="93" w:name="X8f9567737741ab3c6a83fb539ea0246a11ba92c"/>
+    <w:bookmarkEnd w:id="93"/>
+    <w:bookmarkStart w:id="94" w:name="X8f9567737741ab3c6a83fb539ea0246a11ba92c"/>
     <w:p>
       <w:pPr>
         <w:pStyle w:val="Heading3"/>
@@ -56836,8 +58164,8 @@
         <w:t xml:space="preserve">if a Phase Gate closes as anything other than a clean Go.</w:t>
       </w:r>
     </w:p>
-    <w:bookmarkEnd w:id="93"/>
-    <w:bookmarkStart w:id="94" w:name="Xc24d01c77d44894f2465531ef76a97acdfd22e6"/>
+    <w:bookmarkEnd w:id="94"/>
+    <w:bookmarkStart w:id="95" w:name="Xc24d01c77d44894f2465531ef76a97acdfd22e6"/>
     <w:p>
       <w:pPr>
         <w:pStyle w:val="Heading3"/>
@@ -56931,8 +58259,8 @@
         <w:t xml:space="preserve">W3 intake and diagnosis opens, running alongside the ERP program’s own Discovery; W10 clean-slate design signed off; W18 build complete; W22–26 pilot on a single process step, where the third resistance entry lands and ALT-004 fires; W34 organization-wide rollout; W44 stabilization; W52 sustainment handoff.</w:t>
       </w:r>
     </w:p>
-    <w:bookmarkEnd w:id="94"/>
-    <w:bookmarkStart w:id="95" w:name="Xf809a11e051728219602f4df9a59bd412be5988"/>
+    <w:bookmarkEnd w:id="95"/>
+    <w:bookmarkStart w:id="96" w:name="Xf809a11e051728219602f4df9a59bd412be5988"/>
     <w:p>
       <w:pPr>
         <w:pStyle w:val="Heading3"/>
@@ -57000,8 +58328,8 @@
         <w:t xml:space="preserve">W20 opportunity assessment; W24 architecture design; W29 build; W32 UAT and shadow-mode running the bot alongside the manual process for two weeks; W34 production go-live; W36 exception tuning; W38 CoE handover — the shortest case in the library, closed in 18 weeks against the ERP program’s own Build/Test window.</w:t>
       </w:r>
     </w:p>
-    <w:bookmarkEnd w:id="95"/>
-    <w:bookmarkStart w:id="96" w:name="X5bff64c3c3a26e5e158972a6291c1c524f666df"/>
+    <w:bookmarkEnd w:id="96"/>
+    <w:bookmarkStart w:id="97" w:name="X5bff64c3c3a26e5e158972a6291c1c524f666df"/>
     <w:p>
       <w:pPr>
         <w:pStyle w:val="Heading3"/>
@@ -57095,8 +58423,8 @@
         <w:t xml:space="preserve">W1 intake and diagnosis (started alongside the ERP program’s own kickoff); W12 design; W26 implementation, where the coalition gap is logged and ALT-010 fires; W38 mock-up audit; W46 certifying audit; W50 surveillance prep; ongoing surveillance beyond W52 — the longest single-phase tail in the library, since certification surveillance never formally closes.</w:t>
       </w:r>
     </w:p>
-    <w:bookmarkEnd w:id="96"/>
-    <w:bookmarkStart w:id="97" w:name="X58b69ff03d5e781d9ee9b64dcd60096cf2e421f"/>
+    <w:bookmarkEnd w:id="97"/>
+    <w:bookmarkStart w:id="98" w:name="X58b69ff03d5e781d9ee9b64dcd60096cf2e421f"/>
     <w:p>
       <w:pPr>
         <w:pStyle w:val="Heading3"/>
@@ -57190,8 +58518,8 @@
         <w:t xml:space="preserve">W27 (six months into the ERP program) diagnosis opens; W30 target-values design, and ALT-003 fires before the integration Sponsor’s first logged action; W38 leadership modeling and reinforcement build begins; W46 pilot cohort (one Tangier team, one legacy Bouregreg team); W58 organization-wide rollout; reinforcement through skepticism and institutionalization continue well past the ERP program’s own W60 close, consistent with its 18-month horizon.</w:t>
       </w:r>
     </w:p>
-    <w:bookmarkEnd w:id="97"/>
-    <w:bookmarkStart w:id="98" w:name="Xd1da5f2b710a482859daf2c6bd05f400afab0a6"/>
+    <w:bookmarkEnd w:id="98"/>
+    <w:bookmarkStart w:id="99" w:name="Xd1da5f2b710a482859daf2c6bd05f400afab0a6"/>
     <w:p>
       <w:pPr>
         <w:pStyle w:val="Heading3"/>
@@ -57311,8 +58639,8 @@
         <w:t xml:space="preserve">W35 current operating model assessment opens, once the ERP program’s own Build phase has exposed the duplication; W42 target operating model design; W48 detailed org design; W52 pilot transition (Casablanca Finance first); W56 full transition, where the 30-day checkpoint lands High regression risk and ALT-002/ALT-015 fire; W64 governance adoption tracking and standing rhythm handover, resolved only once a clean checkpoint follows.</w:t>
       </w:r>
     </w:p>
-    <w:bookmarkEnd w:id="98"/>
-    <w:bookmarkStart w:id="99" w:name="Xbdad89381d253d0349901a77aa9f9d33db0c4d7"/>
+    <w:bookmarkEnd w:id="99"/>
+    <w:bookmarkStart w:id="100" w:name="Xbdad89381d253d0349901a77aa9f9d33db0c4d7"/>
     <w:p>
       <w:pPr>
         <w:pStyle w:val="Heading3"/>
@@ -57406,8 +58734,8 @@
         <w:t xml:space="preserve">W1 regulatory requirement and gap analysis, run from the very start of the tenant’s life given the fixed external deadline; W14 control design; W28 control implementation; W40 internal audit / independent testing; W48 controls go live, timed deliberately ahead of the ERP program’s own Deploy week so the two do not compete for the same Legal/Compliance attention; W52 first monitoring cycle; ongoing compliance handover beyond W60.</w:t>
       </w:r>
     </w:p>
-    <w:bookmarkEnd w:id="99"/>
-    <w:bookmarkStart w:id="100" w:name="Xd2703e5f97ca8b66b1a6308b2a70c5ae7e2b0e8"/>
+    <w:bookmarkEnd w:id="100"/>
+    <w:bookmarkStart w:id="101" w:name="Xd2703e5f97ca8b66b1a6308b2a70c5ae7e2b0e8"/>
     <w:p>
       <w:pPr>
         <w:pStyle w:val="Heading3"/>
@@ -57475,8 +58803,8 @@
         <w:t xml:space="preserve">W16 intake and diagnosis; W22 case for change and target-state design; W30 build (curriculum development, AI-assisted drafting via M16); W38 validation with a pilot cohort; W44 deployment across both plants, deliberately staggered a month behind the ERP program’s own Train phase so the two curricula don’t compete for the same plant-floor hours; W50 stabilization and hypercare; W58 sustainment and closure.</w:t>
       </w:r>
     </w:p>
-    <w:bookmarkEnd w:id="100"/>
-    <w:bookmarkStart w:id="101" w:name="Xbac664706ee9184f4e0881521cc2cb67c743150"/>
+    <w:bookmarkEnd w:id="101"/>
+    <w:bookmarkStart w:id="102" w:name="Xbac664706ee9184f4e0881521cc2cb67c743150"/>
     <w:p>
       <w:pPr>
         <w:pStyle w:val="Heading3"/>
@@ -57570,8 +58898,8 @@
         <w:t xml:space="preserve">W40 mobilization (E2E-01, run generically since no dedicated template exists); W44 capability and divergence management as the affected line’s staff are assessed for redeployment; W46 resistance crosses the threshold and ALT-004 fires for the second, independent time in the Organization; W50 adoption-to-sustainment begins as the consolidated line stabilizes; W64 ongoing, since a restructuring’s emotional tail is realistically the longest in the library relative to its short technical timeline.</w:t>
       </w:r>
     </w:p>
-    <w:bookmarkEnd w:id="101"/>
-    <w:bookmarkStart w:id="102" w:name="what-the-portfolio-view-shows"/>
+    <w:bookmarkEnd w:id="102"/>
+    <w:bookmarkStart w:id="103" w:name="what-the-portfolio-view-shows"/>
     <w:p>
       <w:pPr>
         <w:pStyle w:val="Heading3"/>
@@ -57701,9 +59029,9 @@
         <w:pStyle w:val="FirstParagraph"/>
       </w:pPr>
     </w:p>
-    <w:bookmarkEnd w:id="102"/>
     <w:bookmarkEnd w:id="103"/>
-    <w:bookmarkStart w:id="110" w:name="part-5-alerts-and-analytics-reference"/>
+    <w:bookmarkEnd w:id="104"/>
+    <w:bookmarkStart w:id="111" w:name="part-5-alerts-and-analytics-reference"/>
     <w:p>
       <w:pPr>
         <w:pStyle w:val="Heading2"/>
@@ -57717,7 +59045,7 @@
         <w:t xml:space="preserve">Part 5 — Alerts and Analytics Reference</w:t>
       </w:r>
     </w:p>
-    <w:bookmarkStart w:id="104" w:name="how-alerts-work-in-journi"/>
+    <w:bookmarkStart w:id="105" w:name="how-alerts-work-in-journi"/>
     <w:p>
       <w:pPr>
         <w:pStyle w:val="Heading3"/>
@@ -57768,8 +59096,8 @@
         <w:t xml:space="preserve">— they actually fire, dismiss, and re-evaluate as Bouregreg Group’s data changes. The other 7 are documented for traceability but never fire in this build, for two different reasons stated plainly rather than left implicit: 6 depend on infrastructure journi does not have (a real backend, AI confidence scoring, authentication lockout, a request-tracking system), and the 7th — Champion Coverage Below Target — is excluded because journi has no structured champion-tracking data model to compute it from (a coalition member carries a free-text role field, not a governed Champion entity), so there is no genuine signal to compute, only one that could be faked.</w:t>
       </w:r>
     </w:p>
-    <w:bookmarkEnd w:id="104"/>
-    <w:bookmarkStart w:id="105" w:name="the-9-live-alerts"/>
+    <w:bookmarkEnd w:id="105"/>
+    <w:bookmarkStart w:id="106" w:name="the-9-live-alerts"/>
     <w:p>
       <w:pPr>
         <w:pStyle w:val="Heading3"/>
@@ -59010,8 +60338,8 @@
         <w:t xml:space="preserve">Part 4’s nine-project scenario library was deliberately designed so that every one of these 9 fires at least once against Bouregreg Group’s real data — seven from a single project’s own record, and ALT-008 and ALT-011 only because several projects are genuinely running concurrently against overlapping populations.</w:t>
       </w:r>
     </w:p>
-    <w:bookmarkEnd w:id="105"/>
-    <w:bookmarkStart w:id="106" w:name="the-7-catalogued-but-non-live-alerts"/>
+    <w:bookmarkEnd w:id="106"/>
+    <w:bookmarkStart w:id="107" w:name="the-7-catalogued-but-non-live-alerts"/>
     <w:p>
       <w:pPr>
         <w:pStyle w:val="Heading3"/>
@@ -59497,8 +60825,8 @@
         </w:tc>
       </w:tr>
     </w:tbl>
-    <w:bookmarkEnd w:id="106"/>
-    <w:bookmarkStart w:id="107" w:name="Xf6565557127911adf304fe9ac3cbe63c836db27"/>
+    <w:bookmarkEnd w:id="107"/>
+    <w:bookmarkStart w:id="108" w:name="Xf6565557127911adf304fe9ac3cbe63c836db27"/>
     <w:p>
       <w:pPr>
         <w:pStyle w:val="Heading3"/>
@@ -59630,8 +60958,8 @@
         <w:t xml:space="preserve">It is not a separate module; it is computed live from M5 and M6 data and surfaces exclusively as ALT-001 in the Notification Center.</w:t>
       </w:r>
     </w:p>
-    <w:bookmarkEnd w:id="107"/>
-    <w:bookmarkStart w:id="108" w:name="where-to-look-by-role"/>
+    <w:bookmarkEnd w:id="108"/>
+    <w:bookmarkStart w:id="109" w:name="where-to-look-by-role"/>
     <w:p>
       <w:pPr>
         <w:pStyle w:val="Heading3"/>
@@ -59743,8 +61071,8 @@
         <w:t xml:space="preserve">: none of the 9 live alerts route to Super Admin by default; their standing responsibility is Part 1’s tenant configuration (License, Permission Matrix, Governance Settings), not day-to-day alert triage.</w:t>
       </w:r>
     </w:p>
-    <w:bookmarkEnd w:id="108"/>
-    <w:bookmarkStart w:id="109" w:name="alert-to-scenario-cross-reference"/>
+    <w:bookmarkEnd w:id="109"/>
+    <w:bookmarkStart w:id="110" w:name="alert-to-scenario-cross-reference"/>
     <w:p>
       <w:pPr>
         <w:pStyle w:val="Heading3"/>
@@ -60380,9 +61708,9 @@
         <w:pStyle w:val="FirstParagraph"/>
       </w:pPr>
     </w:p>
-    <w:bookmarkEnd w:id="109"/>
     <w:bookmarkEnd w:id="110"/>
-    <w:bookmarkStart w:id="121" w:name="appendix-quick-reference"/>
+    <w:bookmarkEnd w:id="111"/>
+    <w:bookmarkStart w:id="122" w:name="appendix-quick-reference"/>
     <w:p>
       <w:pPr>
         <w:pStyle w:val="Heading2"/>
@@ -60396,7 +61724,7 @@
         <w:t xml:space="preserve">Appendix — Quick Reference</w:t>
       </w:r>
     </w:p>
-    <w:bookmarkStart w:id="111" w:name="a.1-role-legend"/>
+    <w:bookmarkStart w:id="112" w:name="a.1-role-legend"/>
     <w:p>
       <w:pPr>
         <w:pStyle w:val="Heading3"/>
@@ -61246,8 +62574,8 @@
         </w:tc>
       </w:tr>
     </w:tbl>
-    <w:bookmarkEnd w:id="111"/>
-    <w:bookmarkStart w:id="112" w:name="a.2-racsi-legend"/>
+    <w:bookmarkEnd w:id="112"/>
+    <w:bookmarkStart w:id="113" w:name="a.2-racsi-legend"/>
     <w:p>
       <w:pPr>
         <w:pStyle w:val="Heading3"/>
@@ -61801,8 +63129,8 @@
         <w:t xml:space="preserve">End User.</w:t>
       </w:r>
     </w:p>
-    <w:bookmarkEnd w:id="112"/>
-    <w:bookmarkStart w:id="113" w:name="a.3-the-four-frameworks-one-page"/>
+    <w:bookmarkEnd w:id="113"/>
+    <w:bookmarkStart w:id="114" w:name="a.3-the-four-frameworks-one-page"/>
     <w:p>
       <w:pPr>
         <w:pStyle w:val="Heading3"/>
@@ -62468,8 +63796,8 @@
         </w:tc>
       </w:tr>
     </w:tbl>
-    <w:bookmarkEnd w:id="113"/>
-    <w:bookmarkStart w:id="114" w:name="a.4-module-index-m1m20"/>
+    <w:bookmarkEnd w:id="114"/>
+    <w:bookmarkStart w:id="115" w:name="a.4-module-index-m1m21"/>
     <w:p>
       <w:pPr>
         <w:pStyle w:val="Heading3"/>
@@ -62480,7 +63808,7 @@
           <w:color w:val="3F827B"/>
           <w:sz w:val="29"/>
         </w:rPr>
-        <w:t xml:space="preserve">A.4 Module Index (M1–M20)</w:t>
+        <w:t xml:space="preserve">A.4 Module Index (M1–M21)</w:t>
       </w:r>
     </w:p>
     <w:tbl>
@@ -63878,9 +65206,74 @@
           </w:p>
         </w:tc>
       </w:tr>
+      <w:tr>
+        <w:trPr>
+          <w:cantSplit/>
+        </w:trPr>
+        <w:tc>
+          <w:tcPr/>
+          <w:p>
+            <w:pPr>
+              <w:pStyle w:val="Compact"/>
+              <w:jc w:val="left"/>
+            </w:pPr>
+            <w:r>
+              <w:rPr>
+                <w:sz w:val="22"/>
+              </w:rPr>
+              <w:t xml:space="preserve">M21</w:t>
+            </w:r>
+          </w:p>
+        </w:tc>
+        <w:tc>
+          <w:tcPr/>
+          <w:p>
+            <w:pPr>
+              <w:pStyle w:val="Compact"/>
+              <w:jc w:val="left"/>
+            </w:pPr>
+            <w:r>
+              <w:rPr>
+                <w:sz w:val="22"/>
+              </w:rPr>
+              <w:t xml:space="preserve">Field Notes</w:t>
+            </w:r>
+          </w:p>
+        </w:tc>
+        <w:tc>
+          <w:tcPr/>
+          <w:p>
+            <w:pPr>
+              <w:pStyle w:val="Compact"/>
+              <w:jc w:val="left"/>
+            </w:pPr>
+            <w:r>
+              <w:rPr>
+                <w:sz w:val="22"/>
+              </w:rPr>
+              <w:t xml:space="preserve">Freeform log: category, related module, author, body</w:t>
+            </w:r>
+          </w:p>
+        </w:tc>
+        <w:tc>
+          <w:tcPr/>
+          <w:p>
+            <w:pPr>
+              <w:pStyle w:val="Compact"/>
+              <w:jc w:val="left"/>
+            </w:pPr>
+            <w:r>
+              <w:rPr>
+                <w:sz w:val="22"/>
+              </w:rPr>
+              <w:t xml:space="preserve">CRUD</w:t>
+            </w:r>
+          </w:p>
+        </w:tc>
+      </w:tr>
     </w:tbl>
-    <w:bookmarkEnd w:id="114"/>
-    <w:bookmarkStart w:id="115" w:name="a.5-the-16-end-to-end-processes-index"/>
+    <w:bookmarkEnd w:id="115"/>
+    <w:bookmarkStart w:id="116" w:name="a.5-the-16-end-to-end-processes-index"/>
     <w:p>
       <w:pPr>
         <w:pStyle w:val="Heading3"/>
@@ -65030,8 +66423,8 @@
         </w:tc>
       </w:tr>
     </w:tbl>
-    <w:bookmarkEnd w:id="115"/>
-    <w:bookmarkStart w:id="116" w:name="a.6-glossary"/>
+    <w:bookmarkEnd w:id="116"/>
+    <w:bookmarkStart w:id="117" w:name="a.6-glossary"/>
     <w:p>
       <w:pPr>
         <w:pStyle w:val="Heading3"/>
@@ -65428,8 +66821,8 @@
         <w:pStyle w:val="FirstParagraph"/>
       </w:pPr>
     </w:p>
-    <w:bookmarkEnd w:id="116"/>
-    <w:bookmarkStart w:id="117" w:name="a.7-a-worked-racsi-grid-example-m18"/>
+    <w:bookmarkEnd w:id="117"/>
+    <w:bookmarkStart w:id="118" w:name="a.7-a-worked-racsi-grid-example-m18"/>
     <w:p>
       <w:pPr>
         <w:pStyle w:val="Heading3"/>
@@ -66081,8 +67474,8 @@
         <w:pStyle w:val="BodyText"/>
       </w:pPr>
     </w:p>
-    <w:bookmarkEnd w:id="117"/>
-    <w:bookmarkStart w:id="118" w:name="a.8-sample-journi-entries"/>
+    <w:bookmarkEnd w:id="118"/>
+    <w:bookmarkStart w:id="119" w:name="a.8-sample-journi-entries"/>
     <w:p>
       <w:pPr>
         <w:pStyle w:val="Heading3"/>
@@ -66363,8 +67756,8 @@
         <w:pStyle w:val="BodyText"/>
       </w:pPr>
     </w:p>
-    <w:bookmarkEnd w:id="118"/>
-    <w:bookmarkStart w:id="119" w:name="a.9-frequently-asked-questions"/>
+    <w:bookmarkEnd w:id="119"/>
+    <w:bookmarkStart w:id="120" w:name="a.9-frequently-asked-questions"/>
     <w:p>
       <w:pPr>
         <w:pStyle w:val="Heading3"/>
@@ -66767,8 +68160,8 @@
         <w:t xml:space="preserve">In a real deployment it plausibly would, and that concentration is itself worth naming: journi’s Sponsor &amp; Coalition module (M7) tracks each project’s sponsorship independently, so an overloaded Sponsor shows up as thinning visibility across multiple projects rather than being hidden by one project’s own clean-looking record — exactly the kind of portfolio-level signal ALT-003 (Sponsor Coverage Gap) is built to catch if that CFO’s attention genuinely starts to spread too thin.</w:t>
       </w:r>
     </w:p>
-    <w:bookmarkEnd w:id="119"/>
-    <w:bookmarkStart w:id="120" w:name="about-this-version"/>
+    <w:bookmarkEnd w:id="120"/>
+    <w:bookmarkStart w:id="121" w:name="about-this-version"/>
     <w:p>
       <w:pPr>
         <w:pStyle w:val="Heading3"/>
@@ -66826,7 +68219,7 @@
         <w:rPr>
           <w:sz w:val="25"/>
         </w:rPr>
-        <w:t xml:space="preserve">a complete tenant build from a blank deployment (Part 1); a 64-week ERP program run week by week through all four frameworks’ real stage vocabulary, normal flow and all six documented exceptions, in full task-and-step detail (Part 1B); every one of journi’s 20 modules with its real CRUD and RBAC behavior (Part 2); all 16 registered End-to-End processes, each traced to a real point in the Bouregreg scenario (Part 3); a nine-project scenario library covering eight of journi’s ten Main Project archetypes and exercising all 9 live-computed alerts at least once (Part 4); the full alert catalog and the two automated readiness metrics behind it (Part 5); and a nine-section quick-reference appendix, from role and RACSI legends through a worked grid example, sample field entries, and this FAQ.</w:t>
+        <w:t xml:space="preserve">a complete tenant build from a blank deployment (Part 1); a 64-week ERP program run week by week through all four frameworks’ real stage vocabulary, normal flow and all six documented exceptions, in full task-and-step detail (Part 1B); every one of journi’s 21 modules with its real CRUD and RBAC behavior (Part 2); all 16 registered End-to-End processes, each traced to a real point in the Bouregreg scenario (Part 3); a nine-project scenario library covering eight of journi’s ten Main Project archetypes and exercising all 9 live-computed alerts at least once (Part 4); the full alert catalog and the two automated readiness metrics behind it (Part 5); and a nine-section quick-reference appendix, from role and RACSI legends through a worked grid example, sample field entries, and this FAQ.</w:t>
       </w:r>
     </w:p>
     <w:p>
@@ -66902,8 +68295,8 @@
         <w:t xml:space="preserve">This concludes the journi Complete User Guide — Parts 1, 1B, and 2 through 5, plus this Appendix.</w:t>
       </w:r>
     </w:p>
-    <w:bookmarkEnd w:id="120"/>
     <w:bookmarkEnd w:id="121"/>
+    <w:bookmarkEnd w:id="122"/>
     <w:sectPr>
       <w:headerReference w:type="default" r:id="rId9"/>
       <w:footerReference w:type="default" r:id="rId10"/>
